--- a/Rapport_ALU.docx
+++ b/Rapport_ALU.docx
@@ -856,22 +856,13 @@
         <w:t xml:space="preserve">, ou reprendre directement la valeur de celle-ci et l’inverser (car </w:t>
       </w:r>
       <w:r>
-        <w:t xml:space="preserve">B – A = </w:t>
-      </w:r>
-      <w:r>
-        <w:t>–</w:t>
-      </w:r>
-      <w:r>
-        <w:t xml:space="preserve"> (A</w:t>
+        <w:t>B – A = – (A</w:t>
       </w:r>
       <w:r>
         <w:t xml:space="preserve"> </w:t>
       </w:r>
       <w:r>
-        <w:t>–</w:t>
-      </w:r>
-      <w:r>
-        <w:t xml:space="preserve"> B)) </w:t>
+        <w:t xml:space="preserve">– B)) </w:t>
       </w:r>
     </w:p>
     <w:p>
@@ -986,8 +977,70 @@
         <w:rPr>
           <w:lang w:val="fr-FR"/>
         </w:rPr>
-        <w:t>est à ‘1’, on effectue une soustraction (a part pour le OR)</w:t>
-      </w:r>
+        <w:t>est à ‘1’, on effectue une soustraction (</w:t>
+      </w:r>
+      <w:r>
+        <w:rPr>
+          <w:lang w:val="fr-FR"/>
+        </w:rPr>
+        <w:t>à</w:t>
+      </w:r>
+      <w:r>
+        <w:rPr>
+          <w:lang w:val="fr-FR"/>
+        </w:rPr>
+        <w:t xml:space="preserve"> part pour le OR)</w:t>
+      </w:r>
+    </w:p>
+    <w:p>
+      <w:pPr>
+        <w:pStyle w:val="Paragraphedeliste"/>
+        <w:numPr>
+          <w:ilvl w:val="0"/>
+          <w:numId w:val="36"/>
+        </w:numPr>
+        <w:rPr>
+          <w:lang w:val="fr-FR"/>
+        </w:rPr>
+      </w:pPr>
+      <w:r>
+        <w:rPr>
+          <w:lang w:val="fr-FR"/>
+        </w:rPr>
+        <w:t xml:space="preserve">Si on utilise </w:t>
+      </w:r>
+      <w:r>
+        <w:t>B – A = – (A – B)</w:t>
+      </w:r>
+      <w:r>
+        <w:t xml:space="preserve">, alors </w:t>
+      </w:r>
+      <w:r>
+        <w:t>le premier opérande</w:t>
+      </w:r>
+      <w:r>
+        <w:t xml:space="preserve"> </w:t>
+      </w:r>
+      <w:r>
+        <w:t xml:space="preserve">est toujours na_i -&gt; on peut utiliser un mux pour déterminer </w:t>
+      </w:r>
+      <w:r>
+        <w:t>le deuxième opérande. Dans ce cas on fait deux fois le cà2</w:t>
+      </w:r>
+      <w:r>
+        <w:t xml:space="preserve">, les +1 de ceux-ci s’annule, il suffit donc de </w:t>
+      </w:r>
+      <w:r>
+        <w:t>laisser le cin à 0 dans ce cas.</w:t>
+      </w:r>
+    </w:p>
+    <w:p>
+      <w:pPr>
+        <w:ind w:left="432"/>
+        <w:rPr>
+          <w:lang w:val="fr-FR"/>
+        </w:rPr>
+      </w:pPr>
     </w:p>
     <w:p>
       <w:pPr>
@@ -4402,7 +4455,7 @@
         <w:rFonts w:ascii="Times New Roman" w:eastAsia="Times New Roman" w:hAnsi="Times New Roman" w:cs="Times New Roman" w:hint="default"/>
       </w:rPr>
     </w:lvl>
-    <w:lvl w:ilvl="1" w:tplc="100C0003" w:tentative="1">
+    <w:lvl w:ilvl="1" w:tplc="100C0003">
       <w:start w:val="1"/>
       <w:numFmt w:val="bullet"/>
       <w:lvlText w:val="o"/>

--- a/Rapport_ALU.docx
+++ b/Rapport_ALU.docx
@@ -754,10 +754,26 @@
         <w:t xml:space="preserve">Il suffit donc de relier les bits </w:t>
       </w:r>
       <w:r>
-        <w:t>[N-1 .. 0] du signal d’entré aux bits [</w:t>
-      </w:r>
-      <w:r>
-        <w:t>N .. 1] du signal de sortie et mettre le poids faible de la sortie à ‘0’.</w:t>
+        <w:t>[N-1</w:t>
+      </w:r>
+      <w:proofErr w:type="gramStart"/>
+      <w:r>
+        <w:t xml:space="preserve"> ..</w:t>
+      </w:r>
+      <w:proofErr w:type="gramEnd"/>
+      <w:r>
+        <w:t xml:space="preserve"> 0] du signal d’entré aux bits [</w:t>
+      </w:r>
+      <w:r>
+        <w:t>N</w:t>
+      </w:r>
+      <w:proofErr w:type="gramStart"/>
+      <w:r>
+        <w:t xml:space="preserve"> ..</w:t>
+      </w:r>
+      <w:proofErr w:type="gramEnd"/>
+      <w:r>
+        <w:t xml:space="preserve"> 1] du signal de sortie et mettre le poids faible de la sortie à ‘0’.</w:t>
       </w:r>
     </w:p>
     <w:p>
@@ -934,19 +950,161 @@
         <w:rPr>
           <w:lang w:val="fr-FR"/>
         </w:rPr>
-        <w:t>Une solution est de prendre un mux a 3 bits (8 entrées) et de relier chaques opérations.</w:t>
-      </w:r>
-    </w:p>
-    <w:p>
-      <w:pPr>
+        <w:t xml:space="preserve">Une solution est de prendre un </w:t>
+      </w:r>
+      <w:proofErr w:type="spellStart"/>
+      <w:r>
         <w:rPr>
           <w:lang w:val="fr-FR"/>
         </w:rPr>
-      </w:pPr>
+        <w:t>mux</w:t>
+      </w:r>
+      <w:proofErr w:type="spellEnd"/>
       <w:r>
         <w:rPr>
           <w:lang w:val="fr-FR"/>
         </w:rPr>
+        <w:t xml:space="preserve"> a 3 bits (8 entrées) et de relier </w:t>
+      </w:r>
+      <w:proofErr w:type="spellStart"/>
+      <w:r>
+        <w:rPr>
+          <w:lang w:val="fr-FR"/>
+        </w:rPr>
+        <w:t>chaques</w:t>
+      </w:r>
+      <w:proofErr w:type="spellEnd"/>
+      <w:r>
+        <w:rPr>
+          <w:lang w:val="fr-FR"/>
+        </w:rPr>
+        <w:t xml:space="preserve"> opérations.</w:t>
+      </w:r>
+    </w:p>
+    <w:p>
+      <w:pPr>
+        <w:rPr>
+          <w:lang w:val="fr-FR"/>
+        </w:rPr>
+      </w:pPr>
+      <w:r>
+        <w:rPr>
+          <w:lang w:val="fr-FR"/>
+        </w:rPr>
+        <w:drawing>
+          <wp:inline distT="0" distB="0" distL="0" distR="0" wp14:anchorId="1DB54DD5" wp14:editId="2A13AE4E">
+            <wp:extent cx="3907969" cy="3449782"/>
+            <wp:effectExtent l="0" t="0" r="0" b="0"/>
+            <wp:docPr id="1148767080" name="Image 1"/>
+            <wp:cNvGraphicFramePr>
+              <a:graphicFrameLocks xmlns:a="http://schemas.openxmlformats.org/drawingml/2006/main" noChangeAspect="1"/>
+            </wp:cNvGraphicFramePr>
+            <a:graphic xmlns:a="http://schemas.openxmlformats.org/drawingml/2006/main">
+              <a:graphicData uri="http://schemas.openxmlformats.org/drawingml/2006/picture">
+                <pic:pic xmlns:pic="http://schemas.openxmlformats.org/drawingml/2006/picture">
+                  <pic:nvPicPr>
+                    <pic:cNvPr id="1148767080" name=""/>
+                    <pic:cNvPicPr/>
+                  </pic:nvPicPr>
+                  <pic:blipFill>
+                    <a:blip r:embed="rId8"/>
+                    <a:stretch>
+                      <a:fillRect/>
+                    </a:stretch>
+                  </pic:blipFill>
+                  <pic:spPr>
+                    <a:xfrm>
+                      <a:off x="0" y="0"/>
+                      <a:ext cx="3913935" cy="3455049"/>
+                    </a:xfrm>
+                    <a:prstGeom prst="rect">
+                      <a:avLst/>
+                    </a:prstGeom>
+                  </pic:spPr>
+                </pic:pic>
+              </a:graphicData>
+            </a:graphic>
+          </wp:inline>
+        </w:drawing>
+      </w:r>
+    </w:p>
+    <w:p>
+      <w:pPr>
+        <w:rPr>
+          <w:lang w:val="fr-FR"/>
+        </w:rPr>
+      </w:pPr>
+      <w:r>
+        <w:rPr>
+          <w:lang w:val="fr-FR"/>
+        </w:rPr>
+        <w:t xml:space="preserve">Avec </w:t>
+      </w:r>
+    </w:p>
+    <w:p>
+      <w:pPr>
+        <w:rPr>
+          <w:lang w:val="fr-FR"/>
+        </w:rPr>
+      </w:pPr>
+      <w:r>
+        <w:rPr>
+          <w:lang w:val="fr-FR"/>
+        </w:rPr>
+        <w:drawing>
+          <wp:inline distT="0" distB="0" distL="0" distR="0" wp14:anchorId="0D7E1E2D" wp14:editId="48917E17">
+            <wp:extent cx="1842655" cy="526473"/>
+            <wp:effectExtent l="0" t="0" r="5715" b="6985"/>
+            <wp:docPr id="1249614275" name="Image 1"/>
+            <wp:cNvGraphicFramePr>
+              <a:graphicFrameLocks xmlns:a="http://schemas.openxmlformats.org/drawingml/2006/main" noChangeAspect="1"/>
+            </wp:cNvGraphicFramePr>
+            <a:graphic xmlns:a="http://schemas.openxmlformats.org/drawingml/2006/main">
+              <a:graphicData uri="http://schemas.openxmlformats.org/drawingml/2006/picture">
+                <pic:pic xmlns:pic="http://schemas.openxmlformats.org/drawingml/2006/picture">
+                  <pic:nvPicPr>
+                    <pic:cNvPr id="1249614275" name=""/>
+                    <pic:cNvPicPr/>
+                  </pic:nvPicPr>
+                  <pic:blipFill>
+                    <a:blip r:embed="rId9"/>
+                    <a:stretch>
+                      <a:fillRect/>
+                    </a:stretch>
+                  </pic:blipFill>
+                  <pic:spPr>
+                    <a:xfrm>
+                      <a:off x="0" y="0"/>
+                      <a:ext cx="1867806" cy="533659"/>
+                    </a:xfrm>
+                    <a:prstGeom prst="rect">
+                      <a:avLst/>
+                    </a:prstGeom>
+                  </pic:spPr>
+                </pic:pic>
+              </a:graphicData>
+            </a:graphic>
+          </wp:inline>
+        </w:drawing>
+      </w:r>
+      <w:r>
+        <w:rPr>
+          <w:lang w:val="fr-FR"/>
+        </w:rPr>
+        <w:br w:type="page"/>
+      </w:r>
+    </w:p>
+    <w:p>
+      <w:pPr>
+        <w:rPr>
+          <w:lang w:val="fr-FR"/>
+        </w:rPr>
+      </w:pPr>
+      <w:r>
+        <w:rPr>
+          <w:lang w:val="fr-FR"/>
+        </w:rPr>
+        <w:lastRenderedPageBreak/>
         <w:t>Cependant on peut optimiser cela</w:t>
       </w:r>
       <w:r>
@@ -989,7 +1147,21 @@
         <w:rPr>
           <w:lang w:val="fr-FR"/>
         </w:rPr>
-        <w:t xml:space="preserve"> part pour le OR)</w:t>
+        <w:t xml:space="preserve"> part pour </w:t>
+      </w:r>
+      <w:proofErr w:type="gramStart"/>
+      <w:r>
+        <w:rPr>
+          <w:lang w:val="fr-FR"/>
+        </w:rPr>
+        <w:t>le OR</w:t>
+      </w:r>
+      <w:proofErr w:type="gramEnd"/>
+      <w:r>
+        <w:rPr>
+          <w:lang w:val="fr-FR"/>
+        </w:rPr>
+        <w:t>)</w:t>
       </w:r>
     </w:p>
     <w:p>
@@ -1022,7 +1194,29 @@
         <w:t xml:space="preserve"> </w:t>
       </w:r>
       <w:r>
-        <w:t xml:space="preserve">est toujours na_i -&gt; on peut utiliser un mux pour déterminer </w:t>
+        <w:t xml:space="preserve">est toujours </w:t>
+      </w:r>
+      <w:proofErr w:type="spellStart"/>
+      <w:r>
+        <w:t>na_i</w:t>
+      </w:r>
+      <w:proofErr w:type="spellEnd"/>
+      <w:r>
+        <w:t xml:space="preserve"> </w:t>
+      </w:r>
+      <w:r>
+        <w:t xml:space="preserve">(sauf pour Or et AND) </w:t>
+      </w:r>
+      <w:r>
+        <w:t xml:space="preserve">-&gt; on peut utiliser un </w:t>
+      </w:r>
+      <w:proofErr w:type="spellStart"/>
+      <w:r>
+        <w:t>mux</w:t>
+      </w:r>
+      <w:proofErr w:type="spellEnd"/>
+      <w:r>
+        <w:t xml:space="preserve"> pour déterminer </w:t>
       </w:r>
       <w:r>
         <w:t>le deuxième opérande. Dans ce cas on fait deux fois le cà2</w:t>
@@ -1031,32 +1225,821 @@
         <w:t xml:space="preserve">, les +1 de ceux-ci s’annule, il suffit donc de </w:t>
       </w:r>
       <w:r>
-        <w:t>laisser le cin à 0 dans ce cas.</w:t>
-      </w:r>
+        <w:t xml:space="preserve">laisser le </w:t>
+      </w:r>
+      <w:proofErr w:type="spellStart"/>
+      <w:r>
+        <w:t>cin</w:t>
+      </w:r>
+      <w:proofErr w:type="spellEnd"/>
+      <w:r>
+        <w:t xml:space="preserve"> à 0 dans ce cas.</w:t>
+      </w:r>
+    </w:p>
+    <w:p>
+      <w:pPr>
+        <w:pStyle w:val="Paragraphedeliste"/>
+        <w:numPr>
+          <w:ilvl w:val="0"/>
+          <w:numId w:val="36"/>
+        </w:numPr>
+        <w:rPr>
+          <w:lang w:val="fr-FR"/>
+        </w:rPr>
+      </w:pPr>
+      <w:r>
+        <w:t xml:space="preserve">On peut aussi passer le résultat </w:t>
+      </w:r>
+      <w:proofErr w:type="gramStart"/>
+      <w:r>
+        <w:t>d</w:t>
+      </w:r>
+      <w:r>
+        <w:t>u</w:t>
+      </w:r>
+      <w:r>
+        <w:t xml:space="preserve"> OR</w:t>
+      </w:r>
+      <w:proofErr w:type="gramEnd"/>
+      <w:r>
+        <w:t xml:space="preserve"> et AND dans l’additionneur et l’additionner à 0.</w:t>
+      </w:r>
+    </w:p>
+    <w:p>
+      <w:pPr>
+        <w:ind w:left="360"/>
+        <w:rPr>
+          <w:lang w:val="fr-FR"/>
+        </w:rPr>
+      </w:pPr>
+    </w:p>
+    <w:p>
+      <w:pPr>
+        <w:ind w:left="360"/>
+        <w:rPr>
+          <w:lang w:val="fr-FR"/>
+        </w:rPr>
+      </w:pPr>
+      <w:r>
+        <w:rPr>
+          <w:lang w:val="fr-FR"/>
+        </w:rPr>
+        <w:t>On doit donc déterminer les deux opérandes de l’addition</w:t>
+      </w:r>
+      <w:r>
+        <w:rPr>
+          <w:lang w:val="fr-FR"/>
+        </w:rPr>
+        <w:t>.</w:t>
+      </w:r>
+    </w:p>
+    <w:p>
+      <w:pPr>
+        <w:ind w:left="360"/>
+        <w:rPr>
+          <w:lang w:val="fr-FR"/>
+        </w:rPr>
+      </w:pPr>
+      <w:r>
+        <w:rPr>
+          <w:lang w:val="fr-FR"/>
+        </w:rPr>
+        <w:t>Deuxième</w:t>
+      </w:r>
+      <w:r>
+        <w:rPr>
+          <w:lang w:val="fr-FR"/>
+        </w:rPr>
+        <w:t xml:space="preserve"> opérande :</w:t>
+      </w:r>
+    </w:p>
+    <w:p>
+      <w:pPr>
+        <w:ind w:left="360"/>
+        <w:rPr>
+          <w:lang w:val="fr-FR"/>
+        </w:rPr>
+      </w:pPr>
+      <w:r>
+        <w:rPr>
+          <w:lang w:val="fr-FR"/>
+        </w:rPr>
+        <w:drawing>
+          <wp:inline distT="0" distB="0" distL="0" distR="0" wp14:anchorId="304FCFD8" wp14:editId="2A5D9777">
+            <wp:extent cx="5388192" cy="2606172"/>
+            <wp:effectExtent l="0" t="0" r="3175" b="3810"/>
+            <wp:docPr id="641737595" name="Image 1"/>
+            <wp:cNvGraphicFramePr>
+              <a:graphicFrameLocks xmlns:a="http://schemas.openxmlformats.org/drawingml/2006/main" noChangeAspect="1"/>
+            </wp:cNvGraphicFramePr>
+            <a:graphic xmlns:a="http://schemas.openxmlformats.org/drawingml/2006/main">
+              <a:graphicData uri="http://schemas.openxmlformats.org/drawingml/2006/picture">
+                <pic:pic xmlns:pic="http://schemas.openxmlformats.org/drawingml/2006/picture">
+                  <pic:nvPicPr>
+                    <pic:cNvPr id="641737595" name="Image 1"/>
+                    <pic:cNvPicPr/>
+                  </pic:nvPicPr>
+                  <pic:blipFill>
+                    <a:blip r:embed="rId10">
+                      <a:extLst>
+                        <a:ext uri="{28A0092B-C50C-407E-A947-70E740481C1C}">
+                          <a14:useLocalDpi xmlns:a14="http://schemas.microsoft.com/office/drawing/2010/main" val="0"/>
+                        </a:ext>
+                      </a:extLst>
+                    </a:blip>
+                    <a:stretch>
+                      <a:fillRect/>
+                    </a:stretch>
+                  </pic:blipFill>
+                  <pic:spPr>
+                    <a:xfrm>
+                      <a:off x="0" y="0"/>
+                      <a:ext cx="5388192" cy="2606172"/>
+                    </a:xfrm>
+                    <a:prstGeom prst="rect">
+                      <a:avLst/>
+                    </a:prstGeom>
+                  </pic:spPr>
+                </pic:pic>
+              </a:graphicData>
+            </a:graphic>
+          </wp:inline>
+        </w:drawing>
+      </w:r>
+    </w:p>
+    <w:p>
+      <w:pPr>
+        <w:ind w:left="360"/>
+        <w:rPr>
+          <w:lang w:val="fr-FR"/>
+        </w:rPr>
+      </w:pPr>
+      <w:r>
+        <w:rPr>
+          <w:lang w:val="fr-FR"/>
+        </w:rPr>
+        <w:t>Rappel :</w:t>
+      </w:r>
+    </w:p>
+    <w:p>
+      <w:pPr>
+        <w:ind w:left="360"/>
+        <w:rPr>
+          <w:noProof/>
+        </w:rPr>
+      </w:pPr>
+      <w:r>
+        <w:rPr>
+          <w:noProof/>
+        </w:rPr>
+        <w:t xml:space="preserve"> </w:t>
+      </w:r>
+      <w:r>
+        <w:rPr>
+          <w:lang w:val="fr-FR"/>
+        </w:rPr>
+        <w:drawing>
+          <wp:inline distT="0" distB="0" distL="0" distR="0" wp14:anchorId="749AE583" wp14:editId="7B263786">
+            <wp:extent cx="4325816" cy="2199263"/>
+            <wp:effectExtent l="0" t="0" r="0" b="0"/>
+            <wp:docPr id="614844497" name="Image 1"/>
+            <wp:cNvGraphicFramePr>
+              <a:graphicFrameLocks xmlns:a="http://schemas.openxmlformats.org/drawingml/2006/main" noChangeAspect="1"/>
+            </wp:cNvGraphicFramePr>
+            <a:graphic xmlns:a="http://schemas.openxmlformats.org/drawingml/2006/main">
+              <a:graphicData uri="http://schemas.openxmlformats.org/drawingml/2006/picture">
+                <pic:pic xmlns:pic="http://schemas.openxmlformats.org/drawingml/2006/picture">
+                  <pic:nvPicPr>
+                    <pic:cNvPr id="614844497" name=""/>
+                    <pic:cNvPicPr/>
+                  </pic:nvPicPr>
+                  <pic:blipFill>
+                    <a:blip r:embed="rId11"/>
+                    <a:stretch>
+                      <a:fillRect/>
+                    </a:stretch>
+                  </pic:blipFill>
+                  <pic:spPr>
+                    <a:xfrm>
+                      <a:off x="0" y="0"/>
+                      <a:ext cx="4344833" cy="2208931"/>
+                    </a:xfrm>
+                    <a:prstGeom prst="rect">
+                      <a:avLst/>
+                    </a:prstGeom>
+                  </pic:spPr>
+                </pic:pic>
+              </a:graphicData>
+            </a:graphic>
+          </wp:inline>
+        </w:drawing>
+      </w:r>
+    </w:p>
+    <w:p>
+      <w:pPr>
+        <w:ind w:left="360"/>
+        <w:rPr>
+          <w:noProof/>
+        </w:rPr>
+      </w:pPr>
+      <w:r>
+        <w:rPr>
+          <w:noProof/>
+        </w:rPr>
+        <w:t>On a donc comme entrée dans le MUX </w:t>
+      </w:r>
+      <w:r>
+        <w:rPr>
+          <w:noProof/>
+        </w:rPr>
+        <w:t>des valeurs dépendant de op</w:t>
+      </w:r>
+      <w:r>
+        <w:rPr>
+          <w:noProof/>
+        </w:rPr>
+        <w:t>2_s</w:t>
+      </w:r>
+      <w:r>
+        <w:rPr>
+          <w:noProof/>
+        </w:rPr>
+        <w:t>:</w:t>
+      </w:r>
+    </w:p>
+    <w:p>
+      <w:pPr>
+        <w:pStyle w:val="Paragraphedeliste"/>
+        <w:numPr>
+          <w:ilvl w:val="0"/>
+          <w:numId w:val="38"/>
+        </w:numPr>
+        <w:ind w:left="1440" w:hanging="1080"/>
+        <w:rPr>
+          <w:lang w:val="fr-FR"/>
+        </w:rPr>
+      </w:pPr>
+      <w:r>
+        <w:t xml:space="preserve">On fait soit </w:t>
+      </w:r>
+      <w:r>
+        <w:rPr>
+          <w:lang w:val="fr-FR"/>
+        </w:rPr>
+        <w:t xml:space="preserve">ne addition </w:t>
+      </w:r>
+      <w:r>
+        <w:rPr>
+          <w:lang w:val="fr-FR"/>
+        </w:rPr>
+        <w:t>soit</w:t>
+      </w:r>
+      <w:r>
+        <w:rPr>
+          <w:lang w:val="fr-FR"/>
+        </w:rPr>
+        <w:t xml:space="preserve"> une soustraction, le bit op2_s </w:t>
+      </w:r>
+      <w:r>
+        <w:rPr>
+          <w:lang w:val="fr-FR"/>
+        </w:rPr>
+        <w:t>nous dit donc si on active ou non le cà2 (inversion des bits + carry de l’additionneur à ‘1’, voir ensuite)</w:t>
+      </w:r>
+    </w:p>
+    <w:p>
+      <w:pPr>
+        <w:pStyle w:val="Paragraphedeliste"/>
+        <w:numPr>
+          <w:ilvl w:val="0"/>
+          <w:numId w:val="38"/>
+        </w:numPr>
+        <w:ind w:left="1440" w:hanging="1080"/>
+        <w:rPr>
+          <w:lang w:val="fr-FR"/>
+        </w:rPr>
+      </w:pPr>
+      <w:r>
+        <w:rPr>
+          <w:lang w:val="fr-FR"/>
+        </w:rPr>
+        <w:t>On a</w:t>
+      </w:r>
+      <w:r>
+        <w:rPr>
+          <w:lang w:val="fr-FR"/>
+        </w:rPr>
+        <w:t xml:space="preserve"> soit </w:t>
+      </w:r>
+      <w:proofErr w:type="spellStart"/>
+      <w:r>
+        <w:rPr>
+          <w:lang w:val="fr-FR"/>
+        </w:rPr>
+        <w:t>na_i</w:t>
+      </w:r>
+      <w:proofErr w:type="spellEnd"/>
+      <w:r>
+        <w:rPr>
+          <w:lang w:val="fr-FR"/>
+        </w:rPr>
+        <w:t xml:space="preserve"> (pour l’additionner à lui-même et donc le multiplier par 2) soit </w:t>
+      </w:r>
+      <w:r>
+        <w:rPr>
+          <w:lang w:val="fr-FR"/>
+        </w:rPr>
+        <w:t>le cà2 de nb</w:t>
+      </w:r>
+      <w:r>
+        <w:rPr>
+          <w:lang w:val="fr-FR"/>
+        </w:rPr>
+        <w:t>_i</w:t>
+      </w:r>
+      <w:r>
+        <w:rPr>
+          <w:lang w:val="fr-FR"/>
+        </w:rPr>
+        <w:t xml:space="preserve"> (car B-A = -(A-B)).</w:t>
+      </w:r>
+    </w:p>
+    <w:p>
+      <w:pPr>
+        <w:pStyle w:val="Paragraphedeliste"/>
+        <w:numPr>
+          <w:ilvl w:val="0"/>
+          <w:numId w:val="38"/>
+        </w:numPr>
+        <w:ind w:left="1440" w:hanging="1080"/>
+        <w:rPr>
+          <w:lang w:val="en-US"/>
+        </w:rPr>
+      </w:pPr>
+      <w:r>
+        <w:rPr>
+          <w:lang w:val="fr-FR"/>
+        </w:rPr>
+        <w:t xml:space="preserve">Avec op2_s = 0 on fait un AND. </w:t>
+      </w:r>
+      <w:r>
+        <w:rPr>
+          <w:lang w:val="en-US"/>
+        </w:rPr>
+        <w:t>Sinon on fait</w:t>
+      </w:r>
+      <w:r>
+        <w:rPr>
+          <w:lang w:val="en-US"/>
+        </w:rPr>
+        <w:t xml:space="preserve"> </w:t>
+      </w:r>
+      <w:proofErr w:type="gramStart"/>
+      <w:r>
+        <w:rPr>
+          <w:lang w:val="en-US"/>
+        </w:rPr>
+        <w:t>not(</w:t>
+      </w:r>
+      <w:proofErr w:type="gramEnd"/>
+      <w:r>
+        <w:rPr>
+          <w:lang w:val="en-US"/>
+        </w:rPr>
+        <w:t xml:space="preserve">(not </w:t>
+      </w:r>
+      <w:proofErr w:type="spellStart"/>
+      <w:r>
+        <w:rPr>
+          <w:lang w:val="en-US"/>
+        </w:rPr>
+        <w:t>na_i</w:t>
+      </w:r>
+      <w:proofErr w:type="spellEnd"/>
+      <w:r>
+        <w:rPr>
+          <w:lang w:val="en-US"/>
+        </w:rPr>
+        <w:t xml:space="preserve">) </w:t>
+      </w:r>
+      <w:r>
+        <w:rPr>
+          <w:lang w:val="en-US"/>
+        </w:rPr>
+        <w:t xml:space="preserve">AND (not </w:t>
+      </w:r>
+      <w:proofErr w:type="spellStart"/>
+      <w:r>
+        <w:rPr>
+          <w:lang w:val="en-US"/>
+        </w:rPr>
+        <w:t>nb_i</w:t>
+      </w:r>
+      <w:proofErr w:type="spellEnd"/>
+      <w:r>
+        <w:rPr>
+          <w:lang w:val="en-US"/>
+        </w:rPr>
+        <w:t xml:space="preserve">)) </w:t>
+      </w:r>
+      <w:proofErr w:type="spellStart"/>
+      <w:r>
+        <w:rPr>
+          <w:lang w:val="en-US"/>
+        </w:rPr>
+        <w:t>ce</w:t>
+      </w:r>
+      <w:proofErr w:type="spellEnd"/>
+      <w:r>
+        <w:rPr>
+          <w:lang w:val="en-US"/>
+        </w:rPr>
+        <w:t xml:space="preserve"> qui nous fait </w:t>
+      </w:r>
+      <w:proofErr w:type="spellStart"/>
+      <w:r>
+        <w:rPr>
+          <w:lang w:val="en-US"/>
+        </w:rPr>
+        <w:t>na_i</w:t>
+      </w:r>
+      <w:proofErr w:type="spellEnd"/>
+      <w:r>
+        <w:rPr>
+          <w:lang w:val="en-US"/>
+        </w:rPr>
+        <w:t xml:space="preserve"> OR </w:t>
+      </w:r>
+      <w:proofErr w:type="spellStart"/>
+      <w:r>
+        <w:rPr>
+          <w:lang w:val="en-US"/>
+        </w:rPr>
+        <w:t>nb_i</w:t>
+      </w:r>
+      <w:proofErr w:type="spellEnd"/>
+      <w:r>
+        <w:rPr>
+          <w:lang w:val="en-US"/>
+        </w:rPr>
+        <w:t>.</w:t>
+      </w:r>
+    </w:p>
+    <w:p>
+      <w:pPr>
+        <w:pStyle w:val="Paragraphedeliste"/>
+        <w:numPr>
+          <w:ilvl w:val="0"/>
+          <w:numId w:val="38"/>
+        </w:numPr>
+        <w:ind w:left="1440" w:hanging="1080"/>
+      </w:pPr>
+      <w:r>
+        <w:t>Si op</w:t>
+      </w:r>
+      <w:r>
+        <w:t>2_s est vr</w:t>
+      </w:r>
+      <w:r>
+        <w:t>ai on à 1, sinon -1 (son cà2)</w:t>
+      </w:r>
+    </w:p>
+    <w:p>
+      <w:pPr>
+        <w:ind w:left="360"/>
+      </w:pPr>
+    </w:p>
+    <w:p>
+      <w:pPr>
+        <w:ind w:left="360"/>
+      </w:pPr>
     </w:p>
     <w:p>
       <w:pPr>
         <w:ind w:left="432"/>
-        <w:rPr>
-          <w:lang w:val="fr-FR"/>
-        </w:rPr>
-      </w:pPr>
-    </w:p>
-    <w:p>
-      <w:pPr>
-        <w:rPr>
-          <w:rFonts w:ascii="Arial" w:hAnsi="Arial" w:cs="Arial"/>
-          <w:lang w:val="fr-FR"/>
-        </w:rPr>
-      </w:pPr>
-    </w:p>
-    <w:p>
-      <w:pPr>
-        <w:rPr>
-          <w:rFonts w:ascii="Arial" w:hAnsi="Arial" w:cs="Arial"/>
-          <w:lang w:val="fr-FR"/>
-        </w:rPr>
-      </w:pPr>
+      </w:pPr>
+      <w:r>
+        <w:br/>
+      </w:r>
+    </w:p>
+    <w:p>
+      <w:pPr>
+        <w:rPr>
+          <w:rFonts w:ascii="Arial" w:hAnsi="Arial" w:cs="Arial"/>
+        </w:rPr>
+      </w:pPr>
+    </w:p>
+    <w:p>
+      <w:r>
+        <w:t>Première</w:t>
+      </w:r>
+      <w:r>
+        <w:t xml:space="preserve"> opérande :</w:t>
+      </w:r>
+    </w:p>
+    <w:p>
+      <w:pPr>
+        <w:ind w:left="360"/>
+        <w:rPr>
+          <w:rFonts w:ascii="Arial" w:hAnsi="Arial" w:cs="Arial"/>
+        </w:rPr>
+      </w:pPr>
+      <w:r>
+        <w:rPr>
+          <w:rFonts w:ascii="Arial" w:hAnsi="Arial" w:cs="Arial"/>
+        </w:rPr>
+        <w:drawing>
+          <wp:inline distT="0" distB="0" distL="0" distR="0" wp14:anchorId="437FDA8A" wp14:editId="181BCA4C">
+            <wp:extent cx="2692337" cy="520792"/>
+            <wp:effectExtent l="0" t="0" r="0" b="0"/>
+            <wp:docPr id="681109982" name="Image 1"/>
+            <wp:cNvGraphicFramePr>
+              <a:graphicFrameLocks xmlns:a="http://schemas.openxmlformats.org/drawingml/2006/main" noChangeAspect="1"/>
+            </wp:cNvGraphicFramePr>
+            <a:graphic xmlns:a="http://schemas.openxmlformats.org/drawingml/2006/main">
+              <a:graphicData uri="http://schemas.openxmlformats.org/drawingml/2006/picture">
+                <pic:pic xmlns:pic="http://schemas.openxmlformats.org/drawingml/2006/picture">
+                  <pic:nvPicPr>
+                    <pic:cNvPr id="681109982" name="Image 1"/>
+                    <pic:cNvPicPr/>
+                  </pic:nvPicPr>
+                  <pic:blipFill>
+                    <a:blip r:embed="rId12" cstate="print">
+                      <a:extLst>
+                        <a:ext uri="{28A0092B-C50C-407E-A947-70E740481C1C}">
+                          <a14:useLocalDpi xmlns:a14="http://schemas.microsoft.com/office/drawing/2010/main" val="0"/>
+                        </a:ext>
+                      </a:extLst>
+                    </a:blip>
+                    <a:stretch>
+                      <a:fillRect/>
+                    </a:stretch>
+                  </pic:blipFill>
+                  <pic:spPr>
+                    <a:xfrm>
+                      <a:off x="0" y="0"/>
+                      <a:ext cx="2692337" cy="520792"/>
+                    </a:xfrm>
+                    <a:prstGeom prst="rect">
+                      <a:avLst/>
+                    </a:prstGeom>
+                  </pic:spPr>
+                </pic:pic>
+              </a:graphicData>
+            </a:graphic>
+          </wp:inline>
+        </w:drawing>
+      </w:r>
+    </w:p>
+    <w:p>
+      <w:r>
+        <w:t>Le deuxième opérande</w:t>
+      </w:r>
+      <w:r>
+        <w:t xml:space="preserve"> est </w:t>
+      </w:r>
+      <w:proofErr w:type="spellStart"/>
+      <w:r>
+        <w:t>na_i</w:t>
+      </w:r>
+      <w:proofErr w:type="spellEnd"/>
+      <w:r>
+        <w:t xml:space="preserve"> sauf</w:t>
+      </w:r>
+      <w:r>
+        <w:t xml:space="preserve"> quand on fait OR ou AND</w:t>
+      </w:r>
+      <w:r>
+        <w:t xml:space="preserve"> (quand </w:t>
+      </w:r>
+      <w:proofErr w:type="gramStart"/>
+      <w:r>
+        <w:t>opcode</w:t>
+      </w:r>
+      <w:r>
+        <w:t>(1..</w:t>
+      </w:r>
+      <w:proofErr w:type="gramEnd"/>
+      <w:r>
+        <w:t>0) = 10)</w:t>
+      </w:r>
+      <w:r>
+        <w:t>.</w:t>
+      </w:r>
+    </w:p>
+    <w:p>
+      <w:pPr>
+        <w:ind w:left="360"/>
+        <w:rPr>
+          <w:rFonts w:ascii="Arial" w:hAnsi="Arial" w:cs="Arial"/>
+        </w:rPr>
+      </w:pPr>
+    </w:p>
+    <w:p>
+      <w:r>
+        <w:t>Addition :</w:t>
+      </w:r>
+    </w:p>
+    <w:p>
+      <w:pPr>
+        <w:ind w:left="360"/>
+        <w:rPr>
+          <w:rFonts w:ascii="Arial" w:hAnsi="Arial" w:cs="Arial"/>
+        </w:rPr>
+      </w:pPr>
+      <w:r>
+        <w:rPr>
+          <w:rFonts w:ascii="Arial" w:hAnsi="Arial" w:cs="Arial"/>
+        </w:rPr>
+        <w:drawing>
+          <wp:inline distT="0" distB="0" distL="0" distR="0" wp14:anchorId="77623994" wp14:editId="492EAA67">
+            <wp:extent cx="6120130" cy="1599565"/>
+            <wp:effectExtent l="0" t="0" r="0" b="635"/>
+            <wp:docPr id="1724070370" name="Image 1"/>
+            <wp:cNvGraphicFramePr>
+              <a:graphicFrameLocks xmlns:a="http://schemas.openxmlformats.org/drawingml/2006/main" noChangeAspect="1"/>
+            </wp:cNvGraphicFramePr>
+            <a:graphic xmlns:a="http://schemas.openxmlformats.org/drawingml/2006/main">
+              <a:graphicData uri="http://schemas.openxmlformats.org/drawingml/2006/picture">
+                <pic:pic xmlns:pic="http://schemas.openxmlformats.org/drawingml/2006/picture">
+                  <pic:nvPicPr>
+                    <pic:cNvPr id="1724070370" name=""/>
+                    <pic:cNvPicPr/>
+                  </pic:nvPicPr>
+                  <pic:blipFill>
+                    <a:blip r:embed="rId13"/>
+                    <a:stretch>
+                      <a:fillRect/>
+                    </a:stretch>
+                  </pic:blipFill>
+                  <pic:spPr>
+                    <a:xfrm>
+                      <a:off x="0" y="0"/>
+                      <a:ext cx="6120130" cy="1599565"/>
+                    </a:xfrm>
+                    <a:prstGeom prst="rect">
+                      <a:avLst/>
+                    </a:prstGeom>
+                  </pic:spPr>
+                </pic:pic>
+              </a:graphicData>
+            </a:graphic>
+          </wp:inline>
+        </w:drawing>
+      </w:r>
+    </w:p>
+    <w:p>
+      <w:r>
+        <w:t xml:space="preserve">On a un </w:t>
+      </w:r>
+      <w:proofErr w:type="spellStart"/>
+      <w:r>
+        <w:t>cin</w:t>
+      </w:r>
+      <w:proofErr w:type="spellEnd"/>
+      <w:r>
+        <w:t xml:space="preserve"> pour le complément à deux, donc lorsque op2_s est a ‘1’. A l’exception de</w:t>
+      </w:r>
+      <w:r>
+        <w:t xml:space="preserve"> </w:t>
+      </w:r>
+      <w:r>
+        <w:t>B-A</w:t>
+      </w:r>
+      <w:r>
+        <w:t xml:space="preserve"> car on fait le cà2 avant et après l’addition ce qui reviens faire </w:t>
+      </w:r>
+      <w:r>
+        <w:t>– (</w:t>
+      </w:r>
+      <w:r>
+        <w:t>+</w:t>
+      </w:r>
+      <w:r>
+        <w:t>1</w:t>
+      </w:r>
+      <w:r>
+        <w:t>)</w:t>
+      </w:r>
+      <w:r>
+        <w:t xml:space="preserve"> </w:t>
+      </w:r>
+      <w:r>
+        <w:t>+</w:t>
+      </w:r>
+      <w:r>
+        <w:t>1</w:t>
+      </w:r>
+      <w:r>
+        <w:t>. On ne fait</w:t>
+      </w:r>
+      <w:r>
+        <w:t xml:space="preserve"> d</w:t>
+      </w:r>
+      <w:r>
+        <w:t>onc</w:t>
+      </w:r>
+      <w:r>
+        <w:t xml:space="preserve"> rien à la place afin de simplifier le circuit.</w:t>
+      </w:r>
+      <w:r>
+        <w:t xml:space="preserve"> Lorsqu’on fait B-A on doi</w:t>
+      </w:r>
+      <w:r>
+        <w:t xml:space="preserve">t </w:t>
+      </w:r>
+      <w:r>
+        <w:t>également</w:t>
+      </w:r>
+      <w:r>
+        <w:t xml:space="preserve"> i</w:t>
+      </w:r>
+      <w:r>
+        <w:t>nverser</w:t>
+      </w:r>
+      <w:r>
+        <w:t xml:space="preserve"> bits du résultat pour refaire le cà2</w:t>
+      </w:r>
+      <w:r>
+        <w:t xml:space="preserve"> u</w:t>
+      </w:r>
+      <w:r>
+        <w:t>n dépassement de nombre signé est déterminé par l’</w:t>
+      </w:r>
+      <w:proofErr w:type="spellStart"/>
+      <w:r>
+        <w:t>overflow</w:t>
+      </w:r>
+      <w:proofErr w:type="spellEnd"/>
+      <w:r>
+        <w:t xml:space="preserve"> et un de nombre non</w:t>
+      </w:r>
+      <w:r>
+        <w:t xml:space="preserve"> </w:t>
+      </w:r>
+      <w:r>
+        <w:t>signé par la carry out à 1.</w:t>
+      </w:r>
+    </w:p>
+    <w:p>
+      <w:pPr>
+        <w:ind w:left="720" w:hanging="360"/>
+        <w:rPr>
+          <w:rFonts w:ascii="Arial" w:hAnsi="Arial" w:cs="Arial"/>
+        </w:rPr>
+      </w:pPr>
+    </w:p>
+    <w:p>
+      <w:r>
+        <w:t>Résultat :</w:t>
+      </w:r>
+    </w:p>
+    <w:p>
+      <w:r>
+        <w:drawing>
+          <wp:inline distT="0" distB="0" distL="0" distR="0" wp14:anchorId="1838EAAE" wp14:editId="18D75C1D">
+            <wp:extent cx="2394383" cy="1577789"/>
+            <wp:effectExtent l="0" t="0" r="6350" b="3810"/>
+            <wp:docPr id="1801389332" name="Image 1"/>
+            <wp:cNvGraphicFramePr>
+              <a:graphicFrameLocks xmlns:a="http://schemas.openxmlformats.org/drawingml/2006/main" noChangeAspect="1"/>
+            </wp:cNvGraphicFramePr>
+            <a:graphic xmlns:a="http://schemas.openxmlformats.org/drawingml/2006/main">
+              <a:graphicData uri="http://schemas.openxmlformats.org/drawingml/2006/picture">
+                <pic:pic xmlns:pic="http://schemas.openxmlformats.org/drawingml/2006/picture">
+                  <pic:nvPicPr>
+                    <pic:cNvPr id="1801389332" name=""/>
+                    <pic:cNvPicPr/>
+                  </pic:nvPicPr>
+                  <pic:blipFill>
+                    <a:blip r:embed="rId14"/>
+                    <a:stretch>
+                      <a:fillRect/>
+                    </a:stretch>
+                  </pic:blipFill>
+                  <pic:spPr>
+                    <a:xfrm>
+                      <a:off x="0" y="0"/>
+                      <a:ext cx="2411160" cy="1588844"/>
+                    </a:xfrm>
+                    <a:prstGeom prst="rect">
+                      <a:avLst/>
+                    </a:prstGeom>
+                  </pic:spPr>
+                </pic:pic>
+              </a:graphicData>
+            </a:graphic>
+          </wp:inline>
+        </w:drawing>
+      </w:r>
+    </w:p>
+    <w:p>
+      <w:r>
+        <w:t xml:space="preserve">Il nous reste finalement à tester si le résultat vaut 0 </w:t>
+      </w:r>
+      <w:r>
+        <w:t>et à set result_o</w:t>
+      </w:r>
     </w:p>
     <w:p>
       <w:pPr>
@@ -1326,9 +2309,9 @@
       </w:r>
     </w:p>
     <w:sectPr>
-      <w:headerReference w:type="default" r:id="rId7"/>
-      <w:footerReference w:type="default" r:id="rId8"/>
-      <w:headerReference w:type="first" r:id="rId9"/>
+      <w:headerReference w:type="default" r:id="rId15"/>
+      <w:footerReference w:type="default" r:id="rId16"/>
+      <w:headerReference w:type="first" r:id="rId17"/>
       <w:type w:val="continuous"/>
       <w:pgSz w:w="11906" w:h="16838" w:code="9"/>
       <w:pgMar w:top="1418" w:right="1134" w:bottom="1418" w:left="1134" w:header="709" w:footer="709" w:gutter="0"/>
@@ -1377,12 +2360,21 @@
         <w:lang w:val="fr-FR"/>
       </w:rPr>
     </w:pPr>
+    <w:proofErr w:type="gramStart"/>
     <w:r>
       <w:rPr>
         <w:rFonts w:ascii="Arial" w:hAnsi="Arial" w:cs="Arial"/>
         <w:lang w:val="fr-FR"/>
       </w:rPr>
-      <w:t xml:space="preserve">page </w:t>
+      <w:t>page</w:t>
+    </w:r>
+    <w:proofErr w:type="gramEnd"/>
+    <w:r>
+      <w:rPr>
+        <w:rFonts w:ascii="Arial" w:hAnsi="Arial" w:cs="Arial"/>
+        <w:lang w:val="fr-FR"/>
+      </w:rPr>
+      <w:t xml:space="preserve"> </w:t>
     </w:r>
     <w:r>
       <w:rPr>
@@ -3121,6 +4113,94 @@
     </w:lvl>
   </w:abstractNum>
   <w:abstractNum w:abstractNumId="19" w15:restartNumberingAfterBreak="0">
+    <w:nsid w:val="384D0E12"/>
+    <w:multiLevelType w:val="hybridMultilevel"/>
+    <w:tmpl w:val="41F851C4"/>
+    <w:lvl w:ilvl="0" w:tplc="100C000F">
+      <w:numFmt w:val="decimal"/>
+      <w:lvlText w:val="%1."/>
+      <w:lvlJc w:val="left"/>
+      <w:pPr>
+        <w:ind w:left="720" w:hanging="360"/>
+      </w:pPr>
+      <w:rPr>
+        <w:rFonts w:hint="default"/>
+      </w:rPr>
+    </w:lvl>
+    <w:lvl w:ilvl="1" w:tplc="100C0019" w:tentative="1">
+      <w:start w:val="1"/>
+      <w:numFmt w:val="lowerLetter"/>
+      <w:lvlText w:val="%2."/>
+      <w:lvlJc w:val="left"/>
+      <w:pPr>
+        <w:ind w:left="1440" w:hanging="360"/>
+      </w:pPr>
+    </w:lvl>
+    <w:lvl w:ilvl="2" w:tplc="100C001B" w:tentative="1">
+      <w:start w:val="1"/>
+      <w:numFmt w:val="lowerRoman"/>
+      <w:lvlText w:val="%3."/>
+      <w:lvlJc w:val="right"/>
+      <w:pPr>
+        <w:ind w:left="2160" w:hanging="180"/>
+      </w:pPr>
+    </w:lvl>
+    <w:lvl w:ilvl="3" w:tplc="100C000F" w:tentative="1">
+      <w:start w:val="1"/>
+      <w:numFmt w:val="decimal"/>
+      <w:lvlText w:val="%4."/>
+      <w:lvlJc w:val="left"/>
+      <w:pPr>
+        <w:ind w:left="2880" w:hanging="360"/>
+      </w:pPr>
+    </w:lvl>
+    <w:lvl w:ilvl="4" w:tplc="100C0019" w:tentative="1">
+      <w:start w:val="1"/>
+      <w:numFmt w:val="lowerLetter"/>
+      <w:lvlText w:val="%5."/>
+      <w:lvlJc w:val="left"/>
+      <w:pPr>
+        <w:ind w:left="3600" w:hanging="360"/>
+      </w:pPr>
+    </w:lvl>
+    <w:lvl w:ilvl="5" w:tplc="100C001B" w:tentative="1">
+      <w:start w:val="1"/>
+      <w:numFmt w:val="lowerRoman"/>
+      <w:lvlText w:val="%6."/>
+      <w:lvlJc w:val="right"/>
+      <w:pPr>
+        <w:ind w:left="4320" w:hanging="180"/>
+      </w:pPr>
+    </w:lvl>
+    <w:lvl w:ilvl="6" w:tplc="100C000F" w:tentative="1">
+      <w:start w:val="1"/>
+      <w:numFmt w:val="decimal"/>
+      <w:lvlText w:val="%7."/>
+      <w:lvlJc w:val="left"/>
+      <w:pPr>
+        <w:ind w:left="5040" w:hanging="360"/>
+      </w:pPr>
+    </w:lvl>
+    <w:lvl w:ilvl="7" w:tplc="100C0019" w:tentative="1">
+      <w:start w:val="1"/>
+      <w:numFmt w:val="lowerLetter"/>
+      <w:lvlText w:val="%8."/>
+      <w:lvlJc w:val="left"/>
+      <w:pPr>
+        <w:ind w:left="5760" w:hanging="360"/>
+      </w:pPr>
+    </w:lvl>
+    <w:lvl w:ilvl="8" w:tplc="100C001B" w:tentative="1">
+      <w:start w:val="1"/>
+      <w:numFmt w:val="lowerRoman"/>
+      <w:lvlText w:val="%9."/>
+      <w:lvlJc w:val="right"/>
+      <w:pPr>
+        <w:ind w:left="6480" w:hanging="180"/>
+      </w:pPr>
+    </w:lvl>
+  </w:abstractNum>
+  <w:abstractNum w:abstractNumId="20" w15:restartNumberingAfterBreak="0">
     <w:nsid w:val="3C0B4344"/>
     <w:multiLevelType w:val="hybridMultilevel"/>
     <w:tmpl w:val="5B7C11C4"/>
@@ -3260,7 +4340,7 @@
       </w:rPr>
     </w:lvl>
   </w:abstractNum>
-  <w:abstractNum w:abstractNumId="20" w15:restartNumberingAfterBreak="0">
+  <w:abstractNum w:abstractNumId="21" w15:restartNumberingAfterBreak="0">
     <w:nsid w:val="3CF77DFA"/>
     <w:multiLevelType w:val="hybridMultilevel"/>
     <w:tmpl w:val="2F9824CC"/>
@@ -3399,7 +4479,7 @@
       </w:rPr>
     </w:lvl>
   </w:abstractNum>
-  <w:abstractNum w:abstractNumId="21" w15:restartNumberingAfterBreak="0">
+  <w:abstractNum w:abstractNumId="22" w15:restartNumberingAfterBreak="0">
     <w:nsid w:val="3E161A44"/>
     <w:multiLevelType w:val="hybridMultilevel"/>
     <w:tmpl w:val="CE38BF6A"/>
@@ -3512,7 +4592,7 @@
       </w:pPr>
     </w:lvl>
   </w:abstractNum>
-  <w:abstractNum w:abstractNumId="22" w15:restartNumberingAfterBreak="0">
+  <w:abstractNum w:abstractNumId="23" w15:restartNumberingAfterBreak="0">
     <w:nsid w:val="436947FF"/>
     <w:multiLevelType w:val="hybridMultilevel"/>
     <w:tmpl w:val="B026372E"/>
@@ -3652,7 +4732,7 @@
       </w:rPr>
     </w:lvl>
   </w:abstractNum>
-  <w:abstractNum w:abstractNumId="23" w15:restartNumberingAfterBreak="0">
+  <w:abstractNum w:abstractNumId="24" w15:restartNumberingAfterBreak="0">
     <w:nsid w:val="48D30564"/>
     <w:multiLevelType w:val="hybridMultilevel"/>
     <w:tmpl w:val="B4A4A3D2"/>
@@ -3792,7 +4872,7 @@
       </w:rPr>
     </w:lvl>
   </w:abstractNum>
-  <w:abstractNum w:abstractNumId="24" w15:restartNumberingAfterBreak="0">
+  <w:abstractNum w:abstractNumId="25" w15:restartNumberingAfterBreak="0">
     <w:nsid w:val="4D20186D"/>
     <w:multiLevelType w:val="hybridMultilevel"/>
     <w:tmpl w:val="754207EE"/>
@@ -3932,7 +5012,7 @@
       </w:rPr>
     </w:lvl>
   </w:abstractNum>
-  <w:abstractNum w:abstractNumId="25" w15:restartNumberingAfterBreak="0">
+  <w:abstractNum w:abstractNumId="26" w15:restartNumberingAfterBreak="0">
     <w:nsid w:val="4EFB3E2E"/>
     <w:multiLevelType w:val="hybridMultilevel"/>
     <w:tmpl w:val="4CB06DE8"/>
@@ -4045,7 +5125,7 @@
       </w:pPr>
     </w:lvl>
   </w:abstractNum>
-  <w:abstractNum w:abstractNumId="26" w15:restartNumberingAfterBreak="0">
+  <w:abstractNum w:abstractNumId="27" w15:restartNumberingAfterBreak="0">
     <w:nsid w:val="527D571A"/>
     <w:multiLevelType w:val="hybridMultilevel"/>
     <w:tmpl w:val="5456EBA2"/>
@@ -4185,7 +5265,7 @@
       </w:rPr>
     </w:lvl>
   </w:abstractNum>
-  <w:abstractNum w:abstractNumId="27" w15:restartNumberingAfterBreak="0">
+  <w:abstractNum w:abstractNumId="28" w15:restartNumberingAfterBreak="0">
     <w:nsid w:val="551D0DDD"/>
     <w:multiLevelType w:val="hybridMultilevel"/>
     <w:tmpl w:val="AC48DED6"/>
@@ -4324,7 +5404,7 @@
       </w:rPr>
     </w:lvl>
   </w:abstractNum>
-  <w:abstractNum w:abstractNumId="28" w15:restartNumberingAfterBreak="0">
+  <w:abstractNum w:abstractNumId="29" w15:restartNumberingAfterBreak="0">
     <w:nsid w:val="63296E6D"/>
     <w:multiLevelType w:val="hybridMultilevel"/>
     <w:tmpl w:val="E8EC681E"/>
@@ -4440,7 +5520,7 @@
       </w:pPr>
     </w:lvl>
   </w:abstractNum>
-  <w:abstractNum w:abstractNumId="29" w15:restartNumberingAfterBreak="0">
+  <w:abstractNum w:abstractNumId="30" w15:restartNumberingAfterBreak="0">
     <w:nsid w:val="632B4783"/>
     <w:multiLevelType w:val="hybridMultilevel"/>
     <w:tmpl w:val="65BA2C40"/>
@@ -4552,7 +5632,7 @@
       </w:rPr>
     </w:lvl>
   </w:abstractNum>
-  <w:abstractNum w:abstractNumId="30" w15:restartNumberingAfterBreak="0">
+  <w:abstractNum w:abstractNumId="31" w15:restartNumberingAfterBreak="0">
     <w:nsid w:val="6E9B7A9C"/>
     <w:multiLevelType w:val="hybridMultilevel"/>
     <w:tmpl w:val="73D4EA40"/>
@@ -4691,7 +5771,7 @@
       </w:rPr>
     </w:lvl>
   </w:abstractNum>
-  <w:abstractNum w:abstractNumId="31" w15:restartNumberingAfterBreak="0">
+  <w:abstractNum w:abstractNumId="32" w15:restartNumberingAfterBreak="0">
     <w:nsid w:val="71650E3E"/>
     <w:multiLevelType w:val="hybridMultilevel"/>
     <w:tmpl w:val="2F1A4414"/>
@@ -4804,7 +5884,7 @@
       </w:pPr>
     </w:lvl>
   </w:abstractNum>
-  <w:abstractNum w:abstractNumId="32" w15:restartNumberingAfterBreak="0">
+  <w:abstractNum w:abstractNumId="33" w15:restartNumberingAfterBreak="0">
     <w:nsid w:val="72654CA3"/>
     <w:multiLevelType w:val="hybridMultilevel"/>
     <w:tmpl w:val="53320DDC"/>
@@ -4920,7 +6000,7 @@
       </w:pPr>
     </w:lvl>
   </w:abstractNum>
-  <w:abstractNum w:abstractNumId="33" w15:restartNumberingAfterBreak="0">
+  <w:abstractNum w:abstractNumId="34" w15:restartNumberingAfterBreak="0">
     <w:nsid w:val="731F32CE"/>
     <w:multiLevelType w:val="hybridMultilevel"/>
     <w:tmpl w:val="7C5EB428"/>
@@ -5060,7 +6140,7 @@
       </w:rPr>
     </w:lvl>
   </w:abstractNum>
-  <w:abstractNum w:abstractNumId="34" w15:restartNumberingAfterBreak="0">
+  <w:abstractNum w:abstractNumId="35" w15:restartNumberingAfterBreak="0">
     <w:nsid w:val="75354AA5"/>
     <w:multiLevelType w:val="hybridMultilevel"/>
     <w:tmpl w:val="9006C3C0"/>
@@ -5169,6 +6249,94 @@
         <w:tabs>
           <w:tab w:val="num" w:pos="6480"/>
         </w:tabs>
+        <w:ind w:left="6480" w:hanging="180"/>
+      </w:pPr>
+    </w:lvl>
+  </w:abstractNum>
+  <w:abstractNum w:abstractNumId="36" w15:restartNumberingAfterBreak="0">
+    <w:nsid w:val="7C7D232F"/>
+    <w:multiLevelType w:val="hybridMultilevel"/>
+    <w:tmpl w:val="A948B8B4"/>
+    <w:lvl w:ilvl="0" w:tplc="100C000F">
+      <w:numFmt w:val="decimal"/>
+      <w:lvlText w:val="%1."/>
+      <w:lvlJc w:val="left"/>
+      <w:pPr>
+        <w:ind w:left="720" w:hanging="360"/>
+      </w:pPr>
+      <w:rPr>
+        <w:rFonts w:hint="default"/>
+      </w:rPr>
+    </w:lvl>
+    <w:lvl w:ilvl="1" w:tplc="100C0019" w:tentative="1">
+      <w:start w:val="1"/>
+      <w:numFmt w:val="lowerLetter"/>
+      <w:lvlText w:val="%2."/>
+      <w:lvlJc w:val="left"/>
+      <w:pPr>
+        <w:ind w:left="1440" w:hanging="360"/>
+      </w:pPr>
+    </w:lvl>
+    <w:lvl w:ilvl="2" w:tplc="100C001B" w:tentative="1">
+      <w:start w:val="1"/>
+      <w:numFmt w:val="lowerRoman"/>
+      <w:lvlText w:val="%3."/>
+      <w:lvlJc w:val="right"/>
+      <w:pPr>
+        <w:ind w:left="2160" w:hanging="180"/>
+      </w:pPr>
+    </w:lvl>
+    <w:lvl w:ilvl="3" w:tplc="100C000F" w:tentative="1">
+      <w:start w:val="1"/>
+      <w:numFmt w:val="decimal"/>
+      <w:lvlText w:val="%4."/>
+      <w:lvlJc w:val="left"/>
+      <w:pPr>
+        <w:ind w:left="2880" w:hanging="360"/>
+      </w:pPr>
+    </w:lvl>
+    <w:lvl w:ilvl="4" w:tplc="100C0019" w:tentative="1">
+      <w:start w:val="1"/>
+      <w:numFmt w:val="lowerLetter"/>
+      <w:lvlText w:val="%5."/>
+      <w:lvlJc w:val="left"/>
+      <w:pPr>
+        <w:ind w:left="3600" w:hanging="360"/>
+      </w:pPr>
+    </w:lvl>
+    <w:lvl w:ilvl="5" w:tplc="100C001B" w:tentative="1">
+      <w:start w:val="1"/>
+      <w:numFmt w:val="lowerRoman"/>
+      <w:lvlText w:val="%6."/>
+      <w:lvlJc w:val="right"/>
+      <w:pPr>
+        <w:ind w:left="4320" w:hanging="180"/>
+      </w:pPr>
+    </w:lvl>
+    <w:lvl w:ilvl="6" w:tplc="100C000F" w:tentative="1">
+      <w:start w:val="1"/>
+      <w:numFmt w:val="decimal"/>
+      <w:lvlText w:val="%7."/>
+      <w:lvlJc w:val="left"/>
+      <w:pPr>
+        <w:ind w:left="5040" w:hanging="360"/>
+      </w:pPr>
+    </w:lvl>
+    <w:lvl w:ilvl="7" w:tplc="100C0019" w:tentative="1">
+      <w:start w:val="1"/>
+      <w:numFmt w:val="lowerLetter"/>
+      <w:lvlText w:val="%8."/>
+      <w:lvlJc w:val="left"/>
+      <w:pPr>
+        <w:ind w:left="5760" w:hanging="360"/>
+      </w:pPr>
+    </w:lvl>
+    <w:lvl w:ilvl="8" w:tplc="100C001B" w:tentative="1">
+      <w:start w:val="1"/>
+      <w:numFmt w:val="lowerRoman"/>
+      <w:lvlText w:val="%9."/>
+      <w:lvlJc w:val="right"/>
+      <w:pPr>
         <w:ind w:left="6480" w:hanging="180"/>
       </w:pPr>
     </w:lvl>
@@ -5237,22 +6405,22 @@
     <w:abstractNumId w:val="4"/>
   </w:num>
   <w:num w:numId="13" w16cid:durableId="242301380">
-    <w:abstractNumId w:val="23"/>
+    <w:abstractNumId w:val="24"/>
   </w:num>
   <w:num w:numId="14" w16cid:durableId="1812290799">
     <w:abstractNumId w:val="17"/>
   </w:num>
   <w:num w:numId="15" w16cid:durableId="487550151">
-    <w:abstractNumId w:val="19"/>
+    <w:abstractNumId w:val="20"/>
   </w:num>
   <w:num w:numId="16" w16cid:durableId="651715261">
     <w:abstractNumId w:val="18"/>
   </w:num>
   <w:num w:numId="17" w16cid:durableId="1692950856">
-    <w:abstractNumId w:val="34"/>
+    <w:abstractNumId w:val="35"/>
   </w:num>
   <w:num w:numId="18" w16cid:durableId="1344822869">
-    <w:abstractNumId w:val="32"/>
+    <w:abstractNumId w:val="33"/>
   </w:num>
   <w:num w:numId="19" w16cid:durableId="2037464318">
     <w:abstractNumId w:val="10"/>
@@ -5261,43 +6429,43 @@
     <w:abstractNumId w:val="14"/>
   </w:num>
   <w:num w:numId="21" w16cid:durableId="751507691">
-    <w:abstractNumId w:val="21"/>
+    <w:abstractNumId w:val="22"/>
   </w:num>
   <w:num w:numId="22" w16cid:durableId="2095734576">
-    <w:abstractNumId w:val="28"/>
+    <w:abstractNumId w:val="29"/>
   </w:num>
   <w:num w:numId="23" w16cid:durableId="1494177640">
-    <w:abstractNumId w:val="31"/>
+    <w:abstractNumId w:val="32"/>
   </w:num>
   <w:num w:numId="24" w16cid:durableId="1866362275">
-    <w:abstractNumId w:val="25"/>
+    <w:abstractNumId w:val="26"/>
   </w:num>
   <w:num w:numId="25" w16cid:durableId="1825706037">
-    <w:abstractNumId w:val="24"/>
+    <w:abstractNumId w:val="25"/>
   </w:num>
   <w:num w:numId="26" w16cid:durableId="1240864411">
     <w:abstractNumId w:val="16"/>
   </w:num>
   <w:num w:numId="27" w16cid:durableId="236524990">
-    <w:abstractNumId w:val="33"/>
+    <w:abstractNumId w:val="34"/>
   </w:num>
   <w:num w:numId="28" w16cid:durableId="319190868">
     <w:abstractNumId w:val="12"/>
   </w:num>
   <w:num w:numId="29" w16cid:durableId="445927966">
+    <w:abstractNumId w:val="28"/>
+  </w:num>
+  <w:num w:numId="30" w16cid:durableId="1266041954">
+    <w:abstractNumId w:val="31"/>
+  </w:num>
+  <w:num w:numId="31" w16cid:durableId="757868963">
+    <w:abstractNumId w:val="23"/>
+  </w:num>
+  <w:num w:numId="32" w16cid:durableId="921529115">
     <w:abstractNumId w:val="27"/>
   </w:num>
-  <w:num w:numId="30" w16cid:durableId="1266041954">
-    <w:abstractNumId w:val="30"/>
-  </w:num>
-  <w:num w:numId="31" w16cid:durableId="757868963">
-    <w:abstractNumId w:val="22"/>
-  </w:num>
-  <w:num w:numId="32" w16cid:durableId="921529115">
-    <w:abstractNumId w:val="26"/>
-  </w:num>
   <w:num w:numId="33" w16cid:durableId="1587612885">
-    <w:abstractNumId w:val="20"/>
+    <w:abstractNumId w:val="21"/>
   </w:num>
   <w:num w:numId="34" w16cid:durableId="546259520">
     <w:abstractNumId w:val="11"/>
@@ -5306,7 +6474,13 @@
     <w:abstractNumId w:val="13"/>
   </w:num>
   <w:num w:numId="36" w16cid:durableId="1705985608">
-    <w:abstractNumId w:val="29"/>
+    <w:abstractNumId w:val="30"/>
+  </w:num>
+  <w:num w:numId="37" w16cid:durableId="771315989">
+    <w:abstractNumId w:val="36"/>
+  </w:num>
+  <w:num w:numId="38" w16cid:durableId="659894031">
+    <w:abstractNumId w:val="19"/>
   </w:num>
 </w:numbering>
 </file>
@@ -6345,4 +7519,16 @@
     </a:ext>
   </a:extLst>
 </a:theme>
+</file>
+
+<file path=customXml/item1.xml><?xml version="1.0" encoding="utf-8"?>
+<b:Sources xmlns:b="http://schemas.openxmlformats.org/officeDocument/2006/bibliography" xmlns="http://schemas.openxmlformats.org/officeDocument/2006/bibliography" SelectedStyle="\APASixthEditionOfficeOnline.xsl" StyleName="APA" Version="6"/>
+</file>
+
+<file path=customXml/itemProps1.xml><?xml version="1.0" encoding="utf-8"?>
+<ds:datastoreItem xmlns:ds="http://schemas.openxmlformats.org/officeDocument/2006/customXml" ds:itemID="{41E48836-6844-40AD-869A-27B63FDC1365}">
+  <ds:schemaRefs>
+    <ds:schemaRef ds:uri="http://schemas.openxmlformats.org/officeDocument/2006/bibliography"/>
+  </ds:schemaRefs>
+</ds:datastoreItem>
 </file>
--- a/Rapport_ALU.docx
+++ b/Rapport_ALU.docx
@@ -639,17 +639,127 @@
     </w:p>
     <w:p>
       <w:pPr>
-        <w:rPr>
-          <w:rFonts w:ascii="Arial" w:hAnsi="Arial" w:cs="Arial"/>
-        </w:rPr>
-      </w:pPr>
-    </w:p>
-    <w:p>
-      <w:pPr>
-        <w:rPr>
-          <w:rFonts w:ascii="Arial" w:hAnsi="Arial" w:cs="Arial"/>
-        </w:rPr>
-      </w:pPr>
+        <w:ind w:left="432"/>
+        <w:rPr>
+          <w:rFonts w:ascii="Arial" w:hAnsi="Arial" w:cs="Arial"/>
+        </w:rPr>
+      </w:pPr>
+      <w:r>
+        <w:rPr>
+          <w:rFonts w:ascii="Arial" w:hAnsi="Arial" w:cs="Arial"/>
+        </w:rPr>
+        <w:t xml:space="preserve">On doit faire un ALU en VHDL </w:t>
+      </w:r>
+      <w:r>
+        <w:rPr>
+          <w:rFonts w:ascii="Arial" w:hAnsi="Arial" w:cs="Arial"/>
+        </w:rPr>
+        <w:t>avec différents calcules choisis par un opcode.</w:t>
+      </w:r>
+    </w:p>
+    <w:p>
+      <w:pPr>
+        <w:ind w:left="432"/>
+        <w:rPr>
+          <w:rFonts w:ascii="Arial" w:hAnsi="Arial" w:cs="Arial"/>
+        </w:rPr>
+      </w:pPr>
+      <w:r>
+        <w:rPr>
+          <w:rFonts w:ascii="Arial" w:hAnsi="Arial" w:cs="Arial"/>
+        </w:rPr>
+        <w:t>Pour ce faire, on va d’abord s’intéresser aux différe</w:t>
+      </w:r>
+      <w:r>
+        <w:rPr>
+          <w:rFonts w:ascii="Arial" w:hAnsi="Arial" w:cs="Arial"/>
+        </w:rPr>
+        <w:t>ntes possibilités de faire chaque opération.</w:t>
+      </w:r>
+    </w:p>
+    <w:p>
+      <w:pPr>
+        <w:ind w:left="432"/>
+        <w:rPr>
+          <w:rFonts w:ascii="Arial" w:hAnsi="Arial" w:cs="Arial"/>
+        </w:rPr>
+      </w:pPr>
+      <w:r>
+        <w:rPr>
+          <w:rFonts w:ascii="Arial" w:hAnsi="Arial" w:cs="Arial"/>
+        </w:rPr>
+        <w:t xml:space="preserve">On va ensuite </w:t>
+      </w:r>
+      <w:r>
+        <w:rPr>
+          <w:rFonts w:ascii="Arial" w:hAnsi="Arial" w:cs="Arial"/>
+        </w:rPr>
+        <w:t xml:space="preserve">déterminer </w:t>
+      </w:r>
+      <w:r>
+        <w:rPr>
+          <w:rFonts w:ascii="Arial" w:hAnsi="Arial" w:cs="Arial"/>
+        </w:rPr>
+        <w:t>laquelle</w:t>
+      </w:r>
+      <w:r>
+        <w:rPr>
+          <w:rFonts w:ascii="Arial" w:hAnsi="Arial" w:cs="Arial"/>
+        </w:rPr>
+        <w:t xml:space="preserve"> </w:t>
+      </w:r>
+      <w:r>
+        <w:rPr>
+          <w:rFonts w:ascii="Arial" w:hAnsi="Arial" w:cs="Arial"/>
+        </w:rPr>
+        <w:t>choisir pour</w:t>
+      </w:r>
+      <w:r>
+        <w:rPr>
+          <w:rFonts w:ascii="Arial" w:hAnsi="Arial" w:cs="Arial"/>
+        </w:rPr>
+        <w:t xml:space="preserve"> que le système soit le plus optimisé possible</w:t>
+      </w:r>
+      <w:r>
+        <w:rPr>
+          <w:rFonts w:ascii="Arial" w:hAnsi="Arial" w:cs="Arial"/>
+        </w:rPr>
+        <w:t xml:space="preserve"> en limitant la taille des composants et en essayant de les réutiliser pour différentes fonctions</w:t>
+      </w:r>
+      <w:r>
+        <w:rPr>
+          <w:rFonts w:ascii="Arial" w:hAnsi="Arial" w:cs="Arial"/>
+        </w:rPr>
+        <w:t>.</w:t>
+      </w:r>
+    </w:p>
+    <w:p>
+      <w:pPr>
+        <w:ind w:left="432"/>
+        <w:rPr>
+          <w:rFonts w:ascii="Arial" w:hAnsi="Arial" w:cs="Arial"/>
+        </w:rPr>
+      </w:pPr>
+      <w:r>
+        <w:rPr>
+          <w:rFonts w:ascii="Arial" w:hAnsi="Arial" w:cs="Arial"/>
+        </w:rPr>
+        <w:t>Avec ceci nous pourrons créer un schéma, puis l’implémenter en VHDL.</w:t>
+      </w:r>
+    </w:p>
+    <w:p>
+      <w:pPr>
+        <w:ind w:left="432"/>
+        <w:rPr>
+          <w:rFonts w:ascii="Arial" w:hAnsi="Arial" w:cs="Arial"/>
+        </w:rPr>
+      </w:pPr>
+      <w:r>
+        <w:rPr>
+          <w:rFonts w:ascii="Arial" w:hAnsi="Arial" w:cs="Arial"/>
+        </w:rPr>
+        <w:t>Il ne nous restera plus qu’à tester avec Questasim puis sur une carte.</w:t>
+      </w:r>
     </w:p>
     <w:p>
       <w:pPr>
@@ -754,26 +864,10 @@
         <w:t xml:space="preserve">Il suffit donc de relier les bits </w:t>
       </w:r>
       <w:r>
-        <w:t>[N-1</w:t>
-      </w:r>
-      <w:proofErr w:type="gramStart"/>
-      <w:r>
-        <w:t xml:space="preserve"> ..</w:t>
-      </w:r>
-      <w:proofErr w:type="gramEnd"/>
-      <w:r>
-        <w:t xml:space="preserve"> 0] du signal d’entré aux bits [</w:t>
-      </w:r>
-      <w:r>
-        <w:t>N</w:t>
-      </w:r>
-      <w:proofErr w:type="gramStart"/>
-      <w:r>
-        <w:t xml:space="preserve"> ..</w:t>
-      </w:r>
-      <w:proofErr w:type="gramEnd"/>
-      <w:r>
-        <w:t xml:space="preserve"> 1] du signal de sortie et mettre le poids faible de la sortie à ‘0’.</w:t>
+        <w:t>[N-1 .. 0] du signal d’entré aux bits [</w:t>
+      </w:r>
+      <w:r>
+        <w:t>N .. 1] du signal de sortie et mettre le poids faible de la sortie à ‘0’.</w:t>
       </w:r>
     </w:p>
     <w:p>
@@ -950,45 +1044,18 @@
         <w:rPr>
           <w:lang w:val="fr-FR"/>
         </w:rPr>
-        <w:t xml:space="preserve">Une solution est de prendre un </w:t>
-      </w:r>
-      <w:proofErr w:type="spellStart"/>
-      <w:r>
+        <w:t>Une solution est de prendre un mux a 3 bits (8 entrées) et de relier chaques opérations.</w:t>
+      </w:r>
+    </w:p>
+    <w:p>
+      <w:pPr>
         <w:rPr>
           <w:lang w:val="fr-FR"/>
         </w:rPr>
-        <w:t>mux</w:t>
-      </w:r>
-      <w:proofErr w:type="spellEnd"/>
-      <w:r>
-        <w:rPr>
-          <w:lang w:val="fr-FR"/>
-        </w:rPr>
-        <w:t xml:space="preserve"> a 3 bits (8 entrées) et de relier </w:t>
-      </w:r>
-      <w:proofErr w:type="spellStart"/>
-      <w:r>
-        <w:rPr>
-          <w:lang w:val="fr-FR"/>
-        </w:rPr>
-        <w:t>chaques</w:t>
-      </w:r>
-      <w:proofErr w:type="spellEnd"/>
-      <w:r>
-        <w:rPr>
-          <w:lang w:val="fr-FR"/>
-        </w:rPr>
-        <w:t xml:space="preserve"> opérations.</w:t>
-      </w:r>
-    </w:p>
-    <w:p>
-      <w:pPr>
-        <w:rPr>
-          <w:lang w:val="fr-FR"/>
-        </w:rPr>
-      </w:pPr>
-      <w:r>
-        <w:rPr>
+      </w:pPr>
+      <w:r>
+        <w:rPr>
+          <w:noProof/>
           <w:lang w:val="fr-FR"/>
         </w:rPr>
         <w:drawing>
@@ -1049,6 +1116,7 @@
       </w:pPr>
       <w:r>
         <w:rPr>
+          <w:noProof/>
           <w:lang w:val="fr-FR"/>
         </w:rPr>
         <w:drawing>
@@ -1147,21 +1215,7 @@
         <w:rPr>
           <w:lang w:val="fr-FR"/>
         </w:rPr>
-        <w:t xml:space="preserve"> part pour </w:t>
-      </w:r>
-      <w:proofErr w:type="gramStart"/>
-      <w:r>
-        <w:rPr>
-          <w:lang w:val="fr-FR"/>
-        </w:rPr>
-        <w:t>le OR</w:t>
-      </w:r>
-      <w:proofErr w:type="gramEnd"/>
-      <w:r>
-        <w:rPr>
-          <w:lang w:val="fr-FR"/>
-        </w:rPr>
-        <w:t>)</w:t>
+        <w:t xml:space="preserve"> part pour le OR)</w:t>
       </w:r>
     </w:p>
     <w:p>
@@ -1182,10 +1236,7 @@
         <w:t xml:space="preserve">Si on utilise </w:t>
       </w:r>
       <w:r>
-        <w:t>B – A = – (A – B)</w:t>
-      </w:r>
-      <w:r>
-        <w:t xml:space="preserve">, alors </w:t>
+        <w:t xml:space="preserve">B – A = – (A – B), alors </w:t>
       </w:r>
       <w:r>
         <w:t>le premier opérande</w:t>
@@ -1194,29 +1245,13 @@
         <w:t xml:space="preserve"> </w:t>
       </w:r>
       <w:r>
-        <w:t xml:space="preserve">est toujours </w:t>
-      </w:r>
-      <w:proofErr w:type="spellStart"/>
-      <w:r>
-        <w:t>na_i</w:t>
-      </w:r>
-      <w:proofErr w:type="spellEnd"/>
-      <w:r>
-        <w:t xml:space="preserve"> </w:t>
+        <w:t xml:space="preserve">est toujours na_i </w:t>
       </w:r>
       <w:r>
         <w:t xml:space="preserve">(sauf pour Or et AND) </w:t>
       </w:r>
       <w:r>
-        <w:t xml:space="preserve">-&gt; on peut utiliser un </w:t>
-      </w:r>
-      <w:proofErr w:type="spellStart"/>
-      <w:r>
-        <w:t>mux</w:t>
-      </w:r>
-      <w:proofErr w:type="spellEnd"/>
-      <w:r>
-        <w:t xml:space="preserve"> pour déterminer </w:t>
+        <w:t xml:space="preserve">-&gt; on peut utiliser un mux pour déterminer </w:t>
       </w:r>
       <w:r>
         <w:t>le deuxième opérande. Dans ce cas on fait deux fois le cà2</w:t>
@@ -1225,15 +1260,7 @@
         <w:t xml:space="preserve">, les +1 de ceux-ci s’annule, il suffit donc de </w:t>
       </w:r>
       <w:r>
-        <w:t xml:space="preserve">laisser le </w:t>
-      </w:r>
-      <w:proofErr w:type="spellStart"/>
-      <w:r>
-        <w:t>cin</w:t>
-      </w:r>
-      <w:proofErr w:type="spellEnd"/>
-      <w:r>
-        <w:t xml:space="preserve"> à 0 dans ce cas.</w:t>
+        <w:t>laisser le cin à 0 dans ce cas.</w:t>
       </w:r>
     </w:p>
     <w:p>
@@ -1248,21 +1275,13 @@
         </w:rPr>
       </w:pPr>
       <w:r>
-        <w:t xml:space="preserve">On peut aussi passer le résultat </w:t>
-      </w:r>
-      <w:proofErr w:type="gramStart"/>
-      <w:r>
-        <w:t>d</w:t>
+        <w:t>On peut aussi passer le résultat d</w:t>
       </w:r>
       <w:r>
         <w:t>u</w:t>
       </w:r>
       <w:r>
-        <w:t xml:space="preserve"> OR</w:t>
-      </w:r>
-      <w:proofErr w:type="gramEnd"/>
-      <w:r>
-        <w:t xml:space="preserve"> et AND dans l’additionneur et l’additionner à 0.</w:t>
+        <w:t xml:space="preserve"> OR et AND dans l’additionneur et l’additionner à 0.</w:t>
       </w:r>
     </w:p>
     <w:p>
@@ -1322,6 +1341,7 @@
       </w:pPr>
       <w:r>
         <w:rPr>
+          <w:noProof/>
           <w:lang w:val="fr-FR"/>
         </w:rPr>
         <w:drawing>
@@ -1396,6 +1416,7 @@
       </w:r>
       <w:r>
         <w:rPr>
+          <w:noProof/>
           <w:lang w:val="fr-FR"/>
         </w:rPr>
         <w:drawing>
@@ -1529,21 +1550,7 @@
         <w:rPr>
           <w:lang w:val="fr-FR"/>
         </w:rPr>
-        <w:t xml:space="preserve"> soit </w:t>
-      </w:r>
-      <w:proofErr w:type="spellStart"/>
-      <w:r>
-        <w:rPr>
-          <w:lang w:val="fr-FR"/>
-        </w:rPr>
-        <w:t>na_i</w:t>
-      </w:r>
-      <w:proofErr w:type="spellEnd"/>
-      <w:r>
-        <w:rPr>
-          <w:lang w:val="fr-FR"/>
-        </w:rPr>
-        <w:t xml:space="preserve"> (pour l’additionner à lui-même et donc le multiplier par 2) soit </w:t>
+        <w:t xml:space="preserve"> soit na_i (pour l’additionner à lui-même et donc le multiplier par 2) soit </w:t>
       </w:r>
       <w:r>
         <w:rPr>
@@ -1592,97 +1599,25 @@
         <w:rPr>
           <w:lang w:val="en-US"/>
         </w:rPr>
-        <w:t xml:space="preserve"> </w:t>
-      </w:r>
-      <w:proofErr w:type="gramStart"/>
+        <w:t xml:space="preserve"> not(</w:t>
+      </w:r>
       <w:r>
         <w:rPr>
           <w:lang w:val="en-US"/>
         </w:rPr>
-        <w:t>not(</w:t>
-      </w:r>
-      <w:proofErr w:type="gramEnd"/>
+        <w:t>(not na_i</w:t>
+      </w:r>
       <w:r>
         <w:rPr>
           <w:lang w:val="en-US"/>
         </w:rPr>
-        <w:t xml:space="preserve">(not </w:t>
-      </w:r>
-      <w:proofErr w:type="spellStart"/>
+        <w:t xml:space="preserve">) </w:t>
+      </w:r>
       <w:r>
         <w:rPr>
           <w:lang w:val="en-US"/>
         </w:rPr>
-        <w:t>na_i</w:t>
-      </w:r>
-      <w:proofErr w:type="spellEnd"/>
-      <w:r>
-        <w:rPr>
-          <w:lang w:val="en-US"/>
-        </w:rPr>
-        <w:t xml:space="preserve">) </w:t>
-      </w:r>
-      <w:r>
-        <w:rPr>
-          <w:lang w:val="en-US"/>
-        </w:rPr>
-        <w:t xml:space="preserve">AND (not </w:t>
-      </w:r>
-      <w:proofErr w:type="spellStart"/>
-      <w:r>
-        <w:rPr>
-          <w:lang w:val="en-US"/>
-        </w:rPr>
-        <w:t>nb_i</w:t>
-      </w:r>
-      <w:proofErr w:type="spellEnd"/>
-      <w:r>
-        <w:rPr>
-          <w:lang w:val="en-US"/>
-        </w:rPr>
-        <w:t xml:space="preserve">)) </w:t>
-      </w:r>
-      <w:proofErr w:type="spellStart"/>
-      <w:r>
-        <w:rPr>
-          <w:lang w:val="en-US"/>
-        </w:rPr>
-        <w:t>ce</w:t>
-      </w:r>
-      <w:proofErr w:type="spellEnd"/>
-      <w:r>
-        <w:rPr>
-          <w:lang w:val="en-US"/>
-        </w:rPr>
-        <w:t xml:space="preserve"> qui nous fait </w:t>
-      </w:r>
-      <w:proofErr w:type="spellStart"/>
-      <w:r>
-        <w:rPr>
-          <w:lang w:val="en-US"/>
-        </w:rPr>
-        <w:t>na_i</w:t>
-      </w:r>
-      <w:proofErr w:type="spellEnd"/>
-      <w:r>
-        <w:rPr>
-          <w:lang w:val="en-US"/>
-        </w:rPr>
-        <w:t xml:space="preserve"> OR </w:t>
-      </w:r>
-      <w:proofErr w:type="spellStart"/>
-      <w:r>
-        <w:rPr>
-          <w:lang w:val="en-US"/>
-        </w:rPr>
-        <w:t>nb_i</w:t>
-      </w:r>
-      <w:proofErr w:type="spellEnd"/>
-      <w:r>
-        <w:rPr>
-          <w:lang w:val="en-US"/>
-        </w:rPr>
-        <w:t>.</w:t>
+        <w:t>AND (not nb_i)) ce qui nous fait na_i OR nb_i.</w:t>
       </w:r>
     </w:p>
     <w:p>
@@ -1747,6 +1682,7 @@
       <w:r>
         <w:rPr>
           <w:rFonts w:ascii="Arial" w:hAnsi="Arial" w:cs="Arial"/>
+          <w:noProof/>
         </w:rPr>
         <w:drawing>
           <wp:inline distT="0" distB="0" distL="0" distR="0" wp14:anchorId="437FDA8A" wp14:editId="181BCA4C">
@@ -1798,30 +1734,17 @@
       <w:r>
         <w:t xml:space="preserve"> est </w:t>
       </w:r>
-      <w:proofErr w:type="spellStart"/>
-      <w:r>
-        <w:t>na_i</w:t>
-      </w:r>
-      <w:proofErr w:type="spellEnd"/>
-      <w:r>
-        <w:t xml:space="preserve"> sauf</w:t>
+      <w:r>
+        <w:t>na_i sauf</w:t>
       </w:r>
       <w:r>
         <w:t xml:space="preserve"> quand on fait OR ou AND</w:t>
       </w:r>
       <w:r>
-        <w:t xml:space="preserve"> (quand </w:t>
-      </w:r>
-      <w:proofErr w:type="gramStart"/>
-      <w:r>
-        <w:t>opcode</w:t>
-      </w:r>
-      <w:r>
-        <w:t>(1..</w:t>
-      </w:r>
-      <w:proofErr w:type="gramEnd"/>
-      <w:r>
-        <w:t>0) = 10)</w:t>
+        <w:t xml:space="preserve"> (quand opcode</w:t>
+      </w:r>
+      <w:r>
+        <w:t>(1..0) = 10)</w:t>
       </w:r>
       <w:r>
         <w:t>.</w:t>
@@ -1850,6 +1773,7 @@
       <w:r>
         <w:rPr>
           <w:rFonts w:ascii="Arial" w:hAnsi="Arial" w:cs="Arial"/>
+          <w:noProof/>
         </w:rPr>
         <w:drawing>
           <wp:inline distT="0" distB="0" distL="0" distR="0" wp14:anchorId="77623994" wp14:editId="492EAA67">
@@ -1890,15 +1814,7 @@
     </w:p>
     <w:p>
       <w:r>
-        <w:t xml:space="preserve">On a un </w:t>
-      </w:r>
-      <w:proofErr w:type="spellStart"/>
-      <w:r>
-        <w:t>cin</w:t>
-      </w:r>
-      <w:proofErr w:type="spellEnd"/>
-      <w:r>
-        <w:t xml:space="preserve"> pour le complément à deux, donc lorsque op2_s est a ‘1’. A l’exception de</w:t>
+        <w:t>On a un cin pour le complément à deux, donc lorsque op2_s est a ‘1’. A l’exception de</w:t>
       </w:r>
       <w:r>
         <w:t xml:space="preserve"> </w:t>
@@ -1964,15 +1880,7 @@
         <w:t xml:space="preserve"> u</w:t>
       </w:r>
       <w:r>
-        <w:t>n dépassement de nombre signé est déterminé par l’</w:t>
-      </w:r>
-      <w:proofErr w:type="spellStart"/>
-      <w:r>
-        <w:t>overflow</w:t>
-      </w:r>
-      <w:proofErr w:type="spellEnd"/>
-      <w:r>
-        <w:t xml:space="preserve"> et un de nombre non</w:t>
+        <w:t>n dépassement de nombre signé est déterminé par l’overflow et un de nombre non</w:t>
       </w:r>
       <w:r>
         <w:t xml:space="preserve"> </w:t>
@@ -1996,6 +1904,9 @@
     </w:p>
     <w:p>
       <w:r>
+        <w:rPr>
+          <w:noProof/>
+        </w:rPr>
         <w:drawing>
           <wp:inline distT="0" distB="0" distL="0" distR="0" wp14:anchorId="1838EAAE" wp14:editId="18D75C1D">
             <wp:extent cx="2394383" cy="1577789"/>
@@ -2360,21 +2271,12 @@
         <w:lang w:val="fr-FR"/>
       </w:rPr>
     </w:pPr>
-    <w:proofErr w:type="gramStart"/>
     <w:r>
       <w:rPr>
         <w:rFonts w:ascii="Arial" w:hAnsi="Arial" w:cs="Arial"/>
         <w:lang w:val="fr-FR"/>
       </w:rPr>
-      <w:t>page</w:t>
-    </w:r>
-    <w:proofErr w:type="gramEnd"/>
-    <w:r>
-      <w:rPr>
-        <w:rFonts w:ascii="Arial" w:hAnsi="Arial" w:cs="Arial"/>
-        <w:lang w:val="fr-FR"/>
-      </w:rPr>
-      <w:t xml:space="preserve"> </w:t>
+      <w:t xml:space="preserve">page </w:t>
     </w:r>
     <w:r>
       <w:rPr>

--- a/Rapport_ALU.docx
+++ b/Rapport_ALU.docx
@@ -5,56 +5,56 @@
     <w:p>
       <w:pPr>
         <w:rPr>
-          <w:rFonts w:ascii="Arial" w:hAnsi="Arial" w:cs="Arial"/>
-        </w:rPr>
-      </w:pPr>
-    </w:p>
-    <w:p>
-      <w:pPr>
-        <w:rPr>
-          <w:rFonts w:ascii="Arial" w:hAnsi="Arial" w:cs="Arial"/>
-        </w:rPr>
-      </w:pPr>
-    </w:p>
-    <w:p>
-      <w:pPr>
-        <w:rPr>
-          <w:rFonts w:ascii="Arial" w:hAnsi="Arial" w:cs="Arial"/>
-        </w:rPr>
-      </w:pPr>
-    </w:p>
-    <w:p>
-      <w:pPr>
-        <w:rPr>
-          <w:rFonts w:ascii="Arial" w:hAnsi="Arial" w:cs="Arial"/>
-        </w:rPr>
-      </w:pPr>
-    </w:p>
-    <w:p>
-      <w:pPr>
-        <w:rPr>
-          <w:rFonts w:ascii="Arial" w:hAnsi="Arial" w:cs="Arial"/>
-        </w:rPr>
-      </w:pPr>
-    </w:p>
-    <w:p>
-      <w:pPr>
-        <w:rPr>
-          <w:rFonts w:ascii="Arial" w:hAnsi="Arial" w:cs="Arial"/>
-        </w:rPr>
-      </w:pPr>
-    </w:p>
-    <w:p>
-      <w:pPr>
-        <w:rPr>
-          <w:rFonts w:ascii="Arial" w:hAnsi="Arial" w:cs="Arial"/>
-        </w:rPr>
-      </w:pPr>
-    </w:p>
-    <w:p>
-      <w:pPr>
-        <w:rPr>
-          <w:rFonts w:ascii="Arial" w:hAnsi="Arial" w:cs="Arial"/>
+          <w:rFonts w:cs="Arial"/>
+        </w:rPr>
+      </w:pPr>
+    </w:p>
+    <w:p>
+      <w:pPr>
+        <w:rPr>
+          <w:rFonts w:cs="Arial"/>
+        </w:rPr>
+      </w:pPr>
+    </w:p>
+    <w:p>
+      <w:pPr>
+        <w:rPr>
+          <w:rFonts w:cs="Arial"/>
+        </w:rPr>
+      </w:pPr>
+    </w:p>
+    <w:p>
+      <w:pPr>
+        <w:rPr>
+          <w:rFonts w:cs="Arial"/>
+        </w:rPr>
+      </w:pPr>
+    </w:p>
+    <w:p>
+      <w:pPr>
+        <w:rPr>
+          <w:rFonts w:cs="Arial"/>
+        </w:rPr>
+      </w:pPr>
+    </w:p>
+    <w:p>
+      <w:pPr>
+        <w:rPr>
+          <w:rFonts w:cs="Arial"/>
+        </w:rPr>
+      </w:pPr>
+    </w:p>
+    <w:p>
+      <w:pPr>
+        <w:rPr>
+          <w:rFonts w:cs="Arial"/>
+        </w:rPr>
+      </w:pPr>
+    </w:p>
+    <w:p>
+      <w:pPr>
+        <w:rPr>
+          <w:rFonts w:cs="Arial"/>
         </w:rPr>
       </w:pPr>
     </w:p>
@@ -79,42 +79,42 @@
     <w:p>
       <w:pPr>
         <w:rPr>
-          <w:rFonts w:ascii="Arial" w:hAnsi="Arial" w:cs="Arial"/>
-        </w:rPr>
-      </w:pPr>
-    </w:p>
-    <w:p>
-      <w:pPr>
-        <w:rPr>
-          <w:rFonts w:ascii="Arial" w:hAnsi="Arial" w:cs="Arial"/>
-        </w:rPr>
-      </w:pPr>
-    </w:p>
-    <w:p>
-      <w:pPr>
-        <w:rPr>
-          <w:rFonts w:ascii="Arial" w:hAnsi="Arial" w:cs="Arial"/>
-        </w:rPr>
-      </w:pPr>
-    </w:p>
-    <w:p>
-      <w:pPr>
-        <w:rPr>
-          <w:rFonts w:ascii="Arial" w:hAnsi="Arial" w:cs="Arial"/>
-        </w:rPr>
-      </w:pPr>
-    </w:p>
-    <w:p>
-      <w:pPr>
-        <w:rPr>
-          <w:rFonts w:ascii="Arial" w:hAnsi="Arial" w:cs="Arial"/>
-        </w:rPr>
-      </w:pPr>
-    </w:p>
-    <w:p>
-      <w:pPr>
-        <w:rPr>
-          <w:rFonts w:ascii="Arial" w:hAnsi="Arial" w:cs="Arial"/>
+          <w:rFonts w:cs="Arial"/>
+        </w:rPr>
+      </w:pPr>
+    </w:p>
+    <w:p>
+      <w:pPr>
+        <w:rPr>
+          <w:rFonts w:cs="Arial"/>
+        </w:rPr>
+      </w:pPr>
+    </w:p>
+    <w:p>
+      <w:pPr>
+        <w:rPr>
+          <w:rFonts w:cs="Arial"/>
+        </w:rPr>
+      </w:pPr>
+    </w:p>
+    <w:p>
+      <w:pPr>
+        <w:rPr>
+          <w:rFonts w:cs="Arial"/>
+        </w:rPr>
+      </w:pPr>
+    </w:p>
+    <w:p>
+      <w:pPr>
+        <w:rPr>
+          <w:rFonts w:cs="Arial"/>
+        </w:rPr>
+      </w:pPr>
+    </w:p>
+    <w:p>
+      <w:pPr>
+        <w:rPr>
+          <w:rFonts w:cs="Arial"/>
         </w:rPr>
       </w:pPr>
     </w:p>
@@ -122,14 +122,14 @@
       <w:pPr>
         <w:jc w:val="center"/>
         <w:rPr>
-          <w:rFonts w:ascii="Arial" w:hAnsi="Arial" w:cs="Arial"/>
+          <w:rFonts w:cs="Arial"/>
           <w:sz w:val="36"/>
           <w:szCs w:val="36"/>
         </w:rPr>
       </w:pPr>
       <w:r>
         <w:rPr>
-          <w:rFonts w:ascii="Arial" w:hAnsi="Arial" w:cs="Arial"/>
+          <w:rFonts w:cs="Arial"/>
           <w:sz w:val="36"/>
           <w:szCs w:val="36"/>
         </w:rPr>
@@ -137,7 +137,7 @@
       </w:r>
       <w:r>
         <w:rPr>
-          <w:rFonts w:ascii="Arial" w:hAnsi="Arial" w:cs="Arial"/>
+          <w:rFonts w:cs="Arial"/>
           <w:sz w:val="36"/>
           <w:szCs w:val="36"/>
         </w:rPr>
@@ -145,7 +145,7 @@
       </w:r>
       <w:r>
         <w:rPr>
-          <w:rFonts w:ascii="Arial" w:hAnsi="Arial" w:cs="Arial"/>
+          <w:rFonts w:cs="Arial"/>
           <w:sz w:val="36"/>
           <w:szCs w:val="36"/>
         </w:rPr>
@@ -153,7 +153,7 @@
       </w:r>
       <w:r>
         <w:rPr>
-          <w:rFonts w:ascii="Arial" w:hAnsi="Arial" w:cs="Arial"/>
+          <w:rFonts w:cs="Arial"/>
           <w:sz w:val="36"/>
           <w:szCs w:val="36"/>
         </w:rPr>
@@ -164,7 +164,7 @@
       <w:pPr>
         <w:jc w:val="center"/>
         <w:rPr>
-          <w:rFonts w:ascii="Arial" w:hAnsi="Arial" w:cs="Arial"/>
+          <w:rFonts w:cs="Arial"/>
           <w:sz w:val="36"/>
           <w:szCs w:val="36"/>
         </w:rPr>
@@ -174,14 +174,14 @@
       <w:pPr>
         <w:jc w:val="center"/>
         <w:rPr>
-          <w:rFonts w:ascii="Arial" w:hAnsi="Arial" w:cs="Arial"/>
+          <w:rFonts w:cs="Arial"/>
           <w:sz w:val="36"/>
           <w:szCs w:val="36"/>
         </w:rPr>
       </w:pPr>
       <w:r>
         <w:rPr>
-          <w:rFonts w:ascii="Arial" w:hAnsi="Arial" w:cs="Arial"/>
+          <w:rFonts w:cs="Arial"/>
           <w:sz w:val="36"/>
           <w:szCs w:val="36"/>
         </w:rPr>
@@ -189,7 +189,7 @@
       </w:r>
       <w:r>
         <w:rPr>
-          <w:rFonts w:ascii="Arial" w:hAnsi="Arial" w:cs="Arial"/>
+          <w:rFonts w:cs="Arial"/>
           <w:sz w:val="36"/>
           <w:szCs w:val="36"/>
         </w:rPr>
@@ -199,105 +199,105 @@
     <w:p>
       <w:pPr>
         <w:rPr>
-          <w:rFonts w:ascii="Arial" w:hAnsi="Arial" w:cs="Arial"/>
-        </w:rPr>
-      </w:pPr>
-    </w:p>
-    <w:p>
-      <w:pPr>
-        <w:rPr>
-          <w:rFonts w:ascii="Arial" w:hAnsi="Arial" w:cs="Arial"/>
-        </w:rPr>
-      </w:pPr>
-    </w:p>
-    <w:p>
-      <w:pPr>
-        <w:rPr>
-          <w:rFonts w:ascii="Arial" w:hAnsi="Arial" w:cs="Arial"/>
-        </w:rPr>
-      </w:pPr>
-    </w:p>
-    <w:p>
-      <w:pPr>
-        <w:rPr>
-          <w:rFonts w:ascii="Arial" w:hAnsi="Arial" w:cs="Arial"/>
-        </w:rPr>
-      </w:pPr>
-    </w:p>
-    <w:p>
-      <w:pPr>
-        <w:rPr>
-          <w:rFonts w:ascii="Arial" w:hAnsi="Arial" w:cs="Arial"/>
-        </w:rPr>
-      </w:pPr>
-    </w:p>
-    <w:p>
-      <w:pPr>
-        <w:rPr>
-          <w:rFonts w:ascii="Arial" w:hAnsi="Arial" w:cs="Arial"/>
-        </w:rPr>
-      </w:pPr>
-    </w:p>
-    <w:p>
-      <w:pPr>
-        <w:rPr>
-          <w:rFonts w:ascii="Arial" w:hAnsi="Arial" w:cs="Arial"/>
-        </w:rPr>
-      </w:pPr>
-    </w:p>
-    <w:p>
-      <w:pPr>
-        <w:rPr>
-          <w:rFonts w:ascii="Arial" w:hAnsi="Arial" w:cs="Arial"/>
-        </w:rPr>
-      </w:pPr>
-    </w:p>
-    <w:p>
-      <w:pPr>
-        <w:rPr>
-          <w:rFonts w:ascii="Arial" w:hAnsi="Arial" w:cs="Arial"/>
-        </w:rPr>
-      </w:pPr>
-    </w:p>
-    <w:p>
-      <w:pPr>
-        <w:rPr>
-          <w:rFonts w:ascii="Arial" w:hAnsi="Arial" w:cs="Arial"/>
-        </w:rPr>
-      </w:pPr>
-    </w:p>
-    <w:p>
-      <w:pPr>
-        <w:rPr>
-          <w:rFonts w:ascii="Arial" w:hAnsi="Arial" w:cs="Arial"/>
-        </w:rPr>
-      </w:pPr>
-    </w:p>
-    <w:p>
-      <w:pPr>
-        <w:rPr>
-          <w:rFonts w:ascii="Arial" w:hAnsi="Arial" w:cs="Arial"/>
-        </w:rPr>
-      </w:pPr>
-    </w:p>
-    <w:p>
-      <w:pPr>
-        <w:rPr>
-          <w:rFonts w:ascii="Arial" w:hAnsi="Arial" w:cs="Arial"/>
-        </w:rPr>
-      </w:pPr>
-    </w:p>
-    <w:p>
-      <w:pPr>
-        <w:rPr>
-          <w:rFonts w:ascii="Arial" w:hAnsi="Arial" w:cs="Arial"/>
-        </w:rPr>
-      </w:pPr>
-    </w:p>
-    <w:p>
-      <w:pPr>
-        <w:rPr>
-          <w:rFonts w:ascii="Arial" w:hAnsi="Arial" w:cs="Arial"/>
+          <w:rFonts w:cs="Arial"/>
+        </w:rPr>
+      </w:pPr>
+    </w:p>
+    <w:p>
+      <w:pPr>
+        <w:rPr>
+          <w:rFonts w:cs="Arial"/>
+        </w:rPr>
+      </w:pPr>
+    </w:p>
+    <w:p>
+      <w:pPr>
+        <w:rPr>
+          <w:rFonts w:cs="Arial"/>
+        </w:rPr>
+      </w:pPr>
+    </w:p>
+    <w:p>
+      <w:pPr>
+        <w:rPr>
+          <w:rFonts w:cs="Arial"/>
+        </w:rPr>
+      </w:pPr>
+    </w:p>
+    <w:p>
+      <w:pPr>
+        <w:rPr>
+          <w:rFonts w:cs="Arial"/>
+        </w:rPr>
+      </w:pPr>
+    </w:p>
+    <w:p>
+      <w:pPr>
+        <w:rPr>
+          <w:rFonts w:cs="Arial"/>
+        </w:rPr>
+      </w:pPr>
+    </w:p>
+    <w:p>
+      <w:pPr>
+        <w:rPr>
+          <w:rFonts w:cs="Arial"/>
+        </w:rPr>
+      </w:pPr>
+    </w:p>
+    <w:p>
+      <w:pPr>
+        <w:rPr>
+          <w:rFonts w:cs="Arial"/>
+        </w:rPr>
+      </w:pPr>
+    </w:p>
+    <w:p>
+      <w:pPr>
+        <w:rPr>
+          <w:rFonts w:cs="Arial"/>
+        </w:rPr>
+      </w:pPr>
+    </w:p>
+    <w:p>
+      <w:pPr>
+        <w:rPr>
+          <w:rFonts w:cs="Arial"/>
+        </w:rPr>
+      </w:pPr>
+    </w:p>
+    <w:p>
+      <w:pPr>
+        <w:rPr>
+          <w:rFonts w:cs="Arial"/>
+        </w:rPr>
+      </w:pPr>
+    </w:p>
+    <w:p>
+      <w:pPr>
+        <w:rPr>
+          <w:rFonts w:cs="Arial"/>
+        </w:rPr>
+      </w:pPr>
+    </w:p>
+    <w:p>
+      <w:pPr>
+        <w:rPr>
+          <w:rFonts w:cs="Arial"/>
+        </w:rPr>
+      </w:pPr>
+    </w:p>
+    <w:p>
+      <w:pPr>
+        <w:rPr>
+          <w:rFonts w:cs="Arial"/>
+        </w:rPr>
+      </w:pPr>
+    </w:p>
+    <w:p>
+      <w:pPr>
+        <w:rPr>
+          <w:rFonts w:cs="Arial"/>
         </w:rPr>
       </w:pPr>
     </w:p>
@@ -305,14 +305,14 @@
       <w:pPr>
         <w:ind w:left="1938" w:hanging="1938"/>
         <w:rPr>
-          <w:rFonts w:ascii="Arial" w:hAnsi="Arial" w:cs="Arial"/>
+          <w:rFonts w:cs="Arial"/>
           <w:sz w:val="28"/>
           <w:szCs w:val="28"/>
         </w:rPr>
       </w:pPr>
       <w:r>
         <w:rPr>
-          <w:rFonts w:ascii="Arial" w:hAnsi="Arial" w:cs="Arial"/>
+          <w:rFonts w:cs="Arial"/>
           <w:sz w:val="28"/>
           <w:szCs w:val="28"/>
         </w:rPr>
@@ -320,7 +320,7 @@
       </w:r>
       <w:r>
         <w:rPr>
-          <w:rFonts w:ascii="Arial" w:hAnsi="Arial" w:cs="Arial"/>
+          <w:rFonts w:cs="Arial"/>
           <w:sz w:val="28"/>
           <w:szCs w:val="28"/>
         </w:rPr>
@@ -328,7 +328,7 @@
       </w:r>
       <w:r>
         <w:rPr>
-          <w:rFonts w:ascii="Arial" w:hAnsi="Arial" w:cs="Arial"/>
+          <w:rFonts w:cs="Arial"/>
           <w:sz w:val="28"/>
           <w:szCs w:val="28"/>
         </w:rPr>
@@ -336,7 +336,7 @@
       </w:r>
       <w:r>
         <w:rPr>
-          <w:rFonts w:ascii="Arial" w:hAnsi="Arial" w:cs="Arial"/>
+          <w:rFonts w:cs="Arial"/>
           <w:b/>
           <w:bCs/>
           <w:sz w:val="28"/>
@@ -346,7 +346,7 @@
       </w:r>
       <w:r>
         <w:rPr>
-          <w:rFonts w:ascii="Arial" w:hAnsi="Arial" w:cs="Arial"/>
+          <w:rFonts w:cs="Arial"/>
           <w:b/>
           <w:bCs/>
           <w:sz w:val="28"/>
@@ -356,7 +356,7 @@
       </w:r>
       <w:r>
         <w:rPr>
-          <w:rFonts w:ascii="Arial" w:hAnsi="Arial" w:cs="Arial"/>
+          <w:rFonts w:cs="Arial"/>
           <w:b/>
           <w:bCs/>
           <w:sz w:val="28"/>
@@ -369,7 +369,7 @@
       <w:pPr>
         <w:ind w:left="1938" w:hanging="1938"/>
         <w:rPr>
-          <w:rFonts w:ascii="Arial" w:hAnsi="Arial" w:cs="Arial"/>
+          <w:rFonts w:cs="Arial"/>
           <w:sz w:val="28"/>
           <w:szCs w:val="28"/>
         </w:rPr>
@@ -379,7 +379,7 @@
       <w:pPr>
         <w:ind w:left="1938" w:hanging="1938"/>
         <w:rPr>
-          <w:rFonts w:ascii="Arial" w:hAnsi="Arial" w:cs="Arial"/>
+          <w:rFonts w:cs="Arial"/>
           <w:b/>
           <w:bCs/>
           <w:sz w:val="28"/>
@@ -388,7 +388,7 @@
       </w:pPr>
       <w:r>
         <w:rPr>
-          <w:rFonts w:ascii="Arial" w:hAnsi="Arial" w:cs="Arial"/>
+          <w:rFonts w:cs="Arial"/>
           <w:sz w:val="28"/>
           <w:szCs w:val="28"/>
         </w:rPr>
@@ -396,7 +396,7 @@
       </w:r>
       <w:r>
         <w:rPr>
-          <w:rFonts w:ascii="Arial" w:hAnsi="Arial" w:cs="Arial"/>
+          <w:rFonts w:cs="Arial"/>
           <w:sz w:val="28"/>
           <w:szCs w:val="28"/>
         </w:rPr>
@@ -404,7 +404,7 @@
       </w:r>
       <w:r>
         <w:rPr>
-          <w:rFonts w:ascii="Arial" w:hAnsi="Arial" w:cs="Arial"/>
+          <w:rFonts w:cs="Arial"/>
           <w:b/>
           <w:bCs/>
           <w:sz w:val="28"/>
@@ -417,14 +417,14 @@
       <w:pPr>
         <w:ind w:left="1938" w:hanging="1938"/>
         <w:rPr>
-          <w:rFonts w:ascii="Arial" w:hAnsi="Arial" w:cs="Arial"/>
+          <w:rFonts w:cs="Arial"/>
           <w:sz w:val="28"/>
           <w:szCs w:val="28"/>
         </w:rPr>
       </w:pPr>
       <w:r>
         <w:rPr>
-          <w:rFonts w:ascii="Arial" w:hAnsi="Arial" w:cs="Arial"/>
+          <w:rFonts w:cs="Arial"/>
           <w:sz w:val="28"/>
           <w:szCs w:val="28"/>
         </w:rPr>
@@ -432,7 +432,7 @@
       </w:r>
       <w:r>
         <w:rPr>
-          <w:rFonts w:ascii="Arial" w:hAnsi="Arial" w:cs="Arial"/>
+          <w:rFonts w:cs="Arial"/>
           <w:sz w:val="28"/>
           <w:szCs w:val="28"/>
         </w:rPr>
@@ -440,7 +440,7 @@
       </w:r>
       <w:r>
         <w:rPr>
-          <w:rFonts w:ascii="Arial" w:hAnsi="Arial" w:cs="Arial"/>
+          <w:rFonts w:cs="Arial"/>
           <w:b/>
           <w:bCs/>
           <w:sz w:val="28"/>
@@ -453,7 +453,7 @@
       <w:pPr>
         <w:ind w:left="1938" w:hanging="1938"/>
         <w:rPr>
-          <w:rFonts w:ascii="Arial" w:hAnsi="Arial" w:cs="Arial"/>
+          <w:rFonts w:cs="Arial"/>
           <w:sz w:val="28"/>
           <w:szCs w:val="28"/>
         </w:rPr>
@@ -463,109 +463,81 @@
       <w:pPr>
         <w:ind w:left="1938" w:hanging="1938"/>
         <w:rPr>
-          <w:rFonts w:ascii="Arial" w:hAnsi="Arial" w:cs="Arial"/>
+          <w:rFonts w:cs="Arial"/>
           <w:b/>
           <w:bCs/>
           <w:sz w:val="28"/>
           <w:szCs w:val="28"/>
-          <w:lang w:val="pt-BR"/>
-        </w:rPr>
-      </w:pPr>
-      <w:r>
-        <w:rPr>
-          <w:rFonts w:ascii="Arial" w:hAnsi="Arial" w:cs="Arial"/>
+        </w:rPr>
+      </w:pPr>
+      <w:r>
+        <w:rPr>
+          <w:rFonts w:cs="Arial"/>
           <w:sz w:val="28"/>
           <w:szCs w:val="28"/>
-          <w:lang w:val="pt-BR"/>
-        </w:rPr>
-        <w:t>Classe</w:t>
-      </w:r>
-      <w:r>
-        <w:rPr>
-          <w:rFonts w:ascii="Arial" w:hAnsi="Arial" w:cs="Arial"/>
+        </w:rPr>
+        <w:t>Classe :</w:t>
+      </w:r>
+      <w:r>
+        <w:rPr>
+          <w:rFonts w:cs="Arial"/>
           <w:sz w:val="28"/>
           <w:szCs w:val="28"/>
-          <w:lang w:val="pt-BR"/>
-        </w:rPr>
-        <w:t xml:space="preserve"> :</w:t>
-      </w:r>
-      <w:r>
-        <w:rPr>
-          <w:rFonts w:ascii="Arial" w:hAnsi="Arial" w:cs="Arial"/>
-          <w:sz w:val="28"/>
-          <w:szCs w:val="28"/>
-          <w:lang w:val="pt-BR"/>
         </w:rPr>
         <w:tab/>
       </w:r>
       <w:r>
         <w:rPr>
-          <w:rFonts w:ascii="Arial" w:hAnsi="Arial" w:cs="Arial"/>
+          <w:rFonts w:cs="Arial"/>
           <w:b/>
           <w:sz w:val="28"/>
           <w:szCs w:val="28"/>
-          <w:lang w:val="pt-BR"/>
-        </w:rPr>
-        <w:t>SysLog1</w:t>
-      </w:r>
-      <w:r>
-        <w:rPr>
-          <w:rFonts w:ascii="Arial" w:hAnsi="Arial" w:cs="Arial"/>
-          <w:b/>
-          <w:sz w:val="28"/>
-          <w:szCs w:val="28"/>
-          <w:lang w:val="pt-BR"/>
-        </w:rPr>
-        <w:t>-A</w:t>
+        </w:rPr>
+        <w:t>SysLog1-A</w:t>
       </w:r>
     </w:p>
     <w:p>
       <w:pPr>
         <w:ind w:left="1938" w:hanging="1938"/>
         <w:rPr>
-          <w:rFonts w:ascii="Arial" w:hAnsi="Arial" w:cs="Arial"/>
+          <w:rFonts w:cs="Arial"/>
           <w:b/>
           <w:bCs/>
           <w:sz w:val="28"/>
           <w:szCs w:val="28"/>
-          <w:lang w:val="pt-BR"/>
-        </w:rPr>
-      </w:pPr>
-      <w:r>
-        <w:rPr>
-          <w:rFonts w:ascii="Arial" w:hAnsi="Arial" w:cs="Arial"/>
+        </w:rPr>
+      </w:pPr>
+      <w:r>
+        <w:rPr>
+          <w:rFonts w:cs="Arial"/>
           <w:sz w:val="28"/>
           <w:szCs w:val="28"/>
-          <w:lang w:val="pt-BR"/>
         </w:rPr>
         <w:t>Salle de labo :</w:t>
       </w:r>
       <w:r>
         <w:rPr>
-          <w:rFonts w:ascii="Arial" w:hAnsi="Arial" w:cs="Arial"/>
+          <w:rFonts w:cs="Arial"/>
           <w:sz w:val="28"/>
           <w:szCs w:val="28"/>
-          <w:lang w:val="pt-BR"/>
         </w:rPr>
         <w:tab/>
       </w:r>
       <w:r>
         <w:rPr>
-          <w:rFonts w:ascii="Arial" w:hAnsi="Arial" w:cs="Arial"/>
+          <w:rFonts w:cs="Arial"/>
           <w:b/>
           <w:sz w:val="28"/>
           <w:szCs w:val="28"/>
-          <w:lang w:val="pt-BR"/>
         </w:rPr>
         <w:t>A0</w:t>
       </w:r>
       <w:r>
         <w:rPr>
-          <w:rFonts w:ascii="Arial" w:hAnsi="Arial" w:cs="Arial"/>
+          <w:rFonts w:cs="Arial"/>
           <w:b/>
           <w:sz w:val="28"/>
           <w:szCs w:val="28"/>
-          <w:lang w:val="pt-BR"/>
         </w:rPr>
         <w:t>7</w:t>
       </w:r>
@@ -573,10 +545,9 @@
     <w:p>
       <w:pPr>
         <w:rPr>
-          <w:rFonts w:ascii="Arial" w:hAnsi="Arial" w:cs="Arial"/>
+          <w:rFonts w:cs="Arial"/>
           <w:sz w:val="28"/>
           <w:szCs w:val="28"/>
-          <w:lang w:val="pt-BR"/>
         </w:rPr>
       </w:pPr>
     </w:p>
@@ -584,14 +555,14 @@
       <w:pPr>
         <w:ind w:left="1938" w:hanging="1938"/>
         <w:rPr>
-          <w:rFonts w:ascii="Arial" w:hAnsi="Arial" w:cs="Arial"/>
+          <w:rFonts w:cs="Arial"/>
           <w:sz w:val="28"/>
           <w:szCs w:val="28"/>
         </w:rPr>
       </w:pPr>
       <w:r>
         <w:rPr>
-          <w:rFonts w:ascii="Arial" w:hAnsi="Arial" w:cs="Arial"/>
+          <w:rFonts w:cs="Arial"/>
           <w:sz w:val="28"/>
           <w:szCs w:val="28"/>
         </w:rPr>
@@ -599,7 +570,7 @@
       </w:r>
       <w:r>
         <w:rPr>
-          <w:rFonts w:ascii="Arial" w:hAnsi="Arial" w:cs="Arial"/>
+          <w:rFonts w:cs="Arial"/>
           <w:sz w:val="28"/>
           <w:szCs w:val="28"/>
         </w:rPr>
@@ -607,7 +578,7 @@
       </w:r>
       <w:r>
         <w:rPr>
-          <w:rFonts w:ascii="Arial" w:hAnsi="Arial" w:cs="Arial"/>
+          <w:rFonts w:cs="Arial"/>
           <w:b/>
           <w:bCs/>
           <w:sz w:val="28"/>
@@ -619,7 +590,7 @@
     <w:p>
       <w:pPr>
         <w:rPr>
-          <w:rFonts w:ascii="Arial" w:hAnsi="Arial" w:cs="Arial"/>
+          <w:rFonts w:cs="Arial"/>
         </w:rPr>
       </w:pPr>
     </w:p>
@@ -638,127 +609,63 @@
       </w:r>
     </w:p>
     <w:p>
-      <w:pPr>
-        <w:ind w:left="432"/>
-        <w:rPr>
-          <w:rFonts w:ascii="Arial" w:hAnsi="Arial" w:cs="Arial"/>
-        </w:rPr>
-      </w:pPr>
-      <w:r>
-        <w:rPr>
-          <w:rFonts w:ascii="Arial" w:hAnsi="Arial" w:cs="Arial"/>
-        </w:rPr>
+      <w:r>
         <w:t xml:space="preserve">On doit faire un ALU en VHDL </w:t>
       </w:r>
       <w:r>
-        <w:rPr>
-          <w:rFonts w:ascii="Arial" w:hAnsi="Arial" w:cs="Arial"/>
-        </w:rPr>
         <w:t>avec différents calcules choisis par un opcode.</w:t>
       </w:r>
     </w:p>
     <w:p>
-      <w:pPr>
-        <w:ind w:left="432"/>
-        <w:rPr>
-          <w:rFonts w:ascii="Arial" w:hAnsi="Arial" w:cs="Arial"/>
-        </w:rPr>
-      </w:pPr>
-      <w:r>
-        <w:rPr>
-          <w:rFonts w:ascii="Arial" w:hAnsi="Arial" w:cs="Arial"/>
-        </w:rPr>
+      <w:r>
         <w:t>Pour ce faire, on va d’abord s’intéresser aux différe</w:t>
       </w:r>
       <w:r>
-        <w:rPr>
-          <w:rFonts w:ascii="Arial" w:hAnsi="Arial" w:cs="Arial"/>
-        </w:rPr>
         <w:t>ntes possibilités de faire chaque opération.</w:t>
       </w:r>
     </w:p>
     <w:p>
-      <w:pPr>
-        <w:ind w:left="432"/>
-        <w:rPr>
-          <w:rFonts w:ascii="Arial" w:hAnsi="Arial" w:cs="Arial"/>
-        </w:rPr>
-      </w:pPr>
-      <w:r>
-        <w:rPr>
-          <w:rFonts w:ascii="Arial" w:hAnsi="Arial" w:cs="Arial"/>
-        </w:rPr>
+      <w:r>
         <w:t xml:space="preserve">On va ensuite </w:t>
       </w:r>
       <w:r>
-        <w:rPr>
-          <w:rFonts w:ascii="Arial" w:hAnsi="Arial" w:cs="Arial"/>
-        </w:rPr>
         <w:t xml:space="preserve">déterminer </w:t>
       </w:r>
       <w:r>
-        <w:rPr>
-          <w:rFonts w:ascii="Arial" w:hAnsi="Arial" w:cs="Arial"/>
-        </w:rPr>
         <w:t>laquelle</w:t>
       </w:r>
       <w:r>
-        <w:rPr>
-          <w:rFonts w:ascii="Arial" w:hAnsi="Arial" w:cs="Arial"/>
-        </w:rPr>
         <w:t xml:space="preserve"> </w:t>
       </w:r>
       <w:r>
-        <w:rPr>
-          <w:rFonts w:ascii="Arial" w:hAnsi="Arial" w:cs="Arial"/>
-        </w:rPr>
         <w:t>choisir pour</w:t>
       </w:r>
       <w:r>
-        <w:rPr>
-          <w:rFonts w:ascii="Arial" w:hAnsi="Arial" w:cs="Arial"/>
-        </w:rPr>
         <w:t xml:space="preserve"> que le système soit le plus optimisé possible</w:t>
       </w:r>
       <w:r>
-        <w:rPr>
-          <w:rFonts w:ascii="Arial" w:hAnsi="Arial" w:cs="Arial"/>
-        </w:rPr>
         <w:t xml:space="preserve"> en limitant la taille des composants et en essayant de les réutiliser pour différentes fonctions</w:t>
       </w:r>
       <w:r>
-        <w:rPr>
-          <w:rFonts w:ascii="Arial" w:hAnsi="Arial" w:cs="Arial"/>
-        </w:rPr>
         <w:t>.</w:t>
       </w:r>
     </w:p>
     <w:p>
-      <w:pPr>
-        <w:ind w:left="432"/>
-        <w:rPr>
-          <w:rFonts w:ascii="Arial" w:hAnsi="Arial" w:cs="Arial"/>
-        </w:rPr>
-      </w:pPr>
-      <w:r>
-        <w:rPr>
-          <w:rFonts w:ascii="Arial" w:hAnsi="Arial" w:cs="Arial"/>
-        </w:rPr>
+      <w:r>
         <w:t>Avec ceci nous pourrons créer un schéma, puis l’implémenter en VHDL.</w:t>
       </w:r>
     </w:p>
     <w:p>
-      <w:pPr>
-        <w:ind w:left="432"/>
-        <w:rPr>
-          <w:rFonts w:ascii="Arial" w:hAnsi="Arial" w:cs="Arial"/>
-        </w:rPr>
-      </w:pPr>
-      <w:r>
-        <w:rPr>
-          <w:rFonts w:ascii="Arial" w:hAnsi="Arial" w:cs="Arial"/>
-        </w:rPr>
-        <w:t>Il ne nous restera plus qu’à tester avec Questasim puis sur une carte.</w:t>
+      <w:r>
+        <w:t xml:space="preserve">Il ne nous restera plus qu’à tester avec </w:t>
+      </w:r>
+      <w:proofErr w:type="spellStart"/>
+      <w:r>
+        <w:t>Questasim</w:t>
+      </w:r>
+      <w:proofErr w:type="spellEnd"/>
+      <w:r>
+        <w:t xml:space="preserve"> puis sur une carte.</w:t>
       </w:r>
     </w:p>
     <w:p>
@@ -766,54 +673,48 @@
         <w:pStyle w:val="Titre1"/>
       </w:pPr>
       <w:r>
-        <w:t>A</w:t>
-      </w:r>
-      <w:r>
-        <w:t>nalyse</w:t>
-      </w:r>
-      <w:r>
-        <w:t xml:space="preserve"> et conception</w:t>
-      </w:r>
-    </w:p>
-    <w:p>
-      <w:pPr>
-        <w:rPr>
-          <w:rFonts w:ascii="Arial" w:hAnsi="Arial" w:cs="Arial"/>
-        </w:rPr>
-      </w:pPr>
-      <w:r>
-        <w:rPr>
-          <w:rFonts w:ascii="Arial" w:hAnsi="Arial" w:cs="Arial"/>
+        <w:t>Analyse et conception</w:t>
+      </w:r>
+    </w:p>
+    <w:p>
+      <w:pPr>
+        <w:rPr>
+          <w:rFonts w:cs="Arial"/>
+        </w:rPr>
+      </w:pPr>
+      <w:r>
+        <w:rPr>
+          <w:rFonts w:cs="Arial"/>
         </w:rPr>
         <w:t xml:space="preserve">On veut trouver la façon la plus optimisé d’effectuer chaque </w:t>
       </w:r>
       <w:r>
         <w:rPr>
-          <w:rFonts w:ascii="Arial" w:hAnsi="Arial" w:cs="Arial"/>
+          <w:rFonts w:cs="Arial"/>
         </w:rPr>
         <w:t>opération</w:t>
       </w:r>
       <w:r>
         <w:rPr>
-          <w:rFonts w:ascii="Arial" w:hAnsi="Arial" w:cs="Arial"/>
+          <w:rFonts w:cs="Arial"/>
         </w:rPr>
         <w:t xml:space="preserve"> de l’ALU, </w:t>
       </w:r>
       <w:r>
         <w:rPr>
-          <w:rFonts w:ascii="Arial" w:hAnsi="Arial" w:cs="Arial"/>
+          <w:rFonts w:cs="Arial"/>
         </w:rPr>
         <w:t>pour se faire il faut déjà lister les</w:t>
       </w:r>
       <w:r>
         <w:rPr>
-          <w:rFonts w:ascii="Arial" w:hAnsi="Arial" w:cs="Arial"/>
+          <w:rFonts w:cs="Arial"/>
         </w:rPr>
         <w:t xml:space="preserve"> différentes implémentations possibles</w:t>
       </w:r>
       <w:r>
         <w:rPr>
-          <w:rFonts w:ascii="Arial" w:hAnsi="Arial" w:cs="Arial"/>
+          <w:rFonts w:cs="Arial"/>
         </w:rPr>
         <w:t>.</w:t>
       </w:r>
@@ -833,6 +734,20 @@
       <w:r>
         <w:t>un additionneur.</w:t>
       </w:r>
+      <w:r>
+        <w:t xml:space="preserve"> On peut utiliser </w:t>
+      </w:r>
+      <w:r>
+        <w:t xml:space="preserve">l’additionneur add4_full déjà implémenté et l’adapter en </w:t>
+      </w:r>
+      <w:proofErr w:type="spellStart"/>
+      <w:r>
+        <w:t>addn_full</w:t>
+      </w:r>
+      <w:proofErr w:type="spellEnd"/>
+      <w:r>
+        <w:t>.</w:t>
+      </w:r>
     </w:p>
     <w:p>
       <w:pPr>
@@ -864,10 +779,26 @@
         <w:t xml:space="preserve">Il suffit donc de relier les bits </w:t>
       </w:r>
       <w:r>
-        <w:t>[N-1 .. 0] du signal d’entré aux bits [</w:t>
-      </w:r>
-      <w:r>
-        <w:t>N .. 1] du signal de sortie et mettre le poids faible de la sortie à ‘0’.</w:t>
+        <w:t>[N-1</w:t>
+      </w:r>
+      <w:proofErr w:type="gramStart"/>
+      <w:r>
+        <w:t xml:space="preserve"> ..</w:t>
+      </w:r>
+      <w:proofErr w:type="gramEnd"/>
+      <w:r>
+        <w:t xml:space="preserve"> 0] du signal d’entré aux bits [</w:t>
+      </w:r>
+      <w:r>
+        <w:t>N</w:t>
+      </w:r>
+      <w:proofErr w:type="gramStart"/>
+      <w:r>
+        <w:t xml:space="preserve"> ..</w:t>
+      </w:r>
+      <w:proofErr w:type="gramEnd"/>
+      <w:r>
+        <w:t xml:space="preserve"> 1] du signal de sortie et mettre le poids faible de la sortie à ‘0’.</w:t>
       </w:r>
     </w:p>
     <w:p>
@@ -931,6 +862,7 @@
     </w:p>
     <w:p>
       <w:r>
+        <w:lastRenderedPageBreak/>
         <w:t>Une autre solution</w:t>
       </w:r>
       <w:r>
@@ -951,112 +883,100 @@
         <w:pStyle w:val="Titre2"/>
       </w:pPr>
       <w:r>
+        <w:t>Soustraction</w:t>
+      </w:r>
+      <w:r>
+        <w:t xml:space="preserve"> (B – A)</w:t>
+      </w:r>
+    </w:p>
+    <w:p>
+      <w:r>
+        <w:t>On peut utiliser la même solution que pour l’autre soustraction</w:t>
+      </w:r>
+      <w:r>
+        <w:t xml:space="preserve">, ou reprendre directement la valeur de celle-ci et l’inverser (car </w:t>
+      </w:r>
+      <w:r>
+        <w:t>B – A = – (A</w:t>
+      </w:r>
+      <w:r>
+        <w:t xml:space="preserve"> </w:t>
+      </w:r>
+      <w:r>
+        <w:t xml:space="preserve">– B)) </w:t>
+      </w:r>
+    </w:p>
+    <w:p>
+      <w:pPr>
+        <w:pStyle w:val="Titre2"/>
+      </w:pPr>
+      <w:r>
+        <w:t>OU logique</w:t>
+      </w:r>
+    </w:p>
+    <w:p>
+      <w:r>
+        <w:t>Comme pour ET il suffit d’utiliser l’opérateur OR</w:t>
+      </w:r>
+    </w:p>
+    <w:p>
+      <w:pPr>
+        <w:pStyle w:val="Titre2"/>
+      </w:pPr>
+      <w:r>
+        <w:t>Décrémentation</w:t>
+      </w:r>
+    </w:p>
+    <w:p>
+      <w:r>
+        <w:t xml:space="preserve">Similaire à la soustraction, </w:t>
+      </w:r>
+      <w:r>
+        <w:t>on peut soit implémenter un soustracteur soit additionner le complément à deux de 1 (qu’on peut calculer au préalable</w:t>
+      </w:r>
+      <w:r>
+        <w:t xml:space="preserve"> ou sur le moment).</w:t>
+      </w:r>
+    </w:p>
+    <w:p>
+      <w:r>
+        <w:br w:type="page"/>
+      </w:r>
+    </w:p>
+    <w:p>
+      <w:pPr>
+        <w:pStyle w:val="Titre1"/>
+      </w:pPr>
+      <w:r>
         <w:lastRenderedPageBreak/>
-        <w:t>Soustraction</w:t>
-      </w:r>
-      <w:r>
-        <w:t xml:space="preserve"> (B – A)</w:t>
-      </w:r>
-    </w:p>
-    <w:p>
-      <w:r>
-        <w:t>On peut utiliser la même solution que pour l’autre soustraction</w:t>
-      </w:r>
-      <w:r>
-        <w:t xml:space="preserve">, ou reprendre directement la valeur de celle-ci et l’inverser (car </w:t>
-      </w:r>
-      <w:r>
-        <w:t>B – A = – (A</w:t>
-      </w:r>
-      <w:r>
-        <w:t xml:space="preserve"> </w:t>
-      </w:r>
-      <w:r>
-        <w:t xml:space="preserve">– B)) </w:t>
-      </w:r>
-    </w:p>
-    <w:p>
-      <w:pPr>
-        <w:pStyle w:val="Titre2"/>
-      </w:pPr>
-      <w:r>
-        <w:t>OU logique</w:t>
-      </w:r>
-    </w:p>
-    <w:p>
-      <w:r>
-        <w:t>Comme pour ET il suffit d’utiliser l’opérateur OR</w:t>
-      </w:r>
-    </w:p>
-    <w:p>
-      <w:pPr>
-        <w:pStyle w:val="Titre2"/>
-      </w:pPr>
-      <w:r>
-        <w:t>Décrémentation</w:t>
-      </w:r>
-    </w:p>
-    <w:p>
-      <w:r>
-        <w:t xml:space="preserve">Similaire à la soustraction, </w:t>
-      </w:r>
-      <w:r>
-        <w:t>on peut soit implémenter un soustracteur soit additionner le complément à deux de 1 (qu’on peut calculer au préalable</w:t>
-      </w:r>
-      <w:r>
-        <w:t xml:space="preserve"> ou sur le moment).</w:t>
-      </w:r>
-    </w:p>
-    <w:p>
-      <w:pPr>
-        <w:rPr>
-          <w:rFonts w:ascii="Arial" w:hAnsi="Arial" w:cs="Arial"/>
-        </w:rPr>
-      </w:pPr>
-    </w:p>
-    <w:p>
-      <w:pPr>
-        <w:pStyle w:val="Titre1"/>
-        <w:rPr>
-          <w:lang w:val="fr-FR"/>
-        </w:rPr>
-      </w:pPr>
-      <w:r>
-        <w:rPr>
-          <w:lang w:val="fr-FR"/>
-        </w:rPr>
-        <w:t>Réalisation et i</w:t>
-      </w:r>
-      <w:r>
-        <w:rPr>
-          <w:lang w:val="fr-FR"/>
-        </w:rPr>
-        <w:t>mplantation</w:t>
-      </w:r>
-    </w:p>
-    <w:p>
-      <w:pPr>
-        <w:rPr>
-          <w:lang w:val="fr-FR"/>
-        </w:rPr>
-      </w:pPr>
-      <w:r>
-        <w:rPr>
-          <w:lang w:val="fr-FR"/>
-        </w:rPr>
-        <w:t>Une solution est de prendre un mux a 3 bits (8 entrées) et de relier chaques opérations.</w:t>
-      </w:r>
-    </w:p>
-    <w:p>
-      <w:pPr>
-        <w:rPr>
-          <w:lang w:val="fr-FR"/>
-        </w:rPr>
-      </w:pPr>
+        <w:t>Réalisation et implantation</w:t>
+      </w:r>
+    </w:p>
+    <w:p>
+      <w:r>
+        <w:t xml:space="preserve">Une solution est de prendre un </w:t>
+      </w:r>
+      <w:proofErr w:type="spellStart"/>
+      <w:r>
+        <w:t>mux</w:t>
+      </w:r>
+      <w:proofErr w:type="spellEnd"/>
+      <w:r>
+        <w:t xml:space="preserve"> a 3 bits (8 entrées) et de relier </w:t>
+      </w:r>
+      <w:proofErr w:type="spellStart"/>
+      <w:r>
+        <w:t>chaques</w:t>
+      </w:r>
+      <w:proofErr w:type="spellEnd"/>
+      <w:r>
+        <w:t xml:space="preserve"> opérations.</w:t>
+      </w:r>
+    </w:p>
+    <w:p>
       <w:r>
         <w:rPr>
           <w:noProof/>
-          <w:lang w:val="fr-FR"/>
         </w:rPr>
         <w:drawing>
           <wp:inline distT="0" distB="0" distL="0" distR="0" wp14:anchorId="1DB54DD5" wp14:editId="2A13AE4E">
@@ -1096,28 +1016,14 @@
       </w:r>
     </w:p>
     <w:p>
-      <w:pPr>
-        <w:rPr>
-          <w:lang w:val="fr-FR"/>
-        </w:rPr>
-      </w:pPr>
-      <w:r>
-        <w:rPr>
-          <w:lang w:val="fr-FR"/>
-        </w:rPr>
+      <w:r>
         <w:t xml:space="preserve">Avec </w:t>
       </w:r>
     </w:p>
     <w:p>
-      <w:pPr>
-        <w:rPr>
-          <w:lang w:val="fr-FR"/>
-        </w:rPr>
-      </w:pPr>
       <w:r>
         <w:rPr>
           <w:noProof/>
-          <w:lang w:val="fr-FR"/>
         </w:rPr>
         <w:drawing>
           <wp:inline distT="0" distB="0" distL="0" distR="0" wp14:anchorId="0D7E1E2D" wp14:editId="48917E17">
@@ -1156,29 +1062,15 @@
         </w:drawing>
       </w:r>
       <w:r>
-        <w:rPr>
-          <w:lang w:val="fr-FR"/>
-        </w:rPr>
         <w:br w:type="page"/>
       </w:r>
     </w:p>
     <w:p>
-      <w:pPr>
-        <w:rPr>
-          <w:lang w:val="fr-FR"/>
-        </w:rPr>
-      </w:pPr>
-      <w:r>
-        <w:rPr>
-          <w:lang w:val="fr-FR"/>
-        </w:rPr>
+      <w:r>
         <w:lastRenderedPageBreak/>
         <w:t>Cependant on peut optimiser cela</w:t>
       </w:r>
       <w:r>
-        <w:rPr>
-          <w:lang w:val="fr-FR"/>
-        </w:rPr>
         <w:t> :</w:t>
       </w:r>
     </w:p>
@@ -1189,33 +1081,26 @@
           <w:ilvl w:val="0"/>
           <w:numId w:val="36"/>
         </w:numPr>
-        <w:rPr>
-          <w:lang w:val="fr-FR"/>
-        </w:rPr>
-      </w:pPr>
-      <w:r>
-        <w:rPr>
-          <w:lang w:val="fr-FR"/>
-        </w:rPr>
+      </w:pPr>
+      <w:r>
         <w:t xml:space="preserve">Quand le bit de poids fort </w:t>
       </w:r>
       <w:r>
-        <w:rPr>
-          <w:lang w:val="fr-FR"/>
-        </w:rPr>
         <w:t>est à ‘1’, on effectue une soustraction (</w:t>
       </w:r>
       <w:r>
-        <w:rPr>
-          <w:lang w:val="fr-FR"/>
-        </w:rPr>
         <w:t>à</w:t>
       </w:r>
       <w:r>
-        <w:rPr>
-          <w:lang w:val="fr-FR"/>
-        </w:rPr>
-        <w:t xml:space="preserve"> part pour le OR)</w:t>
+        <w:t xml:space="preserve"> part pour </w:t>
+      </w:r>
+      <w:proofErr w:type="gramStart"/>
+      <w:r>
+        <w:t>le OR</w:t>
+      </w:r>
+      <w:proofErr w:type="gramEnd"/>
+      <w:r>
+        <w:t>)</w:t>
       </w:r>
     </w:p>
     <w:p>
@@ -1225,18 +1110,9 @@
           <w:ilvl w:val="0"/>
           <w:numId w:val="36"/>
         </w:numPr>
-        <w:rPr>
-          <w:lang w:val="fr-FR"/>
-        </w:rPr>
-      </w:pPr>
-      <w:r>
-        <w:rPr>
-          <w:lang w:val="fr-FR"/>
-        </w:rPr>
-        <w:t xml:space="preserve">Si on utilise </w:t>
-      </w:r>
-      <w:r>
-        <w:t xml:space="preserve">B – A = – (A – B), alors </w:t>
+      </w:pPr>
+      <w:r>
+        <w:t xml:space="preserve">Si on utilise B – A = – (A – B), alors </w:t>
       </w:r>
       <w:r>
         <w:t>le premier opérande</w:t>
@@ -1245,13 +1121,29 @@
         <w:t xml:space="preserve"> </w:t>
       </w:r>
       <w:r>
-        <w:t xml:space="preserve">est toujours na_i </w:t>
+        <w:t xml:space="preserve">est toujours </w:t>
+      </w:r>
+      <w:proofErr w:type="spellStart"/>
+      <w:r>
+        <w:t>na_i</w:t>
+      </w:r>
+      <w:proofErr w:type="spellEnd"/>
+      <w:r>
+        <w:t xml:space="preserve"> </w:t>
       </w:r>
       <w:r>
         <w:t xml:space="preserve">(sauf pour Or et AND) </w:t>
       </w:r>
       <w:r>
-        <w:t xml:space="preserve">-&gt; on peut utiliser un mux pour déterminer </w:t>
+        <w:t xml:space="preserve">-&gt; on peut utiliser un </w:t>
+      </w:r>
+      <w:proofErr w:type="spellStart"/>
+      <w:r>
+        <w:t>mux</w:t>
+      </w:r>
+      <w:proofErr w:type="spellEnd"/>
+      <w:r>
+        <w:t xml:space="preserve"> pour déterminer </w:t>
       </w:r>
       <w:r>
         <w:t>le deuxième opérande. Dans ce cas on fait deux fois le cà2</w:t>
@@ -1260,7 +1152,15 @@
         <w:t xml:space="preserve">, les +1 de ceux-ci s’annule, il suffit donc de </w:t>
       </w:r>
       <w:r>
-        <w:t>laisser le cin à 0 dans ce cas.</w:t>
+        <w:t xml:space="preserve">laisser le </w:t>
+      </w:r>
+      <w:proofErr w:type="spellStart"/>
+      <w:r>
+        <w:t>cin</w:t>
+      </w:r>
+      <w:proofErr w:type="spellEnd"/>
+      <w:r>
+        <w:t xml:space="preserve"> à 0 dans ce cas.</w:t>
       </w:r>
     </w:p>
     <w:p>
@@ -1270,79 +1170,59 @@
           <w:ilvl w:val="0"/>
           <w:numId w:val="36"/>
         </w:numPr>
-        <w:rPr>
-          <w:lang w:val="fr-FR"/>
-        </w:rPr>
-      </w:pPr>
-      <w:r>
-        <w:t>On peut aussi passer le résultat d</w:t>
+      </w:pPr>
+      <w:r>
+        <w:t xml:space="preserve">On peut aussi passer le résultat </w:t>
+      </w:r>
+      <w:proofErr w:type="gramStart"/>
+      <w:r>
+        <w:t>d</w:t>
       </w:r>
       <w:r>
         <w:t>u</w:t>
       </w:r>
       <w:r>
-        <w:t xml:space="preserve"> OR et AND dans l’additionneur et l’additionner à 0.</w:t>
+        <w:t xml:space="preserve"> OR</w:t>
+      </w:r>
+      <w:proofErr w:type="gramEnd"/>
+      <w:r>
+        <w:t xml:space="preserve"> et AND dans l’additionneur et l’additionner à 0.</w:t>
       </w:r>
     </w:p>
     <w:p>
       <w:pPr>
         <w:ind w:left="360"/>
-        <w:rPr>
-          <w:lang w:val="fr-FR"/>
-        </w:rPr>
       </w:pPr>
     </w:p>
     <w:p>
       <w:pPr>
         <w:ind w:left="360"/>
-        <w:rPr>
-          <w:lang w:val="fr-FR"/>
-        </w:rPr>
-      </w:pPr>
-      <w:r>
-        <w:rPr>
-          <w:lang w:val="fr-FR"/>
-        </w:rPr>
+      </w:pPr>
+      <w:r>
         <w:t>On doit donc déterminer les deux opérandes de l’addition</w:t>
       </w:r>
       <w:r>
-        <w:rPr>
-          <w:lang w:val="fr-FR"/>
-        </w:rPr>
         <w:t>.</w:t>
       </w:r>
     </w:p>
     <w:p>
       <w:pPr>
         <w:ind w:left="360"/>
-        <w:rPr>
-          <w:lang w:val="fr-FR"/>
-        </w:rPr>
-      </w:pPr>
-      <w:r>
-        <w:rPr>
-          <w:lang w:val="fr-FR"/>
-        </w:rPr>
+      </w:pPr>
+      <w:r>
         <w:t>Deuxième</w:t>
       </w:r>
       <w:r>
-        <w:rPr>
-          <w:lang w:val="fr-FR"/>
-        </w:rPr>
         <w:t xml:space="preserve"> opérande :</w:t>
       </w:r>
     </w:p>
     <w:p>
       <w:pPr>
         <w:ind w:left="360"/>
-        <w:rPr>
-          <w:lang w:val="fr-FR"/>
-        </w:rPr>
       </w:pPr>
       <w:r>
         <w:rPr>
           <w:noProof/>
-          <w:lang w:val="fr-FR"/>
         </w:rPr>
         <w:drawing>
           <wp:inline distT="0" distB="0" distL="0" distR="0" wp14:anchorId="304FCFD8" wp14:editId="2A5D9777">
@@ -1390,14 +1270,8 @@
     <w:p>
       <w:pPr>
         <w:ind w:left="360"/>
-        <w:rPr>
-          <w:lang w:val="fr-FR"/>
-        </w:rPr>
-      </w:pPr>
-      <w:r>
-        <w:rPr>
-          <w:lang w:val="fr-FR"/>
-        </w:rPr>
+      </w:pPr>
+      <w:r>
         <w:t>Rappel :</w:t>
       </w:r>
     </w:p>
@@ -1417,7 +1291,6 @@
       <w:r>
         <w:rPr>
           <w:noProof/>
-          <w:lang w:val="fr-FR"/>
         </w:rPr>
         <w:drawing>
           <wp:inline distT="0" distB="0" distL="0" distR="0" wp14:anchorId="749AE583" wp14:editId="7B263786">
@@ -1496,35 +1369,20 @@
           <w:numId w:val="38"/>
         </w:numPr>
         <w:ind w:left="1440" w:hanging="1080"/>
-        <w:rPr>
-          <w:lang w:val="fr-FR"/>
-        </w:rPr>
       </w:pPr>
       <w:r>
         <w:t xml:space="preserve">On fait soit </w:t>
       </w:r>
       <w:r>
-        <w:rPr>
-          <w:lang w:val="fr-FR"/>
-        </w:rPr>
         <w:t xml:space="preserve">ne addition </w:t>
       </w:r>
       <w:r>
-        <w:rPr>
-          <w:lang w:val="fr-FR"/>
-        </w:rPr>
         <w:t>soit</w:t>
       </w:r>
       <w:r>
-        <w:rPr>
-          <w:lang w:val="fr-FR"/>
-        </w:rPr>
         <w:t xml:space="preserve"> une soustraction, le bit op2_s </w:t>
       </w:r>
       <w:r>
-        <w:rPr>
-          <w:lang w:val="fr-FR"/>
-        </w:rPr>
         <w:t>nous dit donc si on active ou non le cà2 (inversion des bits + carry de l’additionneur à ‘1’, voir ensuite)</w:t>
       </w:r>
     </w:p>
@@ -1536,38 +1394,33 @@
           <w:numId w:val="38"/>
         </w:numPr>
         <w:ind w:left="1440" w:hanging="1080"/>
-        <w:rPr>
-          <w:lang w:val="fr-FR"/>
-        </w:rPr>
-      </w:pPr>
-      <w:r>
-        <w:rPr>
-          <w:lang w:val="fr-FR"/>
-        </w:rPr>
+      </w:pPr>
+      <w:r>
         <w:t>On a</w:t>
       </w:r>
       <w:r>
-        <w:rPr>
-          <w:lang w:val="fr-FR"/>
-        </w:rPr>
-        <w:t xml:space="preserve"> soit na_i (pour l’additionner à lui-même et donc le multiplier par 2) soit </w:t>
-      </w:r>
-      <w:r>
-        <w:rPr>
-          <w:lang w:val="fr-FR"/>
-        </w:rPr>
-        <w:t>le cà2 de nb</w:t>
-      </w:r>
-      <w:r>
-        <w:rPr>
-          <w:lang w:val="fr-FR"/>
-        </w:rPr>
+        <w:t xml:space="preserve"> soit </w:t>
+      </w:r>
+      <w:proofErr w:type="spellStart"/>
+      <w:r>
+        <w:t>na_i</w:t>
+      </w:r>
+      <w:proofErr w:type="spellEnd"/>
+      <w:r>
+        <w:t xml:space="preserve"> (pour l’additionner à lui-même et donc le multiplier par 2) soit </w:t>
+      </w:r>
+      <w:r>
+        <w:t xml:space="preserve">le cà2 de </w:t>
+      </w:r>
+      <w:proofErr w:type="spellStart"/>
+      <w:r>
+        <w:t>nb</w:t>
+      </w:r>
+      <w:r>
         <w:t>_i</w:t>
       </w:r>
-      <w:r>
-        <w:rPr>
-          <w:lang w:val="fr-FR"/>
-        </w:rPr>
+      <w:proofErr w:type="spellEnd"/>
+      <w:r>
         <w:t xml:space="preserve"> (car B-A = -(A-B)).</w:t>
       </w:r>
     </w:p>
@@ -1579,45 +1432,55 @@
           <w:numId w:val="38"/>
         </w:numPr>
         <w:ind w:left="1440" w:hanging="1080"/>
-        <w:rPr>
-          <w:lang w:val="en-US"/>
-        </w:rPr>
-      </w:pPr>
-      <w:r>
-        <w:rPr>
-          <w:lang w:val="fr-FR"/>
-        </w:rPr>
-        <w:t xml:space="preserve">Avec op2_s = 0 on fait un AND. </w:t>
-      </w:r>
-      <w:r>
-        <w:rPr>
-          <w:lang w:val="en-US"/>
-        </w:rPr>
-        <w:t>Sinon on fait</w:t>
-      </w:r>
-      <w:r>
-        <w:rPr>
-          <w:lang w:val="en-US"/>
-        </w:rPr>
-        <w:t xml:space="preserve"> not(</w:t>
-      </w:r>
-      <w:r>
-        <w:rPr>
-          <w:lang w:val="en-US"/>
-        </w:rPr>
-        <w:t>(not na_i</w:t>
-      </w:r>
-      <w:r>
-        <w:rPr>
-          <w:lang w:val="en-US"/>
-        </w:rPr>
+      </w:pPr>
+      <w:r>
+        <w:t>Avec op2_s = 0 on fait un AND. Sinon on fait</w:t>
+      </w:r>
+      <w:r>
+        <w:t xml:space="preserve"> </w:t>
+      </w:r>
+      <w:proofErr w:type="gramStart"/>
+      <w:r>
+        <w:t>not(</w:t>
+      </w:r>
+      <w:proofErr w:type="gramEnd"/>
+      <w:r>
+        <w:t xml:space="preserve">(not </w:t>
+      </w:r>
+      <w:proofErr w:type="spellStart"/>
+      <w:r>
+        <w:t>na_i</w:t>
+      </w:r>
+      <w:proofErr w:type="spellEnd"/>
+      <w:r>
         <w:t xml:space="preserve">) </w:t>
       </w:r>
       <w:r>
-        <w:rPr>
-          <w:lang w:val="en-US"/>
-        </w:rPr>
-        <w:t>AND (not nb_i)) ce qui nous fait na_i OR nb_i.</w:t>
+        <w:t xml:space="preserve">AND (not </w:t>
+      </w:r>
+      <w:proofErr w:type="spellStart"/>
+      <w:r>
+        <w:t>nb_i</w:t>
+      </w:r>
+      <w:proofErr w:type="spellEnd"/>
+      <w:r>
+        <w:t xml:space="preserve">)) ce qui nous fait </w:t>
+      </w:r>
+      <w:proofErr w:type="spellStart"/>
+      <w:r>
+        <w:t>na_i</w:t>
+      </w:r>
+      <w:proofErr w:type="spellEnd"/>
+      <w:r>
+        <w:t xml:space="preserve"> OR </w:t>
+      </w:r>
+      <w:proofErr w:type="spellStart"/>
+      <w:r>
+        <w:t>nb_i</w:t>
+      </w:r>
+      <w:proofErr w:type="spellEnd"/>
+      <w:r>
+        <w:t>.</w:t>
       </w:r>
     </w:p>
     <w:p>
@@ -1633,10 +1496,7 @@
         <w:t>Si op</w:t>
       </w:r>
       <w:r>
-        <w:t>2_s est vr</w:t>
-      </w:r>
-      <w:r>
-        <w:t>ai on à 1, sinon -1 (son cà2)</w:t>
+        <w:t>2_s est vrai on à 1, sinon -1 (son cà2)</w:t>
       </w:r>
     </w:p>
     <w:p>
@@ -1645,43 +1505,24 @@
       </w:pPr>
     </w:p>
     <w:p>
+      <w:r>
+        <w:lastRenderedPageBreak/>
+        <w:t>Première</w:t>
+      </w:r>
+      <w:r>
+        <w:t xml:space="preserve"> opérande :</w:t>
+      </w:r>
+    </w:p>
+    <w:p>
       <w:pPr>
         <w:ind w:left="360"/>
-      </w:pPr>
-    </w:p>
-    <w:p>
-      <w:pPr>
-        <w:ind w:left="432"/>
-      </w:pPr>
-      <w:r>
-        <w:br/>
-      </w:r>
-    </w:p>
-    <w:p>
-      <w:pPr>
-        <w:rPr>
-          <w:rFonts w:ascii="Arial" w:hAnsi="Arial" w:cs="Arial"/>
-        </w:rPr>
-      </w:pPr>
-    </w:p>
-    <w:p>
-      <w:r>
-        <w:t>Première</w:t>
-      </w:r>
-      <w:r>
-        <w:t xml:space="preserve"> opérande :</w:t>
-      </w:r>
-    </w:p>
-    <w:p>
-      <w:pPr>
-        <w:ind w:left="360"/>
-        <w:rPr>
-          <w:rFonts w:ascii="Arial" w:hAnsi="Arial" w:cs="Arial"/>
-        </w:rPr>
-      </w:pPr>
-      <w:r>
-        <w:rPr>
-          <w:rFonts w:ascii="Arial" w:hAnsi="Arial" w:cs="Arial"/>
+        <w:rPr>
+          <w:rFonts w:cs="Arial"/>
+        </w:rPr>
+      </w:pPr>
+      <w:r>
+        <w:rPr>
+          <w:rFonts w:cs="Arial"/>
           <w:noProof/>
         </w:rPr>
         <w:drawing>
@@ -1734,17 +1575,30 @@
       <w:r>
         <w:t xml:space="preserve"> est </w:t>
       </w:r>
-      <w:r>
-        <w:t>na_i sauf</w:t>
+      <w:proofErr w:type="spellStart"/>
+      <w:r>
+        <w:t>na_i</w:t>
+      </w:r>
+      <w:proofErr w:type="spellEnd"/>
+      <w:r>
+        <w:t xml:space="preserve"> sauf</w:t>
       </w:r>
       <w:r>
         <w:t xml:space="preserve"> quand on fait OR ou AND</w:t>
       </w:r>
       <w:r>
-        <w:t xml:space="preserve"> (quand opcode</w:t>
-      </w:r>
-      <w:r>
-        <w:t>(1..0) = 10)</w:t>
+        <w:t xml:space="preserve"> (quand </w:t>
+      </w:r>
+      <w:proofErr w:type="gramStart"/>
+      <w:r>
+        <w:t>opcode</w:t>
+      </w:r>
+      <w:r>
+        <w:t>(1..</w:t>
+      </w:r>
+      <w:proofErr w:type="gramEnd"/>
+      <w:r>
+        <w:t>0) = 10)</w:t>
       </w:r>
       <w:r>
         <w:t>.</w:t>
@@ -1754,7 +1608,7 @@
       <w:pPr>
         <w:ind w:left="360"/>
         <w:rPr>
-          <w:rFonts w:ascii="Arial" w:hAnsi="Arial" w:cs="Arial"/>
+          <w:rFonts w:cs="Arial"/>
         </w:rPr>
       </w:pPr>
     </w:p>
@@ -1767,12 +1621,12 @@
       <w:pPr>
         <w:ind w:left="360"/>
         <w:rPr>
-          <w:rFonts w:ascii="Arial" w:hAnsi="Arial" w:cs="Arial"/>
-        </w:rPr>
-      </w:pPr>
-      <w:r>
-        <w:rPr>
-          <w:rFonts w:ascii="Arial" w:hAnsi="Arial" w:cs="Arial"/>
+          <w:rFonts w:cs="Arial"/>
+        </w:rPr>
+      </w:pPr>
+      <w:r>
+        <w:rPr>
+          <w:rFonts w:cs="Arial"/>
           <w:noProof/>
         </w:rPr>
         <w:drawing>
@@ -1814,7 +1668,15 @@
     </w:p>
     <w:p>
       <w:r>
-        <w:t>On a un cin pour le complément à deux, donc lorsque op2_s est a ‘1’. A l’exception de</w:t>
+        <w:t xml:space="preserve">On a un </w:t>
+      </w:r>
+      <w:proofErr w:type="spellStart"/>
+      <w:r>
+        <w:t>cin</w:t>
+      </w:r>
+      <w:proofErr w:type="spellEnd"/>
+      <w:r>
+        <w:t xml:space="preserve"> pour le complément à deux, donc lorsque op2_s est a ‘1’. A l’exception de</w:t>
       </w:r>
       <w:r>
         <w:t xml:space="preserve"> </w:t>
@@ -1880,7 +1742,15 @@
         <w:t xml:space="preserve"> u</w:t>
       </w:r>
       <w:r>
-        <w:t>n dépassement de nombre signé est déterminé par l’overflow et un de nombre non</w:t>
+        <w:t>n dépassement de nombre signé est déterminé par l’</w:t>
+      </w:r>
+      <w:proofErr w:type="spellStart"/>
+      <w:r>
+        <w:t>overflow</w:t>
+      </w:r>
+      <w:proofErr w:type="spellEnd"/>
+      <w:r>
+        <w:t xml:space="preserve"> et un de nombre non</w:t>
       </w:r>
       <w:r>
         <w:t xml:space="preserve"> </w:t>
@@ -1893,7 +1763,7 @@
       <w:pPr>
         <w:ind w:left="720" w:hanging="360"/>
         <w:rPr>
-          <w:rFonts w:ascii="Arial" w:hAnsi="Arial" w:cs="Arial"/>
+          <w:rFonts w:cs="Arial"/>
         </w:rPr>
       </w:pPr>
     </w:p>
@@ -1949,36 +1819,362 @@
         <w:t xml:space="preserve">Il nous reste finalement à tester si le résultat vaut 0 </w:t>
       </w:r>
       <w:r>
-        <w:t>et à set result_o</w:t>
-      </w:r>
+        <w:t xml:space="preserve">et à set </w:t>
+      </w:r>
+      <w:proofErr w:type="spellStart"/>
+      <w:r>
+        <w:t>result_o</w:t>
+      </w:r>
+      <w:proofErr w:type="spellEnd"/>
     </w:p>
     <w:p>
       <w:pPr>
         <w:pStyle w:val="Titre1"/>
-        <w:rPr>
-          <w:lang w:val="fr-FR"/>
-        </w:rPr>
-      </w:pPr>
-      <w:r>
-        <w:rPr>
-          <w:lang w:val="fr-FR"/>
-        </w:rPr>
+      </w:pPr>
+      <w:r>
+        <w:t>Réponse question</w:t>
+      </w:r>
+    </w:p>
+    <w:p>
+      <w:r>
+        <w:t xml:space="preserve">Expliquer comment vous pouvez obtenir à l’aide de votre ALU, le résultat des tests </w:t>
+      </w:r>
+      <w:proofErr w:type="spellStart"/>
+      <w:r>
+        <w:t>na_i</w:t>
+      </w:r>
+      <w:proofErr w:type="spellEnd"/>
+      <w:r>
+        <w:t xml:space="preserve"> &lt; </w:t>
+      </w:r>
+      <w:proofErr w:type="spellStart"/>
+      <w:r>
+        <w:t>nb_i</w:t>
+      </w:r>
+      <w:proofErr w:type="spellEnd"/>
+      <w:r>
+        <w:t xml:space="preserve"> ou </w:t>
+      </w:r>
+      <w:proofErr w:type="spellStart"/>
+      <w:r>
+        <w:t>na_i</w:t>
+      </w:r>
+      <w:proofErr w:type="spellEnd"/>
+      <w:r>
+        <w:t xml:space="preserve"> &gt; </w:t>
+      </w:r>
+      <w:proofErr w:type="spellStart"/>
+      <w:r>
+        <w:t>nb_i</w:t>
+      </w:r>
+      <w:proofErr w:type="spellEnd"/>
+    </w:p>
+    <w:p/>
+    <w:p>
+      <w:r>
+        <w:t xml:space="preserve">Il faut faire l’opération </w:t>
+      </w:r>
+      <w:proofErr w:type="spellStart"/>
+      <w:r>
+        <w:t>na_i</w:t>
+      </w:r>
+      <w:proofErr w:type="spellEnd"/>
+      <w:r>
+        <w:t xml:space="preserve"> – </w:t>
+      </w:r>
+      <w:proofErr w:type="spellStart"/>
+      <w:r>
+        <w:t>nb_i</w:t>
+      </w:r>
+      <w:proofErr w:type="spellEnd"/>
+      <w:r>
+        <w:t xml:space="preserve"> et regarder le bit de signe</w:t>
+      </w:r>
+      <w:r>
+        <w:t xml:space="preserve">. Cependant sa valeur est fausse s’il y a eu un </w:t>
+      </w:r>
+      <w:proofErr w:type="spellStart"/>
+      <w:r>
+        <w:t>overflow</w:t>
+      </w:r>
+      <w:proofErr w:type="spellEnd"/>
+      <w:r>
+        <w:t xml:space="preserve">, on doit donc inverser le résultat dans ce cas avec un </w:t>
+      </w:r>
+      <w:proofErr w:type="spellStart"/>
+      <w:r>
+        <w:t>xor</w:t>
+      </w:r>
+      <w:proofErr w:type="spellEnd"/>
+      <w:r>
+        <w:t>, on a donc :</w:t>
+      </w:r>
+    </w:p>
+    <w:p>
+      <w:proofErr w:type="spellStart"/>
+      <w:proofErr w:type="gramStart"/>
+      <w:r>
+        <w:t>na</w:t>
+      </w:r>
+      <w:proofErr w:type="gramEnd"/>
+      <w:r>
+        <w:t>_i</w:t>
+      </w:r>
+      <w:proofErr w:type="spellEnd"/>
+      <w:r>
+        <w:t xml:space="preserve"> &lt; </w:t>
+      </w:r>
+      <w:proofErr w:type="spellStart"/>
+      <w:r>
+        <w:t>nb_i</w:t>
+      </w:r>
+      <w:proofErr w:type="spellEnd"/>
+      <w:r>
+        <w:t xml:space="preserve"> si </w:t>
+      </w:r>
+      <w:proofErr w:type="spellStart"/>
+      <w:r>
+        <w:t>result_o</w:t>
+      </w:r>
+      <w:proofErr w:type="spellEnd"/>
+      <w:r>
+        <w:t>(</w:t>
+      </w:r>
+      <w:r>
+        <w:t xml:space="preserve">N-1) </w:t>
+      </w:r>
+      <w:proofErr w:type="spellStart"/>
+      <w:r>
+        <w:t>xor</w:t>
+      </w:r>
+      <w:proofErr w:type="spellEnd"/>
+      <w:r>
+        <w:t xml:space="preserve"> </w:t>
+      </w:r>
+      <w:proofErr w:type="spellStart"/>
+      <w:r>
+        <w:t>de</w:t>
+      </w:r>
+      <w:r>
+        <w:t>p</w:t>
+      </w:r>
+      <w:r>
+        <w:t>_</w:t>
+      </w:r>
+      <w:r>
+        <w:t>sgn_o</w:t>
+      </w:r>
+      <w:proofErr w:type="spellEnd"/>
+    </w:p>
+    <w:p>
+      <w:r>
+        <w:t>Pour</w:t>
+      </w:r>
+      <w:r>
+        <w:t xml:space="preserve"> </w:t>
+      </w:r>
+      <w:proofErr w:type="spellStart"/>
+      <w:r>
+        <w:t>na_i</w:t>
+      </w:r>
+      <w:proofErr w:type="spellEnd"/>
+      <w:r>
+        <w:t xml:space="preserve"> &gt; </w:t>
+      </w:r>
+      <w:proofErr w:type="spellStart"/>
+      <w:r>
+        <w:t>nb_i</w:t>
+      </w:r>
+      <w:proofErr w:type="spellEnd"/>
+      <w:r>
+        <w:t xml:space="preserve"> </w:t>
+      </w:r>
+      <w:r>
+        <w:t xml:space="preserve">il faut tester en plus </w:t>
+      </w:r>
+      <w:r>
+        <w:t xml:space="preserve">si le résultat n’est pas égal à 0 (car l’inverse de </w:t>
+      </w:r>
+      <w:proofErr w:type="spellStart"/>
+      <w:r>
+        <w:t>na_i</w:t>
+      </w:r>
+      <w:proofErr w:type="spellEnd"/>
+      <w:r>
+        <w:t xml:space="preserve"> &lt; </w:t>
+      </w:r>
+      <w:proofErr w:type="spellStart"/>
+      <w:r>
+        <w:t>nb_i</w:t>
+      </w:r>
+      <w:proofErr w:type="spellEnd"/>
+      <w:r>
+        <w:t xml:space="preserve"> est na _i &gt;= </w:t>
+      </w:r>
+      <w:proofErr w:type="spellStart"/>
+      <w:r>
+        <w:t>nb_i</w:t>
+      </w:r>
+      <w:proofErr w:type="spellEnd"/>
+      <w:r>
+        <w:t>)</w:t>
+      </w:r>
+      <w:r>
+        <w:t xml:space="preserve">. </w:t>
+      </w:r>
+      <w:r>
+        <w:t>On</w:t>
+      </w:r>
+      <w:r>
+        <w:t xml:space="preserve"> a donc :</w:t>
+      </w:r>
+    </w:p>
+    <w:p>
+      <w:proofErr w:type="spellStart"/>
+      <w:proofErr w:type="gramStart"/>
+      <w:r>
+        <w:t>na</w:t>
+      </w:r>
+      <w:proofErr w:type="gramEnd"/>
+      <w:r>
+        <w:t>_i</w:t>
+      </w:r>
+      <w:proofErr w:type="spellEnd"/>
+      <w:r>
+        <w:t xml:space="preserve"> &gt; </w:t>
+      </w:r>
+      <w:proofErr w:type="spellStart"/>
+      <w:r>
+        <w:t>nb_i</w:t>
+      </w:r>
+      <w:proofErr w:type="spellEnd"/>
+      <w:r>
+        <w:t xml:space="preserve"> si (not </w:t>
+      </w:r>
+      <w:r>
+        <w:t>(</w:t>
+      </w:r>
+      <w:proofErr w:type="spellStart"/>
+      <w:r>
+        <w:t>result_o</w:t>
+      </w:r>
+      <w:proofErr w:type="spellEnd"/>
+      <w:r>
+        <w:t xml:space="preserve">(N-1) </w:t>
+      </w:r>
+      <w:proofErr w:type="spellStart"/>
+      <w:r>
+        <w:t>xor</w:t>
+      </w:r>
+      <w:proofErr w:type="spellEnd"/>
+      <w:r>
+        <w:t xml:space="preserve"> </w:t>
+      </w:r>
+      <w:proofErr w:type="spellStart"/>
+      <w:r>
+        <w:t>dep_sgn_o</w:t>
+      </w:r>
+      <w:proofErr w:type="spellEnd"/>
+      <w:r>
+        <w:t>)</w:t>
+      </w:r>
+      <w:r>
+        <w:t>)</w:t>
+      </w:r>
+      <w:r>
+        <w:t xml:space="preserve"> and </w:t>
+      </w:r>
+      <w:r>
+        <w:t xml:space="preserve">(not </w:t>
+      </w:r>
+      <w:proofErr w:type="spellStart"/>
+      <w:r>
+        <w:t>z_o</w:t>
+      </w:r>
+      <w:proofErr w:type="spellEnd"/>
+      <w:r>
+        <w:t>)</w:t>
+      </w:r>
+    </w:p>
+    <w:p>
+      <w:r>
+        <w:t>Ce qui</w:t>
+      </w:r>
+      <w:r>
+        <w:t xml:space="preserve"> peut </w:t>
+      </w:r>
+      <w:proofErr w:type="spellStart"/>
+      <w:r>
+        <w:t>etre</w:t>
+      </w:r>
+      <w:proofErr w:type="spellEnd"/>
+      <w:r>
+        <w:t xml:space="preserve"> simplifié en not </w:t>
+      </w:r>
+      <w:r>
+        <w:t>(</w:t>
+      </w:r>
+      <w:r>
+        <w:t>(</w:t>
+      </w:r>
+      <w:proofErr w:type="spellStart"/>
+      <w:r>
+        <w:t>result_o</w:t>
+      </w:r>
+      <w:proofErr w:type="spellEnd"/>
+      <w:r>
+        <w:t xml:space="preserve">(N-1) </w:t>
+      </w:r>
+      <w:proofErr w:type="spellStart"/>
+      <w:r>
+        <w:t>xor</w:t>
+      </w:r>
+      <w:proofErr w:type="spellEnd"/>
+      <w:r>
+        <w:t xml:space="preserve"> </w:t>
+      </w:r>
+      <w:proofErr w:type="spellStart"/>
+      <w:r>
+        <w:t>dep_sgn_o</w:t>
+      </w:r>
+      <w:proofErr w:type="spellEnd"/>
+      <w:r>
+        <w:t>)</w:t>
+      </w:r>
+      <w:r>
+        <w:t xml:space="preserve"> or </w:t>
+      </w:r>
+      <w:proofErr w:type="spellStart"/>
+      <w:r>
+        <w:t>u_o</w:t>
+      </w:r>
+      <w:proofErr w:type="spellEnd"/>
+      <w:r>
+        <w:t>)</w:t>
+      </w:r>
+    </w:p>
+    <w:p/>
+    <w:p/>
+    <w:p>
+      <w:pPr>
+        <w:pStyle w:val="Titre1"/>
+      </w:pPr>
+      <w:r>
+        <w:lastRenderedPageBreak/>
         <w:t>Simulation</w:t>
       </w:r>
     </w:p>
     <w:p>
       <w:pPr>
         <w:rPr>
-          <w:rFonts w:ascii="Arial" w:hAnsi="Arial" w:cs="Arial"/>
-          <w:lang w:val="fr-FR"/>
-        </w:rPr>
-      </w:pPr>
-    </w:p>
-    <w:p>
-      <w:pPr>
-        <w:rPr>
-          <w:rFonts w:ascii="Arial" w:hAnsi="Arial" w:cs="Arial"/>
-          <w:lang w:val="fr-FR"/>
+          <w:rFonts w:cs="Arial"/>
+        </w:rPr>
+      </w:pPr>
+    </w:p>
+    <w:p>
+      <w:pPr>
+        <w:rPr>
+          <w:rFonts w:cs="Arial"/>
         </w:rPr>
       </w:pPr>
     </w:p>
@@ -1993,44 +2189,44 @@
     <w:p>
       <w:pPr>
         <w:rPr>
-          <w:rFonts w:ascii="Arial" w:hAnsi="Arial" w:cs="Arial"/>
-        </w:rPr>
-      </w:pPr>
-    </w:p>
-    <w:p>
-      <w:pPr>
-        <w:rPr>
-          <w:rFonts w:ascii="Arial" w:hAnsi="Arial" w:cs="Arial"/>
-        </w:rPr>
-      </w:pPr>
-    </w:p>
-    <w:p>
-      <w:pPr>
-        <w:rPr>
-          <w:rFonts w:ascii="Arial" w:hAnsi="Arial" w:cs="Arial"/>
-        </w:rPr>
-      </w:pPr>
-      <w:r>
-        <w:rPr>
-          <w:rFonts w:ascii="Arial" w:hAnsi="Arial" w:cs="Arial"/>
+          <w:rFonts w:cs="Arial"/>
+        </w:rPr>
+      </w:pPr>
+    </w:p>
+    <w:p>
+      <w:pPr>
+        <w:rPr>
+          <w:rFonts w:cs="Arial"/>
+        </w:rPr>
+      </w:pPr>
+    </w:p>
+    <w:p>
+      <w:pPr>
+        <w:rPr>
+          <w:rFonts w:cs="Arial"/>
+        </w:rPr>
+      </w:pPr>
+      <w:r>
+        <w:rPr>
+          <w:rFonts w:cs="Arial"/>
         </w:rPr>
         <w:t xml:space="preserve">Date :   Date </w:t>
       </w:r>
       <w:r>
         <w:rPr>
-          <w:rFonts w:ascii="Arial" w:hAnsi="Arial" w:cs="Arial"/>
+          <w:rFonts w:cs="Arial"/>
         </w:rPr>
         <w:t xml:space="preserve">rendu </w:t>
       </w:r>
       <w:r>
         <w:rPr>
-          <w:rFonts w:ascii="Arial" w:hAnsi="Arial" w:cs="Arial"/>
+          <w:rFonts w:cs="Arial"/>
         </w:rPr>
         <w:t xml:space="preserve">du </w:t>
       </w:r>
       <w:r>
         <w:rPr>
-          <w:rFonts w:ascii="Arial" w:hAnsi="Arial" w:cs="Arial"/>
+          <w:rFonts w:cs="Arial"/>
         </w:rPr>
         <w:t>rapport</w:t>
       </w:r>
@@ -2038,37 +2234,37 @@
     <w:p>
       <w:pPr>
         <w:rPr>
-          <w:rFonts w:ascii="Arial" w:hAnsi="Arial" w:cs="Arial"/>
-        </w:rPr>
-      </w:pPr>
-    </w:p>
-    <w:p>
-      <w:pPr>
-        <w:rPr>
-          <w:rFonts w:ascii="Arial" w:hAnsi="Arial" w:cs="Arial"/>
-        </w:rPr>
-      </w:pPr>
-      <w:r>
-        <w:rPr>
-          <w:rFonts w:ascii="Arial" w:hAnsi="Arial" w:cs="Arial"/>
+          <w:rFonts w:cs="Arial"/>
+        </w:rPr>
+      </w:pPr>
+    </w:p>
+    <w:p>
+      <w:pPr>
+        <w:rPr>
+          <w:rFonts w:cs="Arial"/>
+        </w:rPr>
+      </w:pPr>
+      <w:r>
+        <w:rPr>
+          <w:rFonts w:cs="Arial"/>
         </w:rPr>
         <w:t>Noms des étudiants :</w:t>
       </w:r>
       <w:r>
         <w:rPr>
-          <w:rFonts w:ascii="Arial" w:hAnsi="Arial" w:cs="Arial"/>
+          <w:rFonts w:cs="Arial"/>
         </w:rPr>
         <w:tab/>
       </w:r>
       <w:r>
         <w:rPr>
-          <w:rFonts w:ascii="Arial" w:hAnsi="Arial" w:cs="Arial"/>
+          <w:rFonts w:cs="Arial"/>
         </w:rPr>
         <w:t>Etudiant A</w:t>
       </w:r>
       <w:r>
         <w:rPr>
-          <w:rFonts w:ascii="Arial" w:hAnsi="Arial" w:cs="Arial"/>
+          <w:rFonts w:cs="Arial"/>
         </w:rPr>
         <w:tab/>
         <w:t>Etudiant B</w:t>
@@ -2081,7 +2277,7 @@
           <w:tab w:val="center" w:pos="6783"/>
         </w:tabs>
         <w:rPr>
-          <w:rFonts w:ascii="Arial" w:hAnsi="Arial" w:cs="Arial"/>
+          <w:rFonts w:cs="Arial"/>
         </w:rPr>
       </w:pPr>
     </w:p>
@@ -2092,7 +2288,7 @@
           <w:tab w:val="center" w:pos="6783"/>
         </w:tabs>
         <w:rPr>
-          <w:rFonts w:ascii="Arial" w:hAnsi="Arial" w:cs="Arial"/>
+          <w:rFonts w:cs="Arial"/>
         </w:rPr>
       </w:pPr>
     </w:p>
@@ -2103,7 +2299,7 @@
           <w:tab w:val="center" w:pos="6783"/>
         </w:tabs>
         <w:rPr>
-          <w:rFonts w:ascii="Arial" w:hAnsi="Arial" w:cs="Arial"/>
+          <w:rFonts w:cs="Arial"/>
         </w:rPr>
       </w:pPr>
     </w:p>
@@ -2114,7 +2310,7 @@
           <w:tab w:val="center" w:pos="6783"/>
         </w:tabs>
         <w:rPr>
-          <w:rFonts w:ascii="Arial" w:hAnsi="Arial" w:cs="Arial"/>
+          <w:rFonts w:cs="Arial"/>
         </w:rPr>
       </w:pPr>
     </w:p>
@@ -2125,7 +2321,7 @@
           <w:tab w:val="center" w:pos="6783"/>
         </w:tabs>
         <w:rPr>
-          <w:rFonts w:ascii="Arial" w:hAnsi="Arial" w:cs="Arial"/>
+          <w:rFonts w:cs="Arial"/>
         </w:rPr>
       </w:pPr>
     </w:p>
@@ -2136,7 +2332,7 @@
           <w:tab w:val="center" w:pos="6783"/>
         </w:tabs>
         <w:rPr>
-          <w:rFonts w:ascii="Arial" w:hAnsi="Arial" w:cs="Arial"/>
+          <w:rFonts w:cs="Arial"/>
         </w:rPr>
       </w:pPr>
     </w:p>
@@ -2147,7 +2343,7 @@
           <w:tab w:val="center" w:pos="6783"/>
         </w:tabs>
         <w:rPr>
-          <w:rFonts w:ascii="Arial" w:hAnsi="Arial" w:cs="Arial"/>
+          <w:rFonts w:cs="Arial"/>
         </w:rPr>
       </w:pPr>
     </w:p>
@@ -2158,7 +2354,7 @@
           <w:tab w:val="center" w:pos="6783"/>
         </w:tabs>
         <w:rPr>
-          <w:rFonts w:ascii="Arial" w:hAnsi="Arial" w:cs="Arial"/>
+          <w:rFonts w:cs="Arial"/>
         </w:rPr>
       </w:pPr>
     </w:p>
@@ -2169,12 +2365,12 @@
           <w:tab w:val="center" w:pos="6783"/>
         </w:tabs>
         <w:rPr>
-          <w:rFonts w:ascii="Arial" w:hAnsi="Arial" w:cs="Arial"/>
-        </w:rPr>
-      </w:pPr>
-      <w:r>
-        <w:rPr>
-          <w:rFonts w:ascii="Arial" w:hAnsi="Arial" w:cs="Arial"/>
+          <w:rFonts w:cs="Arial"/>
+        </w:rPr>
+      </w:pPr>
+      <w:r>
+        <w:rPr>
+          <w:rFonts w:cs="Arial"/>
         </w:rPr>
         <w:br w:type="page"/>
       </w:r>
@@ -2198,7 +2394,7 @@
           <w:tab w:val="center" w:pos="6783"/>
         </w:tabs>
         <w:rPr>
-          <w:rFonts w:ascii="Arial" w:hAnsi="Arial" w:cs="Arial"/>
+          <w:rFonts w:cs="Arial"/>
         </w:rPr>
       </w:pPr>
     </w:p>
@@ -2209,12 +2405,12 @@
           <w:tab w:val="center" w:pos="6783"/>
         </w:tabs>
         <w:rPr>
-          <w:rFonts w:ascii="Arial" w:hAnsi="Arial" w:cs="Arial"/>
-        </w:rPr>
-      </w:pPr>
-      <w:r>
-        <w:rPr>
-          <w:rFonts w:ascii="Arial" w:hAnsi="Arial" w:cs="Arial"/>
+          <w:rFonts w:cs="Arial"/>
+        </w:rPr>
+      </w:pPr>
+      <w:r>
+        <w:rPr>
+          <w:rFonts w:cs="Arial"/>
         </w:rPr>
         <w:t>Documents annexés avec numérotation et commentaires.</w:t>
       </w:r>
@@ -2267,42 +2463,46 @@
       </w:tabs>
       <w:jc w:val="center"/>
       <w:rPr>
-        <w:rFonts w:ascii="Arial" w:hAnsi="Arial" w:cs="Arial"/>
-        <w:lang w:val="fr-FR"/>
+        <w:rFonts w:cs="Arial"/>
       </w:rPr>
     </w:pPr>
     <w:r>
       <w:rPr>
-        <w:rFonts w:ascii="Arial" w:hAnsi="Arial" w:cs="Arial"/>
-        <w:lang w:val="fr-FR"/>
-      </w:rPr>
-      <w:t xml:space="preserve">page </w:t>
+        <w:rFonts w:cs="Arial"/>
+      </w:rPr>
+      <w:t>Page</w:t>
     </w:r>
     <w:r>
       <w:rPr>
+        <w:rFonts w:cs="Arial"/>
+      </w:rPr>
+      <w:t xml:space="preserve"> </w:t>
+    </w:r>
+    <w:r>
+      <w:rPr>
         <w:rStyle w:val="Numrodepage"/>
-        <w:rFonts w:ascii="Arial" w:hAnsi="Arial" w:cs="Arial"/>
+        <w:rFonts w:cs="Arial"/>
       </w:rPr>
       <w:fldChar w:fldCharType="begin"/>
     </w:r>
     <w:r>
       <w:rPr>
         <w:rStyle w:val="Numrodepage"/>
-        <w:rFonts w:ascii="Arial" w:hAnsi="Arial" w:cs="Arial"/>
+        <w:rFonts w:cs="Arial"/>
       </w:rPr>
       <w:instrText xml:space="preserve"> PAGE </w:instrText>
     </w:r>
     <w:r>
       <w:rPr>
         <w:rStyle w:val="Numrodepage"/>
-        <w:rFonts w:ascii="Arial" w:hAnsi="Arial" w:cs="Arial"/>
+        <w:rFonts w:cs="Arial"/>
       </w:rPr>
       <w:fldChar w:fldCharType="separate"/>
     </w:r>
     <w:r>
       <w:rPr>
         <w:rStyle w:val="Numrodepage"/>
-        <w:rFonts w:ascii="Arial" w:hAnsi="Arial" w:cs="Arial"/>
+        <w:rFonts w:cs="Arial"/>
         <w:noProof/>
       </w:rPr>
       <w:t>2</w:t>
@@ -2310,7 +2510,7 @@
     <w:r>
       <w:rPr>
         <w:rStyle w:val="Numrodepage"/>
-        <w:rFonts w:ascii="Arial" w:hAnsi="Arial" w:cs="Arial"/>
+        <w:rFonts w:cs="Arial"/>
       </w:rPr>
       <w:fldChar w:fldCharType="end"/>
     </w:r>
@@ -2429,12 +2629,12 @@
             </w:tabs>
             <w:jc w:val="right"/>
             <w:rPr>
-              <w:rFonts w:ascii="Arial" w:hAnsi="Arial" w:cs="Arial"/>
+              <w:rFonts w:cs="Arial"/>
             </w:rPr>
           </w:pPr>
           <w:r>
             <w:rPr>
-              <w:rFonts w:ascii="Arial" w:hAnsi="Arial" w:cs="Arial"/>
+              <w:rFonts w:cs="Arial"/>
             </w:rPr>
             <w:t>Titre manipulation</w:t>
           </w:r>
@@ -2447,12 +2647,12 @@
             </w:tabs>
             <w:jc w:val="right"/>
             <w:rPr>
-              <w:rFonts w:ascii="Arial" w:hAnsi="Arial" w:cs="Arial"/>
+              <w:rFonts w:cs="Arial"/>
             </w:rPr>
           </w:pPr>
           <w:r>
             <w:rPr>
-              <w:rFonts w:ascii="Arial" w:hAnsi="Arial" w:cs="Arial"/>
+              <w:rFonts w:cs="Arial"/>
             </w:rPr>
             <w:t>Etudiant A/ Etudiant B</w:t>
           </w:r>
@@ -2473,7 +2673,7 @@
   <w:p>
     <w:pPr>
       <w:rPr>
-        <w:rFonts w:ascii="Arial" w:hAnsi="Arial" w:cs="Arial"/>
+        <w:rFonts w:cs="Arial"/>
       </w:rPr>
     </w:pPr>
     <w:r>
@@ -6682,8 +6882,9 @@
   <w:style w:type="paragraph" w:default="1" w:styleId="Normal">
     <w:name w:val="Normal"/>
     <w:qFormat/>
-    <w:rsid w:val="00DB6715"/>
+    <w:rsid w:val="00074294"/>
     <w:rPr>
+      <w:rFonts w:ascii="Arial" w:hAnsi="Arial"/>
       <w:sz w:val="24"/>
       <w:szCs w:val="24"/>
       <w:lang w:eastAsia="en-US"/>
@@ -6704,7 +6905,7 @@
       <w:outlineLvl w:val="0"/>
     </w:pPr>
     <w:rPr>
-      <w:rFonts w:ascii="Arial" w:hAnsi="Arial" w:cs="Arial"/>
+      <w:rFonts w:cs="Arial"/>
       <w:b/>
       <w:bCs/>
       <w:color w:val="344049"/>
@@ -6751,7 +6952,7 @@
       <w:outlineLvl w:val="2"/>
     </w:pPr>
     <w:rPr>
-      <w:rFonts w:ascii="Arial" w:hAnsi="Arial" w:cs="Arial"/>
+      <w:rFonts w:cs="Arial"/>
       <w:b/>
       <w:bCs/>
       <w:color w:val="333333"/>
@@ -6874,7 +7075,7 @@
       <w:outlineLvl w:val="8"/>
     </w:pPr>
     <w:rPr>
-      <w:rFonts w:ascii="Arial" w:hAnsi="Arial" w:cs="Arial"/>
+      <w:rFonts w:cs="Arial"/>
       <w:sz w:val="22"/>
       <w:szCs w:val="22"/>
     </w:rPr>
@@ -6882,7 +7083,6 @@
   <w:style w:type="character" w:default="1" w:styleId="Policepardfaut">
     <w:name w:val="Default Paragraph Font"/>
     <w:uiPriority w:val="1"/>
-    <w:semiHidden/>
     <w:unhideWhenUsed/>
   </w:style>
   <w:style w:type="table" w:default="1" w:styleId="TableauNormal">

--- a/Rapport_ALU.docx
+++ b/Rapport_ALU.docx
@@ -1220,6 +1220,12 @@
       <w:pPr>
         <w:ind w:left="360"/>
       </w:pPr>
+      <w:r>
+        <w:rPr>
+          <w:noProof/>
+        </w:rPr>
+        <w:t xml:space="preserve"> </w:t>
+      </w:r>
       <w:r>
         <w:rPr>
           <w:noProof/>
@@ -1432,54 +1438,113 @@
           <w:numId w:val="38"/>
         </w:numPr>
         <w:ind w:left="1440" w:hanging="1080"/>
-      </w:pPr>
-      <w:r>
-        <w:t>Avec op2_s = 0 on fait un AND. Sinon on fait</w:t>
-      </w:r>
-      <w:r>
+        <w:rPr>
+          <w:lang w:val="en-US"/>
+        </w:rPr>
+      </w:pPr>
+      <w:r>
+        <w:t xml:space="preserve">Avec op2_s = 0 on fait un AND. </w:t>
+      </w:r>
+      <w:r>
+        <w:rPr>
+          <w:lang w:val="en-US"/>
+        </w:rPr>
+        <w:t>Sinon on fait</w:t>
+      </w:r>
+      <w:r>
+        <w:rPr>
+          <w:lang w:val="en-US"/>
+        </w:rPr>
         <w:t xml:space="preserve"> </w:t>
       </w:r>
       <w:proofErr w:type="gramStart"/>
       <w:r>
+        <w:rPr>
+          <w:lang w:val="en-US"/>
+        </w:rPr>
         <w:t>not(</w:t>
       </w:r>
       <w:proofErr w:type="gramEnd"/>
       <w:r>
+        <w:rPr>
+          <w:lang w:val="en-US"/>
+        </w:rPr>
         <w:t xml:space="preserve">(not </w:t>
       </w:r>
       <w:proofErr w:type="spellStart"/>
       <w:r>
+        <w:rPr>
+          <w:lang w:val="en-US"/>
+        </w:rPr>
         <w:t>na_i</w:t>
       </w:r>
       <w:proofErr w:type="spellEnd"/>
       <w:r>
+        <w:rPr>
+          <w:lang w:val="en-US"/>
+        </w:rPr>
         <w:t xml:space="preserve">) </w:t>
       </w:r>
       <w:r>
+        <w:rPr>
+          <w:lang w:val="en-US"/>
+        </w:rPr>
         <w:t xml:space="preserve">AND (not </w:t>
       </w:r>
       <w:proofErr w:type="spellStart"/>
       <w:r>
+        <w:rPr>
+          <w:lang w:val="en-US"/>
+        </w:rPr>
         <w:t>nb_i</w:t>
       </w:r>
       <w:proofErr w:type="spellEnd"/>
       <w:r>
-        <w:t xml:space="preserve">)) ce qui nous fait </w:t>
+        <w:rPr>
+          <w:lang w:val="en-US"/>
+        </w:rPr>
+        <w:t xml:space="preserve">)) </w:t>
       </w:r>
       <w:proofErr w:type="spellStart"/>
       <w:r>
+        <w:rPr>
+          <w:lang w:val="en-US"/>
+        </w:rPr>
+        <w:t>ce</w:t>
+      </w:r>
+      <w:proofErr w:type="spellEnd"/>
+      <w:r>
+        <w:rPr>
+          <w:lang w:val="en-US"/>
+        </w:rPr>
+        <w:t xml:space="preserve"> qui nous fait </w:t>
+      </w:r>
+      <w:proofErr w:type="spellStart"/>
+      <w:r>
+        <w:rPr>
+          <w:lang w:val="en-US"/>
+        </w:rPr>
         <w:t>na_i</w:t>
       </w:r>
       <w:proofErr w:type="spellEnd"/>
       <w:r>
+        <w:rPr>
+          <w:lang w:val="en-US"/>
+        </w:rPr>
         <w:t xml:space="preserve"> OR </w:t>
       </w:r>
       <w:proofErr w:type="spellStart"/>
       <w:r>
+        <w:rPr>
+          <w:lang w:val="en-US"/>
+        </w:rPr>
         <w:t>nb_i</w:t>
       </w:r>
       <w:proofErr w:type="spellEnd"/>
       <w:r>
+        <w:rPr>
+          <w:lang w:val="en-US"/>
+        </w:rPr>
         <w:t>.</w:t>
       </w:r>
     </w:p>
@@ -1911,57 +1976,110 @@
       </w:r>
     </w:p>
     <w:p>
+      <w:pPr>
+        <w:rPr>
+          <w:lang w:val="en-US"/>
+        </w:rPr>
+      </w:pPr>
       <w:proofErr w:type="spellStart"/>
-      <w:proofErr w:type="gramStart"/>
-      <w:r>
-        <w:t>na</w:t>
-      </w:r>
-      <w:proofErr w:type="gramEnd"/>
-      <w:r>
-        <w:t>_i</w:t>
+      <w:r>
+        <w:rPr>
+          <w:lang w:val="en-US"/>
+        </w:rPr>
+        <w:t>na_i</w:t>
       </w:r>
       <w:proofErr w:type="spellEnd"/>
       <w:r>
+        <w:rPr>
+          <w:lang w:val="en-US"/>
+        </w:rPr>
         <w:t xml:space="preserve"> &lt; </w:t>
       </w:r>
       <w:proofErr w:type="spellStart"/>
       <w:r>
+        <w:rPr>
+          <w:lang w:val="en-US"/>
+        </w:rPr>
         <w:t>nb_i</w:t>
       </w:r>
       <w:proofErr w:type="spellEnd"/>
       <w:r>
-        <w:t xml:space="preserve"> si </w:t>
+        <w:rPr>
+          <w:lang w:val="en-US"/>
+        </w:rPr>
+        <w:t xml:space="preserve"> </w:t>
       </w:r>
       <w:proofErr w:type="spellStart"/>
       <w:r>
+        <w:rPr>
+          <w:lang w:val="en-US"/>
+        </w:rPr>
+        <w:t>si</w:t>
+      </w:r>
+      <w:proofErr w:type="spellEnd"/>
+      <w:r>
+        <w:rPr>
+          <w:lang w:val="en-US"/>
+        </w:rPr>
+        <w:t xml:space="preserve"> </w:t>
+      </w:r>
+      <w:proofErr w:type="spellStart"/>
+      <w:r>
+        <w:rPr>
+          <w:lang w:val="en-US"/>
+        </w:rPr>
         <w:t>result_o</w:t>
       </w:r>
       <w:proofErr w:type="spellEnd"/>
       <w:r>
+        <w:rPr>
+          <w:lang w:val="en-US"/>
+        </w:rPr>
         <w:t>(</w:t>
       </w:r>
       <w:r>
+        <w:rPr>
+          <w:lang w:val="en-US"/>
+        </w:rPr>
         <w:t xml:space="preserve">N-1) </w:t>
       </w:r>
       <w:proofErr w:type="spellStart"/>
       <w:r>
+        <w:rPr>
+          <w:lang w:val="en-US"/>
+        </w:rPr>
         <w:t>xor</w:t>
       </w:r>
       <w:proofErr w:type="spellEnd"/>
       <w:r>
+        <w:rPr>
+          <w:lang w:val="en-US"/>
+        </w:rPr>
         <w:t xml:space="preserve"> </w:t>
       </w:r>
       <w:proofErr w:type="spellStart"/>
       <w:r>
+        <w:rPr>
+          <w:lang w:val="en-US"/>
+        </w:rPr>
         <w:t>de</w:t>
       </w:r>
       <w:r>
+        <w:rPr>
+          <w:lang w:val="en-US"/>
+        </w:rPr>
         <w:t>p</w:t>
       </w:r>
       <w:r>
+        <w:rPr>
+          <w:lang w:val="en-US"/>
+        </w:rPr>
         <w:t>_</w:t>
       </w:r>
       <w:r>
+        <w:rPr>
+          <w:lang w:val="en-US"/>
+        </w:rPr>
         <w:t>sgn_o</w:t>
       </w:r>
       <w:proofErr w:type="spellEnd"/>
@@ -2030,69 +2148,131 @@
       </w:r>
     </w:p>
     <w:p>
+      <w:pPr>
+        <w:rPr>
+          <w:lang w:val="en-US"/>
+        </w:rPr>
+      </w:pPr>
       <w:proofErr w:type="spellStart"/>
-      <w:proofErr w:type="gramStart"/>
-      <w:r>
-        <w:t>na</w:t>
-      </w:r>
-      <w:proofErr w:type="gramEnd"/>
-      <w:r>
-        <w:t>_i</w:t>
+      <w:r>
+        <w:rPr>
+          <w:lang w:val="en-US"/>
+        </w:rPr>
+        <w:t>na_i</w:t>
       </w:r>
       <w:proofErr w:type="spellEnd"/>
       <w:r>
+        <w:rPr>
+          <w:lang w:val="en-US"/>
+        </w:rPr>
         <w:t xml:space="preserve"> &gt; </w:t>
       </w:r>
       <w:proofErr w:type="spellStart"/>
       <w:r>
+        <w:rPr>
+          <w:lang w:val="en-US"/>
+        </w:rPr>
         <w:t>nb_i</w:t>
       </w:r>
       <w:proofErr w:type="spellEnd"/>
       <w:r>
-        <w:t xml:space="preserve"> si (not </w:t>
-      </w:r>
-      <w:r>
+        <w:rPr>
+          <w:lang w:val="en-US"/>
+        </w:rPr>
+        <w:t xml:space="preserve"> </w:t>
+      </w:r>
+      <w:proofErr w:type="spellStart"/>
+      <w:r>
+        <w:rPr>
+          <w:lang w:val="en-US"/>
+        </w:rPr>
+        <w:t>si</w:t>
+      </w:r>
+      <w:proofErr w:type="spellEnd"/>
+      <w:r>
+        <w:rPr>
+          <w:lang w:val="en-US"/>
+        </w:rPr>
+        <w:t xml:space="preserve"> (not </w:t>
+      </w:r>
+      <w:r>
+        <w:rPr>
+          <w:lang w:val="en-US"/>
+        </w:rPr>
         <w:t>(</w:t>
       </w:r>
       <w:proofErr w:type="spellStart"/>
       <w:r>
+        <w:rPr>
+          <w:lang w:val="en-US"/>
+        </w:rPr>
         <w:t>result_o</w:t>
       </w:r>
       <w:proofErr w:type="spellEnd"/>
       <w:r>
+        <w:rPr>
+          <w:lang w:val="en-US"/>
+        </w:rPr>
         <w:t xml:space="preserve">(N-1) </w:t>
       </w:r>
       <w:proofErr w:type="spellStart"/>
       <w:r>
+        <w:rPr>
+          <w:lang w:val="en-US"/>
+        </w:rPr>
         <w:t>xor</w:t>
       </w:r>
       <w:proofErr w:type="spellEnd"/>
       <w:r>
+        <w:rPr>
+          <w:lang w:val="en-US"/>
+        </w:rPr>
         <w:t xml:space="preserve"> </w:t>
       </w:r>
       <w:proofErr w:type="spellStart"/>
       <w:r>
+        <w:rPr>
+          <w:lang w:val="en-US"/>
+        </w:rPr>
         <w:t>dep_sgn_o</w:t>
       </w:r>
       <w:proofErr w:type="spellEnd"/>
       <w:r>
+        <w:rPr>
+          <w:lang w:val="en-US"/>
+        </w:rPr>
         <w:t>)</w:t>
       </w:r>
       <w:r>
+        <w:rPr>
+          <w:lang w:val="en-US"/>
+        </w:rPr>
         <w:t>)</w:t>
       </w:r>
       <w:r>
+        <w:rPr>
+          <w:lang w:val="en-US"/>
+        </w:rPr>
         <w:t xml:space="preserve"> and </w:t>
       </w:r>
       <w:r>
+        <w:rPr>
+          <w:lang w:val="en-US"/>
+        </w:rPr>
         <w:t xml:space="preserve">(not </w:t>
       </w:r>
       <w:proofErr w:type="spellStart"/>
       <w:r>
+        <w:rPr>
+          <w:lang w:val="en-US"/>
+        </w:rPr>
         <w:t>z_o</w:t>
       </w:r>
       <w:proofErr w:type="spellEnd"/>
       <w:r>
+        <w:rPr>
+          <w:lang w:val="en-US"/>
+        </w:rPr>
         <w:t>)</w:t>
       </w:r>
     </w:p>
@@ -7083,6 +7263,7 @@
   <w:style w:type="character" w:default="1" w:styleId="Policepardfaut">
     <w:name w:val="Default Paragraph Font"/>
     <w:uiPriority w:val="1"/>
+    <w:semiHidden/>
     <w:unhideWhenUsed/>
   </w:style>
   <w:style w:type="table" w:default="1" w:styleId="TableauNormal">

--- a/Rapport_ALU.docx
+++ b/Rapport_ALU.docx
@@ -875,7 +875,13 @@
         <w:t xml:space="preserve"> et de réaliser </w:t>
       </w:r>
       <w:r>
-        <w:t>le complément à deux de B, la valeur à soustraire.</w:t>
+        <w:t xml:space="preserve">le complément à deux </w:t>
+      </w:r>
+      <w:r>
+        <w:t xml:space="preserve">(cà2) </w:t>
+      </w:r>
+      <w:r>
+        <w:t>de B, la valeur à soustraire.</w:t>
       </w:r>
     </w:p>
     <w:p>
@@ -1195,32 +1201,26 @@
       </w:pPr>
     </w:p>
     <w:p>
+      <w:r>
+        <w:t>On doit donc déterminer les deux opérandes de l’addition</w:t>
+      </w:r>
+      <w:r>
+        <w:t>.</w:t>
+      </w:r>
+    </w:p>
+    <w:p>
+      <w:r>
+        <w:t>Deuxième</w:t>
+      </w:r>
+      <w:r>
+        <w:t xml:space="preserve"> opérande :</w:t>
+      </w:r>
+    </w:p>
+    <w:p>
       <w:pPr>
         <w:ind w:left="360"/>
       </w:pPr>
       <w:r>
-        <w:t>On doit donc déterminer les deux opérandes de l’addition</w:t>
-      </w:r>
-      <w:r>
-        <w:t>.</w:t>
-      </w:r>
-    </w:p>
-    <w:p>
-      <w:pPr>
-        <w:ind w:left="360"/>
-      </w:pPr>
-      <w:r>
-        <w:t>Deuxième</w:t>
-      </w:r>
-      <w:r>
-        <w:t xml:space="preserve"> opérande :</w:t>
-      </w:r>
-    </w:p>
-    <w:p>
-      <w:pPr>
-        <w:ind w:left="360"/>
-      </w:pPr>
-      <w:r>
         <w:rPr>
           <w:noProof/>
         </w:rPr>
@@ -1231,9 +1231,9 @@
           <w:noProof/>
         </w:rPr>
         <w:drawing>
-          <wp:inline distT="0" distB="0" distL="0" distR="0" wp14:anchorId="304FCFD8" wp14:editId="2A5D9777">
-            <wp:extent cx="5388192" cy="2606172"/>
-            <wp:effectExtent l="0" t="0" r="3175" b="3810"/>
+          <wp:inline distT="0" distB="0" distL="0" distR="0" wp14:anchorId="304FCFD8" wp14:editId="2AD6DF36">
+            <wp:extent cx="5388192" cy="2299271"/>
+            <wp:effectExtent l="0" t="0" r="3175" b="6350"/>
             <wp:docPr id="641737595" name="Image 1"/>
             <wp:cNvGraphicFramePr>
               <a:graphicFrameLocks xmlns:a="http://schemas.openxmlformats.org/drawingml/2006/main" noChangeAspect="1"/>
@@ -1246,7 +1246,7 @@
                     <pic:cNvPicPr/>
                   </pic:nvPicPr>
                   <pic:blipFill>
-                    <a:blip r:embed="rId10">
+                    <a:blip r:embed="rId10" cstate="print">
                       <a:extLst>
                         <a:ext uri="{28A0092B-C50C-407E-A947-70E740481C1C}">
                           <a14:useLocalDpi xmlns:a14="http://schemas.microsoft.com/office/drawing/2010/main" val="0"/>
@@ -1260,7 +1260,7 @@
                   <pic:spPr>
                     <a:xfrm>
                       <a:off x="0" y="0"/>
-                      <a:ext cx="5388192" cy="2606172"/>
+                      <a:ext cx="5388192" cy="2299271"/>
                     </a:xfrm>
                     <a:prstGeom prst="rect">
                       <a:avLst/>
@@ -1299,9 +1299,9 @@
           <w:noProof/>
         </w:rPr>
         <w:drawing>
-          <wp:inline distT="0" distB="0" distL="0" distR="0" wp14:anchorId="749AE583" wp14:editId="7B263786">
-            <wp:extent cx="4325816" cy="2199263"/>
-            <wp:effectExtent l="0" t="0" r="0" b="0"/>
+          <wp:inline distT="0" distB="0" distL="0" distR="0" wp14:anchorId="749AE583" wp14:editId="00DD2966">
+            <wp:extent cx="3505200" cy="1782058"/>
+            <wp:effectExtent l="0" t="0" r="0" b="8890"/>
             <wp:docPr id="614844497" name="Image 1"/>
             <wp:cNvGraphicFramePr>
               <a:graphicFrameLocks xmlns:a="http://schemas.openxmlformats.org/drawingml/2006/main" noChangeAspect="1"/>
@@ -1322,7 +1322,7 @@
                   <pic:spPr>
                     <a:xfrm>
                       <a:off x="0" y="0"/>
-                      <a:ext cx="4344833" cy="2208931"/>
+                      <a:ext cx="3524648" cy="1791945"/>
                     </a:xfrm>
                     <a:prstGeom prst="rect">
                       <a:avLst/>
@@ -1346,6 +1346,68 @@
         <w:rPr>
           <w:noProof/>
         </w:rPr>
+        <w:t>Affectation d’un bit sur un bus de N bits :</w:t>
+      </w:r>
+    </w:p>
+    <w:p>
+      <w:pPr>
+        <w:ind w:left="360"/>
+        <w:rPr>
+          <w:noProof/>
+        </w:rPr>
+      </w:pPr>
+      <w:r>
+        <w:rPr>
+          <w:noProof/>
+        </w:rPr>
+        <w:drawing>
+          <wp:inline distT="0" distB="0" distL="0" distR="0" wp14:anchorId="1EB45178" wp14:editId="7278324F">
+            <wp:extent cx="774149" cy="678180"/>
+            <wp:effectExtent l="0" t="0" r="6985" b="7620"/>
+            <wp:docPr id="406662154" name="Image 1"/>
+            <wp:cNvGraphicFramePr>
+              <a:graphicFrameLocks xmlns:a="http://schemas.openxmlformats.org/drawingml/2006/main" noChangeAspect="1"/>
+            </wp:cNvGraphicFramePr>
+            <a:graphic xmlns:a="http://schemas.openxmlformats.org/drawingml/2006/main">
+              <a:graphicData uri="http://schemas.openxmlformats.org/drawingml/2006/picture">
+                <pic:pic xmlns:pic="http://schemas.openxmlformats.org/drawingml/2006/picture">
+                  <pic:nvPicPr>
+                    <pic:cNvPr id="406662154" name=""/>
+                    <pic:cNvPicPr/>
+                  </pic:nvPicPr>
+                  <pic:blipFill>
+                    <a:blip r:embed="rId12"/>
+                    <a:stretch>
+                      <a:fillRect/>
+                    </a:stretch>
+                  </pic:blipFill>
+                  <pic:spPr>
+                    <a:xfrm>
+                      <a:off x="0" y="0"/>
+                      <a:ext cx="775415" cy="679289"/>
+                    </a:xfrm>
+                    <a:prstGeom prst="rect">
+                      <a:avLst/>
+                    </a:prstGeom>
+                  </pic:spPr>
+                </pic:pic>
+              </a:graphicData>
+            </a:graphic>
+          </wp:inline>
+        </w:drawing>
+      </w:r>
+    </w:p>
+    <w:p>
+      <w:pPr>
+        <w:ind w:left="360"/>
+        <w:rPr>
+          <w:noProof/>
+        </w:rPr>
+      </w:pPr>
+      <w:r>
+        <w:rPr>
+          <w:noProof/>
+        </w:rPr>
         <w:t>On a donc comme entrée dans le MUX </w:t>
       </w:r>
       <w:r>
@@ -1380,6 +1442,9 @@
         <w:t xml:space="preserve">On fait soit </w:t>
       </w:r>
       <w:r>
+        <w:t>u</w:t>
+      </w:r>
+      <w:r>
         <w:t xml:space="preserve">ne addition </w:t>
       </w:r>
       <w:r>
@@ -1563,11 +1628,9 @@
       <w:r>
         <w:t>2_s est vrai on à 1, sinon -1 (son cà2)</w:t>
       </w:r>
-    </w:p>
-    <w:p>
-      <w:pPr>
-        <w:ind w:left="360"/>
-      </w:pPr>
+      <w:r>
+        <w:br w:type="page"/>
+      </w:r>
     </w:p>
     <w:p>
       <w:r>
@@ -1606,7 +1669,7 @@
                     <pic:cNvPicPr/>
                   </pic:nvPicPr>
                   <pic:blipFill>
-                    <a:blip r:embed="rId12" cstate="print">
+                    <a:blip r:embed="rId13" cstate="print">
                       <a:extLst>
                         <a:ext uri="{28A0092B-C50C-407E-A947-70E740481C1C}">
                           <a14:useLocalDpi xmlns:a14="http://schemas.microsoft.com/office/drawing/2010/main" val="0"/>
@@ -1670,6 +1733,14 @@
       </w:r>
     </w:p>
     <w:p>
+      <w:r>
+        <w:t>Dans ce cas elle est de 0 afin d’additionner 0 au résultat de la porte logique</w:t>
+      </w:r>
+      <w:r>
+        <w:t>.</w:t>
+      </w:r>
+    </w:p>
+    <w:p>
       <w:pPr>
         <w:ind w:left="360"/>
         <w:rPr>
@@ -1695,9 +1766,9 @@
           <w:noProof/>
         </w:rPr>
         <w:drawing>
-          <wp:inline distT="0" distB="0" distL="0" distR="0" wp14:anchorId="77623994" wp14:editId="492EAA67">
-            <wp:extent cx="6120130" cy="1599565"/>
-            <wp:effectExtent l="0" t="0" r="0" b="635"/>
+          <wp:inline distT="0" distB="0" distL="0" distR="0" wp14:anchorId="77623994" wp14:editId="19123377">
+            <wp:extent cx="4910992" cy="1599565"/>
+            <wp:effectExtent l="0" t="0" r="4445" b="635"/>
             <wp:docPr id="1724070370" name="Image 1"/>
             <wp:cNvGraphicFramePr>
               <a:graphicFrameLocks xmlns:a="http://schemas.openxmlformats.org/drawingml/2006/main" noChangeAspect="1"/>
@@ -1706,11 +1777,17 @@
               <a:graphicData uri="http://schemas.openxmlformats.org/drawingml/2006/picture">
                 <pic:pic xmlns:pic="http://schemas.openxmlformats.org/drawingml/2006/picture">
                   <pic:nvPicPr>
-                    <pic:cNvPr id="1724070370" name=""/>
+                    <pic:cNvPr id="1724070370" name="Image 1"/>
                     <pic:cNvPicPr/>
                   </pic:nvPicPr>
                   <pic:blipFill>
-                    <a:blip r:embed="rId13"/>
+                    <a:blip r:embed="rId14" cstate="print">
+                      <a:extLst>
+                        <a:ext uri="{28A0092B-C50C-407E-A947-70E740481C1C}">
+                          <a14:useLocalDpi xmlns:a14="http://schemas.microsoft.com/office/drawing/2010/main" val="0"/>
+                        </a:ext>
+                      </a:extLst>
+                    </a:blip>
                     <a:stretch>
                       <a:fillRect/>
                     </a:stretch>
@@ -1718,7 +1795,7 @@
                   <pic:spPr>
                     <a:xfrm>
                       <a:off x="0" y="0"/>
-                      <a:ext cx="6120130" cy="1599565"/>
+                      <a:ext cx="4910992" cy="1599565"/>
                     </a:xfrm>
                     <a:prstGeom prst="rect">
                       <a:avLst/>
@@ -1804,7 +1881,15 @@
         <w:t xml:space="preserve"> bits du résultat pour refaire le cà2</w:t>
       </w:r>
       <w:r>
-        <w:t xml:space="preserve"> u</w:t>
+        <w:t>.</w:t>
+      </w:r>
+      <w:r>
+        <w:t xml:space="preserve"> </w:t>
+      </w:r>
+    </w:p>
+    <w:p>
+      <w:r>
+        <w:t>U</w:t>
       </w:r>
       <w:r>
         <w:t>n dépassement de nombre signé est déterminé par l’</w:t>
@@ -1821,7 +1906,74 @@
         <w:t xml:space="preserve"> </w:t>
       </w:r>
       <w:r>
-        <w:t>signé par la carry out à 1.</w:t>
+        <w:t>signé par la carry out à 1</w:t>
+      </w:r>
+      <w:r>
+        <w:t xml:space="preserve"> pour des additions et par la carry out à 0 pour des soustractions.</w:t>
+      </w:r>
+      <w:r>
+        <w:t xml:space="preserve"> On reprend donc le signal de carry in </w:t>
+      </w:r>
+      <w:r>
+        <w:t>pour déterminer si on inverse la carry out</w:t>
+      </w:r>
+      <w:r>
+        <w:t>.</w:t>
+      </w:r>
+      <w:r>
+        <w:t xml:space="preserve"> Ceci fonctionne car B-A est traduit en deux soustractions successives</w:t>
+      </w:r>
+      <w:r>
+        <w:t xml:space="preserve"> (-(A-B))</w:t>
+      </w:r>
+      <w:r>
+        <w:t xml:space="preserve">, le dépassement est donc donné par </w:t>
+      </w:r>
+      <w:proofErr w:type="gramStart"/>
+      <w:r>
+        <w:t>not</w:t>
+      </w:r>
+      <w:r>
+        <w:t>(</w:t>
+      </w:r>
+      <w:r>
+        <w:t>not</w:t>
+      </w:r>
+      <w:r>
+        <w:t>(</w:t>
+      </w:r>
+      <w:proofErr w:type="gramEnd"/>
+      <w:r>
+        <w:t>carry out</w:t>
+      </w:r>
+      <w:r>
+        <w:t>))</w:t>
+      </w:r>
+      <w:r>
+        <w:t xml:space="preserve"> = carry out</w:t>
+      </w:r>
+      <w:r>
+        <w:t>.</w:t>
+      </w:r>
+    </w:p>
+    <w:p>
+      <w:r>
+        <w:t xml:space="preserve">Par ailleurs une opération logique (OR et AND) ne </w:t>
+      </w:r>
+      <w:r>
+        <w:t>retournera</w:t>
+      </w:r>
+      <w:r>
+        <w:t xml:space="preserve"> pas de dépassement car </w:t>
+      </w:r>
+      <w:r>
+        <w:t xml:space="preserve">on les </w:t>
+      </w:r>
+      <w:r>
+        <w:t>additionne</w:t>
+      </w:r>
+      <w:r>
+        <w:t xml:space="preserve"> à 0 et qu’elles ne sont pas considérés comme une soustraction -&gt; carry out n’est pas inversé.</w:t>
       </w:r>
     </w:p>
     <w:p>
@@ -1858,7 +2010,7 @@
                     <pic:cNvPicPr/>
                   </pic:nvPicPr>
                   <pic:blipFill>
-                    <a:blip r:embed="rId14"/>
+                    <a:blip r:embed="rId15"/>
                     <a:stretch>
                       <a:fillRect/>
                     </a:stretch>
@@ -1893,6 +2045,28 @@
       <w:proofErr w:type="spellEnd"/>
     </w:p>
     <w:p>
+      <w:r>
+        <w:t xml:space="preserve">On a un signal intermédiaire </w:t>
+      </w:r>
+      <w:proofErr w:type="spellStart"/>
+      <w:r>
+        <w:t>result_s</w:t>
+      </w:r>
+      <w:proofErr w:type="spellEnd"/>
+      <w:r>
+        <w:t xml:space="preserve"> car </w:t>
+      </w:r>
+      <w:r>
+        <w:t>on doit le relire pour le tester à 0 et qu’on ne peut pas lire un signal de sortie par convention.</w:t>
+      </w:r>
+    </w:p>
+    <w:p>
+      <w:r>
+        <w:br w:type="page"/>
+      </w:r>
+    </w:p>
+    <w:p/>
+    <w:p>
       <w:pPr>
         <w:pStyle w:val="Titre1"/>
       </w:pPr>
@@ -2340,7 +2514,6 @@
         <w:pStyle w:val="Titre1"/>
       </w:pPr>
       <w:r>
-        <w:lastRenderedPageBreak/>
         <w:t>Simulation</w:t>
       </w:r>
     </w:p>
@@ -2596,9 +2769,9 @@
       </w:r>
     </w:p>
     <w:sectPr>
-      <w:headerReference w:type="default" r:id="rId15"/>
-      <w:footerReference w:type="default" r:id="rId16"/>
-      <w:headerReference w:type="first" r:id="rId17"/>
+      <w:headerReference w:type="default" r:id="rId16"/>
+      <w:footerReference w:type="default" r:id="rId17"/>
+      <w:headerReference w:type="first" r:id="rId18"/>
       <w:type w:val="continuous"/>
       <w:pgSz w:w="11906" w:h="16838" w:code="9"/>
       <w:pgMar w:top="1418" w:right="1134" w:bottom="1418" w:left="1134" w:header="709" w:footer="709" w:gutter="0"/>
@@ -2862,7 +3035,7 @@
         <w:lang w:eastAsia="fr-CH"/>
       </w:rPr>
       <w:drawing>
-        <wp:anchor distT="0" distB="0" distL="114300" distR="114300" simplePos="0" relativeHeight="251658240" behindDoc="0" locked="0" layoutInCell="1" allowOverlap="1" wp14:anchorId="567A45FF" wp14:editId="2BDC1D48">
+        <wp:anchor distT="0" distB="0" distL="114300" distR="114300" simplePos="0" relativeHeight="251658241" behindDoc="0" locked="0" layoutInCell="1" allowOverlap="1" wp14:anchorId="567A45FF" wp14:editId="2BDC1D48">
           <wp:simplePos x="0" y="0"/>
           <wp:positionH relativeFrom="page">
             <wp:posOffset>5798820</wp:posOffset>
@@ -2935,7 +3108,7 @@
         <w:lang w:eastAsia="fr-CH"/>
       </w:rPr>
       <w:drawing>
-        <wp:anchor distT="0" distB="0" distL="114300" distR="114300" simplePos="0" relativeHeight="251657216" behindDoc="1" locked="1" layoutInCell="1" allowOverlap="1" wp14:anchorId="365C1E3C" wp14:editId="0700BDCA">
+        <wp:anchor distT="0" distB="0" distL="114300" distR="114300" simplePos="0" relativeHeight="251658240" behindDoc="1" locked="1" layoutInCell="1" allowOverlap="1" wp14:anchorId="365C1E3C" wp14:editId="0700BDCA">
           <wp:simplePos x="0" y="0"/>
           <wp:positionH relativeFrom="page">
             <wp:posOffset>345440</wp:posOffset>

--- a/Rapport_ALU.docx
+++ b/Rapport_ALU.docx
@@ -584,7 +584,7 @@
           <w:sz w:val="28"/>
           <w:szCs w:val="28"/>
         </w:rPr>
-        <w:t>à compléter….</w:t>
+        <w:t>25.03.2026</w:t>
       </w:r>
     </w:p>
     <w:p>
@@ -657,15 +657,7 @@
     </w:p>
     <w:p>
       <w:r>
-        <w:t xml:space="preserve">Il ne nous restera plus qu’à tester avec </w:t>
-      </w:r>
-      <w:proofErr w:type="spellStart"/>
-      <w:r>
-        <w:t>Questasim</w:t>
-      </w:r>
-      <w:proofErr w:type="spellEnd"/>
-      <w:r>
-        <w:t xml:space="preserve"> puis sur une carte.</w:t>
+        <w:t>Il ne nous restera plus qu’à tester avec Questasim puis sur une carte.</w:t>
       </w:r>
     </w:p>
     <w:p>
@@ -738,67 +730,43 @@
         <w:t xml:space="preserve"> On peut utiliser </w:t>
       </w:r>
       <w:r>
-        <w:t xml:space="preserve">l’additionneur add4_full déjà implémenté et l’adapter en </w:t>
-      </w:r>
-      <w:proofErr w:type="spellStart"/>
-      <w:r>
-        <w:t>addn_full</w:t>
-      </w:r>
-      <w:proofErr w:type="spellEnd"/>
+        <w:t>l’additionneur add4_full déjà implémenté et l’adapter en addn_full.</w:t>
+      </w:r>
+    </w:p>
+    <w:p>
+      <w:pPr>
+        <w:pStyle w:val="Titre2"/>
+      </w:pPr>
+      <w:r>
+        <w:t>Multiplication</w:t>
+      </w:r>
+    </w:p>
+    <w:p>
+      <w:r>
+        <w:t xml:space="preserve">Pour réaliser la multiplication </w:t>
+      </w:r>
+      <w:r>
+        <w:t xml:space="preserve">par 2 </w:t>
+      </w:r>
+      <w:r>
+        <w:t xml:space="preserve">il faut décaler </w:t>
+      </w:r>
+      <w:r>
+        <w:t>notre opérande d’un bit vers la gauche</w:t>
+      </w:r>
       <w:r>
         <w:t>.</w:t>
       </w:r>
     </w:p>
     <w:p>
-      <w:pPr>
-        <w:pStyle w:val="Titre2"/>
-      </w:pPr>
-      <w:r>
-        <w:t>Multiplication</w:t>
-      </w:r>
-    </w:p>
-    <w:p>
-      <w:r>
-        <w:t xml:space="preserve">Pour réaliser la multiplication </w:t>
-      </w:r>
-      <w:r>
-        <w:t xml:space="preserve">par 2 </w:t>
-      </w:r>
-      <w:r>
-        <w:t xml:space="preserve">il faut décaler </w:t>
-      </w:r>
-      <w:r>
-        <w:t>notre opérande d’un bit vers la gauche</w:t>
-      </w:r>
-      <w:r>
-        <w:t>.</w:t>
-      </w:r>
-    </w:p>
-    <w:p>
       <w:r>
         <w:t xml:space="preserve">Il suffit donc de relier les bits </w:t>
       </w:r>
       <w:r>
-        <w:t>[N-1</w:t>
-      </w:r>
-      <w:proofErr w:type="gramStart"/>
-      <w:r>
-        <w:t xml:space="preserve"> ..</w:t>
-      </w:r>
-      <w:proofErr w:type="gramEnd"/>
-      <w:r>
-        <w:t xml:space="preserve"> 0] du signal d’entré aux bits [</w:t>
-      </w:r>
-      <w:r>
-        <w:t>N</w:t>
-      </w:r>
-      <w:proofErr w:type="gramStart"/>
-      <w:r>
-        <w:t xml:space="preserve"> ..</w:t>
-      </w:r>
-      <w:proofErr w:type="gramEnd"/>
-      <w:r>
-        <w:t xml:space="preserve"> 1] du signal de sortie et mettre le poids faible de la sortie à ‘0’.</w:t>
+        <w:t>[N-1 .. 0] du signal d’entré aux bits [</w:t>
+      </w:r>
+      <w:r>
+        <w:t>N .. 1] du signal de sortie et mettre le poids faible de la sortie à ‘0’.</w:t>
       </w:r>
     </w:p>
     <w:p>
@@ -960,23 +928,7 @@
     </w:p>
     <w:p>
       <w:r>
-        <w:t xml:space="preserve">Une solution est de prendre un </w:t>
-      </w:r>
-      <w:proofErr w:type="spellStart"/>
-      <w:r>
-        <w:t>mux</w:t>
-      </w:r>
-      <w:proofErr w:type="spellEnd"/>
-      <w:r>
-        <w:t xml:space="preserve"> a 3 bits (8 entrées) et de relier </w:t>
-      </w:r>
-      <w:proofErr w:type="spellStart"/>
-      <w:r>
-        <w:t>chaques</w:t>
-      </w:r>
-      <w:proofErr w:type="spellEnd"/>
-      <w:r>
-        <w:t xml:space="preserve"> opérations.</w:t>
+        <w:t>Une solution est de prendre un mux a 3 bits (8 entrées) et de relier chaques opérations.</w:t>
       </w:r>
     </w:p>
     <w:p>
@@ -1098,15 +1050,7 @@
         <w:t>à</w:t>
       </w:r>
       <w:r>
-        <w:t xml:space="preserve"> part pour </w:t>
-      </w:r>
-      <w:proofErr w:type="gramStart"/>
-      <w:r>
-        <w:t>le OR</w:t>
-      </w:r>
-      <w:proofErr w:type="gramEnd"/>
-      <w:r>
-        <w:t>)</w:t>
+        <w:t xml:space="preserve"> part pour le OR)</w:t>
       </w:r>
     </w:p>
     <w:p>
@@ -1127,29 +1071,13 @@
         <w:t xml:space="preserve"> </w:t>
       </w:r>
       <w:r>
-        <w:t xml:space="preserve">est toujours </w:t>
-      </w:r>
-      <w:proofErr w:type="spellStart"/>
-      <w:r>
-        <w:t>na_i</w:t>
-      </w:r>
-      <w:proofErr w:type="spellEnd"/>
-      <w:r>
-        <w:t xml:space="preserve"> </w:t>
+        <w:t xml:space="preserve">est toujours na_i </w:t>
       </w:r>
       <w:r>
         <w:t xml:space="preserve">(sauf pour Or et AND) </w:t>
       </w:r>
       <w:r>
-        <w:t xml:space="preserve">-&gt; on peut utiliser un </w:t>
-      </w:r>
-      <w:proofErr w:type="spellStart"/>
-      <w:r>
-        <w:t>mux</w:t>
-      </w:r>
-      <w:proofErr w:type="spellEnd"/>
-      <w:r>
-        <w:t xml:space="preserve"> pour déterminer </w:t>
+        <w:t xml:space="preserve">-&gt; on peut utiliser un mux pour déterminer </w:t>
       </w:r>
       <w:r>
         <w:t>le deuxième opérande. Dans ce cas on fait deux fois le cà2</w:t>
@@ -1158,15 +1086,7 @@
         <w:t xml:space="preserve">, les +1 de ceux-ci s’annule, il suffit donc de </w:t>
       </w:r>
       <w:r>
-        <w:t xml:space="preserve">laisser le </w:t>
-      </w:r>
-      <w:proofErr w:type="spellStart"/>
-      <w:r>
-        <w:t>cin</w:t>
-      </w:r>
-      <w:proofErr w:type="spellEnd"/>
-      <w:r>
-        <w:t xml:space="preserve"> à 0 dans ce cas.</w:t>
+        <w:t>laisser le cin à 0 dans ce cas.</w:t>
       </w:r>
     </w:p>
     <w:p>
@@ -1178,21 +1098,13 @@
         </w:numPr>
       </w:pPr>
       <w:r>
-        <w:t xml:space="preserve">On peut aussi passer le résultat </w:t>
-      </w:r>
-      <w:proofErr w:type="gramStart"/>
-      <w:r>
-        <w:t>d</w:t>
+        <w:t>On peut aussi passer le résultat d</w:t>
       </w:r>
       <w:r>
         <w:t>u</w:t>
       </w:r>
       <w:r>
-        <w:t xml:space="preserve"> OR</w:t>
-      </w:r>
-      <w:proofErr w:type="gramEnd"/>
-      <w:r>
-        <w:t xml:space="preserve"> et AND dans l’additionneur et l’additionner à 0.</w:t>
+        <w:t xml:space="preserve"> OR et AND dans l’additionneur et l’additionner à 0.</w:t>
       </w:r>
     </w:p>
     <w:p>
@@ -1470,27 +1382,14 @@
         <w:t>On a</w:t>
       </w:r>
       <w:r>
-        <w:t xml:space="preserve"> soit </w:t>
-      </w:r>
-      <w:proofErr w:type="spellStart"/>
-      <w:r>
-        <w:t>na_i</w:t>
-      </w:r>
-      <w:proofErr w:type="spellEnd"/>
-      <w:r>
-        <w:t xml:space="preserve"> (pour l’additionner à lui-même et donc le multiplier par 2) soit </w:t>
-      </w:r>
-      <w:r>
-        <w:t xml:space="preserve">le cà2 de </w:t>
-      </w:r>
-      <w:proofErr w:type="spellStart"/>
-      <w:r>
-        <w:t>nb</w:t>
+        <w:t xml:space="preserve"> soit na_i (pour l’additionner à lui-même et donc le multiplier par 2) soit </w:t>
+      </w:r>
+      <w:r>
+        <w:t>le cà2 de nb</w:t>
       </w:r>
       <w:r>
         <w:t>_i</w:t>
       </w:r>
-      <w:proofErr w:type="spellEnd"/>
       <w:r>
         <w:t xml:space="preserve"> (car B-A = -(A-B)).</w:t>
       </w:r>
@@ -1520,97 +1419,13 @@
         <w:rPr>
           <w:lang w:val="en-US"/>
         </w:rPr>
-        <w:t xml:space="preserve"> </w:t>
-      </w:r>
-      <w:proofErr w:type="gramStart"/>
+        <w:t xml:space="preserve"> not((not na_i) </w:t>
+      </w:r>
       <w:r>
         <w:rPr>
           <w:lang w:val="en-US"/>
         </w:rPr>
-        <w:t>not(</w:t>
-      </w:r>
-      <w:proofErr w:type="gramEnd"/>
-      <w:r>
-        <w:rPr>
-          <w:lang w:val="en-US"/>
-        </w:rPr>
-        <w:t xml:space="preserve">(not </w:t>
-      </w:r>
-      <w:proofErr w:type="spellStart"/>
-      <w:r>
-        <w:rPr>
-          <w:lang w:val="en-US"/>
-        </w:rPr>
-        <w:t>na_i</w:t>
-      </w:r>
-      <w:proofErr w:type="spellEnd"/>
-      <w:r>
-        <w:rPr>
-          <w:lang w:val="en-US"/>
-        </w:rPr>
-        <w:t xml:space="preserve">) </w:t>
-      </w:r>
-      <w:r>
-        <w:rPr>
-          <w:lang w:val="en-US"/>
-        </w:rPr>
-        <w:t xml:space="preserve">AND (not </w:t>
-      </w:r>
-      <w:proofErr w:type="spellStart"/>
-      <w:r>
-        <w:rPr>
-          <w:lang w:val="en-US"/>
-        </w:rPr>
-        <w:t>nb_i</w:t>
-      </w:r>
-      <w:proofErr w:type="spellEnd"/>
-      <w:r>
-        <w:rPr>
-          <w:lang w:val="en-US"/>
-        </w:rPr>
-        <w:t xml:space="preserve">)) </w:t>
-      </w:r>
-      <w:proofErr w:type="spellStart"/>
-      <w:r>
-        <w:rPr>
-          <w:lang w:val="en-US"/>
-        </w:rPr>
-        <w:t>ce</w:t>
-      </w:r>
-      <w:proofErr w:type="spellEnd"/>
-      <w:r>
-        <w:rPr>
-          <w:lang w:val="en-US"/>
-        </w:rPr>
-        <w:t xml:space="preserve"> qui nous fait </w:t>
-      </w:r>
-      <w:proofErr w:type="spellStart"/>
-      <w:r>
-        <w:rPr>
-          <w:lang w:val="en-US"/>
-        </w:rPr>
-        <w:t>na_i</w:t>
-      </w:r>
-      <w:proofErr w:type="spellEnd"/>
-      <w:r>
-        <w:rPr>
-          <w:lang w:val="en-US"/>
-        </w:rPr>
-        <w:t xml:space="preserve"> OR </w:t>
-      </w:r>
-      <w:proofErr w:type="spellStart"/>
-      <w:r>
-        <w:rPr>
-          <w:lang w:val="en-US"/>
-        </w:rPr>
-        <w:t>nb_i</w:t>
-      </w:r>
-      <w:proofErr w:type="spellEnd"/>
-      <w:r>
-        <w:rPr>
-          <w:lang w:val="en-US"/>
-        </w:rPr>
-        <w:t>.</w:t>
+        <w:t>AND (not nb_i)) ce qui nous fait na_i OR nb_i.</w:t>
       </w:r>
     </w:p>
     <w:p>
@@ -1703,30 +1518,17 @@
       <w:r>
         <w:t xml:space="preserve"> est </w:t>
       </w:r>
-      <w:proofErr w:type="spellStart"/>
-      <w:r>
-        <w:t>na_i</w:t>
-      </w:r>
-      <w:proofErr w:type="spellEnd"/>
-      <w:r>
-        <w:t xml:space="preserve"> sauf</w:t>
+      <w:r>
+        <w:t>na_i sauf</w:t>
       </w:r>
       <w:r>
         <w:t xml:space="preserve"> quand on fait OR ou AND</w:t>
       </w:r>
       <w:r>
-        <w:t xml:space="preserve"> (quand </w:t>
-      </w:r>
-      <w:proofErr w:type="gramStart"/>
-      <w:r>
-        <w:t>opcode</w:t>
-      </w:r>
-      <w:r>
-        <w:t>(1..</w:t>
-      </w:r>
-      <w:proofErr w:type="gramEnd"/>
-      <w:r>
-        <w:t>0) = 10)</w:t>
+        <w:t xml:space="preserve"> (quand opcode</w:t>
+      </w:r>
+      <w:r>
+        <w:t>(1..0) = 10)</w:t>
       </w:r>
       <w:r>
         <w:t>.</w:t>
@@ -1810,15 +1612,7 @@
     </w:p>
     <w:p>
       <w:r>
-        <w:t xml:space="preserve">On a un </w:t>
-      </w:r>
-      <w:proofErr w:type="spellStart"/>
-      <w:r>
-        <w:t>cin</w:t>
-      </w:r>
-      <w:proofErr w:type="spellEnd"/>
-      <w:r>
-        <w:t xml:space="preserve"> pour le complément à deux, donc lorsque op2_s est a ‘1’. A l’exception de</w:t>
+        <w:t>On a un cin pour le complément à deux, donc lorsque op2_s est a ‘1’. A l’exception de</w:t>
       </w:r>
       <w:r>
         <w:t xml:space="preserve"> </w:t>
@@ -1892,15 +1686,7 @@
         <w:t>U</w:t>
       </w:r>
       <w:r>
-        <w:t>n dépassement de nombre signé est déterminé par l’</w:t>
-      </w:r>
-      <w:proofErr w:type="spellStart"/>
-      <w:r>
-        <w:t>overflow</w:t>
-      </w:r>
-      <w:proofErr w:type="spellEnd"/>
-      <w:r>
-        <w:t xml:space="preserve"> et un de nombre non</w:t>
+        <w:t>n dépassement de nombre signé est déterminé par l’overflow et un de nombre non</w:t>
       </w:r>
       <w:r>
         <w:t xml:space="preserve"> </w:t>
@@ -1927,22 +1713,17 @@
         <w:t xml:space="preserve"> (-(A-B))</w:t>
       </w:r>
       <w:r>
-        <w:t xml:space="preserve">, le dépassement est donc donné par </w:t>
-      </w:r>
-      <w:proofErr w:type="gramStart"/>
+        <w:t>, le dépassement est donc donné par not</w:t>
+      </w:r>
+      <w:r>
+        <w:t>(</w:t>
+      </w:r>
       <w:r>
         <w:t>not</w:t>
       </w:r>
       <w:r>
         <w:t>(</w:t>
       </w:r>
-      <w:r>
-        <w:t>not</w:t>
-      </w:r>
-      <w:r>
-        <w:t>(</w:t>
-      </w:r>
-      <w:proofErr w:type="gramEnd"/>
       <w:r>
         <w:t>carry out</w:t>
       </w:r>
@@ -2036,25 +1817,12 @@
         <w:t xml:space="preserve">Il nous reste finalement à tester si le résultat vaut 0 </w:t>
       </w:r>
       <w:r>
-        <w:t xml:space="preserve">et à set </w:t>
-      </w:r>
-      <w:proofErr w:type="spellStart"/>
-      <w:r>
-        <w:t>result_o</w:t>
-      </w:r>
-      <w:proofErr w:type="spellEnd"/>
-    </w:p>
-    <w:p>
-      <w:r>
-        <w:t xml:space="preserve">On a un signal intermédiaire </w:t>
-      </w:r>
-      <w:proofErr w:type="spellStart"/>
-      <w:r>
-        <w:t>result_s</w:t>
-      </w:r>
-      <w:proofErr w:type="spellEnd"/>
-      <w:r>
-        <w:t xml:space="preserve"> car </w:t>
+        <w:t>et à set result_o</w:t>
+      </w:r>
+    </w:p>
+    <w:p>
+      <w:r>
+        <w:t xml:space="preserve">On a un signal intermédiaire result_s car </w:t>
       </w:r>
       <w:r>
         <w:t>on doit le relire pour le tester à 0 et qu’on ne peut pas lire un signal de sortie par convention.</w:t>
@@ -2076,75 +1844,17 @@
     </w:p>
     <w:p>
       <w:r>
-        <w:t xml:space="preserve">Expliquer comment vous pouvez obtenir à l’aide de votre ALU, le résultat des tests </w:t>
-      </w:r>
-      <w:proofErr w:type="spellStart"/>
-      <w:r>
-        <w:t>na_i</w:t>
-      </w:r>
-      <w:proofErr w:type="spellEnd"/>
-      <w:r>
-        <w:t xml:space="preserve"> &lt; </w:t>
-      </w:r>
-      <w:proofErr w:type="spellStart"/>
-      <w:r>
-        <w:t>nb_i</w:t>
-      </w:r>
-      <w:proofErr w:type="spellEnd"/>
-      <w:r>
-        <w:t xml:space="preserve"> ou </w:t>
-      </w:r>
-      <w:proofErr w:type="spellStart"/>
-      <w:r>
-        <w:t>na_i</w:t>
-      </w:r>
-      <w:proofErr w:type="spellEnd"/>
-      <w:r>
-        <w:t xml:space="preserve"> &gt; </w:t>
-      </w:r>
-      <w:proofErr w:type="spellStart"/>
-      <w:r>
-        <w:t>nb_i</w:t>
-      </w:r>
-      <w:proofErr w:type="spellEnd"/>
+        <w:t>Expliquer comment vous pouvez obtenir à l’aide de votre ALU, le résultat des tests na_i &lt; nb_i ou na_i &gt; nb_i</w:t>
+      </w:r>
     </w:p>
     <w:p/>
     <w:p>
       <w:r>
-        <w:t xml:space="preserve">Il faut faire l’opération </w:t>
-      </w:r>
-      <w:proofErr w:type="spellStart"/>
-      <w:r>
-        <w:t>na_i</w:t>
-      </w:r>
-      <w:proofErr w:type="spellEnd"/>
-      <w:r>
-        <w:t xml:space="preserve"> – </w:t>
-      </w:r>
-      <w:proofErr w:type="spellStart"/>
-      <w:r>
-        <w:t>nb_i</w:t>
-      </w:r>
-      <w:proofErr w:type="spellEnd"/>
-      <w:r>
-        <w:t xml:space="preserve"> et regarder le bit de signe</w:t>
-      </w:r>
-      <w:r>
-        <w:t xml:space="preserve">. Cependant sa valeur est fausse s’il y a eu un </w:t>
-      </w:r>
-      <w:proofErr w:type="spellStart"/>
-      <w:r>
-        <w:t>overflow</w:t>
-      </w:r>
-      <w:proofErr w:type="spellEnd"/>
-      <w:r>
-        <w:t xml:space="preserve">, on doit donc inverser le résultat dans ce cas avec un </w:t>
-      </w:r>
-      <w:proofErr w:type="spellStart"/>
-      <w:r>
-        <w:t>xor</w:t>
-      </w:r>
-      <w:proofErr w:type="spellEnd"/>
+        <w:t>Il faut faire l’opération na_i – nb_i et regarder le bit de signe</w:t>
+      </w:r>
+      <w:r>
+        <w:t>. Cependant sa valeur est fausse s’il y a eu un overflow, on doit donc inverser le résultat dans ce cas avec un xor</w:t>
+      </w:r>
       <w:r>
         <w:t>, on a donc :</w:t>
       </w:r>
@@ -2155,356 +1865,141 @@
           <w:lang w:val="en-US"/>
         </w:rPr>
       </w:pPr>
-      <w:proofErr w:type="spellStart"/>
       <w:r>
         <w:rPr>
           <w:lang w:val="en-US"/>
         </w:rPr>
-        <w:t>na_i</w:t>
-      </w:r>
-      <w:proofErr w:type="spellEnd"/>
+        <w:t xml:space="preserve">na_i &lt; nb_i si </w:t>
+      </w:r>
       <w:r>
         <w:rPr>
           <w:lang w:val="en-US"/>
         </w:rPr>
-        <w:t xml:space="preserve"> &lt; </w:t>
-      </w:r>
-      <w:proofErr w:type="spellStart"/>
+        <w:t>result_o(</w:t>
+      </w:r>
       <w:r>
         <w:rPr>
           <w:lang w:val="en-US"/>
         </w:rPr>
-        <w:t>nb_i</w:t>
-      </w:r>
-      <w:proofErr w:type="spellEnd"/>
+        <w:t>N-1) xor de</w:t>
+      </w:r>
       <w:r>
         <w:rPr>
           <w:lang w:val="en-US"/>
         </w:rPr>
-        <w:t xml:space="preserve"> </w:t>
-      </w:r>
-      <w:proofErr w:type="spellStart"/>
+        <w:t>p</w:t>
+      </w:r>
       <w:r>
         <w:rPr>
           <w:lang w:val="en-US"/>
         </w:rPr>
-        <w:t>si</w:t>
-      </w:r>
-      <w:proofErr w:type="spellEnd"/>
+        <w:t>_</w:t>
+      </w:r>
       <w:r>
         <w:rPr>
           <w:lang w:val="en-US"/>
         </w:rPr>
-        <w:t xml:space="preserve"> </w:t>
-      </w:r>
-      <w:proofErr w:type="spellStart"/>
-      <w:r>
+        <w:t>sgn_o</w:t>
+      </w:r>
+    </w:p>
+    <w:p>
+      <w:pPr>
         <w:rPr>
           <w:lang w:val="en-US"/>
         </w:rPr>
-        <w:t>result_o</w:t>
-      </w:r>
-      <w:proofErr w:type="spellEnd"/>
+      </w:pPr>
+      <w:r>
+        <w:t>Pour</w:t>
+      </w:r>
+      <w:r>
+        <w:t xml:space="preserve"> na_i &gt; nb_i </w:t>
+      </w:r>
+      <w:r>
+        <w:t xml:space="preserve">il faut tester en plus </w:t>
+      </w:r>
+      <w:r>
+        <w:t>si le résultat n’est pas égal à 0 (car l’inverse de na_i &lt; nb_i est na _i &gt;= nb_i)</w:t>
+      </w:r>
+      <w:r>
+        <w:t xml:space="preserve">. </w:t>
+      </w:r>
       <w:r>
         <w:rPr>
           <w:lang w:val="en-US"/>
         </w:rPr>
+        <w:t>On</w:t>
+      </w:r>
+      <w:r>
+        <w:rPr>
+          <w:lang w:val="en-US"/>
+        </w:rPr>
+        <w:t xml:space="preserve"> a donc :</w:t>
+      </w:r>
+    </w:p>
+    <w:p>
+      <w:pPr>
+        <w:rPr>
+          <w:lang w:val="en-US"/>
+        </w:rPr>
+      </w:pPr>
+      <w:r>
+        <w:rPr>
+          <w:lang w:val="en-US"/>
+        </w:rPr>
+        <w:t xml:space="preserve">na_i &gt; nb_i si (not </w:t>
+      </w:r>
+      <w:r>
+        <w:rPr>
+          <w:lang w:val="en-US"/>
+        </w:rPr>
         <w:t>(</w:t>
       </w:r>
       <w:r>
         <w:rPr>
           <w:lang w:val="en-US"/>
         </w:rPr>
-        <w:t xml:space="preserve">N-1) </w:t>
-      </w:r>
-      <w:proofErr w:type="spellStart"/>
+        <w:t>result_o(N-1) xor dep_sgn_o</w:t>
+      </w:r>
       <w:r>
         <w:rPr>
           <w:lang w:val="en-US"/>
         </w:rPr>
-        <w:t>xor</w:t>
-      </w:r>
-      <w:proofErr w:type="spellEnd"/>
+        <w:t>)</w:t>
+      </w:r>
       <w:r>
         <w:rPr>
           <w:lang w:val="en-US"/>
         </w:rPr>
-        <w:t xml:space="preserve"> </w:t>
-      </w:r>
-      <w:proofErr w:type="spellStart"/>
+        <w:t>)</w:t>
+      </w:r>
       <w:r>
         <w:rPr>
           <w:lang w:val="en-US"/>
         </w:rPr>
-        <w:t>de</w:t>
+        <w:t xml:space="preserve"> and </w:t>
       </w:r>
       <w:r>
         <w:rPr>
           <w:lang w:val="en-US"/>
         </w:rPr>
-        <w:t>p</w:t>
-      </w:r>
-      <w:r>
-        <w:rPr>
-          <w:lang w:val="en-US"/>
-        </w:rPr>
-        <w:t>_</w:t>
-      </w:r>
-      <w:r>
-        <w:rPr>
-          <w:lang w:val="en-US"/>
-        </w:rPr>
-        <w:t>sgn_o</w:t>
-      </w:r>
-      <w:proofErr w:type="spellEnd"/>
-    </w:p>
-    <w:p>
-      <w:r>
-        <w:t>Pour</w:t>
-      </w:r>
-      <w:r>
-        <w:t xml:space="preserve"> </w:t>
-      </w:r>
-      <w:proofErr w:type="spellStart"/>
-      <w:r>
-        <w:t>na_i</w:t>
-      </w:r>
-      <w:proofErr w:type="spellEnd"/>
-      <w:r>
-        <w:t xml:space="preserve"> &gt; </w:t>
-      </w:r>
-      <w:proofErr w:type="spellStart"/>
-      <w:r>
-        <w:t>nb_i</w:t>
-      </w:r>
-      <w:proofErr w:type="spellEnd"/>
-      <w:r>
-        <w:t xml:space="preserve"> </w:t>
-      </w:r>
-      <w:r>
-        <w:t xml:space="preserve">il faut tester en plus </w:t>
-      </w:r>
-      <w:r>
-        <w:t xml:space="preserve">si le résultat n’est pas égal à 0 (car l’inverse de </w:t>
-      </w:r>
-      <w:proofErr w:type="spellStart"/>
-      <w:r>
-        <w:t>na_i</w:t>
-      </w:r>
-      <w:proofErr w:type="spellEnd"/>
-      <w:r>
-        <w:t xml:space="preserve"> &lt; </w:t>
-      </w:r>
-      <w:proofErr w:type="spellStart"/>
-      <w:r>
-        <w:t>nb_i</w:t>
-      </w:r>
-      <w:proofErr w:type="spellEnd"/>
-      <w:r>
-        <w:t xml:space="preserve"> est na _i &gt;= </w:t>
-      </w:r>
-      <w:proofErr w:type="spellStart"/>
-      <w:r>
-        <w:t>nb_i</w:t>
-      </w:r>
-      <w:proofErr w:type="spellEnd"/>
-      <w:r>
-        <w:t>)</w:t>
-      </w:r>
-      <w:r>
-        <w:t xml:space="preserve">. </w:t>
-      </w:r>
-      <w:r>
-        <w:t>On</w:t>
-      </w:r>
-      <w:r>
-        <w:t xml:space="preserve"> a donc :</w:t>
-      </w:r>
-    </w:p>
-    <w:p>
-      <w:pPr>
-        <w:rPr>
-          <w:lang w:val="en-US"/>
-        </w:rPr>
-      </w:pPr>
-      <w:proofErr w:type="spellStart"/>
-      <w:r>
-        <w:rPr>
-          <w:lang w:val="en-US"/>
-        </w:rPr>
-        <w:t>na_i</w:t>
-      </w:r>
-      <w:proofErr w:type="spellEnd"/>
-      <w:r>
-        <w:rPr>
-          <w:lang w:val="en-US"/>
-        </w:rPr>
-        <w:t xml:space="preserve"> &gt; </w:t>
-      </w:r>
-      <w:proofErr w:type="spellStart"/>
-      <w:r>
-        <w:rPr>
-          <w:lang w:val="en-US"/>
-        </w:rPr>
-        <w:t>nb_i</w:t>
-      </w:r>
-      <w:proofErr w:type="spellEnd"/>
-      <w:r>
-        <w:rPr>
-          <w:lang w:val="en-US"/>
-        </w:rPr>
-        <w:t xml:space="preserve"> </w:t>
-      </w:r>
-      <w:proofErr w:type="spellStart"/>
-      <w:r>
-        <w:rPr>
-          <w:lang w:val="en-US"/>
-        </w:rPr>
-        <w:t>si</w:t>
-      </w:r>
-      <w:proofErr w:type="spellEnd"/>
-      <w:r>
-        <w:rPr>
-          <w:lang w:val="en-US"/>
-        </w:rPr>
-        <w:t xml:space="preserve"> (not </w:t>
-      </w:r>
-      <w:r>
-        <w:rPr>
-          <w:lang w:val="en-US"/>
-        </w:rPr>
+        <w:t>(not z_o)</w:t>
+      </w:r>
+    </w:p>
+    <w:p>
+      <w:r>
+        <w:t>Ce qui</w:t>
+      </w:r>
+      <w:r>
+        <w:t xml:space="preserve"> peut etre simplifié en not </w:t>
+      </w:r>
+      <w:r>
         <w:t>(</w:t>
       </w:r>
-      <w:proofErr w:type="spellStart"/>
-      <w:r>
-        <w:rPr>
-          <w:lang w:val="en-US"/>
-        </w:rPr>
-        <w:t>result_o</w:t>
-      </w:r>
-      <w:proofErr w:type="spellEnd"/>
-      <w:r>
-        <w:rPr>
-          <w:lang w:val="en-US"/>
-        </w:rPr>
-        <w:t xml:space="preserve">(N-1) </w:t>
-      </w:r>
-      <w:proofErr w:type="spellStart"/>
-      <w:r>
-        <w:rPr>
-          <w:lang w:val="en-US"/>
-        </w:rPr>
-        <w:t>xor</w:t>
-      </w:r>
-      <w:proofErr w:type="spellEnd"/>
-      <w:r>
-        <w:rPr>
-          <w:lang w:val="en-US"/>
-        </w:rPr>
-        <w:t xml:space="preserve"> </w:t>
-      </w:r>
-      <w:proofErr w:type="spellStart"/>
-      <w:r>
-        <w:rPr>
-          <w:lang w:val="en-US"/>
-        </w:rPr>
-        <w:t>dep_sgn_o</w:t>
-      </w:r>
-      <w:proofErr w:type="spellEnd"/>
-      <w:r>
-        <w:rPr>
-          <w:lang w:val="en-US"/>
-        </w:rPr>
-        <w:t>)</w:t>
-      </w:r>
-      <w:r>
-        <w:rPr>
-          <w:lang w:val="en-US"/>
-        </w:rPr>
-        <w:t>)</w:t>
-      </w:r>
-      <w:r>
-        <w:rPr>
-          <w:lang w:val="en-US"/>
-        </w:rPr>
-        <w:t xml:space="preserve"> and </w:t>
-      </w:r>
-      <w:r>
-        <w:rPr>
-          <w:lang w:val="en-US"/>
-        </w:rPr>
-        <w:t xml:space="preserve">(not </w:t>
-      </w:r>
-      <w:proofErr w:type="spellStart"/>
-      <w:r>
-        <w:rPr>
-          <w:lang w:val="en-US"/>
-        </w:rPr>
-        <w:t>z_o</w:t>
-      </w:r>
-      <w:proofErr w:type="spellEnd"/>
-      <w:r>
-        <w:rPr>
-          <w:lang w:val="en-US"/>
-        </w:rPr>
-        <w:t>)</w:t>
-      </w:r>
-    </w:p>
-    <w:p>
-      <w:r>
-        <w:t>Ce qui</w:t>
-      </w:r>
-      <w:r>
-        <w:t xml:space="preserve"> peut </w:t>
-      </w:r>
-      <w:proofErr w:type="spellStart"/>
-      <w:r>
-        <w:t>etre</w:t>
-      </w:r>
-      <w:proofErr w:type="spellEnd"/>
-      <w:r>
-        <w:t xml:space="preserve"> simplifié en not </w:t>
-      </w:r>
-      <w:r>
-        <w:t>(</w:t>
-      </w:r>
-      <w:r>
-        <w:t>(</w:t>
-      </w:r>
-      <w:proofErr w:type="spellStart"/>
-      <w:r>
-        <w:t>result_o</w:t>
-      </w:r>
-      <w:proofErr w:type="spellEnd"/>
-      <w:r>
-        <w:t xml:space="preserve">(N-1) </w:t>
-      </w:r>
-      <w:proofErr w:type="spellStart"/>
-      <w:r>
-        <w:t>xor</w:t>
-      </w:r>
-      <w:proofErr w:type="spellEnd"/>
-      <w:r>
-        <w:t xml:space="preserve"> </w:t>
-      </w:r>
-      <w:proofErr w:type="spellStart"/>
-      <w:r>
-        <w:t>dep_sgn_o</w:t>
-      </w:r>
-      <w:proofErr w:type="spellEnd"/>
-      <w:r>
-        <w:t>)</w:t>
-      </w:r>
-      <w:r>
-        <w:t xml:space="preserve"> or </w:t>
-      </w:r>
-      <w:proofErr w:type="spellStart"/>
-      <w:r>
-        <w:t>u_o</w:t>
-      </w:r>
-      <w:proofErr w:type="spellEnd"/>
-      <w:r>
-        <w:t>)</w:t>
+      <w:r>
+        <w:t>(result_o(N-1) xor dep_sgn_o)</w:t>
+      </w:r>
+      <w:r>
+        <w:t xml:space="preserve"> or u_o)</w:t>
       </w:r>
     </w:p>
     <w:p/>
@@ -2523,6 +2018,44 @@
           <w:rFonts w:cs="Arial"/>
         </w:rPr>
       </w:pPr>
+      <w:r>
+        <w:rPr>
+          <w:rFonts w:cs="Arial"/>
+        </w:rPr>
+        <w:t>Nous avons réussi à optimiser le nombre de composants utilisés comme souhaités</w:t>
+      </w:r>
+      <w:r>
+        <w:rPr>
+          <w:rFonts w:cs="Arial"/>
+        </w:rPr>
+        <w:t xml:space="preserve"> notamment en réutilisant l’additionneur pour toutes les opérations et en </w:t>
+      </w:r>
+      <w:r>
+        <w:rPr>
+          <w:rFonts w:cs="Arial"/>
+        </w:rPr>
+        <w:t>effectuant différentes transformations logiques.</w:t>
+      </w:r>
+    </w:p>
+    <w:p>
+      <w:pPr>
+        <w:rPr>
+          <w:rFonts w:cs="Arial"/>
+        </w:rPr>
+      </w:pPr>
+    </w:p>
+    <w:p>
+      <w:pPr>
+        <w:rPr>
+          <w:rFonts w:cs="Arial"/>
+        </w:rPr>
+      </w:pPr>
+      <w:r>
+        <w:rPr>
+          <w:rFonts w:cs="Arial"/>
+        </w:rPr>
+        <w:t>Les tests nous on permis de valider le bon fonctionnement de notre ALU</w:t>
+      </w:r>
     </w:p>
     <w:p>
       <w:pPr>
@@ -2563,25 +2096,13 @@
         <w:rPr>
           <w:rFonts w:cs="Arial"/>
         </w:rPr>
-        <w:t xml:space="preserve">Date :   Date </w:t>
-      </w:r>
-      <w:r>
-        <w:rPr>
-          <w:rFonts w:cs="Arial"/>
-        </w:rPr>
-        <w:t xml:space="preserve">rendu </w:t>
-      </w:r>
-      <w:r>
-        <w:rPr>
-          <w:rFonts w:cs="Arial"/>
-        </w:rPr>
-        <w:t xml:space="preserve">du </w:t>
-      </w:r>
-      <w:r>
-        <w:rPr>
-          <w:rFonts w:cs="Arial"/>
-        </w:rPr>
-        <w:t>rapport</w:t>
+        <w:t xml:space="preserve">Date :   </w:t>
+      </w:r>
+      <w:r>
+        <w:rPr>
+          <w:rFonts w:cs="Arial"/>
+        </w:rPr>
+        <w:t>25.03.2026</w:t>
       </w:r>
     </w:p>
     <w:p>
@@ -2612,15 +2133,32 @@
       <w:r>
         <w:rPr>
           <w:rFonts w:cs="Arial"/>
-        </w:rPr>
-        <w:t>Etudiant A</w:t>
-      </w:r>
-      <w:r>
-        <w:rPr>
-          <w:rFonts w:cs="Arial"/>
-        </w:rPr>
-        <w:tab/>
-        <w:t>Etudiant B</w:t>
+          <w:sz w:val="28"/>
+          <w:szCs w:val="28"/>
+        </w:rPr>
+        <w:t>Jonathan Nicolet</w:t>
+      </w:r>
+      <w:r>
+        <w:rPr>
+          <w:rFonts w:cs="Arial"/>
+          <w:sz w:val="28"/>
+          <w:szCs w:val="28"/>
+        </w:rPr>
+        <w:t>,</w:t>
+      </w:r>
+      <w:r>
+        <w:rPr>
+          <w:rFonts w:cs="Arial"/>
+        </w:rPr>
+        <w:t xml:space="preserve"> </w:t>
+      </w:r>
+      <w:r>
+        <w:rPr>
+          <w:rFonts w:cs="Arial"/>
+          <w:sz w:val="28"/>
+          <w:szCs w:val="28"/>
+        </w:rPr>
+        <w:t>Romain Hurni</w:t>
       </w:r>
     </w:p>
     <w:p>
@@ -2730,18 +2268,6 @@
     </w:p>
     <w:p>
       <w:pPr>
-        <w:pStyle w:val="Titre1"/>
-      </w:pPr>
-      <w:r>
-        <w:lastRenderedPageBreak/>
-        <w:t xml:space="preserve">Annexes </w:t>
-      </w:r>
-      <w:r>
-        <w:t>….</w:t>
-      </w:r>
-    </w:p>
-    <w:p>
-      <w:pPr>
         <w:tabs>
           <w:tab w:val="center" w:pos="3363"/>
           <w:tab w:val="center" w:pos="6783"/>
@@ -2750,23 +2276,6 @@
           <w:rFonts w:cs="Arial"/>
         </w:rPr>
       </w:pPr>
-    </w:p>
-    <w:p>
-      <w:pPr>
-        <w:tabs>
-          <w:tab w:val="center" w:pos="3363"/>
-          <w:tab w:val="center" w:pos="6783"/>
-        </w:tabs>
-        <w:rPr>
-          <w:rFonts w:cs="Arial"/>
-        </w:rPr>
-      </w:pPr>
-      <w:r>
-        <w:rPr>
-          <w:rFonts w:cs="Arial"/>
-        </w:rPr>
-        <w:t>Documents annexés avec numérotation et commentaires.</w:t>
-      </w:r>
     </w:p>
     <w:sectPr>
       <w:headerReference w:type="default" r:id="rId16"/>

--- a/Rapport_ALU.docx
+++ b/Rapport_ALU.docx
@@ -657,7 +657,15 @@
     </w:p>
     <w:p>
       <w:r>
-        <w:t>Il ne nous restera plus qu’à tester avec Questasim puis sur une carte.</w:t>
+        <w:t xml:space="preserve">Il ne nous restera plus qu’à tester avec </w:t>
+      </w:r>
+      <w:proofErr w:type="spellStart"/>
+      <w:r>
+        <w:t>Questasim</w:t>
+      </w:r>
+      <w:proofErr w:type="spellEnd"/>
+      <w:r>
+        <w:t xml:space="preserve"> puis sur une carte.</w:t>
       </w:r>
     </w:p>
     <w:p>
@@ -730,7 +738,15 @@
         <w:t xml:space="preserve"> On peut utiliser </w:t>
       </w:r>
       <w:r>
-        <w:t>l’additionneur add4_full déjà implémenté et l’adapter en addn_full.</w:t>
+        <w:t xml:space="preserve">l’additionneur add4_full déjà implémenté et l’adapter en </w:t>
+      </w:r>
+      <w:proofErr w:type="spellStart"/>
+      <w:r>
+        <w:t>addn_full</w:t>
+      </w:r>
+      <w:proofErr w:type="spellEnd"/>
+      <w:r>
+        <w:t>.</w:t>
       </w:r>
     </w:p>
     <w:p>
@@ -763,10 +779,26 @@
         <w:t xml:space="preserve">Il suffit donc de relier les bits </w:t>
       </w:r>
       <w:r>
-        <w:t>[N-1 .. 0] du signal d’entré aux bits [</w:t>
-      </w:r>
-      <w:r>
-        <w:t>N .. 1] du signal de sortie et mettre le poids faible de la sortie à ‘0’.</w:t>
+        <w:t>[N-1</w:t>
+      </w:r>
+      <w:proofErr w:type="gramStart"/>
+      <w:r>
+        <w:t xml:space="preserve"> ..</w:t>
+      </w:r>
+      <w:proofErr w:type="gramEnd"/>
+      <w:r>
+        <w:t xml:space="preserve"> 0] du signal d’entré aux bits [</w:t>
+      </w:r>
+      <w:r>
+        <w:t>N</w:t>
+      </w:r>
+      <w:proofErr w:type="gramStart"/>
+      <w:r>
+        <w:t xml:space="preserve"> ..</w:t>
+      </w:r>
+      <w:proofErr w:type="gramEnd"/>
+      <w:r>
+        <w:t xml:space="preserve"> 1] du signal de sortie et mettre le poids faible de la sortie à ‘0’.</w:t>
       </w:r>
     </w:p>
     <w:p>
@@ -928,7 +960,23 @@
     </w:p>
     <w:p>
       <w:r>
-        <w:t>Une solution est de prendre un mux a 3 bits (8 entrées) et de relier chaques opérations.</w:t>
+        <w:t xml:space="preserve">Une solution est de prendre un </w:t>
+      </w:r>
+      <w:proofErr w:type="spellStart"/>
+      <w:r>
+        <w:t>mux</w:t>
+      </w:r>
+      <w:proofErr w:type="spellEnd"/>
+      <w:r>
+        <w:t xml:space="preserve"> a 3 bits (8 entrées) et de relier </w:t>
+      </w:r>
+      <w:proofErr w:type="spellStart"/>
+      <w:r>
+        <w:t>chaques</w:t>
+      </w:r>
+      <w:proofErr w:type="spellEnd"/>
+      <w:r>
+        <w:t xml:space="preserve"> opérations.</w:t>
       </w:r>
     </w:p>
     <w:p>
@@ -1050,7 +1098,15 @@
         <w:t>à</w:t>
       </w:r>
       <w:r>
-        <w:t xml:space="preserve"> part pour le OR)</w:t>
+        <w:t xml:space="preserve"> part pour </w:t>
+      </w:r>
+      <w:proofErr w:type="gramStart"/>
+      <w:r>
+        <w:t>le OR</w:t>
+      </w:r>
+      <w:proofErr w:type="gramEnd"/>
+      <w:r>
+        <w:t>)</w:t>
       </w:r>
     </w:p>
     <w:p>
@@ -1071,13 +1127,29 @@
         <w:t xml:space="preserve"> </w:t>
       </w:r>
       <w:r>
-        <w:t xml:space="preserve">est toujours na_i </w:t>
+        <w:t xml:space="preserve">est toujours </w:t>
+      </w:r>
+      <w:proofErr w:type="spellStart"/>
+      <w:r>
+        <w:t>na_i</w:t>
+      </w:r>
+      <w:proofErr w:type="spellEnd"/>
+      <w:r>
+        <w:t xml:space="preserve"> </w:t>
       </w:r>
       <w:r>
         <w:t xml:space="preserve">(sauf pour Or et AND) </w:t>
       </w:r>
       <w:r>
-        <w:t xml:space="preserve">-&gt; on peut utiliser un mux pour déterminer </w:t>
+        <w:t xml:space="preserve">-&gt; on peut utiliser un </w:t>
+      </w:r>
+      <w:proofErr w:type="spellStart"/>
+      <w:r>
+        <w:t>mux</w:t>
+      </w:r>
+      <w:proofErr w:type="spellEnd"/>
+      <w:r>
+        <w:t xml:space="preserve"> pour déterminer </w:t>
       </w:r>
       <w:r>
         <w:t>le deuxième opérande. Dans ce cas on fait deux fois le cà2</w:t>
@@ -1086,7 +1158,15 @@
         <w:t xml:space="preserve">, les +1 de ceux-ci s’annule, il suffit donc de </w:t>
       </w:r>
       <w:r>
-        <w:t>laisser le cin à 0 dans ce cas.</w:t>
+        <w:t xml:space="preserve">laisser le </w:t>
+      </w:r>
+      <w:proofErr w:type="spellStart"/>
+      <w:r>
+        <w:t>cin</w:t>
+      </w:r>
+      <w:proofErr w:type="spellEnd"/>
+      <w:r>
+        <w:t xml:space="preserve"> à 0 dans ce cas.</w:t>
       </w:r>
     </w:p>
     <w:p>
@@ -1098,13 +1178,21 @@
         </w:numPr>
       </w:pPr>
       <w:r>
-        <w:t>On peut aussi passer le résultat d</w:t>
+        <w:t xml:space="preserve">On peut aussi passer le résultat </w:t>
+      </w:r>
+      <w:proofErr w:type="gramStart"/>
+      <w:r>
+        <w:t>d</w:t>
       </w:r>
       <w:r>
         <w:t>u</w:t>
       </w:r>
       <w:r>
-        <w:t xml:space="preserve"> OR et AND dans l’additionneur et l’additionner à 0.</w:t>
+        <w:t xml:space="preserve"> OR</w:t>
+      </w:r>
+      <w:proofErr w:type="gramEnd"/>
+      <w:r>
+        <w:t xml:space="preserve"> et AND dans l’additionneur et l’additionner à 0.</w:t>
       </w:r>
     </w:p>
     <w:p>
@@ -1382,14 +1470,27 @@
         <w:t>On a</w:t>
       </w:r>
       <w:r>
-        <w:t xml:space="preserve"> soit na_i (pour l’additionner à lui-même et donc le multiplier par 2) soit </w:t>
-      </w:r>
-      <w:r>
-        <w:t>le cà2 de nb</w:t>
+        <w:t xml:space="preserve"> soit </w:t>
+      </w:r>
+      <w:proofErr w:type="spellStart"/>
+      <w:r>
+        <w:t>na_i</w:t>
+      </w:r>
+      <w:proofErr w:type="spellEnd"/>
+      <w:r>
+        <w:t xml:space="preserve"> (pour l’additionner à lui-même et donc le multiplier par 2) soit </w:t>
+      </w:r>
+      <w:r>
+        <w:t xml:space="preserve">le cà2 de </w:t>
+      </w:r>
+      <w:proofErr w:type="spellStart"/>
+      <w:r>
+        <w:t>nb</w:t>
       </w:r>
       <w:r>
         <w:t>_i</w:t>
       </w:r>
+      <w:proofErr w:type="spellEnd"/>
       <w:r>
         <w:t xml:space="preserve"> (car B-A = -(A-B)).</w:t>
       </w:r>
@@ -1419,13 +1520,97 @@
         <w:rPr>
           <w:lang w:val="en-US"/>
         </w:rPr>
-        <w:t xml:space="preserve"> not((not na_i) </w:t>
-      </w:r>
+        <w:t xml:space="preserve"> </w:t>
+      </w:r>
+      <w:proofErr w:type="gramStart"/>
       <w:r>
         <w:rPr>
           <w:lang w:val="en-US"/>
         </w:rPr>
-        <w:t>AND (not nb_i)) ce qui nous fait na_i OR nb_i.</w:t>
+        <w:t>not(</w:t>
+      </w:r>
+      <w:proofErr w:type="gramEnd"/>
+      <w:r>
+        <w:rPr>
+          <w:lang w:val="en-US"/>
+        </w:rPr>
+        <w:t xml:space="preserve">(not </w:t>
+      </w:r>
+      <w:proofErr w:type="spellStart"/>
+      <w:r>
+        <w:rPr>
+          <w:lang w:val="en-US"/>
+        </w:rPr>
+        <w:t>na_i</w:t>
+      </w:r>
+      <w:proofErr w:type="spellEnd"/>
+      <w:r>
+        <w:rPr>
+          <w:lang w:val="en-US"/>
+        </w:rPr>
+        <w:t xml:space="preserve">) </w:t>
+      </w:r>
+      <w:r>
+        <w:rPr>
+          <w:lang w:val="en-US"/>
+        </w:rPr>
+        <w:t xml:space="preserve">AND (not </w:t>
+      </w:r>
+      <w:proofErr w:type="spellStart"/>
+      <w:r>
+        <w:rPr>
+          <w:lang w:val="en-US"/>
+        </w:rPr>
+        <w:t>nb_i</w:t>
+      </w:r>
+      <w:proofErr w:type="spellEnd"/>
+      <w:r>
+        <w:rPr>
+          <w:lang w:val="en-US"/>
+        </w:rPr>
+        <w:t xml:space="preserve">)) </w:t>
+      </w:r>
+      <w:proofErr w:type="spellStart"/>
+      <w:r>
+        <w:rPr>
+          <w:lang w:val="en-US"/>
+        </w:rPr>
+        <w:t>ce</w:t>
+      </w:r>
+      <w:proofErr w:type="spellEnd"/>
+      <w:r>
+        <w:rPr>
+          <w:lang w:val="en-US"/>
+        </w:rPr>
+        <w:t xml:space="preserve"> qui nous fait </w:t>
+      </w:r>
+      <w:proofErr w:type="spellStart"/>
+      <w:r>
+        <w:rPr>
+          <w:lang w:val="en-US"/>
+        </w:rPr>
+        <w:t>na_i</w:t>
+      </w:r>
+      <w:proofErr w:type="spellEnd"/>
+      <w:r>
+        <w:rPr>
+          <w:lang w:val="en-US"/>
+        </w:rPr>
+        <w:t xml:space="preserve"> OR </w:t>
+      </w:r>
+      <w:proofErr w:type="spellStart"/>
+      <w:r>
+        <w:rPr>
+          <w:lang w:val="en-US"/>
+        </w:rPr>
+        <w:t>nb_i</w:t>
+      </w:r>
+      <w:proofErr w:type="spellEnd"/>
+      <w:r>
+        <w:rPr>
+          <w:lang w:val="en-US"/>
+        </w:rPr>
+        <w:t>.</w:t>
       </w:r>
     </w:p>
     <w:p>
@@ -1518,17 +1703,30 @@
       <w:r>
         <w:t xml:space="preserve"> est </w:t>
       </w:r>
-      <w:r>
-        <w:t>na_i sauf</w:t>
+      <w:proofErr w:type="spellStart"/>
+      <w:r>
+        <w:t>na_i</w:t>
+      </w:r>
+      <w:proofErr w:type="spellEnd"/>
+      <w:r>
+        <w:t xml:space="preserve"> sauf</w:t>
       </w:r>
       <w:r>
         <w:t xml:space="preserve"> quand on fait OR ou AND</w:t>
       </w:r>
       <w:r>
-        <w:t xml:space="preserve"> (quand opcode</w:t>
-      </w:r>
-      <w:r>
-        <w:t>(1..0) = 10)</w:t>
+        <w:t xml:space="preserve"> (quand </w:t>
+      </w:r>
+      <w:proofErr w:type="gramStart"/>
+      <w:r>
+        <w:t>opcode</w:t>
+      </w:r>
+      <w:r>
+        <w:t>(1..</w:t>
+      </w:r>
+      <w:proofErr w:type="gramEnd"/>
+      <w:r>
+        <w:t>0) = 10)</w:t>
       </w:r>
       <w:r>
         <w:t>.</w:t>
@@ -1612,7 +1810,15 @@
     </w:p>
     <w:p>
       <w:r>
-        <w:t>On a un cin pour le complément à deux, donc lorsque op2_s est a ‘1’. A l’exception de</w:t>
+        <w:t xml:space="preserve">On a un </w:t>
+      </w:r>
+      <w:proofErr w:type="spellStart"/>
+      <w:r>
+        <w:t>cin</w:t>
+      </w:r>
+      <w:proofErr w:type="spellEnd"/>
+      <w:r>
+        <w:t xml:space="preserve"> pour le complément à deux, donc lorsque op2_s est a ‘1’. A l’exception de</w:t>
       </w:r>
       <w:r>
         <w:t xml:space="preserve"> </w:t>
@@ -1686,7 +1892,15 @@
         <w:t>U</w:t>
       </w:r>
       <w:r>
-        <w:t>n dépassement de nombre signé est déterminé par l’overflow et un de nombre non</w:t>
+        <w:t>n dépassement de nombre signé est déterminé par l’</w:t>
+      </w:r>
+      <w:proofErr w:type="spellStart"/>
+      <w:r>
+        <w:t>overflow</w:t>
+      </w:r>
+      <w:proofErr w:type="spellEnd"/>
+      <w:r>
+        <w:t xml:space="preserve"> et un de nombre non</w:t>
       </w:r>
       <w:r>
         <w:t xml:space="preserve"> </w:t>
@@ -1713,7 +1927,11 @@
         <w:t xml:space="preserve"> (-(A-B))</w:t>
       </w:r>
       <w:r>
-        <w:t>, le dépassement est donc donné par not</w:t>
+        <w:t xml:space="preserve">, le dépassement est donc donné par </w:t>
+      </w:r>
+      <w:proofErr w:type="gramStart"/>
+      <w:r>
+        <w:t>not</w:t>
       </w:r>
       <w:r>
         <w:t>(</w:t>
@@ -1724,6 +1942,7 @@
       <w:r>
         <w:t>(</w:t>
       </w:r>
+      <w:proofErr w:type="gramEnd"/>
       <w:r>
         <w:t>carry out</w:t>
       </w:r>
@@ -1817,12 +2036,25 @@
         <w:t xml:space="preserve">Il nous reste finalement à tester si le résultat vaut 0 </w:t>
       </w:r>
       <w:r>
-        <w:t>et à set result_o</w:t>
-      </w:r>
-    </w:p>
-    <w:p>
-      <w:r>
-        <w:t xml:space="preserve">On a un signal intermédiaire result_s car </w:t>
+        <w:t xml:space="preserve">et à set </w:t>
+      </w:r>
+      <w:proofErr w:type="spellStart"/>
+      <w:r>
+        <w:t>result_o</w:t>
+      </w:r>
+      <w:proofErr w:type="spellEnd"/>
+    </w:p>
+    <w:p>
+      <w:r>
+        <w:t xml:space="preserve">On a un signal intermédiaire </w:t>
+      </w:r>
+      <w:proofErr w:type="spellStart"/>
+      <w:r>
+        <w:t>result_s</w:t>
+      </w:r>
+      <w:proofErr w:type="spellEnd"/>
+      <w:r>
+        <w:t xml:space="preserve"> car </w:t>
       </w:r>
       <w:r>
         <w:t>on doit le relire pour le tester à 0 et qu’on ne peut pas lire un signal de sortie par convention.</w:t>
@@ -1844,17 +2076,75 @@
     </w:p>
     <w:p>
       <w:r>
-        <w:t>Expliquer comment vous pouvez obtenir à l’aide de votre ALU, le résultat des tests na_i &lt; nb_i ou na_i &gt; nb_i</w:t>
-      </w:r>
+        <w:t xml:space="preserve">Expliquer comment vous pouvez obtenir à l’aide de votre ALU, le résultat des tests </w:t>
+      </w:r>
+      <w:proofErr w:type="spellStart"/>
+      <w:r>
+        <w:t>na_i</w:t>
+      </w:r>
+      <w:proofErr w:type="spellEnd"/>
+      <w:r>
+        <w:t xml:space="preserve"> &lt; </w:t>
+      </w:r>
+      <w:proofErr w:type="spellStart"/>
+      <w:r>
+        <w:t>nb_i</w:t>
+      </w:r>
+      <w:proofErr w:type="spellEnd"/>
+      <w:r>
+        <w:t xml:space="preserve"> ou </w:t>
+      </w:r>
+      <w:proofErr w:type="spellStart"/>
+      <w:r>
+        <w:t>na_i</w:t>
+      </w:r>
+      <w:proofErr w:type="spellEnd"/>
+      <w:r>
+        <w:t xml:space="preserve"> &gt; </w:t>
+      </w:r>
+      <w:proofErr w:type="spellStart"/>
+      <w:r>
+        <w:t>nb_i</w:t>
+      </w:r>
+      <w:proofErr w:type="spellEnd"/>
     </w:p>
     <w:p/>
     <w:p>
       <w:r>
-        <w:t>Il faut faire l’opération na_i – nb_i et regarder le bit de signe</w:t>
-      </w:r>
-      <w:r>
-        <w:t>. Cependant sa valeur est fausse s’il y a eu un overflow, on doit donc inverser le résultat dans ce cas avec un xor</w:t>
-      </w:r>
+        <w:t xml:space="preserve">Il faut faire l’opération </w:t>
+      </w:r>
+      <w:proofErr w:type="spellStart"/>
+      <w:r>
+        <w:t>na_i</w:t>
+      </w:r>
+      <w:proofErr w:type="spellEnd"/>
+      <w:r>
+        <w:t xml:space="preserve"> – </w:t>
+      </w:r>
+      <w:proofErr w:type="spellStart"/>
+      <w:r>
+        <w:t>nb_i</w:t>
+      </w:r>
+      <w:proofErr w:type="spellEnd"/>
+      <w:r>
+        <w:t xml:space="preserve"> et regarder le bit de signe</w:t>
+      </w:r>
+      <w:r>
+        <w:t xml:space="preserve">. Cependant sa valeur est fausse s’il y a eu un </w:t>
+      </w:r>
+      <w:proofErr w:type="spellStart"/>
+      <w:r>
+        <w:t>overflow</w:t>
+      </w:r>
+      <w:proofErr w:type="spellEnd"/>
+      <w:r>
+        <w:t xml:space="preserve">, on doit donc inverser le résultat dans ce cas avec un </w:t>
+      </w:r>
+      <w:proofErr w:type="spellStart"/>
+      <w:r>
+        <w:t>xor</w:t>
+      </w:r>
+      <w:proofErr w:type="spellEnd"/>
       <w:r>
         <w:t>, on a donc :</w:t>
       </w:r>
@@ -1865,28 +2155,93 @@
           <w:lang w:val="en-US"/>
         </w:rPr>
       </w:pPr>
+      <w:proofErr w:type="spellStart"/>
       <w:r>
         <w:rPr>
           <w:lang w:val="en-US"/>
         </w:rPr>
-        <w:t xml:space="preserve">na_i &lt; nb_i si </w:t>
-      </w:r>
+        <w:t>na_i</w:t>
+      </w:r>
+      <w:proofErr w:type="spellEnd"/>
       <w:r>
         <w:rPr>
           <w:lang w:val="en-US"/>
         </w:rPr>
-        <w:t>result_o(</w:t>
-      </w:r>
+        <w:t xml:space="preserve"> &lt; </w:t>
+      </w:r>
+      <w:proofErr w:type="spellStart"/>
       <w:r>
         <w:rPr>
           <w:lang w:val="en-US"/>
         </w:rPr>
-        <w:t>N-1) xor de</w:t>
-      </w:r>
+        <w:t>nb_i</w:t>
+      </w:r>
+      <w:proofErr w:type="spellEnd"/>
       <w:r>
         <w:rPr>
           <w:lang w:val="en-US"/>
         </w:rPr>
+        <w:t xml:space="preserve"> </w:t>
+      </w:r>
+      <w:proofErr w:type="spellStart"/>
+      <w:r>
+        <w:rPr>
+          <w:lang w:val="en-US"/>
+        </w:rPr>
+        <w:t>si</w:t>
+      </w:r>
+      <w:proofErr w:type="spellEnd"/>
+      <w:r>
+        <w:rPr>
+          <w:lang w:val="en-US"/>
+        </w:rPr>
+        <w:t xml:space="preserve"> </w:t>
+      </w:r>
+      <w:proofErr w:type="spellStart"/>
+      <w:r>
+        <w:rPr>
+          <w:lang w:val="en-US"/>
+        </w:rPr>
+        <w:t>result_o</w:t>
+      </w:r>
+      <w:proofErr w:type="spellEnd"/>
+      <w:r>
+        <w:rPr>
+          <w:lang w:val="en-US"/>
+        </w:rPr>
+        <w:t>(</w:t>
+      </w:r>
+      <w:r>
+        <w:rPr>
+          <w:lang w:val="en-US"/>
+        </w:rPr>
+        <w:t xml:space="preserve">N-1) </w:t>
+      </w:r>
+      <w:proofErr w:type="spellStart"/>
+      <w:r>
+        <w:rPr>
+          <w:lang w:val="en-US"/>
+        </w:rPr>
+        <w:t>xor</w:t>
+      </w:r>
+      <w:proofErr w:type="spellEnd"/>
+      <w:r>
+        <w:rPr>
+          <w:lang w:val="en-US"/>
+        </w:rPr>
+        <w:t xml:space="preserve"> </w:t>
+      </w:r>
+      <w:proofErr w:type="spellStart"/>
+      <w:r>
+        <w:rPr>
+          <w:lang w:val="en-US"/>
+        </w:rPr>
+        <w:t>de</w:t>
+      </w:r>
+      <w:r>
+        <w:rPr>
+          <w:lang w:val="en-US"/>
+        </w:rPr>
         <w:t>p</w:t>
       </w:r>
       <w:r>
@@ -1901,6 +2256,7 @@
         </w:rPr>
         <w:t>sgn_o</w:t>
       </w:r>
+      <w:proofErr w:type="spellEnd"/>
     </w:p>
     <w:p>
       <w:pPr>
@@ -1912,13 +2268,53 @@
         <w:t>Pour</w:t>
       </w:r>
       <w:r>
-        <w:t xml:space="preserve"> na_i &gt; nb_i </w:t>
+        <w:t xml:space="preserve"> </w:t>
+      </w:r>
+      <w:proofErr w:type="spellStart"/>
+      <w:r>
+        <w:t>na_i</w:t>
+      </w:r>
+      <w:proofErr w:type="spellEnd"/>
+      <w:r>
+        <w:t xml:space="preserve"> &gt; </w:t>
+      </w:r>
+      <w:proofErr w:type="spellStart"/>
+      <w:r>
+        <w:t>nb_i</w:t>
+      </w:r>
+      <w:proofErr w:type="spellEnd"/>
+      <w:r>
+        <w:t xml:space="preserve"> </w:t>
       </w:r>
       <w:r>
         <w:t xml:space="preserve">il faut tester en plus </w:t>
       </w:r>
       <w:r>
-        <w:t>si le résultat n’est pas égal à 0 (car l’inverse de na_i &lt; nb_i est na _i &gt;= nb_i)</w:t>
+        <w:t xml:space="preserve">si le résultat n’est pas égal à 0 (car l’inverse de </w:t>
+      </w:r>
+      <w:proofErr w:type="spellStart"/>
+      <w:r>
+        <w:t>na_i</w:t>
+      </w:r>
+      <w:proofErr w:type="spellEnd"/>
+      <w:r>
+        <w:t xml:space="preserve"> &lt; </w:t>
+      </w:r>
+      <w:proofErr w:type="spellStart"/>
+      <w:r>
+        <w:t>nb_i</w:t>
+      </w:r>
+      <w:proofErr w:type="spellEnd"/>
+      <w:r>
+        <w:t xml:space="preserve"> est na _i &gt;= </w:t>
+      </w:r>
+      <w:proofErr w:type="spellStart"/>
+      <w:r>
+        <w:t>nb_i</w:t>
+      </w:r>
+      <w:proofErr w:type="spellEnd"/>
+      <w:r>
+        <w:t>)</w:t>
       </w:r>
       <w:r>
         <w:t xml:space="preserve">. </w:t>
@@ -1933,37 +2329,119 @@
         <w:rPr>
           <w:lang w:val="en-US"/>
         </w:rPr>
-        <w:t xml:space="preserve"> a donc :</w:t>
-      </w:r>
-    </w:p>
-    <w:p>
-      <w:pPr>
+        <w:t xml:space="preserve"> a </w:t>
+      </w:r>
+      <w:proofErr w:type="spellStart"/>
+      <w:proofErr w:type="gramStart"/>
+      <w:r>
         <w:rPr>
           <w:lang w:val="en-US"/>
         </w:rPr>
-      </w:pPr>
+        <w:t>donc</w:t>
+      </w:r>
+      <w:proofErr w:type="spellEnd"/>
       <w:r>
         <w:rPr>
           <w:lang w:val="en-US"/>
         </w:rPr>
-        <w:t xml:space="preserve">na_i &gt; nb_i si (not </w:t>
-      </w:r>
-      <w:r>
+        <w:t> :</w:t>
+      </w:r>
+      <w:proofErr w:type="gramEnd"/>
+    </w:p>
+    <w:p>
+      <w:pPr>
         <w:rPr>
           <w:lang w:val="en-US"/>
         </w:rPr>
+      </w:pPr>
+      <w:proofErr w:type="spellStart"/>
+      <w:r>
+        <w:rPr>
+          <w:lang w:val="en-US"/>
+        </w:rPr>
+        <w:t>na_i</w:t>
+      </w:r>
+      <w:proofErr w:type="spellEnd"/>
+      <w:r>
+        <w:rPr>
+          <w:lang w:val="en-US"/>
+        </w:rPr>
+        <w:t xml:space="preserve"> &gt; </w:t>
+      </w:r>
+      <w:proofErr w:type="spellStart"/>
+      <w:r>
+        <w:rPr>
+          <w:lang w:val="en-US"/>
+        </w:rPr>
+        <w:t>nb_i</w:t>
+      </w:r>
+      <w:proofErr w:type="spellEnd"/>
+      <w:r>
+        <w:rPr>
+          <w:lang w:val="en-US"/>
+        </w:rPr>
+        <w:t xml:space="preserve"> </w:t>
+      </w:r>
+      <w:proofErr w:type="spellStart"/>
+      <w:r>
+        <w:rPr>
+          <w:lang w:val="en-US"/>
+        </w:rPr>
+        <w:t>si</w:t>
+      </w:r>
+      <w:proofErr w:type="spellEnd"/>
+      <w:r>
+        <w:rPr>
+          <w:lang w:val="en-US"/>
+        </w:rPr>
+        <w:t xml:space="preserve"> (not </w:t>
+      </w:r>
+      <w:r>
+        <w:rPr>
+          <w:lang w:val="en-US"/>
+        </w:rPr>
         <w:t>(</w:t>
       </w:r>
+      <w:proofErr w:type="spellStart"/>
       <w:r>
         <w:rPr>
           <w:lang w:val="en-US"/>
         </w:rPr>
-        <w:t>result_o(N-1) xor dep_sgn_o</w:t>
-      </w:r>
+        <w:t>result_o</w:t>
+      </w:r>
+      <w:proofErr w:type="spellEnd"/>
       <w:r>
         <w:rPr>
           <w:lang w:val="en-US"/>
         </w:rPr>
+        <w:t xml:space="preserve">(N-1) </w:t>
+      </w:r>
+      <w:proofErr w:type="spellStart"/>
+      <w:r>
+        <w:rPr>
+          <w:lang w:val="en-US"/>
+        </w:rPr>
+        <w:t>xor</w:t>
+      </w:r>
+      <w:proofErr w:type="spellEnd"/>
+      <w:r>
+        <w:rPr>
+          <w:lang w:val="en-US"/>
+        </w:rPr>
+        <w:t xml:space="preserve"> </w:t>
+      </w:r>
+      <w:proofErr w:type="spellStart"/>
+      <w:r>
+        <w:rPr>
+          <w:lang w:val="en-US"/>
+        </w:rPr>
+        <w:t>dep_sgn_o</w:t>
+      </w:r>
+      <w:proofErr w:type="spellEnd"/>
+      <w:r>
+        <w:rPr>
+          <w:lang w:val="en-US"/>
+        </w:rPr>
         <w:t>)</w:t>
       </w:r>
       <w:r>
@@ -1982,7 +2460,21 @@
         <w:rPr>
           <w:lang w:val="en-US"/>
         </w:rPr>
-        <w:t>(not z_o)</w:t>
+        <w:t xml:space="preserve">(not </w:t>
+      </w:r>
+      <w:proofErr w:type="spellStart"/>
+      <w:r>
+        <w:rPr>
+          <w:lang w:val="en-US"/>
+        </w:rPr>
+        <w:t>z_o</w:t>
+      </w:r>
+      <w:proofErr w:type="spellEnd"/>
+      <w:r>
+        <w:rPr>
+          <w:lang w:val="en-US"/>
+        </w:rPr>
+        <w:t>)</w:t>
       </w:r>
     </w:p>
     <w:p>
@@ -1990,87 +2482,740 @@
         <w:t>Ce qui</w:t>
       </w:r>
       <w:r>
-        <w:t xml:space="preserve"> peut etre simplifié en not </w:t>
+        <w:t xml:space="preserve"> peut </w:t>
+      </w:r>
+      <w:proofErr w:type="spellStart"/>
+      <w:r>
+        <w:t>etre</w:t>
+      </w:r>
+      <w:proofErr w:type="spellEnd"/>
+      <w:r>
+        <w:t xml:space="preserve"> simplifié en not </w:t>
       </w:r>
       <w:r>
         <w:t>(</w:t>
       </w:r>
       <w:r>
-        <w:t>(result_o(N-1) xor dep_sgn_o)</w:t>
-      </w:r>
-      <w:r>
-        <w:t xml:space="preserve"> or u_o)</w:t>
+        <w:t>(</w:t>
+      </w:r>
+      <w:proofErr w:type="spellStart"/>
+      <w:r>
+        <w:t>result_o</w:t>
+      </w:r>
+      <w:proofErr w:type="spellEnd"/>
+      <w:r>
+        <w:t xml:space="preserve">(N-1) </w:t>
+      </w:r>
+      <w:proofErr w:type="spellStart"/>
+      <w:r>
+        <w:t>xor</w:t>
+      </w:r>
+      <w:proofErr w:type="spellEnd"/>
+      <w:r>
+        <w:t xml:space="preserve"> </w:t>
+      </w:r>
+      <w:proofErr w:type="spellStart"/>
+      <w:r>
+        <w:t>dep_sgn_o</w:t>
+      </w:r>
+      <w:proofErr w:type="spellEnd"/>
+      <w:r>
+        <w:t>)</w:t>
+      </w:r>
+      <w:r>
+        <w:t xml:space="preserve"> or </w:t>
+      </w:r>
+      <w:proofErr w:type="spellStart"/>
+      <w:r>
+        <w:t>u_o</w:t>
+      </w:r>
+      <w:proofErr w:type="spellEnd"/>
+      <w:r>
+        <w:t>)</w:t>
       </w:r>
     </w:p>
     <w:p/>
-    <w:p/>
+    <w:p>
+      <w:r>
+        <w:br w:type="page"/>
+      </w:r>
+    </w:p>
     <w:p>
       <w:pPr>
         <w:pStyle w:val="Titre1"/>
       </w:pPr>
       <w:r>
+        <w:lastRenderedPageBreak/>
         <w:t>Simulation</w:t>
       </w:r>
     </w:p>
     <w:p>
       <w:pPr>
         <w:rPr>
-          <w:rFonts w:cs="Arial"/>
-        </w:rPr>
-      </w:pPr>
-      <w:r>
-        <w:rPr>
-          <w:rFonts w:cs="Arial"/>
-        </w:rPr>
-        <w:t>Nous avons réussi à optimiser le nombre de composants utilisés comme souhaités</w:t>
-      </w:r>
-      <w:r>
-        <w:rPr>
-          <w:rFonts w:cs="Arial"/>
-        </w:rPr>
-        <w:t xml:space="preserve"> notamment en réutilisant l’additionneur pour toutes les opérations et en </w:t>
-      </w:r>
-      <w:r>
-        <w:rPr>
-          <w:rFonts w:cs="Arial"/>
-        </w:rPr>
-        <w:t>effectuant différentes transformations logiques.</w:t>
-      </w:r>
-    </w:p>
-    <w:p>
-      <w:pPr>
-        <w:rPr>
-          <w:rFonts w:cs="Arial"/>
-        </w:rPr>
-      </w:pPr>
-    </w:p>
-    <w:p>
-      <w:pPr>
-        <w:rPr>
-          <w:rFonts w:cs="Arial"/>
-        </w:rPr>
-      </w:pPr>
-      <w:r>
-        <w:rPr>
-          <w:rFonts w:cs="Arial"/>
-        </w:rPr>
-        <w:t>Les tests nous on permis de valider le bon fonctionnement de notre ALU</w:t>
-      </w:r>
-    </w:p>
-    <w:p>
-      <w:pPr>
-        <w:rPr>
-          <w:rFonts w:cs="Arial"/>
-        </w:rPr>
-      </w:pPr>
+          <w:noProof/>
+        </w:rPr>
+      </w:pPr>
+      <w:r>
+        <w:rPr>
+          <w:noProof/>
+        </w:rPr>
+        <w:drawing>
+          <wp:inline distT="0" distB="0" distL="0" distR="0" wp14:anchorId="23C8E1F8" wp14:editId="6C91B83D">
+            <wp:extent cx="5305425" cy="3128645"/>
+            <wp:effectExtent l="0" t="0" r="9525" b="0"/>
+            <wp:docPr id="1972777285" name="Image 2" descr="The image depicts a complex digital circuit diagram, illustrating various logic gates, multiplexers, and a sequence of operations involving inputs and outputs, suggesting a digital logic design or a digital signal processing application.&#10;&#10;Le contenu généré par l’IA peut être incorrect."/>
+            <wp:cNvGraphicFramePr>
+              <a:graphicFrameLocks xmlns:a="http://schemas.openxmlformats.org/drawingml/2006/main" noChangeAspect="1"/>
+            </wp:cNvGraphicFramePr>
+            <a:graphic xmlns:a="http://schemas.openxmlformats.org/drawingml/2006/main">
+              <a:graphicData uri="http://schemas.openxmlformats.org/drawingml/2006/picture">
+                <pic:pic xmlns:pic="http://schemas.openxmlformats.org/drawingml/2006/picture">
+                  <pic:nvPicPr>
+                    <pic:cNvPr id="1972777285" name="Image 2" descr="The image depicts a complex digital circuit diagram, illustrating various logic gates, multiplexers, and a sequence of operations involving inputs and outputs, suggesting a digital logic design or a digital signal processing application.&#10;&#10;Le contenu généré par l’IA peut être incorrect."/>
+                    <pic:cNvPicPr>
+                      <a:picLocks noChangeAspect="1"/>
+                    </pic:cNvPicPr>
+                  </pic:nvPicPr>
+                  <pic:blipFill>
+                    <a:blip r:embed="rId16" cstate="print">
+                      <a:extLst>
+                        <a:ext uri="{28A0092B-C50C-407E-A947-70E740481C1C}">
+                          <a14:useLocalDpi xmlns:a14="http://schemas.microsoft.com/office/drawing/2010/main" val="0"/>
+                        </a:ext>
+                      </a:extLst>
+                    </a:blip>
+                    <a:srcRect/>
+                    <a:stretch>
+                      <a:fillRect/>
+                    </a:stretch>
+                  </pic:blipFill>
+                  <pic:spPr bwMode="auto">
+                    <a:xfrm>
+                      <a:off x="0" y="0"/>
+                      <a:ext cx="5305425" cy="3128645"/>
+                    </a:xfrm>
+                    <a:prstGeom prst="rect">
+                      <a:avLst/>
+                    </a:prstGeom>
+                    <a:noFill/>
+                    <a:ln>
+                      <a:noFill/>
+                    </a:ln>
+                  </pic:spPr>
+                </pic:pic>
+              </a:graphicData>
+            </a:graphic>
+          </wp:inline>
+        </w:drawing>
+      </w:r>
+    </w:p>
+    <w:p>
+      <w:pPr>
+        <w:tabs>
+          <w:tab w:val="left" w:pos="1190"/>
+        </w:tabs>
+      </w:pPr>
+      <w:r>
+        <w:tab/>
+        <w:t>Vue RTL</w:t>
+      </w:r>
+    </w:p>
+    <w:p>
+      <w:pPr>
+        <w:tabs>
+          <w:tab w:val="left" w:pos="1190"/>
+        </w:tabs>
+      </w:pPr>
+    </w:p>
+    <w:p>
+      <w:pPr>
+        <w:tabs>
+          <w:tab w:val="left" w:pos="1190"/>
+        </w:tabs>
+      </w:pPr>
+    </w:p>
+    <w:p>
+      <w:pPr>
+        <w:tabs>
+          <w:tab w:val="left" w:pos="1190"/>
+        </w:tabs>
+      </w:pPr>
+    </w:p>
+    <w:p>
+      <w:pPr>
+        <w:tabs>
+          <w:tab w:val="left" w:pos="1190"/>
+        </w:tabs>
+      </w:pPr>
+    </w:p>
+    <w:p>
+      <w:pPr>
+        <w:tabs>
+          <w:tab w:val="left" w:pos="1190"/>
+        </w:tabs>
+      </w:pPr>
+      <w:r>
+        <w:rPr>
+          <w:noProof/>
+        </w:rPr>
+        <w:drawing>
+          <wp:inline distT="0" distB="0" distL="0" distR="0" wp14:anchorId="192927C4" wp14:editId="5AE738A8">
+            <wp:extent cx="4951730" cy="3256915"/>
+            <wp:effectExtent l="0" t="0" r="1270" b="635"/>
+            <wp:docPr id="1988911634" name="Image 11" descr="The image depicts a complex digital circuit diagram with multiple MUX (multiplexers), adders, and control signals, illustrating various data inputs, outputs, and control logic for a digital system.&#10;&#10;Le contenu généré par l’IA peut être incorrect."/>
+            <wp:cNvGraphicFramePr>
+              <a:graphicFrameLocks xmlns:a="http://schemas.openxmlformats.org/drawingml/2006/main" noChangeAspect="1"/>
+            </wp:cNvGraphicFramePr>
+            <a:graphic xmlns:a="http://schemas.openxmlformats.org/drawingml/2006/main">
+              <a:graphicData uri="http://schemas.openxmlformats.org/drawingml/2006/picture">
+                <pic:pic xmlns:pic="http://schemas.openxmlformats.org/drawingml/2006/picture">
+                  <pic:nvPicPr>
+                    <pic:cNvPr id="0" name="Image 5" descr="The image depicts a complex digital circuit diagram with multiple MUX (multiplexers), adders, and control signals, illustrating various data inputs, outputs, and control logic for a digital system.&#10;&#10;Le contenu généré par l’IA peut être incorrect."/>
+                    <pic:cNvPicPr>
+                      <a:picLocks noChangeAspect="1" noChangeArrowheads="1"/>
+                    </pic:cNvPicPr>
+                  </pic:nvPicPr>
+                  <pic:blipFill>
+                    <a:blip r:embed="rId17" cstate="print">
+                      <a:extLst>
+                        <a:ext uri="{28A0092B-C50C-407E-A947-70E740481C1C}">
+                          <a14:useLocalDpi xmlns:a14="http://schemas.microsoft.com/office/drawing/2010/main" val="0"/>
+                        </a:ext>
+                      </a:extLst>
+                    </a:blip>
+                    <a:srcRect/>
+                    <a:stretch>
+                      <a:fillRect/>
+                    </a:stretch>
+                  </pic:blipFill>
+                  <pic:spPr bwMode="auto">
+                    <a:xfrm>
+                      <a:off x="0" y="0"/>
+                      <a:ext cx="4951730" cy="3256915"/>
+                    </a:xfrm>
+                    <a:prstGeom prst="rect">
+                      <a:avLst/>
+                    </a:prstGeom>
+                    <a:noFill/>
+                  </pic:spPr>
+                </pic:pic>
+              </a:graphicData>
+            </a:graphic>
+          </wp:inline>
+        </w:drawing>
+      </w:r>
+    </w:p>
+    <w:p>
+      <w:pPr>
+        <w:tabs>
+          <w:tab w:val="left" w:pos="1190"/>
+        </w:tabs>
+      </w:pPr>
+    </w:p>
+    <w:p>
+      <w:pPr>
+        <w:tabs>
+          <w:tab w:val="left" w:pos="1190"/>
+        </w:tabs>
+      </w:pPr>
+      <w:r>
+        <w:tab/>
+      </w:r>
+      <w:r>
+        <w:t xml:space="preserve">Vue </w:t>
+      </w:r>
+      <w:proofErr w:type="spellStart"/>
+      <w:r>
+        <w:t>technology</w:t>
+      </w:r>
+      <w:proofErr w:type="spellEnd"/>
+    </w:p>
+    <w:p>
+      <w:pPr>
+        <w:rPr>
+          <w:noProof/>
+        </w:rPr>
+      </w:pPr>
+      <w:r>
+        <w:rPr>
+          <w:noProof/>
+        </w:rPr>
+        <w:lastRenderedPageBreak/>
+        <w:drawing>
+          <wp:anchor distT="0" distB="0" distL="114300" distR="114300" simplePos="0" relativeHeight="251658240" behindDoc="1" locked="0" layoutInCell="1" allowOverlap="1" wp14:anchorId="2E6F6F4F" wp14:editId="1138C574">
+            <wp:simplePos x="0" y="0"/>
+            <wp:positionH relativeFrom="margin">
+              <wp:posOffset>2900045</wp:posOffset>
+            </wp:positionH>
+            <wp:positionV relativeFrom="paragraph">
+              <wp:posOffset>2540</wp:posOffset>
+            </wp:positionV>
+            <wp:extent cx="2588895" cy="3374390"/>
+            <wp:effectExtent l="0" t="0" r="1905" b="0"/>
+            <wp:wrapTight wrapText="bothSides">
+              <wp:wrapPolygon edited="0">
+                <wp:start x="0" y="0"/>
+                <wp:lineTo x="0" y="21462"/>
+                <wp:lineTo x="21457" y="21462"/>
+                <wp:lineTo x="21457" y="0"/>
+                <wp:lineTo x="0" y="0"/>
+              </wp:wrapPolygon>
+            </wp:wrapTight>
+            <wp:docPr id="425461912" name="Image 10"/>
+            <wp:cNvGraphicFramePr>
+              <a:graphicFrameLocks xmlns:a="http://schemas.openxmlformats.org/drawingml/2006/main" noChangeAspect="1"/>
+            </wp:cNvGraphicFramePr>
+            <a:graphic xmlns:a="http://schemas.openxmlformats.org/drawingml/2006/main">
+              <a:graphicData uri="http://schemas.openxmlformats.org/drawingml/2006/picture">
+                <pic:pic xmlns:pic="http://schemas.openxmlformats.org/drawingml/2006/picture">
+                  <pic:nvPicPr>
+                    <pic:cNvPr id="0" name="Image 3"/>
+                    <pic:cNvPicPr>
+                      <a:picLocks noChangeAspect="1" noChangeArrowheads="1"/>
+                    </pic:cNvPicPr>
+                  </pic:nvPicPr>
+                  <pic:blipFill>
+                    <a:blip r:embed="rId18">
+                      <a:extLst>
+                        <a:ext uri="{28A0092B-C50C-407E-A947-70E740481C1C}">
+                          <a14:useLocalDpi xmlns:a14="http://schemas.microsoft.com/office/drawing/2010/main" val="0"/>
+                        </a:ext>
+                      </a:extLst>
+                    </a:blip>
+                    <a:srcRect l="-604" t="10902" r="58298" b="-140"/>
+                    <a:stretch>
+                      <a:fillRect/>
+                    </a:stretch>
+                  </pic:blipFill>
+                  <pic:spPr bwMode="auto">
+                    <a:xfrm>
+                      <a:off x="0" y="0"/>
+                      <a:ext cx="2588895" cy="3374390"/>
+                    </a:xfrm>
+                    <a:prstGeom prst="rect">
+                      <a:avLst/>
+                    </a:prstGeom>
+                    <a:noFill/>
+                  </pic:spPr>
+                </pic:pic>
+              </a:graphicData>
+            </a:graphic>
+            <wp14:sizeRelH relativeFrom="page">
+              <wp14:pctWidth>0</wp14:pctWidth>
+            </wp14:sizeRelH>
+            <wp14:sizeRelV relativeFrom="margin">
+              <wp14:pctHeight>0</wp14:pctHeight>
+            </wp14:sizeRelV>
+          </wp:anchor>
+        </w:drawing>
+      </w:r>
+      <w:r>
+        <w:rPr>
+          <w:noProof/>
+        </w:rPr>
+        <w:drawing>
+          <wp:inline distT="0" distB="0" distL="0" distR="0" wp14:anchorId="040DFEBF" wp14:editId="7E95B373">
+            <wp:extent cx="2470785" cy="2982595"/>
+            <wp:effectExtent l="0" t="0" r="5715" b="8255"/>
+            <wp:docPr id="144664210" name="Image 9"/>
+            <wp:cNvGraphicFramePr>
+              <a:graphicFrameLocks xmlns:a="http://schemas.openxmlformats.org/drawingml/2006/main" noChangeAspect="1"/>
+            </wp:cNvGraphicFramePr>
+            <a:graphic xmlns:a="http://schemas.openxmlformats.org/drawingml/2006/main">
+              <a:graphicData uri="http://schemas.openxmlformats.org/drawingml/2006/picture">
+                <pic:pic xmlns:pic="http://schemas.openxmlformats.org/drawingml/2006/picture">
+                  <pic:nvPicPr>
+                    <pic:cNvPr id="0" name="Image 4"/>
+                    <pic:cNvPicPr>
+                      <a:picLocks noChangeAspect="1" noChangeArrowheads="1"/>
+                    </pic:cNvPicPr>
+                  </pic:nvPicPr>
+                  <pic:blipFill>
+                    <a:blip r:embed="rId19">
+                      <a:extLst>
+                        <a:ext uri="{28A0092B-C50C-407E-A947-70E740481C1C}">
+                          <a14:useLocalDpi xmlns:a14="http://schemas.microsoft.com/office/drawing/2010/main" val="0"/>
+                        </a:ext>
+                      </a:extLst>
+                    </a:blip>
+                    <a:srcRect/>
+                    <a:stretch>
+                      <a:fillRect/>
+                    </a:stretch>
+                  </pic:blipFill>
+                  <pic:spPr bwMode="auto">
+                    <a:xfrm>
+                      <a:off x="0" y="0"/>
+                      <a:ext cx="2470785" cy="2982595"/>
+                    </a:xfrm>
+                    <a:prstGeom prst="rect">
+                      <a:avLst/>
+                    </a:prstGeom>
+                    <a:noFill/>
+                    <a:ln>
+                      <a:noFill/>
+                    </a:ln>
+                  </pic:spPr>
+                </pic:pic>
+              </a:graphicData>
+            </a:graphic>
+          </wp:inline>
+        </w:drawing>
+      </w:r>
+    </w:p>
+    <w:p>
+      <w:pPr>
+        <w:rPr>
+          <w:rFonts w:cs="Arial"/>
+        </w:rPr>
+      </w:pPr>
+    </w:p>
+    <w:p>
+      <w:pPr>
+        <w:rPr>
+          <w:rFonts w:cs="Arial"/>
+          <w:lang w:val="en-US"/>
+        </w:rPr>
+      </w:pPr>
+      <w:proofErr w:type="spellStart"/>
+      <w:r>
+        <w:rPr>
+          <w:rFonts w:cs="Arial"/>
+          <w:lang w:val="en-US"/>
+        </w:rPr>
+        <w:t>Résultata</w:t>
+      </w:r>
+      <w:proofErr w:type="spellEnd"/>
+      <w:r>
+        <w:rPr>
+          <w:rFonts w:cs="Arial"/>
+          <w:lang w:val="en-US"/>
+        </w:rPr>
+        <w:t xml:space="preserve"> test bench </w:t>
+      </w:r>
+    </w:p>
+    <w:p>
+      <w:pPr>
+        <w:rPr>
+          <w:rFonts w:cs="Arial"/>
+          <w:lang w:val="en-US"/>
+        </w:rPr>
+      </w:pPr>
+    </w:p>
+    <w:p>
+      <w:pPr>
+        <w:tabs>
+          <w:tab w:val="center" w:pos="4819"/>
+        </w:tabs>
+        <w:jc w:val="center"/>
+        <w:rPr>
+          <w:rFonts w:cs="Arial"/>
+          <w:lang w:val="en-US"/>
+        </w:rPr>
+      </w:pPr>
+      <w:r>
+        <w:rPr>
+          <w:rFonts w:cs="Arial"/>
+          <w:lang w:val="en-US"/>
+        </w:rPr>
+        <w:tab/>
+        <w:t xml:space="preserve">Run -all dans </w:t>
+      </w:r>
+      <w:proofErr w:type="spellStart"/>
+      <w:r>
+        <w:rPr>
+          <w:rFonts w:cs="Arial"/>
+          <w:lang w:val="en-US"/>
+        </w:rPr>
+        <w:t>run_alu_top_tb.tcl</w:t>
+      </w:r>
+      <w:proofErr w:type="spellEnd"/>
     </w:p>
     <w:p>
       <w:pPr>
         <w:pStyle w:val="Titre1"/>
       </w:pPr>
       <w:r>
+        <w:rPr>
+          <w:lang w:val="en-US"/>
+        </w:rPr>
+        <w:br w:type="page"/>
+      </w:r>
+      <w:r>
+        <w:lastRenderedPageBreak/>
         <w:t>Conclusion</w:t>
       </w:r>
+    </w:p>
+    <w:p>
+      <w:pPr>
+        <w:rPr>
+          <w:rFonts w:cs="Arial"/>
+        </w:rPr>
+      </w:pPr>
+      <w:r>
+        <w:rPr>
+          <w:rFonts w:cs="Arial"/>
+        </w:rPr>
+        <w:t>Nous avons réussi à optimiser le nombre de composants utilisés comme souhaités notamment en réutilisant l’additionneur pour toutes les opérations et en effectuant différentes transformations logiques.</w:t>
+      </w:r>
+    </w:p>
+    <w:p>
+      <w:pPr>
+        <w:rPr>
+          <w:rFonts w:cs="Arial"/>
+        </w:rPr>
+      </w:pPr>
+    </w:p>
+    <w:p>
+      <w:pPr>
+        <w:rPr>
+          <w:rFonts w:cs="Arial"/>
+        </w:rPr>
+      </w:pPr>
+      <w:r>
+        <w:rPr>
+          <w:rFonts w:cs="Arial"/>
+        </w:rPr>
+        <w:t xml:space="preserve">Les tests nous </w:t>
+      </w:r>
+      <w:proofErr w:type="spellStart"/>
+      <w:r>
+        <w:rPr>
+          <w:rFonts w:cs="Arial"/>
+        </w:rPr>
+        <w:t>on</w:t>
+      </w:r>
+      <w:proofErr w:type="spellEnd"/>
+      <w:r>
+        <w:rPr>
+          <w:rFonts w:cs="Arial"/>
+        </w:rPr>
+        <w:t xml:space="preserve"> permis de valider le bon fonctionnement de notre ALU</w:t>
+      </w:r>
+    </w:p>
+    <w:p>
+      <w:pPr>
+        <w:rPr>
+          <w:rFonts w:cs="Arial"/>
+        </w:rPr>
+      </w:pPr>
+    </w:p>
+    <w:p>
+      <w:pPr>
+        <w:rPr>
+          <w:rFonts w:cs="Arial"/>
+        </w:rPr>
+      </w:pPr>
+    </w:p>
+    <w:p>
+      <w:pPr>
+        <w:rPr>
+          <w:rFonts w:cs="Arial"/>
+        </w:rPr>
+      </w:pPr>
+    </w:p>
+    <w:p>
+      <w:pPr>
+        <w:rPr>
+          <w:rFonts w:cs="Arial"/>
+        </w:rPr>
+      </w:pPr>
+    </w:p>
+    <w:p>
+      <w:pPr>
+        <w:rPr>
+          <w:rFonts w:cs="Arial"/>
+        </w:rPr>
+      </w:pPr>
+    </w:p>
+    <w:p>
+      <w:pPr>
+        <w:rPr>
+          <w:rFonts w:cs="Arial"/>
+        </w:rPr>
+      </w:pPr>
+    </w:p>
+    <w:p>
+      <w:pPr>
+        <w:rPr>
+          <w:rFonts w:cs="Arial"/>
+        </w:rPr>
+      </w:pPr>
+    </w:p>
+    <w:p>
+      <w:pPr>
+        <w:rPr>
+          <w:rFonts w:cs="Arial"/>
+        </w:rPr>
+      </w:pPr>
+    </w:p>
+    <w:p>
+      <w:pPr>
+        <w:rPr>
+          <w:rFonts w:cs="Arial"/>
+        </w:rPr>
+      </w:pPr>
+    </w:p>
+    <w:p>
+      <w:pPr>
+        <w:rPr>
+          <w:rFonts w:cs="Arial"/>
+        </w:rPr>
+      </w:pPr>
+    </w:p>
+    <w:p>
+      <w:pPr>
+        <w:rPr>
+          <w:rFonts w:cs="Arial"/>
+        </w:rPr>
+      </w:pPr>
+    </w:p>
+    <w:p>
+      <w:pPr>
+        <w:rPr>
+          <w:rFonts w:cs="Arial"/>
+        </w:rPr>
+      </w:pPr>
+    </w:p>
+    <w:p>
+      <w:pPr>
+        <w:rPr>
+          <w:rFonts w:cs="Arial"/>
+        </w:rPr>
+      </w:pPr>
+    </w:p>
+    <w:p>
+      <w:pPr>
+        <w:rPr>
+          <w:rFonts w:cs="Arial"/>
+        </w:rPr>
+      </w:pPr>
+    </w:p>
+    <w:p>
+      <w:pPr>
+        <w:rPr>
+          <w:rFonts w:cs="Arial"/>
+        </w:rPr>
+      </w:pPr>
+    </w:p>
+    <w:p>
+      <w:pPr>
+        <w:rPr>
+          <w:rFonts w:cs="Arial"/>
+        </w:rPr>
+      </w:pPr>
+    </w:p>
+    <w:p>
+      <w:pPr>
+        <w:rPr>
+          <w:rFonts w:cs="Arial"/>
+        </w:rPr>
+      </w:pPr>
+    </w:p>
+    <w:p>
+      <w:pPr>
+        <w:rPr>
+          <w:rFonts w:cs="Arial"/>
+        </w:rPr>
+      </w:pPr>
+    </w:p>
+    <w:p>
+      <w:pPr>
+        <w:rPr>
+          <w:rFonts w:cs="Arial"/>
+        </w:rPr>
+      </w:pPr>
+    </w:p>
+    <w:p>
+      <w:pPr>
+        <w:rPr>
+          <w:rFonts w:cs="Arial"/>
+        </w:rPr>
+      </w:pPr>
+    </w:p>
+    <w:p>
+      <w:pPr>
+        <w:rPr>
+          <w:rFonts w:cs="Arial"/>
+        </w:rPr>
+      </w:pPr>
+    </w:p>
+    <w:p>
+      <w:pPr>
+        <w:rPr>
+          <w:rFonts w:cs="Arial"/>
+        </w:rPr>
+      </w:pPr>
+    </w:p>
+    <w:p>
+      <w:pPr>
+        <w:rPr>
+          <w:rFonts w:cs="Arial"/>
+        </w:rPr>
+      </w:pPr>
+    </w:p>
+    <w:p>
+      <w:pPr>
+        <w:rPr>
+          <w:rFonts w:cs="Arial"/>
+        </w:rPr>
+      </w:pPr>
+    </w:p>
+    <w:p>
+      <w:pPr>
+        <w:rPr>
+          <w:rFonts w:cs="Arial"/>
+        </w:rPr>
+      </w:pPr>
+    </w:p>
+    <w:p>
+      <w:pPr>
+        <w:rPr>
+          <w:rFonts w:cs="Arial"/>
+        </w:rPr>
+      </w:pPr>
+    </w:p>
+    <w:p>
+      <w:pPr>
+        <w:rPr>
+          <w:rFonts w:cs="Arial"/>
+        </w:rPr>
+      </w:pPr>
+    </w:p>
+    <w:p>
+      <w:pPr>
+        <w:rPr>
+          <w:rFonts w:cs="Arial"/>
+        </w:rPr>
+      </w:pPr>
+    </w:p>
+    <w:p>
+      <w:pPr>
+        <w:rPr>
+          <w:rFonts w:cs="Arial"/>
+        </w:rPr>
+      </w:pPr>
+    </w:p>
+    <w:p>
+      <w:pPr>
+        <w:rPr>
+          <w:rFonts w:cs="Arial"/>
+        </w:rPr>
+      </w:pPr>
+    </w:p>
+    <w:p>
+      <w:pPr>
+        <w:rPr>
+          <w:rFonts w:cs="Arial"/>
+        </w:rPr>
+      </w:pPr>
+    </w:p>
+    <w:p>
+      <w:pPr>
+        <w:rPr>
+          <w:rFonts w:cs="Arial"/>
+        </w:rPr>
+      </w:pPr>
     </w:p>
     <w:p>
       <w:pPr>
@@ -2161,126 +3306,10 @@
         <w:t>Romain Hurni</w:t>
       </w:r>
     </w:p>
-    <w:p>
-      <w:pPr>
-        <w:tabs>
-          <w:tab w:val="center" w:pos="3363"/>
-          <w:tab w:val="center" w:pos="6783"/>
-        </w:tabs>
-        <w:rPr>
-          <w:rFonts w:cs="Arial"/>
-        </w:rPr>
-      </w:pPr>
-    </w:p>
-    <w:p>
-      <w:pPr>
-        <w:tabs>
-          <w:tab w:val="center" w:pos="3363"/>
-          <w:tab w:val="center" w:pos="6783"/>
-        </w:tabs>
-        <w:rPr>
-          <w:rFonts w:cs="Arial"/>
-        </w:rPr>
-      </w:pPr>
-    </w:p>
-    <w:p>
-      <w:pPr>
-        <w:tabs>
-          <w:tab w:val="center" w:pos="3363"/>
-          <w:tab w:val="center" w:pos="6783"/>
-        </w:tabs>
-        <w:rPr>
-          <w:rFonts w:cs="Arial"/>
-        </w:rPr>
-      </w:pPr>
-    </w:p>
-    <w:p>
-      <w:pPr>
-        <w:tabs>
-          <w:tab w:val="center" w:pos="3363"/>
-          <w:tab w:val="center" w:pos="6783"/>
-        </w:tabs>
-        <w:rPr>
-          <w:rFonts w:cs="Arial"/>
-        </w:rPr>
-      </w:pPr>
-    </w:p>
-    <w:p>
-      <w:pPr>
-        <w:tabs>
-          <w:tab w:val="center" w:pos="3363"/>
-          <w:tab w:val="center" w:pos="6783"/>
-        </w:tabs>
-        <w:rPr>
-          <w:rFonts w:cs="Arial"/>
-        </w:rPr>
-      </w:pPr>
-    </w:p>
-    <w:p>
-      <w:pPr>
-        <w:tabs>
-          <w:tab w:val="center" w:pos="3363"/>
-          <w:tab w:val="center" w:pos="6783"/>
-        </w:tabs>
-        <w:rPr>
-          <w:rFonts w:cs="Arial"/>
-        </w:rPr>
-      </w:pPr>
-    </w:p>
-    <w:p>
-      <w:pPr>
-        <w:tabs>
-          <w:tab w:val="center" w:pos="3363"/>
-          <w:tab w:val="center" w:pos="6783"/>
-        </w:tabs>
-        <w:rPr>
-          <w:rFonts w:cs="Arial"/>
-        </w:rPr>
-      </w:pPr>
-    </w:p>
-    <w:p>
-      <w:pPr>
-        <w:tabs>
-          <w:tab w:val="center" w:pos="3363"/>
-          <w:tab w:val="center" w:pos="6783"/>
-        </w:tabs>
-        <w:rPr>
-          <w:rFonts w:cs="Arial"/>
-        </w:rPr>
-      </w:pPr>
-    </w:p>
-    <w:p>
-      <w:pPr>
-        <w:tabs>
-          <w:tab w:val="center" w:pos="3363"/>
-          <w:tab w:val="center" w:pos="6783"/>
-        </w:tabs>
-        <w:rPr>
-          <w:rFonts w:cs="Arial"/>
-        </w:rPr>
-      </w:pPr>
-      <w:r>
-        <w:rPr>
-          <w:rFonts w:cs="Arial"/>
-        </w:rPr>
-        <w:br w:type="page"/>
-      </w:r>
-    </w:p>
-    <w:p>
-      <w:pPr>
-        <w:tabs>
-          <w:tab w:val="center" w:pos="3363"/>
-          <w:tab w:val="center" w:pos="6783"/>
-        </w:tabs>
-        <w:rPr>
-          <w:rFonts w:cs="Arial"/>
-        </w:rPr>
-      </w:pPr>
-    </w:p>
     <w:sectPr>
-      <w:headerReference w:type="default" r:id="rId16"/>
-      <w:footerReference w:type="default" r:id="rId17"/>
-      <w:headerReference w:type="first" r:id="rId18"/>
+      <w:headerReference w:type="default" r:id="rId20"/>
+      <w:footerReference w:type="default" r:id="rId21"/>
+      <w:headerReference w:type="first" r:id="rId22"/>
       <w:type w:val="continuous"/>
       <w:pgSz w:w="11906" w:h="16838" w:code="9"/>
       <w:pgMar w:top="1418" w:right="1134" w:bottom="1418" w:left="1134" w:header="709" w:footer="709" w:gutter="0"/>
@@ -6756,6 +7785,7 @@
     <w:name w:val="heading 1"/>
     <w:basedOn w:val="Normal"/>
     <w:next w:val="Normal"/>
+    <w:link w:val="Titre1Car"/>
     <w:qFormat/>
     <w:rsid w:val="00757607"/>
     <w:pPr>
@@ -6945,7 +7975,6 @@
   <w:style w:type="character" w:default="1" w:styleId="Policepardfaut">
     <w:name w:val="Default Paragraph Font"/>
     <w:uiPriority w:val="1"/>
-    <w:semiHidden/>
     <w:unhideWhenUsed/>
   </w:style>
   <w:style w:type="table" w:default="1" w:styleId="TableauNormal">
@@ -7222,6 +8251,22 @@
       <w:contextualSpacing/>
     </w:pPr>
   </w:style>
+  <w:style w:type="character" w:customStyle="1" w:styleId="Titre1Car">
+    <w:name w:val="Titre 1 Car"/>
+    <w:basedOn w:val="Policepardfaut"/>
+    <w:link w:val="Titre1"/>
+    <w:rsid w:val="005F13A1"/>
+    <w:rPr>
+      <w:rFonts w:ascii="Arial" w:hAnsi="Arial" w:cs="Arial"/>
+      <w:b/>
+      <w:bCs/>
+      <w:color w:val="344049"/>
+      <w:kern w:val="32"/>
+      <w:sz w:val="36"/>
+      <w:szCs w:val="32"/>
+      <w:lang w:eastAsia="en-US"/>
+    </w:rPr>
+  </w:style>
 </w:styles>
 </file>
 

--- a/Rapport_ALU.docx
+++ b/Rapport_ALU.docx
@@ -415,174 +415,214 @@
     </w:p>
     <w:p>
       <w:pPr>
-        <w:ind w:left="1938" w:hanging="1938"/>
-        <w:rPr>
-          <w:rFonts w:cs="Arial"/>
-          <w:sz w:val="28"/>
-          <w:szCs w:val="28"/>
-        </w:rPr>
-      </w:pPr>
-      <w:r>
-        <w:rPr>
-          <w:rFonts w:cs="Arial"/>
-          <w:sz w:val="28"/>
-          <w:szCs w:val="28"/>
-        </w:rPr>
-        <w:t>Assistant :</w:t>
-      </w:r>
-      <w:r>
-        <w:rPr>
-          <w:rFonts w:cs="Arial"/>
-          <w:sz w:val="28"/>
-          <w:szCs w:val="28"/>
-        </w:rPr>
-        <w:tab/>
-      </w:r>
-      <w:r>
-        <w:rPr>
-          <w:rFonts w:cs="Arial"/>
+        <w:rPr>
           <w:b/>
           <w:bCs/>
           <w:sz w:val="28"/>
           <w:szCs w:val="28"/>
-        </w:rPr>
-        <w:t>Sébastien Masle</w:t>
-      </w:r>
-    </w:p>
-    <w:p>
-      <w:pPr>
-        <w:ind w:left="1938" w:hanging="1938"/>
+          <w:lang w:val="en-CH"/>
+        </w:rPr>
+      </w:pPr>
+      <w:r>
         <w:rPr>
           <w:rFonts w:cs="Arial"/>
           <w:sz w:val="28"/>
           <w:szCs w:val="28"/>
         </w:rPr>
-      </w:pPr>
-    </w:p>
-    <w:p>
-      <w:pPr>
-        <w:ind w:left="1938" w:hanging="1938"/>
-        <w:rPr>
-          <w:rFonts w:cs="Arial"/>
+        <w:t>Assistant :</w:t>
+      </w:r>
+      <w:r>
+        <w:rPr>
+          <w:rFonts w:cs="Arial"/>
+          <w:sz w:val="28"/>
+          <w:szCs w:val="28"/>
+        </w:rPr>
+        <w:tab/>
+      </w:r>
+      <w:r>
+        <w:rPr>
+          <w:rFonts w:cs="Arial"/>
+          <w:sz w:val="28"/>
+          <w:szCs w:val="28"/>
+        </w:rPr>
+        <w:t xml:space="preserve">      </w:t>
+      </w:r>
+      <w:r>
+        <w:rPr>
           <w:b/>
           <w:bCs/>
           <w:sz w:val="28"/>
           <w:szCs w:val="28"/>
-        </w:rPr>
-      </w:pPr>
-      <w:r>
-        <w:rPr>
-          <w:rFonts w:cs="Arial"/>
-          <w:sz w:val="28"/>
-          <w:szCs w:val="28"/>
-        </w:rPr>
-        <w:t>Classe :</w:t>
-      </w:r>
-      <w:r>
-        <w:rPr>
-          <w:rFonts w:cs="Arial"/>
-          <w:sz w:val="28"/>
-          <w:szCs w:val="28"/>
-        </w:rPr>
-        <w:tab/>
-      </w:r>
-      <w:r>
-        <w:rPr>
-          <w:rFonts w:cs="Arial"/>
-          <w:b/>
-          <w:sz w:val="28"/>
-          <w:szCs w:val="28"/>
-        </w:rPr>
-        <w:t>SysLog1-A</w:t>
-      </w:r>
-    </w:p>
-    <w:p>
-      <w:pPr>
-        <w:ind w:left="1938" w:hanging="1938"/>
-        <w:rPr>
-          <w:rFonts w:cs="Arial"/>
+          <w:lang w:val="en-CH"/>
+        </w:rPr>
+        <w:t>Bruno</w:t>
+      </w:r>
+      <w:r>
+        <w:rPr>
           <w:b/>
           <w:bCs/>
           <w:sz w:val="28"/>
           <w:szCs w:val="28"/>
-        </w:rPr>
-      </w:pPr>
-      <w:r>
-        <w:rPr>
-          <w:rFonts w:cs="Arial"/>
-          <w:sz w:val="28"/>
-          <w:szCs w:val="28"/>
-        </w:rPr>
-        <w:t>Salle de labo :</w:t>
-      </w:r>
-      <w:r>
-        <w:rPr>
-          <w:rFonts w:cs="Arial"/>
-          <w:sz w:val="28"/>
-          <w:szCs w:val="28"/>
-        </w:rPr>
-        <w:tab/>
-      </w:r>
-      <w:r>
-        <w:rPr>
-          <w:rFonts w:cs="Arial"/>
-          <w:b/>
-          <w:sz w:val="28"/>
-          <w:szCs w:val="28"/>
-        </w:rPr>
-        <w:t>A0</w:t>
-      </w:r>
-      <w:r>
-        <w:rPr>
-          <w:rFonts w:cs="Arial"/>
-          <w:b/>
-          <w:sz w:val="28"/>
-          <w:szCs w:val="28"/>
-        </w:rPr>
-        <w:t>7</w:t>
-      </w:r>
-    </w:p>
-    <w:p>
-      <w:pPr>
-        <w:rPr>
-          <w:rFonts w:cs="Arial"/>
-          <w:sz w:val="28"/>
-          <w:szCs w:val="28"/>
-        </w:rPr>
-      </w:pPr>
-    </w:p>
-    <w:p>
-      <w:pPr>
-        <w:ind w:left="1938" w:hanging="1938"/>
-        <w:rPr>
-          <w:rFonts w:cs="Arial"/>
-          <w:sz w:val="28"/>
-          <w:szCs w:val="28"/>
-        </w:rPr>
-      </w:pPr>
-      <w:r>
-        <w:rPr>
-          <w:rFonts w:cs="Arial"/>
-          <w:sz w:val="28"/>
-          <w:szCs w:val="28"/>
-        </w:rPr>
-        <w:t>Date :</w:t>
-      </w:r>
-      <w:r>
-        <w:rPr>
-          <w:rFonts w:cs="Arial"/>
-          <w:sz w:val="28"/>
-          <w:szCs w:val="28"/>
-        </w:rPr>
-        <w:tab/>
-      </w:r>
-      <w:r>
-        <w:rPr>
-          <w:rFonts w:cs="Arial"/>
+          <w:lang w:val="en-CH"/>
+        </w:rPr>
+        <w:t xml:space="preserve"> </w:t>
+      </w:r>
+      <w:proofErr w:type="spellStart"/>
+      <w:r>
+        <w:rPr>
           <w:b/>
           <w:bCs/>
           <w:sz w:val="28"/>
           <w:szCs w:val="28"/>
+          <w:lang w:val="en-CH"/>
+        </w:rPr>
+        <w:t>Sutterlet</w:t>
+      </w:r>
+      <w:proofErr w:type="spellEnd"/>
+    </w:p>
+    <w:p>
+      <w:pPr>
+        <w:ind w:left="1938" w:hanging="1938"/>
+        <w:rPr>
+          <w:rFonts w:cs="Arial"/>
+          <w:sz w:val="28"/>
+          <w:szCs w:val="28"/>
+        </w:rPr>
+      </w:pPr>
+    </w:p>
+    <w:p>
+      <w:pPr>
+        <w:ind w:left="1938" w:hanging="1938"/>
+        <w:rPr>
+          <w:rFonts w:cs="Arial"/>
+          <w:b/>
+          <w:bCs/>
+          <w:sz w:val="28"/>
+          <w:szCs w:val="28"/>
+        </w:rPr>
+      </w:pPr>
+      <w:r>
+        <w:rPr>
+          <w:rFonts w:cs="Arial"/>
+          <w:sz w:val="28"/>
+          <w:szCs w:val="28"/>
+        </w:rPr>
+        <w:t>Classe :</w:t>
+      </w:r>
+      <w:r>
+        <w:rPr>
+          <w:rFonts w:cs="Arial"/>
+          <w:sz w:val="28"/>
+          <w:szCs w:val="28"/>
+        </w:rPr>
+        <w:tab/>
+      </w:r>
+      <w:r>
+        <w:rPr>
+          <w:rFonts w:cs="Arial"/>
+          <w:b/>
+          <w:sz w:val="28"/>
+          <w:szCs w:val="28"/>
+        </w:rPr>
+        <w:t>CSN</w:t>
+      </w:r>
+      <w:r>
+        <w:rPr>
+          <w:rFonts w:cs="Arial"/>
+          <w:b/>
+          <w:sz w:val="28"/>
+          <w:szCs w:val="28"/>
+        </w:rPr>
+        <w:t>-A</w:t>
+      </w:r>
+    </w:p>
+    <w:p>
+      <w:pPr>
+        <w:ind w:left="1938" w:hanging="1938"/>
+        <w:rPr>
+          <w:rFonts w:cs="Arial"/>
+          <w:b/>
+          <w:bCs/>
+          <w:sz w:val="28"/>
+          <w:szCs w:val="28"/>
+        </w:rPr>
+      </w:pPr>
+      <w:r>
+        <w:rPr>
+          <w:rFonts w:cs="Arial"/>
+          <w:sz w:val="28"/>
+          <w:szCs w:val="28"/>
+        </w:rPr>
+        <w:t>Salle de labo :</w:t>
+      </w:r>
+      <w:r>
+        <w:rPr>
+          <w:rFonts w:cs="Arial"/>
+          <w:sz w:val="28"/>
+          <w:szCs w:val="28"/>
+        </w:rPr>
+        <w:tab/>
+      </w:r>
+      <w:r>
+        <w:rPr>
+          <w:rFonts w:cs="Arial"/>
+          <w:b/>
+          <w:sz w:val="28"/>
+          <w:szCs w:val="28"/>
+        </w:rPr>
+        <w:t>A0</w:t>
+      </w:r>
+      <w:r>
+        <w:rPr>
+          <w:rFonts w:cs="Arial"/>
+          <w:b/>
+          <w:sz w:val="28"/>
+          <w:szCs w:val="28"/>
+        </w:rPr>
+        <w:t>7</w:t>
+      </w:r>
+    </w:p>
+    <w:p>
+      <w:pPr>
+        <w:rPr>
+          <w:rFonts w:cs="Arial"/>
+          <w:sz w:val="28"/>
+          <w:szCs w:val="28"/>
+        </w:rPr>
+      </w:pPr>
+    </w:p>
+    <w:p>
+      <w:pPr>
+        <w:ind w:left="1938" w:hanging="1938"/>
+        <w:rPr>
+          <w:rFonts w:cs="Arial"/>
+          <w:sz w:val="28"/>
+          <w:szCs w:val="28"/>
+        </w:rPr>
+      </w:pPr>
+      <w:r>
+        <w:rPr>
+          <w:rFonts w:cs="Arial"/>
+          <w:sz w:val="28"/>
+          <w:szCs w:val="28"/>
+        </w:rPr>
+        <w:t>Date :</w:t>
+      </w:r>
+      <w:r>
+        <w:rPr>
+          <w:rFonts w:cs="Arial"/>
+          <w:sz w:val="28"/>
+          <w:szCs w:val="28"/>
+        </w:rPr>
+        <w:tab/>
+      </w:r>
+      <w:r>
+        <w:rPr>
+          <w:rFonts w:cs="Arial"/>
+          <w:b/>
+          <w:bCs/>
+          <w:sz w:val="28"/>
+          <w:szCs w:val="28"/>
         </w:rPr>
         <w:t>25.03.2026</w:t>
       </w:r>
@@ -779,26 +819,10 @@
         <w:t xml:space="preserve">Il suffit donc de relier les bits </w:t>
       </w:r>
       <w:r>
-        <w:t>[N-1</w:t>
-      </w:r>
-      <w:proofErr w:type="gramStart"/>
-      <w:r>
-        <w:t xml:space="preserve"> ..</w:t>
-      </w:r>
-      <w:proofErr w:type="gramEnd"/>
-      <w:r>
-        <w:t xml:space="preserve"> 0] du signal d’entré aux bits [</w:t>
-      </w:r>
-      <w:r>
-        <w:t>N</w:t>
-      </w:r>
-      <w:proofErr w:type="gramStart"/>
-      <w:r>
-        <w:t xml:space="preserve"> ..</w:t>
-      </w:r>
-      <w:proofErr w:type="gramEnd"/>
-      <w:r>
-        <w:t xml:space="preserve"> 1] du signal de sortie et mettre le poids faible de la sortie à ‘0’.</w:t>
+        <w:t>[N-1 .. 0] du signal d’entré aux bits [</w:t>
+      </w:r>
+      <w:r>
+        <w:t>N .. 1] du signal de sortie et mettre le poids faible de la sortie à ‘0’.</w:t>
       </w:r>
     </w:p>
     <w:p>
@@ -960,34 +984,29 @@
     </w:p>
     <w:p>
       <w:r>
-        <w:t xml:space="preserve">Une solution est de prendre un </w:t>
-      </w:r>
-      <w:proofErr w:type="spellStart"/>
-      <w:r>
-        <w:t>mux</w:t>
-      </w:r>
-      <w:proofErr w:type="spellEnd"/>
-      <w:r>
-        <w:t xml:space="preserve"> a 3 bits (8 entrées) et de relier </w:t>
-      </w:r>
-      <w:proofErr w:type="spellStart"/>
-      <w:r>
-        <w:t>chaques</w:t>
-      </w:r>
-      <w:proofErr w:type="spellEnd"/>
-      <w:r>
-        <w:t xml:space="preserve"> opérations.</w:t>
-      </w:r>
-    </w:p>
-    <w:p>
-      <w:r>
         <w:rPr>
           <w:noProof/>
         </w:rPr>
         <w:drawing>
-          <wp:inline distT="0" distB="0" distL="0" distR="0" wp14:anchorId="1DB54DD5" wp14:editId="2A13AE4E">
-            <wp:extent cx="3907969" cy="3449782"/>
+          <wp:anchor distT="0" distB="0" distL="114300" distR="114300" simplePos="0" relativeHeight="251695104" behindDoc="0" locked="0" layoutInCell="1" allowOverlap="1" wp14:anchorId="1DB54DD5" wp14:editId="7FB3023A">
+            <wp:simplePos x="0" y="0"/>
+            <wp:positionH relativeFrom="margin">
+              <wp:posOffset>-36830</wp:posOffset>
+            </wp:positionH>
+            <wp:positionV relativeFrom="paragraph">
+              <wp:posOffset>295275</wp:posOffset>
+            </wp:positionV>
+            <wp:extent cx="3907790" cy="3449320"/>
             <wp:effectExtent l="0" t="0" r="0" b="0"/>
+            <wp:wrapThrough wrapText="bothSides">
+              <wp:wrapPolygon edited="0">
+                <wp:start x="0" y="0"/>
+                <wp:lineTo x="0" y="21473"/>
+                <wp:lineTo x="21481" y="21473"/>
+                <wp:lineTo x="21481" y="0"/>
+                <wp:lineTo x="0" y="0"/>
+              </wp:wrapPolygon>
+            </wp:wrapThrough>
             <wp:docPr id="1148767080" name="Image 1"/>
             <wp:cNvGraphicFramePr>
               <a:graphicFrameLocks xmlns:a="http://schemas.openxmlformats.org/drawingml/2006/main" noChangeAspect="1"/>
@@ -1000,7 +1019,13 @@
                     <pic:cNvPicPr/>
                   </pic:nvPicPr>
                   <pic:blipFill>
-                    <a:blip r:embed="rId8"/>
+                    <a:blip r:embed="rId8">
+                      <a:extLst>
+                        <a:ext uri="{28A0092B-C50C-407E-A947-70E740481C1C}">
+                          <a14:useLocalDpi xmlns:a14="http://schemas.microsoft.com/office/drawing/2010/main" val="0"/>
+                        </a:ext>
+                      </a:extLst>
+                    </a:blip>
                     <a:stretch>
                       <a:fillRect/>
                     </a:stretch>
@@ -1008,7 +1033,7 @@
                   <pic:spPr>
                     <a:xfrm>
                       <a:off x="0" y="0"/>
-                      <a:ext cx="3913935" cy="3455049"/>
+                      <a:ext cx="3907790" cy="3449320"/>
                     </a:xfrm>
                     <a:prstGeom prst="rect">
                       <a:avLst/>
@@ -1017,13 +1042,36 @@
                 </pic:pic>
               </a:graphicData>
             </a:graphic>
-          </wp:inline>
+          </wp:anchor>
         </w:drawing>
       </w:r>
-    </w:p>
-    <w:p>
-      <w:r>
-        <w:t xml:space="preserve">Avec </w:t>
+      <w:r>
+        <w:t xml:space="preserve">Une solution est de prendre un </w:t>
+      </w:r>
+      <w:proofErr w:type="spellStart"/>
+      <w:r>
+        <w:t>mux</w:t>
+      </w:r>
+      <w:proofErr w:type="spellEnd"/>
+      <w:r>
+        <w:t xml:space="preserve"> a 3 bits (8 entrées) et de relier </w:t>
+      </w:r>
+      <w:proofErr w:type="spellStart"/>
+      <w:r>
+        <w:t>chaques</w:t>
+      </w:r>
+      <w:proofErr w:type="spellEnd"/>
+      <w:r>
+        <w:t xml:space="preserve"> opérations.</w:t>
+      </w:r>
+      <w:r>
+        <w:t xml:space="preserve"> </w:t>
+      </w:r>
+    </w:p>
+    <w:p/>
+    <w:p>
+      <w:r>
+        <w:t>Avec :</w:t>
       </w:r>
     </w:p>
     <w:p>
@@ -1032,9 +1080,25 @@
           <w:noProof/>
         </w:rPr>
         <w:drawing>
-          <wp:inline distT="0" distB="0" distL="0" distR="0" wp14:anchorId="0D7E1E2D" wp14:editId="48917E17">
-            <wp:extent cx="1842655" cy="526473"/>
+          <wp:anchor distT="0" distB="0" distL="114300" distR="114300" simplePos="0" relativeHeight="251696128" behindDoc="1" locked="0" layoutInCell="1" allowOverlap="1" wp14:anchorId="0D7E1E2D" wp14:editId="77BE8969">
+            <wp:simplePos x="0" y="0"/>
+            <wp:positionH relativeFrom="margin">
+              <wp:posOffset>3986475</wp:posOffset>
+            </wp:positionH>
+            <wp:positionV relativeFrom="paragraph">
+              <wp:posOffset>167088</wp:posOffset>
+            </wp:positionV>
+            <wp:extent cx="1842135" cy="526415"/>
             <wp:effectExtent l="0" t="0" r="5715" b="6985"/>
+            <wp:wrapTight wrapText="bothSides">
+              <wp:wrapPolygon edited="0">
+                <wp:start x="0" y="0"/>
+                <wp:lineTo x="0" y="21105"/>
+                <wp:lineTo x="21444" y="21105"/>
+                <wp:lineTo x="21444" y="0"/>
+                <wp:lineTo x="0" y="0"/>
+              </wp:wrapPolygon>
+            </wp:wrapTight>
             <wp:docPr id="1249614275" name="Image 1"/>
             <wp:cNvGraphicFramePr>
               <a:graphicFrameLocks xmlns:a="http://schemas.openxmlformats.org/drawingml/2006/main" noChangeAspect="1"/>
@@ -1047,7 +1111,13 @@
                     <pic:cNvPicPr/>
                   </pic:nvPicPr>
                   <pic:blipFill>
-                    <a:blip r:embed="rId9"/>
+                    <a:blip r:embed="rId9">
+                      <a:extLst>
+                        <a:ext uri="{28A0092B-C50C-407E-A947-70E740481C1C}">
+                          <a14:useLocalDpi xmlns:a14="http://schemas.microsoft.com/office/drawing/2010/main" val="0"/>
+                        </a:ext>
+                      </a:extLst>
+                    </a:blip>
                     <a:stretch>
                       <a:fillRect/>
                     </a:stretch>
@@ -1055,7 +1125,7 @@
                   <pic:spPr>
                     <a:xfrm>
                       <a:off x="0" y="0"/>
-                      <a:ext cx="1867806" cy="533659"/>
+                      <a:ext cx="1842135" cy="526415"/>
                     </a:xfrm>
                     <a:prstGeom prst="rect">
                       <a:avLst/>
@@ -1064,28 +1134,40 @@
                 </pic:pic>
               </a:graphicData>
             </a:graphic>
-          </wp:inline>
+          </wp:anchor>
         </w:drawing>
       </w:r>
-      <w:r>
-        <w:br w:type="page"/>
-      </w:r>
-    </w:p>
-    <w:p>
-      <w:r>
-        <w:lastRenderedPageBreak/>
+    </w:p>
+    <w:p/>
+    <w:p/>
+    <w:p/>
+    <w:p/>
+    <w:p/>
+    <w:p/>
+    <w:p/>
+    <w:p/>
+    <w:p/>
+    <w:p/>
+    <w:p/>
+    <w:p/>
+    <w:p/>
+    <w:p/>
+    <w:p/>
+    <w:p>
+      <w:r>
         <w:t>Cependant on peut optimiser cela</w:t>
       </w:r>
       <w:r>
         <w:t> :</w:t>
       </w:r>
     </w:p>
+    <w:p/>
     <w:p>
       <w:pPr>
         <w:pStyle w:val="Paragraphedeliste"/>
         <w:numPr>
           <w:ilvl w:val="0"/>
-          <w:numId w:val="36"/>
+          <w:numId w:val="44"/>
         </w:numPr>
       </w:pPr>
       <w:r>
@@ -1098,15 +1180,7 @@
         <w:t>à</w:t>
       </w:r>
       <w:r>
-        <w:t xml:space="preserve"> part pour </w:t>
-      </w:r>
-      <w:proofErr w:type="gramStart"/>
-      <w:r>
-        <w:t>le OR</w:t>
-      </w:r>
-      <w:proofErr w:type="gramEnd"/>
-      <w:r>
-        <w:t>)</w:t>
+        <w:t xml:space="preserve"> part pour le OR)</w:t>
       </w:r>
     </w:p>
     <w:p>
@@ -1114,7 +1188,7 @@
         <w:pStyle w:val="Paragraphedeliste"/>
         <w:numPr>
           <w:ilvl w:val="0"/>
-          <w:numId w:val="36"/>
+          <w:numId w:val="44"/>
         </w:numPr>
       </w:pPr>
       <w:r>
@@ -1174,25 +1248,72 @@
         <w:pStyle w:val="Paragraphedeliste"/>
         <w:numPr>
           <w:ilvl w:val="0"/>
-          <w:numId w:val="36"/>
+          <w:numId w:val="44"/>
         </w:numPr>
       </w:pPr>
       <w:r>
-        <w:t xml:space="preserve">On peut aussi passer le résultat </w:t>
-      </w:r>
-      <w:proofErr w:type="gramStart"/>
-      <w:r>
-        <w:t>d</w:t>
+        <w:t>On peut aussi passer le résultat d</w:t>
       </w:r>
       <w:r>
         <w:t>u</w:t>
       </w:r>
       <w:r>
-        <w:t xml:space="preserve"> OR</w:t>
-      </w:r>
-      <w:proofErr w:type="gramEnd"/>
-      <w:r>
-        <w:t xml:space="preserve"> et AND dans l’additionneur et l’additionner à 0.</w:t>
+        <w:t xml:space="preserve"> OR et AND dans l’additionneur et l’additionner à 0.</w:t>
+      </w:r>
+    </w:p>
+    <w:p/>
+    <w:p>
+      <w:r>
+        <w:t>Notes pour le OR et le AND :</w:t>
+      </w:r>
+    </w:p>
+    <w:p/>
+    <w:p>
+      <w:r>
+        <w:t>Grace à Morgan, il est possible d’</w:t>
+      </w:r>
+      <w:r>
+        <w:t>utiliser</w:t>
+      </w:r>
+      <w:r>
+        <w:t xml:space="preserve"> uniquement une porte AND </w:t>
+      </w:r>
+      <w:r>
+        <w:t xml:space="preserve">pour effectuer le AND et le OR, simplement en choisissant si </w:t>
+      </w:r>
+      <w:r>
+        <w:t xml:space="preserve">entrées et sortie de la porte AND sont inversé ou non (en utilisant op2). </w:t>
+      </w:r>
+    </w:p>
+    <w:p/>
+    <w:p>
+      <w:pPr>
+        <w:pStyle w:val="Paragraphedeliste"/>
+        <w:numPr>
+          <w:ilvl w:val="0"/>
+          <w:numId w:val="45"/>
+        </w:numPr>
+      </w:pPr>
+      <w:r>
+        <w:t xml:space="preserve">/(/A*/B) = </w:t>
+      </w:r>
+      <w:r>
+        <w:t>//</w:t>
+      </w:r>
+      <w:r>
+        <w:t>A</w:t>
+      </w:r>
+      <w:r>
+        <w:t>+</w:t>
+      </w:r>
+      <w:r>
+        <w:t>//</w:t>
+      </w:r>
+      <w:r>
+        <w:t>B</w:t>
+      </w:r>
+      <w:r>
+        <w:t xml:space="preserve"> = A+B</w:t>
       </w:r>
     </w:p>
     <w:p>
@@ -1202,39 +1323,23 @@
     </w:p>
     <w:p>
       <w:r>
-        <w:t>On doit donc déterminer les deux opérandes de l’addition</w:t>
-      </w:r>
-      <w:r>
-        <w:t>.</w:t>
-      </w:r>
-    </w:p>
-    <w:p>
-      <w:r>
-        <w:t>Deuxième</w:t>
-      </w:r>
-      <w:r>
-        <w:t xml:space="preserve"> opérande :</w:t>
-      </w:r>
-    </w:p>
-    <w:p>
-      <w:pPr>
-        <w:ind w:left="360"/>
-      </w:pPr>
-      <w:r>
         <w:rPr>
           <w:noProof/>
         </w:rPr>
-        <w:t xml:space="preserve"> </w:t>
-      </w:r>
-      <w:r>
-        <w:rPr>
-          <w:noProof/>
-        </w:rPr>
+        <w:lastRenderedPageBreak/>
         <w:drawing>
-          <wp:inline distT="0" distB="0" distL="0" distR="0" wp14:anchorId="304FCFD8" wp14:editId="2AD6DF36">
-            <wp:extent cx="5388192" cy="2299271"/>
+          <wp:anchor distT="0" distB="0" distL="114300" distR="114300" simplePos="0" relativeHeight="251697152" behindDoc="0" locked="0" layoutInCell="1" allowOverlap="1" wp14:anchorId="2D736AAA" wp14:editId="3780ED4B">
+            <wp:simplePos x="0" y="0"/>
+            <wp:positionH relativeFrom="margin">
+              <wp:align>left</wp:align>
+            </wp:positionH>
+            <wp:positionV relativeFrom="paragraph">
+              <wp:posOffset>341796</wp:posOffset>
+            </wp:positionV>
+            <wp:extent cx="5387975" cy="2298700"/>
             <wp:effectExtent l="0" t="0" r="3175" b="6350"/>
-            <wp:docPr id="641737595" name="Image 1"/>
+            <wp:wrapTopAndBottom/>
+            <wp:docPr id="641737595" name="Image 1" descr="The text appears to be a series of labels and equations, possibly related to an electronic circuit diagram or a schematic, but without a visual image, I can't provide a description. If you have an image you'd like described, please provide it.&#10;&#10;Le contenu généré par l’IA peut être incorrect."/>
             <wp:cNvGraphicFramePr>
               <a:graphicFrameLocks xmlns:a="http://schemas.openxmlformats.org/drawingml/2006/main" noChangeAspect="1"/>
             </wp:cNvGraphicFramePr>
@@ -1242,7 +1347,7 @@
               <a:graphicData uri="http://schemas.openxmlformats.org/drawingml/2006/picture">
                 <pic:pic xmlns:pic="http://schemas.openxmlformats.org/drawingml/2006/picture">
                   <pic:nvPicPr>
-                    <pic:cNvPr id="641737595" name="Image 1"/>
+                    <pic:cNvPr id="641737595" name="Image 1" descr="The text appears to be a series of labels and equations, possibly related to an electronic circuit diagram or a schematic, but without a visual image, I can't provide a description. If you have an image you'd like described, please provide it.&#10;&#10;Le contenu généré par l’IA peut être incorrect."/>
                     <pic:cNvPicPr/>
                   </pic:nvPicPr>
                   <pic:blipFill>
@@ -1260,7 +1365,7 @@
                   <pic:spPr>
                     <a:xfrm>
                       <a:off x="0" y="0"/>
-                      <a:ext cx="5388192" cy="2299271"/>
+                      <a:ext cx="5387975" cy="2298700"/>
                     </a:xfrm>
                     <a:prstGeom prst="rect">
                       <a:avLst/>
@@ -1269,17 +1374,54 @@
                 </pic:pic>
               </a:graphicData>
             </a:graphic>
-          </wp:inline>
+          </wp:anchor>
         </w:drawing>
       </w:r>
+      <w:r>
+        <w:t>On doit donc déterminer les deux opérandes de l’addition</w:t>
+      </w:r>
+      <w:r>
+        <w:t>.</w:t>
+      </w:r>
+    </w:p>
+    <w:p/>
+    <w:p>
+      <w:r>
+        <w:t>Deuxième</w:t>
+      </w:r>
+      <w:r>
+        <w:t xml:space="preserve"> opérande :</w:t>
+      </w:r>
+      <w:r>
+        <w:rPr>
+          <w:noProof/>
+        </w:rPr>
+        <w:t xml:space="preserve"> </w:t>
+      </w:r>
     </w:p>
     <w:p>
       <w:pPr>
         <w:ind w:left="360"/>
       </w:pPr>
       <w:r>
+        <w:rPr>
+          <w:noProof/>
+        </w:rPr>
+        <w:t xml:space="preserve"> </w:t>
+      </w:r>
+    </w:p>
+    <w:p>
+      <w:pPr>
+        <w:ind w:left="360"/>
+      </w:pPr>
+      <w:r>
         <w:t>Rappel :</w:t>
       </w:r>
+    </w:p>
+    <w:p>
+      <w:pPr>
+        <w:ind w:left="360"/>
+      </w:pPr>
     </w:p>
     <w:p>
       <w:pPr>
@@ -1342,12 +1484,28 @@
           <w:noProof/>
         </w:rPr>
       </w:pPr>
-      <w:r>
+    </w:p>
+    <w:p>
+      <w:pPr>
+        <w:ind w:left="360"/>
         <w:rPr>
           <w:noProof/>
         </w:rPr>
+      </w:pPr>
+      <w:r>
+        <w:rPr>
+          <w:noProof/>
+        </w:rPr>
         <w:t>Affectation d’un bit sur un bus de N bits :</w:t>
       </w:r>
+    </w:p>
+    <w:p>
+      <w:pPr>
+        <w:ind w:left="360"/>
+        <w:rPr>
+          <w:noProof/>
+        </w:rPr>
+      </w:pPr>
     </w:p>
     <w:p>
       <w:pPr>
@@ -1404,10 +1562,18 @@
           <w:noProof/>
         </w:rPr>
       </w:pPr>
-      <w:r>
+    </w:p>
+    <w:p>
+      <w:pPr>
+        <w:ind w:left="360"/>
         <w:rPr>
           <w:noProof/>
         </w:rPr>
+      </w:pPr>
+      <w:r>
+        <w:rPr>
+          <w:noProof/>
+        </w:rPr>
         <w:t>On a donc comme entrée dans le MUX </w:t>
       </w:r>
       <w:r>
@@ -1428,6 +1594,14 @@
         </w:rPr>
         <w:t>:</w:t>
       </w:r>
+    </w:p>
+    <w:p>
+      <w:pPr>
+        <w:ind w:left="360"/>
+        <w:rPr>
+          <w:noProof/>
+        </w:rPr>
+      </w:pPr>
     </w:p>
     <w:p>
       <w:pPr>
@@ -1520,21 +1694,7 @@
         <w:rPr>
           <w:lang w:val="en-US"/>
         </w:rPr>
-        <w:t xml:space="preserve"> </w:t>
-      </w:r>
-      <w:proofErr w:type="gramStart"/>
-      <w:r>
-        <w:rPr>
-          <w:lang w:val="en-US"/>
-        </w:rPr>
-        <w:t>not(</w:t>
-      </w:r>
-      <w:proofErr w:type="gramEnd"/>
-      <w:r>
-        <w:rPr>
-          <w:lang w:val="en-US"/>
-        </w:rPr>
-        <w:t xml:space="preserve">(not </w:t>
+        <w:t xml:space="preserve"> not((not </w:t>
       </w:r>
       <w:proofErr w:type="spellStart"/>
       <w:r>
@@ -1641,6 +1801,7 @@
         <w:t xml:space="preserve"> opérande :</w:t>
       </w:r>
     </w:p>
+    <w:p/>
     <w:p>
       <w:pPr>
         <w:ind w:left="360"/>
@@ -1697,6 +1858,14 @@
       </w:r>
     </w:p>
     <w:p>
+      <w:pPr>
+        <w:ind w:left="360"/>
+        <w:rPr>
+          <w:rFonts w:cs="Arial"/>
+        </w:rPr>
+      </w:pPr>
+    </w:p>
+    <w:p>
       <w:r>
         <w:t>Le deuxième opérande</w:t>
       </w:r>
@@ -1715,18 +1884,10 @@
         <w:t xml:space="preserve"> quand on fait OR ou AND</w:t>
       </w:r>
       <w:r>
-        <w:t xml:space="preserve"> (quand </w:t>
-      </w:r>
-      <w:proofErr w:type="gramStart"/>
-      <w:r>
-        <w:t>opcode</w:t>
-      </w:r>
-      <w:r>
-        <w:t>(1..</w:t>
-      </w:r>
-      <w:proofErr w:type="gramEnd"/>
-      <w:r>
-        <w:t>0) = 10)</w:t>
+        <w:t xml:space="preserve"> (quand opcode</w:t>
+      </w:r>
+      <w:r>
+        <w:t>(1..0) = 10)</w:t>
       </w:r>
       <w:r>
         <w:t>.</w:t>
@@ -1753,6 +1914,7 @@
         <w:t>Addition :</w:t>
       </w:r>
     </w:p>
+    <w:p/>
     <w:p>
       <w:pPr>
         <w:ind w:left="360"/>
@@ -1809,6 +1971,14 @@
       </w:r>
     </w:p>
     <w:p>
+      <w:pPr>
+        <w:ind w:left="360"/>
+        <w:rPr>
+          <w:rFonts w:cs="Arial"/>
+        </w:rPr>
+      </w:pPr>
+    </w:p>
+    <w:p>
       <w:r>
         <w:t xml:space="preserve">On a un </w:t>
       </w:r>
@@ -1927,9 +2097,11 @@
         <w:t xml:space="preserve"> (-(A-B))</w:t>
       </w:r>
       <w:r>
-        <w:t xml:space="preserve">, le dépassement est donc donné par </w:t>
-      </w:r>
-      <w:proofErr w:type="gramStart"/>
+        <w:t>, le dépassement est donc donné par not</w:t>
+      </w:r>
+      <w:r>
+        <w:t>(</w:t>
+      </w:r>
       <w:r>
         <w:t>not</w:t>
       </w:r>
@@ -1937,13 +2109,6 @@
         <w:t>(</w:t>
       </w:r>
       <w:r>
-        <w:t>not</w:t>
-      </w:r>
-      <w:r>
-        <w:t>(</w:t>
-      </w:r>
-      <w:proofErr w:type="gramEnd"/>
-      <w:r>
         <w:t>carry out</w:t>
       </w:r>
       <w:r>
@@ -1989,6 +2154,7 @@
         <w:t>Résultat :</w:t>
       </w:r>
     </w:p>
+    <w:p/>
     <w:p>
       <w:r>
         <w:rPr>
@@ -2031,6 +2197,7 @@
         </w:drawing>
       </w:r>
     </w:p>
+    <w:p/>
     <w:p>
       <w:r>
         <w:t xml:space="preserve">Il nous reste finalement à tester si le résultat vaut 0 </w:t>
@@ -2057,12 +2224,10 @@
         <w:t xml:space="preserve"> car </w:t>
       </w:r>
       <w:r>
-        <w:t>on doit le relire pour le tester à 0 et qu’on ne peut pas lire un signal de sortie par convention.</w:t>
-      </w:r>
-    </w:p>
-    <w:p>
-      <w:r>
-        <w:br w:type="page"/>
+        <w:t>on doit le relire pour le tester à 0 et qu’on ne peut pas lire un signal de sortie par convention</w:t>
+      </w:r>
+      <w:r>
+        <w:t>.</w:t>
       </w:r>
     </w:p>
     <w:p/>
@@ -2107,6 +2272,9 @@
         <w:t>nb_i</w:t>
       </w:r>
       <w:proofErr w:type="spellEnd"/>
+      <w:r>
+        <w:t> :</w:t>
+      </w:r>
     </w:p>
     <w:p/>
     <w:p>
@@ -2149,385 +2317,290 @@
         <w:t>, on a donc :</w:t>
       </w:r>
     </w:p>
-    <w:p>
-      <w:pPr>
-        <w:rPr>
-          <w:lang w:val="en-US"/>
+    <w:p/>
+    <w:p>
+      <w:pPr>
+        <w:rPr>
+          <w:lang w:val="it-IT"/>
         </w:rPr>
       </w:pPr>
       <w:proofErr w:type="spellStart"/>
       <w:r>
         <w:rPr>
-          <w:lang w:val="en-US"/>
+          <w:lang w:val="it-IT"/>
         </w:rPr>
         <w:t>na_i</w:t>
       </w:r>
       <w:proofErr w:type="spellEnd"/>
       <w:r>
         <w:rPr>
-          <w:lang w:val="en-US"/>
+          <w:lang w:val="it-IT"/>
         </w:rPr>
         <w:t xml:space="preserve"> &lt; </w:t>
       </w:r>
       <w:proofErr w:type="spellStart"/>
       <w:r>
         <w:rPr>
-          <w:lang w:val="en-US"/>
+          <w:lang w:val="it-IT"/>
         </w:rPr>
         <w:t>nb_i</w:t>
       </w:r>
       <w:proofErr w:type="spellEnd"/>
       <w:r>
         <w:rPr>
-          <w:lang w:val="en-US"/>
+          <w:lang w:val="it-IT"/>
+        </w:rPr>
+        <w:t xml:space="preserve"> si </w:t>
+      </w:r>
+      <w:proofErr w:type="spellStart"/>
+      <w:r>
+        <w:rPr>
+          <w:lang w:val="it-IT"/>
+        </w:rPr>
+        <w:t>result_o</w:t>
+      </w:r>
+      <w:proofErr w:type="spellEnd"/>
+      <w:r>
+        <w:rPr>
+          <w:lang w:val="it-IT"/>
+        </w:rPr>
+        <w:t>(</w:t>
+      </w:r>
+      <w:r>
+        <w:rPr>
+          <w:lang w:val="it-IT"/>
+        </w:rPr>
+        <w:t xml:space="preserve">N-1) </w:t>
+      </w:r>
+      <w:proofErr w:type="spellStart"/>
+      <w:r>
+        <w:rPr>
+          <w:lang w:val="it-IT"/>
+        </w:rPr>
+        <w:t>xor</w:t>
+      </w:r>
+      <w:proofErr w:type="spellEnd"/>
+      <w:r>
+        <w:rPr>
+          <w:lang w:val="it-IT"/>
         </w:rPr>
         <w:t xml:space="preserve"> </w:t>
       </w:r>
       <w:proofErr w:type="spellStart"/>
       <w:r>
         <w:rPr>
-          <w:lang w:val="en-US"/>
-        </w:rPr>
-        <w:t>si</w:t>
+          <w:lang w:val="it-IT"/>
+        </w:rPr>
+        <w:t>de</w:t>
+      </w:r>
+      <w:r>
+        <w:rPr>
+          <w:lang w:val="it-IT"/>
+        </w:rPr>
+        <w:t>p</w:t>
+      </w:r>
+      <w:r>
+        <w:rPr>
+          <w:lang w:val="it-IT"/>
+        </w:rPr>
+        <w:t>_</w:t>
+      </w:r>
+      <w:r>
+        <w:rPr>
+          <w:lang w:val="it-IT"/>
+        </w:rPr>
+        <w:t>sgn_o</w:t>
       </w:r>
       <w:proofErr w:type="spellEnd"/>
-      <w:r>
-        <w:rPr>
-          <w:lang w:val="en-US"/>
-        </w:rPr>
+    </w:p>
+    <w:p>
+      <w:pPr>
+        <w:rPr>
+          <w:lang w:val="it-IT"/>
+        </w:rPr>
+      </w:pPr>
+    </w:p>
+    <w:p>
+      <w:r>
+        <w:t>Pour</w:t>
+      </w:r>
+      <w:r>
         <w:t xml:space="preserve"> </w:t>
       </w:r>
       <w:proofErr w:type="spellStart"/>
       <w:r>
-        <w:rPr>
-          <w:lang w:val="en-US"/>
-        </w:rPr>
+        <w:t>na_i</w:t>
+      </w:r>
+      <w:proofErr w:type="spellEnd"/>
+      <w:r>
+        <w:t xml:space="preserve"> &gt; </w:t>
+      </w:r>
+      <w:proofErr w:type="spellStart"/>
+      <w:r>
+        <w:t>nb_i</w:t>
+      </w:r>
+      <w:proofErr w:type="spellEnd"/>
+      <w:r>
+        <w:t xml:space="preserve"> </w:t>
+      </w:r>
+      <w:r>
+        <w:t xml:space="preserve">il faut tester en plus </w:t>
+      </w:r>
+      <w:r>
+        <w:t xml:space="preserve">si le résultat n’est pas égal à 0 (car l’inverse de </w:t>
+      </w:r>
+      <w:proofErr w:type="spellStart"/>
+      <w:r>
+        <w:t>na_i</w:t>
+      </w:r>
+      <w:proofErr w:type="spellEnd"/>
+      <w:r>
+        <w:t xml:space="preserve"> &lt; </w:t>
+      </w:r>
+      <w:proofErr w:type="spellStart"/>
+      <w:r>
+        <w:t>nb_i</w:t>
+      </w:r>
+      <w:proofErr w:type="spellEnd"/>
+      <w:r>
+        <w:t xml:space="preserve"> est na _i &gt;= </w:t>
+      </w:r>
+      <w:proofErr w:type="spellStart"/>
+      <w:r>
+        <w:t>nb_i</w:t>
+      </w:r>
+      <w:proofErr w:type="spellEnd"/>
+      <w:r>
+        <w:t>)</w:t>
+      </w:r>
+      <w:r>
+        <w:t xml:space="preserve">. </w:t>
+      </w:r>
+      <w:r>
+        <w:t>On</w:t>
+      </w:r>
+      <w:r>
+        <w:t xml:space="preserve"> a donc :</w:t>
+      </w:r>
+    </w:p>
+    <w:p/>
+    <w:p>
+      <w:proofErr w:type="spellStart"/>
+      <w:r>
+        <w:t>na_i</w:t>
+      </w:r>
+      <w:proofErr w:type="spellEnd"/>
+      <w:r>
+        <w:t xml:space="preserve"> &gt; </w:t>
+      </w:r>
+      <w:proofErr w:type="spellStart"/>
+      <w:r>
+        <w:t>nb_i</w:t>
+      </w:r>
+      <w:proofErr w:type="spellEnd"/>
+      <w:r>
+        <w:t xml:space="preserve"> si (not </w:t>
+      </w:r>
+      <w:r>
+        <w:t>(</w:t>
+      </w:r>
+      <w:proofErr w:type="spellStart"/>
+      <w:r>
         <w:t>result_o</w:t>
       </w:r>
       <w:proofErr w:type="spellEnd"/>
       <w:r>
-        <w:rPr>
-          <w:lang w:val="en-US"/>
-        </w:rPr>
+        <w:t xml:space="preserve">(N-1) </w:t>
+      </w:r>
+      <w:proofErr w:type="spellStart"/>
+      <w:r>
+        <w:t>xor</w:t>
+      </w:r>
+      <w:proofErr w:type="spellEnd"/>
+      <w:r>
+        <w:t xml:space="preserve"> </w:t>
+      </w:r>
+      <w:proofErr w:type="spellStart"/>
+      <w:r>
+        <w:t>dep_sgn_o</w:t>
+      </w:r>
+      <w:proofErr w:type="spellEnd"/>
+      <w:r>
+        <w:t>)</w:t>
+      </w:r>
+      <w:r>
+        <w:t>)</w:t>
+      </w:r>
+      <w:r>
+        <w:t xml:space="preserve"> and </w:t>
+      </w:r>
+      <w:r>
+        <w:t xml:space="preserve">(not </w:t>
+      </w:r>
+      <w:proofErr w:type="spellStart"/>
+      <w:r>
+        <w:t>z_o</w:t>
+      </w:r>
+      <w:proofErr w:type="spellEnd"/>
+      <w:r>
+        <w:t>)</w:t>
+      </w:r>
+    </w:p>
+    <w:p/>
+    <w:p>
+      <w:r>
+        <w:t>Ce qui</w:t>
+      </w:r>
+      <w:r>
+        <w:t xml:space="preserve"> peut </w:t>
+      </w:r>
+      <w:proofErr w:type="spellStart"/>
+      <w:r>
+        <w:t>etre</w:t>
+      </w:r>
+      <w:proofErr w:type="spellEnd"/>
+      <w:r>
+        <w:t xml:space="preserve"> simplifié en not </w:t>
+      </w:r>
+      <w:r>
         <w:t>(</w:t>
       </w:r>
       <w:r>
-        <w:rPr>
-          <w:lang w:val="en-US"/>
-        </w:rPr>
-        <w:t xml:space="preserve">N-1) </w:t>
+        <w:t>(</w:t>
       </w:r>
       <w:proofErr w:type="spellStart"/>
       <w:r>
-        <w:rPr>
-          <w:lang w:val="en-US"/>
-        </w:rPr>
+        <w:t>result_o</w:t>
+      </w:r>
+      <w:proofErr w:type="spellEnd"/>
+      <w:r>
+        <w:t xml:space="preserve">(N-1) </w:t>
+      </w:r>
+      <w:proofErr w:type="spellStart"/>
+      <w:r>
         <w:t>xor</w:t>
       </w:r>
       <w:proofErr w:type="spellEnd"/>
       <w:r>
-        <w:rPr>
-          <w:lang w:val="en-US"/>
-        </w:rPr>
         <w:t xml:space="preserve"> </w:t>
       </w:r>
       <w:proofErr w:type="spellStart"/>
       <w:r>
-        <w:rPr>
-          <w:lang w:val="en-US"/>
-        </w:rPr>
-        <w:t>de</w:t>
-      </w:r>
-      <w:r>
-        <w:rPr>
-          <w:lang w:val="en-US"/>
-        </w:rPr>
-        <w:t>p</w:t>
-      </w:r>
-      <w:r>
-        <w:rPr>
-          <w:lang w:val="en-US"/>
-        </w:rPr>
-        <w:t>_</w:t>
-      </w:r>
-      <w:r>
-        <w:rPr>
-          <w:lang w:val="en-US"/>
-        </w:rPr>
-        <w:t>sgn_o</w:t>
+        <w:t>dep_sgn_o</w:t>
       </w:r>
       <w:proofErr w:type="spellEnd"/>
-    </w:p>
-    <w:p>
-      <w:pPr>
-        <w:rPr>
-          <w:lang w:val="en-US"/>
-        </w:rPr>
-      </w:pPr>
-      <w:r>
-        <w:t>Pour</w:t>
-      </w:r>
-      <w:r>
-        <w:t xml:space="preserve"> </w:t>
+      <w:r>
+        <w:t>)</w:t>
+      </w:r>
+      <w:r>
+        <w:t xml:space="preserve"> or </w:t>
       </w:r>
       <w:proofErr w:type="spellStart"/>
       <w:r>
-        <w:t>na_i</w:t>
-      </w:r>
-      <w:proofErr w:type="spellEnd"/>
-      <w:r>
-        <w:t xml:space="preserve"> &gt; </w:t>
-      </w:r>
-      <w:proofErr w:type="spellStart"/>
-      <w:r>
-        <w:t>nb_i</w:t>
-      </w:r>
-      <w:proofErr w:type="spellEnd"/>
-      <w:r>
-        <w:t xml:space="preserve"> </w:t>
-      </w:r>
-      <w:r>
-        <w:t xml:space="preserve">il faut tester en plus </w:t>
-      </w:r>
-      <w:r>
-        <w:t xml:space="preserve">si le résultat n’est pas égal à 0 (car l’inverse de </w:t>
-      </w:r>
-      <w:proofErr w:type="spellStart"/>
-      <w:r>
-        <w:t>na_i</w:t>
-      </w:r>
-      <w:proofErr w:type="spellEnd"/>
-      <w:r>
-        <w:t xml:space="preserve"> &lt; </w:t>
-      </w:r>
-      <w:proofErr w:type="spellStart"/>
-      <w:r>
-        <w:t>nb_i</w:t>
-      </w:r>
-      <w:proofErr w:type="spellEnd"/>
-      <w:r>
-        <w:t xml:space="preserve"> est na _i &gt;= </w:t>
-      </w:r>
-      <w:proofErr w:type="spellStart"/>
-      <w:r>
-        <w:t>nb_i</w:t>
-      </w:r>
-      <w:proofErr w:type="spellEnd"/>
-      <w:r>
-        <w:t>)</w:t>
-      </w:r>
-      <w:r>
-        <w:t xml:space="preserve">. </w:t>
-      </w:r>
-      <w:r>
-        <w:rPr>
-          <w:lang w:val="en-US"/>
-        </w:rPr>
-        <w:t>On</w:t>
-      </w:r>
-      <w:r>
-        <w:rPr>
-          <w:lang w:val="en-US"/>
-        </w:rPr>
-        <w:t xml:space="preserve"> a </w:t>
-      </w:r>
-      <w:proofErr w:type="spellStart"/>
-      <w:proofErr w:type="gramStart"/>
-      <w:r>
-        <w:rPr>
-          <w:lang w:val="en-US"/>
-        </w:rPr>
-        <w:t>donc</w:t>
-      </w:r>
-      <w:proofErr w:type="spellEnd"/>
-      <w:r>
-        <w:rPr>
-          <w:lang w:val="en-US"/>
-        </w:rPr>
-        <w:t> :</w:t>
-      </w:r>
-      <w:proofErr w:type="gramEnd"/>
-    </w:p>
-    <w:p>
-      <w:pPr>
-        <w:rPr>
-          <w:lang w:val="en-US"/>
-        </w:rPr>
-      </w:pPr>
-      <w:proofErr w:type="spellStart"/>
-      <w:r>
-        <w:rPr>
-          <w:lang w:val="en-US"/>
-        </w:rPr>
-        <w:t>na_i</w:t>
-      </w:r>
-      <w:proofErr w:type="spellEnd"/>
-      <w:r>
-        <w:rPr>
-          <w:lang w:val="en-US"/>
-        </w:rPr>
-        <w:t xml:space="preserve"> &gt; </w:t>
-      </w:r>
-      <w:proofErr w:type="spellStart"/>
-      <w:r>
-        <w:rPr>
-          <w:lang w:val="en-US"/>
-        </w:rPr>
-        <w:t>nb_i</w:t>
-      </w:r>
-      <w:proofErr w:type="spellEnd"/>
-      <w:r>
-        <w:rPr>
-          <w:lang w:val="en-US"/>
-        </w:rPr>
-        <w:t xml:space="preserve"> </w:t>
-      </w:r>
-      <w:proofErr w:type="spellStart"/>
-      <w:r>
-        <w:rPr>
-          <w:lang w:val="en-US"/>
-        </w:rPr>
-        <w:t>si</w:t>
-      </w:r>
-      <w:proofErr w:type="spellEnd"/>
-      <w:r>
-        <w:rPr>
-          <w:lang w:val="en-US"/>
-        </w:rPr>
-        <w:t xml:space="preserve"> (not </w:t>
-      </w:r>
-      <w:r>
-        <w:rPr>
-          <w:lang w:val="en-US"/>
-        </w:rPr>
-        <w:t>(</w:t>
-      </w:r>
-      <w:proofErr w:type="spellStart"/>
-      <w:r>
-        <w:rPr>
-          <w:lang w:val="en-US"/>
-        </w:rPr>
-        <w:t>result_o</w:t>
-      </w:r>
-      <w:proofErr w:type="spellEnd"/>
-      <w:r>
-        <w:rPr>
-          <w:lang w:val="en-US"/>
-        </w:rPr>
-        <w:t xml:space="preserve">(N-1) </w:t>
-      </w:r>
-      <w:proofErr w:type="spellStart"/>
-      <w:r>
-        <w:rPr>
-          <w:lang w:val="en-US"/>
-        </w:rPr>
-        <w:t>xor</w:t>
-      </w:r>
-      <w:proofErr w:type="spellEnd"/>
-      <w:r>
-        <w:rPr>
-          <w:lang w:val="en-US"/>
-        </w:rPr>
-        <w:t xml:space="preserve"> </w:t>
-      </w:r>
-      <w:proofErr w:type="spellStart"/>
-      <w:r>
-        <w:rPr>
-          <w:lang w:val="en-US"/>
-        </w:rPr>
-        <w:t>dep_sgn_o</w:t>
-      </w:r>
-      <w:proofErr w:type="spellEnd"/>
-      <w:r>
-        <w:rPr>
-          <w:lang w:val="en-US"/>
-        </w:rPr>
-        <w:t>)</w:t>
-      </w:r>
-      <w:r>
-        <w:rPr>
-          <w:lang w:val="en-US"/>
-        </w:rPr>
-        <w:t>)</w:t>
-      </w:r>
-      <w:r>
-        <w:rPr>
-          <w:lang w:val="en-US"/>
-        </w:rPr>
-        <w:t xml:space="preserve"> and </w:t>
-      </w:r>
-      <w:r>
-        <w:rPr>
-          <w:lang w:val="en-US"/>
-        </w:rPr>
-        <w:t xml:space="preserve">(not </w:t>
-      </w:r>
-      <w:proofErr w:type="spellStart"/>
-      <w:r>
-        <w:rPr>
-          <w:lang w:val="en-US"/>
-        </w:rPr>
-        <w:t>z_o</w:t>
-      </w:r>
-      <w:proofErr w:type="spellEnd"/>
-      <w:r>
-        <w:rPr>
-          <w:lang w:val="en-US"/>
-        </w:rPr>
-        <w:t>)</w:t>
-      </w:r>
-    </w:p>
-    <w:p>
-      <w:r>
-        <w:t>Ce qui</w:t>
-      </w:r>
-      <w:r>
-        <w:t xml:space="preserve"> peut </w:t>
-      </w:r>
-      <w:proofErr w:type="spellStart"/>
-      <w:r>
-        <w:t>etre</w:t>
-      </w:r>
-      <w:proofErr w:type="spellEnd"/>
-      <w:r>
-        <w:t xml:space="preserve"> simplifié en not </w:t>
-      </w:r>
-      <w:r>
-        <w:t>(</w:t>
-      </w:r>
-      <w:r>
-        <w:t>(</w:t>
-      </w:r>
-      <w:proofErr w:type="spellStart"/>
-      <w:r>
-        <w:t>result_o</w:t>
-      </w:r>
-      <w:proofErr w:type="spellEnd"/>
-      <w:r>
-        <w:t xml:space="preserve">(N-1) </w:t>
-      </w:r>
-      <w:proofErr w:type="spellStart"/>
-      <w:r>
-        <w:t>xor</w:t>
-      </w:r>
-      <w:proofErr w:type="spellEnd"/>
-      <w:r>
-        <w:t xml:space="preserve"> </w:t>
-      </w:r>
-      <w:proofErr w:type="spellStart"/>
-      <w:r>
-        <w:t>dep_sgn_o</w:t>
-      </w:r>
-      <w:proofErr w:type="spellEnd"/>
-      <w:r>
-        <w:t>)</w:t>
-      </w:r>
-      <w:r>
-        <w:t xml:space="preserve"> or </w:t>
-      </w:r>
-      <w:proofErr w:type="spellStart"/>
-      <w:r>
-        <w:t>u_o</w:t>
+        <w:t>z</w:t>
+      </w:r>
+      <w:r>
+        <w:t>_o</w:t>
       </w:r>
       <w:proofErr w:type="spellEnd"/>
       <w:r>
@@ -2552,9 +2625,160 @@
     <w:p>
       <w:pPr>
         <w:rPr>
+          <w:b/>
+          <w:bCs/>
+        </w:rPr>
+      </w:pPr>
+      <w:r>
+        <w:rPr>
+          <w:b/>
+          <w:bCs/>
+        </w:rPr>
+        <w:t>Vue RTL :</w:t>
+      </w:r>
+    </w:p>
+    <w:p>
+      <w:pPr>
+        <w:rPr>
+          <w:b/>
+          <w:bCs/>
+        </w:rPr>
+      </w:pPr>
+    </w:p>
+    <w:p>
+      <w:pPr>
+        <w:rPr>
           <w:noProof/>
         </w:rPr>
       </w:pPr>
+      <w:r>
+        <w:rPr>
+          <w:noProof/>
+        </w:rPr>
+        <mc:AlternateContent>
+          <mc:Choice Requires="wpi">
+            <w:drawing>
+              <wp:anchor distT="0" distB="0" distL="114300" distR="114300" simplePos="0" relativeHeight="251700224" behindDoc="0" locked="0" layoutInCell="1" allowOverlap="1" wp14:anchorId="233342E7" wp14:editId="6412E7EA">
+                <wp:simplePos x="0" y="0"/>
+                <wp:positionH relativeFrom="column">
+                  <wp:posOffset>3523615</wp:posOffset>
+                </wp:positionH>
+                <wp:positionV relativeFrom="paragraph">
+                  <wp:posOffset>1982470</wp:posOffset>
+                </wp:positionV>
+                <wp:extent cx="1961515" cy="1458595"/>
+                <wp:effectExtent l="57150" t="57150" r="57785" b="65405"/>
+                <wp:wrapNone/>
+                <wp:docPr id="439347029" name="Encre 15"/>
+                <wp:cNvGraphicFramePr/>
+                <a:graphic xmlns:a="http://schemas.openxmlformats.org/drawingml/2006/main">
+                  <a:graphicData uri="http://schemas.microsoft.com/office/word/2010/wordprocessingInk">
+                    <w14:contentPart bwMode="auto" r:id="rId16">
+                      <w14:nvContentPartPr>
+                        <w14:cNvContentPartPr/>
+                      </w14:nvContentPartPr>
+                      <w14:xfrm>
+                        <a:off x="0" y="0"/>
+                        <a:ext cx="1961515" cy="1458595"/>
+                      </w14:xfrm>
+                    </w14:contentPart>
+                  </a:graphicData>
+                </a:graphic>
+              </wp:anchor>
+            </w:drawing>
+          </mc:Choice>
+          <mc:Fallback>
+            <w:pict>
+              <v:shapetype w14:anchorId="6F188B1B" id="_x0000_t75" coordsize="21600,21600" o:spt="75" o:preferrelative="t" path="m@4@5l@4@11@9@11@9@5xe" filled="f" stroked="f">
+                <v:stroke joinstyle="miter"/>
+                <v:formulas>
+                  <v:f eqn="if lineDrawn pixelLineWidth 0"/>
+                  <v:f eqn="sum @0 1 0"/>
+                  <v:f eqn="sum 0 0 @1"/>
+                  <v:f eqn="prod @2 1 2"/>
+                  <v:f eqn="prod @3 21600 pixelWidth"/>
+                  <v:f eqn="prod @3 21600 pixelHeight"/>
+                  <v:f eqn="sum @0 0 1"/>
+                  <v:f eqn="prod @6 1 2"/>
+                  <v:f eqn="prod @7 21600 pixelWidth"/>
+                  <v:f eqn="sum @8 21600 0"/>
+                  <v:f eqn="prod @7 21600 pixelHeight"/>
+                  <v:f eqn="sum @10 21600 0"/>
+                </v:formulas>
+                <v:path o:extrusionok="f" gradientshapeok="t" o:connecttype="rect"/>
+                <o:lock v:ext="edit" aspectratio="t"/>
+              </v:shapetype>
+              <v:shape id="Encre 15" o:spid="_x0000_s1026" type="#_x0000_t75" style="position:absolute;margin-left:276.05pt;margin-top:154.7pt;width:157.25pt;height:117.65pt;z-index:251700224;visibility:visible;mso-wrap-style:square;mso-wrap-distance-left:9pt;mso-wrap-distance-top:0;mso-wrap-distance-right:9pt;mso-wrap-distance-bottom:0;mso-position-horizontal:absolute;mso-position-horizontal-relative:text;mso-position-vertical:absolute;mso-position-vertical-relative:text" o:gfxdata="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">
+                <v:imagedata r:id="rId17" o:title=""/>
+              </v:shape>
+            </w:pict>
+          </mc:Fallback>
+        </mc:AlternateContent>
+      </w:r>
+      <w:r>
+        <w:rPr>
+          <w:noProof/>
+        </w:rPr>
+        <mc:AlternateContent>
+          <mc:Choice Requires="wpi">
+            <w:drawing>
+              <wp:anchor distT="0" distB="0" distL="114300" distR="114300" simplePos="0" relativeHeight="251663360" behindDoc="0" locked="0" layoutInCell="1" allowOverlap="1" wp14:anchorId="53D2CB5D" wp14:editId="52B4CE54">
+                <wp:simplePos x="0" y="0"/>
+                <wp:positionH relativeFrom="column">
+                  <wp:posOffset>3256915</wp:posOffset>
+                </wp:positionH>
+                <wp:positionV relativeFrom="paragraph">
+                  <wp:posOffset>2604135</wp:posOffset>
+                </wp:positionV>
+                <wp:extent cx="53640" cy="6075"/>
+                <wp:effectExtent l="38100" t="38100" r="41910" b="51435"/>
+                <wp:wrapNone/>
+                <wp:docPr id="1044724895" name="Encre 9"/>
+                <wp:cNvGraphicFramePr/>
+                <a:graphic xmlns:a="http://schemas.openxmlformats.org/drawingml/2006/main">
+                  <a:graphicData uri="http://schemas.microsoft.com/office/word/2010/wordprocessingInk">
+                    <w14:contentPart bwMode="auto" r:id="rId18">
+                      <w14:nvContentPartPr>
+                        <w14:cNvContentPartPr/>
+                      </w14:nvContentPartPr>
+                      <w14:xfrm>
+                        <a:off x="0" y="0"/>
+                        <a:ext cx="53640" cy="6075"/>
+                      </w14:xfrm>
+                    </w14:contentPart>
+                  </a:graphicData>
+                </a:graphic>
+              </wp:anchor>
+            </w:drawing>
+          </mc:Choice>
+          <mc:Fallback>
+            <w:pict>
+              <v:shapetype w14:anchorId="222036BB" id="_x0000_t75" coordsize="21600,21600" o:spt="75" o:preferrelative="t" path="m@4@5l@4@11@9@11@9@5xe" filled="f" stroked="f">
+                <v:stroke joinstyle="miter"/>
+                <v:formulas>
+                  <v:f eqn="if lineDrawn pixelLineWidth 0"/>
+                  <v:f eqn="sum @0 1 0"/>
+                  <v:f eqn="sum 0 0 @1"/>
+                  <v:f eqn="prod @2 1 2"/>
+                  <v:f eqn="prod @3 21600 pixelWidth"/>
+                  <v:f eqn="prod @3 21600 pixelHeight"/>
+                  <v:f eqn="sum @0 0 1"/>
+                  <v:f eqn="prod @6 1 2"/>
+                  <v:f eqn="prod @7 21600 pixelWidth"/>
+                  <v:f eqn="sum @8 21600 0"/>
+                  <v:f eqn="prod @7 21600 pixelHeight"/>
+                  <v:f eqn="sum @10 21600 0"/>
+                </v:formulas>
+                <v:path o:extrusionok="f" gradientshapeok="t" o:connecttype="rect"/>
+                <o:lock v:ext="edit" aspectratio="t"/>
+              </v:shapetype>
+              <v:shape id="Encre 9" o:spid="_x0000_s1026" type="#_x0000_t75" style="position:absolute;margin-left:255.95pt;margin-top:204.55pt;width:5.2pt;height:1.5pt;z-index:251663360;visibility:visible;mso-wrap-style:square;mso-wrap-distance-left:9pt;mso-wrap-distance-top:0;mso-wrap-distance-right:9pt;mso-wrap-distance-bottom:0;mso-position-horizontal:absolute;mso-position-horizontal-relative:text;mso-position-vertical:absolute;mso-position-vertical-relative:text" o:gfxdata="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">
+                <v:imagedata r:id="rId19" o:title=""/>
+              </v:shape>
+            </w:pict>
+          </mc:Fallback>
+        </mc:AlternateContent>
+      </w:r>
       <w:r>
         <w:rPr>
           <w:noProof/>
@@ -2577,7 +2801,7 @@
                     </pic:cNvPicPr>
                   </pic:nvPicPr>
                   <pic:blipFill>
-                    <a:blip r:embed="rId16" cstate="print">
+                    <a:blip r:embed="rId20" cstate="print">
                       <a:extLst>
                         <a:ext uri="{28A0092B-C50C-407E-A947-70E740481C1C}">
                           <a14:useLocalDpi xmlns:a14="http://schemas.microsoft.com/office/drawing/2010/main" val="0"/>
@@ -2615,51 +2839,251 @@
           <w:tab w:val="left" w:pos="1190"/>
         </w:tabs>
       </w:pPr>
-      <w:r>
-        <w:tab/>
-        <w:t>Vue RTL</w:t>
-      </w:r>
-    </w:p>
-    <w:p>
-      <w:pPr>
+    </w:p>
+    <w:p>
+      <w:pPr>
+        <w:pStyle w:val="Paragraphedeliste"/>
+        <w:numPr>
+          <w:ilvl w:val="0"/>
+          <w:numId w:val="39"/>
+        </w:numPr>
         <w:tabs>
           <w:tab w:val="left" w:pos="1190"/>
         </w:tabs>
-      </w:pPr>
-    </w:p>
-    <w:p>
-      <w:pPr>
+        <w:rPr>
+          <w:color w:val="33CC33"/>
+        </w:rPr>
+      </w:pPr>
+      <w:r>
+        <w:rPr>
+          <w:color w:val="33CC33"/>
+        </w:rPr>
+        <w:t>On observe un additionneur central utilisé pour plusieurs opérations</w:t>
+      </w:r>
+    </w:p>
+    <w:p>
+      <w:pPr>
+        <w:pStyle w:val="Paragraphedeliste"/>
+        <w:numPr>
+          <w:ilvl w:val="0"/>
+          <w:numId w:val="39"/>
+        </w:numPr>
         <w:tabs>
           <w:tab w:val="left" w:pos="1190"/>
         </w:tabs>
       </w:pPr>
-    </w:p>
-    <w:p>
-      <w:pPr>
+      <w:r>
+        <w:t xml:space="preserve">Les multiplexeurs permettent de sélectionner les opérandes selon </w:t>
+      </w:r>
+      <w:proofErr w:type="spellStart"/>
+      <w:r>
+        <w:t>opcode_i</w:t>
+      </w:r>
+      <w:proofErr w:type="spellEnd"/>
+    </w:p>
+    <w:p>
+      <w:pPr>
+        <w:pStyle w:val="Paragraphedeliste"/>
+        <w:numPr>
+          <w:ilvl w:val="0"/>
+          <w:numId w:val="39"/>
+        </w:numPr>
         <w:tabs>
           <w:tab w:val="left" w:pos="1190"/>
         </w:tabs>
       </w:pPr>
-    </w:p>
-    <w:p>
-      <w:pPr>
+      <w:r>
+        <w:rPr>
+          <w:noProof/>
+        </w:rPr>
+        <mc:AlternateContent>
+          <mc:Choice Requires="wpi">
+            <w:drawing>
+              <wp:anchor distT="0" distB="0" distL="114300" distR="114300" simplePos="0" relativeHeight="251659264" behindDoc="0" locked="0" layoutInCell="1" allowOverlap="1" wp14:anchorId="5960A31D" wp14:editId="6044A662">
+                <wp:simplePos x="0" y="0"/>
+                <wp:positionH relativeFrom="column">
+                  <wp:posOffset>424663</wp:posOffset>
+                </wp:positionH>
+                <wp:positionV relativeFrom="paragraph">
+                  <wp:posOffset>83000</wp:posOffset>
+                </wp:positionV>
+                <wp:extent cx="5305320" cy="54000"/>
+                <wp:effectExtent l="57150" t="76200" r="0" b="79375"/>
+                <wp:wrapNone/>
+                <wp:docPr id="1848817316" name="Encre 4"/>
+                <wp:cNvGraphicFramePr/>
+                <a:graphic xmlns:a="http://schemas.openxmlformats.org/drawingml/2006/main">
+                  <a:graphicData uri="http://schemas.microsoft.com/office/word/2010/wordprocessingInk">
+                    <w14:contentPart bwMode="auto" r:id="rId21">
+                      <w14:nvContentPartPr>
+                        <w14:cNvContentPartPr/>
+                      </w14:nvContentPartPr>
+                      <w14:xfrm>
+                        <a:off x="0" y="0"/>
+                        <a:ext cx="5305320" cy="54000"/>
+                      </w14:xfrm>
+                    </w14:contentPart>
+                  </a:graphicData>
+                </a:graphic>
+              </wp:anchor>
+            </w:drawing>
+          </mc:Choice>
+          <mc:Fallback>
+            <w:pict>
+              <v:shape w14:anchorId="52162D06" id="Encre 4" o:spid="_x0000_s1026" type="#_x0000_t75" style="position:absolute;margin-left:32.05pt;margin-top:3.7pt;width:420.6pt;height:9.9pt;z-index:251659264;visibility:visible;mso-wrap-style:square;mso-wrap-distance-left:9pt;mso-wrap-distance-top:0;mso-wrap-distance-right:9pt;mso-wrap-distance-bottom:0;mso-position-horizontal:absolute;mso-position-horizontal-relative:text;mso-position-vertical:absolute;mso-position-vertical-relative:text" o:gfxdata="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">
+                <v:imagedata r:id="rId22" o:title=""/>
+              </v:shape>
+            </w:pict>
+          </mc:Fallback>
+        </mc:AlternateContent>
+      </w:r>
+      <w:r>
+        <w:t>Les opérations logiques (AND/OR) sont intégrées en amont de l’additionneur</w:t>
+      </w:r>
+    </w:p>
+    <w:p>
+      <w:pPr>
+        <w:pStyle w:val="Paragraphedeliste"/>
+        <w:numPr>
+          <w:ilvl w:val="0"/>
+          <w:numId w:val="39"/>
+        </w:numPr>
         <w:tabs>
           <w:tab w:val="left" w:pos="1190"/>
         </w:tabs>
       </w:pPr>
-    </w:p>
-    <w:p>
-      <w:pPr>
+      <w:r>
+        <w:rPr>
+          <w:noProof/>
+        </w:rPr>
+        <mc:AlternateContent>
+          <mc:Choice Requires="wpi">
+            <w:drawing>
+              <wp:anchor distT="0" distB="0" distL="114300" distR="114300" simplePos="0" relativeHeight="251660288" behindDoc="0" locked="0" layoutInCell="1" allowOverlap="1" wp14:anchorId="1F2B1C9A" wp14:editId="7E0A531F">
+                <wp:simplePos x="0" y="0"/>
+                <wp:positionH relativeFrom="column">
+                  <wp:posOffset>1105803</wp:posOffset>
+                </wp:positionH>
+                <wp:positionV relativeFrom="paragraph">
+                  <wp:posOffset>169240</wp:posOffset>
+                </wp:positionV>
+                <wp:extent cx="231480" cy="14040"/>
+                <wp:effectExtent l="38100" t="38100" r="35560" b="43180"/>
+                <wp:wrapNone/>
+                <wp:docPr id="773184335" name="Encre 6"/>
+                <wp:cNvGraphicFramePr/>
+                <a:graphic xmlns:a="http://schemas.openxmlformats.org/drawingml/2006/main">
+                  <a:graphicData uri="http://schemas.microsoft.com/office/word/2010/wordprocessingInk">
+                    <w14:contentPart bwMode="auto" r:id="rId23">
+                      <w14:nvContentPartPr>
+                        <w14:cNvContentPartPr/>
+                      </w14:nvContentPartPr>
+                      <w14:xfrm>
+                        <a:off x="0" y="0"/>
+                        <a:ext cx="231480" cy="14040"/>
+                      </w14:xfrm>
+                    </w14:contentPart>
+                  </a:graphicData>
+                </a:graphic>
+              </wp:anchor>
+            </w:drawing>
+          </mc:Choice>
+          <mc:Fallback>
+            <w:pict>
+              <v:shape w14:anchorId="5C03C3F0" id="Encre 6" o:spid="_x0000_s1026" type="#_x0000_t75" style="position:absolute;margin-left:86.55pt;margin-top:12.85pt;width:19.25pt;height:2.05pt;z-index:251660288;visibility:visible;mso-wrap-style:square;mso-wrap-distance-left:9pt;mso-wrap-distance-top:0;mso-wrap-distance-right:9pt;mso-wrap-distance-bottom:0;mso-position-horizontal:absolute;mso-position-horizontal-relative:text;mso-position-vertical:absolute;mso-position-vertical-relative:text" o:gfxdata="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">
+                <v:imagedata r:id="rId24" o:title=""/>
+              </v:shape>
+            </w:pict>
+          </mc:Fallback>
+        </mc:AlternateContent>
+      </w:r>
+      <w:r>
+        <w:t xml:space="preserve">Le signal </w:t>
+      </w:r>
+      <w:proofErr w:type="spellStart"/>
+      <w:r>
+        <w:t>cin</w:t>
+      </w:r>
+      <w:proofErr w:type="spellEnd"/>
+      <w:r>
+        <w:t xml:space="preserve"> permet d’activer le complément à deux</w:t>
+      </w:r>
+    </w:p>
+    <w:p>
+      <w:r>
+        <w:br w:type="page"/>
+      </w:r>
+    </w:p>
+    <w:p>
+      <w:pPr>
+        <w:pStyle w:val="Paragraphedeliste"/>
         <w:tabs>
           <w:tab w:val="left" w:pos="1190"/>
         </w:tabs>
       </w:pPr>
+    </w:p>
+    <w:p>
+      <w:pPr>
+        <w:tabs>
+          <w:tab w:val="left" w:pos="1190"/>
+        </w:tabs>
+        <w:rPr>
+          <w:b/>
+          <w:bCs/>
+        </w:rPr>
+      </w:pPr>
+      <w:r>
+        <w:rPr>
+          <w:b/>
+          <w:bCs/>
+        </w:rPr>
+        <w:t>Vue t</w:t>
+      </w:r>
+      <w:r>
+        <w:rPr>
+          <w:b/>
+          <w:bCs/>
+        </w:rPr>
+        <w:t>echnologiqu</w:t>
+      </w:r>
+      <w:r>
+        <w:rPr>
+          <w:b/>
+          <w:bCs/>
+        </w:rPr>
+        <w:t xml:space="preserve">e </w:t>
+      </w:r>
+      <w:r>
+        <w:rPr>
+          <w:b/>
+          <w:bCs/>
+        </w:rPr>
+        <w:t>:</w:t>
+      </w:r>
+    </w:p>
+    <w:p>
+      <w:pPr>
+        <w:tabs>
+          <w:tab w:val="left" w:pos="1190"/>
+        </w:tabs>
+        <w:rPr>
+          <w:b/>
+          <w:bCs/>
+        </w:rPr>
+      </w:pPr>
+    </w:p>
+    <w:p>
+      <w:pPr>
+        <w:tabs>
+          <w:tab w:val="left" w:pos="1190"/>
+        </w:tabs>
+      </w:pPr>
       <w:r>
         <w:rPr>
           <w:noProof/>
         </w:rPr>
         <w:drawing>
-          <wp:inline distT="0" distB="0" distL="0" distR="0" wp14:anchorId="192927C4" wp14:editId="5AE738A8">
+          <wp:inline distT="0" distB="0" distL="0" distR="0" wp14:anchorId="7CFB5284" wp14:editId="0822A814">
             <wp:extent cx="4951730" cy="3256915"/>
             <wp:effectExtent l="0" t="0" r="1270" b="635"/>
             <wp:docPr id="1988911634" name="Image 11" descr="The image depicts a complex digital circuit diagram with multiple MUX (multiplexers), adders, and control signals, illustrating various data inputs, outputs, and control logic for a digital system.&#10;&#10;Le contenu généré par l’IA peut être incorrect."/>
@@ -2676,7 +3100,7 @@
                     </pic:cNvPicPr>
                   </pic:nvPicPr>
                   <pic:blipFill>
-                    <a:blip r:embed="rId17" cstate="print">
+                    <a:blip r:embed="rId25" cstate="print">
                       <a:extLst>
                         <a:ext uri="{28A0092B-C50C-407E-A947-70E740481C1C}">
                           <a14:useLocalDpi xmlns:a14="http://schemas.microsoft.com/office/drawing/2010/main" val="0"/>
@@ -2714,54 +3138,179 @@
     </w:p>
     <w:p>
       <w:pPr>
+        <w:pStyle w:val="Paragraphedeliste"/>
+        <w:numPr>
+          <w:ilvl w:val="0"/>
+          <w:numId w:val="40"/>
+        </w:numPr>
         <w:tabs>
           <w:tab w:val="left" w:pos="1190"/>
         </w:tabs>
       </w:pPr>
       <w:r>
-        <w:tab/>
-      </w:r>
-      <w:r>
-        <w:t xml:space="preserve">Vue </w:t>
+        <w:t xml:space="preserve">L’ALU est </w:t>
+      </w:r>
+      <w:r>
+        <w:t>implémenté</w:t>
+      </w:r>
+      <w:r>
+        <w:t xml:space="preserve"> avec des </w:t>
       </w:r>
       <w:proofErr w:type="spellStart"/>
       <w:r>
-        <w:t>technology</w:t>
+        <w:t>LUTs</w:t>
       </w:r>
       <w:proofErr w:type="spellEnd"/>
-    </w:p>
-    <w:p>
-      <w:pPr>
+      <w:r>
+        <w:t>*</w:t>
+      </w:r>
+      <w:r>
+        <w:t xml:space="preserve"> et registres du FPGA</w:t>
+      </w:r>
+    </w:p>
+    <w:p>
+      <w:pPr>
+        <w:pStyle w:val="Paragraphedeliste"/>
+        <w:numPr>
+          <w:ilvl w:val="0"/>
+          <w:numId w:val="40"/>
+        </w:numPr>
+        <w:tabs>
+          <w:tab w:val="left" w:pos="1190"/>
+        </w:tabs>
+      </w:pPr>
+      <w:r>
+        <w:t xml:space="preserve">L’additionneur est mappé sur des chaînes de carry (carry </w:t>
+      </w:r>
+      <w:proofErr w:type="spellStart"/>
+      <w:r>
+        <w:t>chain</w:t>
+      </w:r>
+      <w:proofErr w:type="spellEnd"/>
+      <w:r>
+        <w:t>)</w:t>
+      </w:r>
+    </w:p>
+    <w:p>
+      <w:pPr>
+        <w:pStyle w:val="Paragraphedeliste"/>
+        <w:numPr>
+          <w:ilvl w:val="0"/>
+          <w:numId w:val="40"/>
+        </w:numPr>
+        <w:tabs>
+          <w:tab w:val="left" w:pos="1190"/>
+        </w:tabs>
+      </w:pPr>
+      <w:r>
+        <w:t>Le nombre de ressources dépend de N</w:t>
+      </w:r>
+    </w:p>
+    <w:p>
+      <w:pPr>
+        <w:pStyle w:val="Paragraphedeliste"/>
+        <w:numPr>
+          <w:ilvl w:val="0"/>
+          <w:numId w:val="40"/>
+        </w:numPr>
+        <w:tabs>
+          <w:tab w:val="left" w:pos="1190"/>
+        </w:tabs>
+      </w:pPr>
+      <w:r>
+        <w:t xml:space="preserve">Les multiplexeurs sont implémentés avec des </w:t>
+      </w:r>
+      <w:proofErr w:type="spellStart"/>
+      <w:r>
+        <w:t>LUTs</w:t>
+      </w:r>
+      <w:proofErr w:type="spellEnd"/>
+    </w:p>
+    <w:p>
+      <w:pPr>
+        <w:pStyle w:val="Paragraphedeliste"/>
+        <w:tabs>
+          <w:tab w:val="left" w:pos="1190"/>
+        </w:tabs>
+      </w:pPr>
+    </w:p>
+    <w:p>
+      <w:pPr>
+        <w:tabs>
+          <w:tab w:val="left" w:pos="1190"/>
+        </w:tabs>
+      </w:pPr>
+      <w:r>
+        <w:t>*</w:t>
+      </w:r>
+      <w:r>
+        <w:t xml:space="preserve"> </w:t>
+      </w:r>
+      <w:proofErr w:type="spellStart"/>
+      <w:r>
+        <w:t>LUTs</w:t>
+      </w:r>
+      <w:proofErr w:type="spellEnd"/>
+      <w:r>
+        <w:t xml:space="preserve"> </w:t>
+      </w:r>
+      <w:r>
+        <w:t xml:space="preserve">= </w:t>
+      </w:r>
+      <w:r>
+        <w:t>Look-Up Table (</w:t>
+      </w:r>
+      <w:r>
+        <w:t>petit block mémoire dans un FPGA qui sert à implémenter des fonctions logiques</w:t>
+      </w:r>
+      <w:r>
+        <w:t>)</w:t>
+      </w:r>
+    </w:p>
+    <w:p>
+      <w:pPr>
+        <w:tabs>
+          <w:tab w:val="left" w:pos="1190"/>
+        </w:tabs>
+      </w:pPr>
+    </w:p>
+    <w:p>
+      <w:pPr>
+        <w:tabs>
+          <w:tab w:val="left" w:pos="1190"/>
+        </w:tabs>
+        <w:rPr>
+          <w:b/>
+          <w:bCs/>
+        </w:rPr>
+      </w:pPr>
+      <w:r>
+        <w:rPr>
+          <w:b/>
+          <w:bCs/>
+        </w:rPr>
+        <w:t>Nombres d’éléments en fonctions de bits :</w:t>
+      </w:r>
+    </w:p>
+    <w:p/>
+    <w:p>
+      <w:r>
         <w:rPr>
           <w:noProof/>
         </w:rPr>
-      </w:pPr>
-      <w:r>
-        <w:rPr>
-          <w:noProof/>
-        </w:rPr>
-        <w:lastRenderedPageBreak/>
         <w:drawing>
-          <wp:anchor distT="0" distB="0" distL="114300" distR="114300" simplePos="0" relativeHeight="251658240" behindDoc="1" locked="0" layoutInCell="1" allowOverlap="1" wp14:anchorId="2E6F6F4F" wp14:editId="1138C574">
+          <wp:anchor distT="0" distB="0" distL="114300" distR="114300" simplePos="0" relativeHeight="251694080" behindDoc="0" locked="0" layoutInCell="1" allowOverlap="1" wp14:anchorId="2D2D4135" wp14:editId="62671434">
             <wp:simplePos x="0" y="0"/>
             <wp:positionH relativeFrom="margin">
-              <wp:posOffset>2900045</wp:posOffset>
+              <wp:posOffset>157232</wp:posOffset>
             </wp:positionH>
             <wp:positionV relativeFrom="paragraph">
-              <wp:posOffset>2540</wp:posOffset>
+              <wp:posOffset>2440305</wp:posOffset>
             </wp:positionV>
-            <wp:extent cx="2588895" cy="3374390"/>
-            <wp:effectExtent l="0" t="0" r="1905" b="0"/>
-            <wp:wrapTight wrapText="bothSides">
-              <wp:wrapPolygon edited="0">
-                <wp:start x="0" y="0"/>
-                <wp:lineTo x="0" y="21462"/>
-                <wp:lineTo x="21457" y="21462"/>
-                <wp:lineTo x="21457" y="0"/>
-                <wp:lineTo x="0" y="0"/>
-              </wp:wrapPolygon>
-            </wp:wrapTight>
-            <wp:docPr id="425461912" name="Image 10"/>
+            <wp:extent cx="2035810" cy="612140"/>
+            <wp:effectExtent l="0" t="0" r="2540" b="0"/>
+            <wp:wrapTopAndBottom/>
+            <wp:docPr id="1088186244" name="Image 18"/>
             <wp:cNvGraphicFramePr>
               <a:graphicFrameLocks xmlns:a="http://schemas.openxmlformats.org/drawingml/2006/main" noChangeAspect="1"/>
             </wp:cNvGraphicFramePr>
@@ -2769,20 +3318,20 @@
               <a:graphicData uri="http://schemas.openxmlformats.org/drawingml/2006/picture">
                 <pic:pic xmlns:pic="http://schemas.openxmlformats.org/drawingml/2006/picture">
                   <pic:nvPicPr>
-                    <pic:cNvPr id="0" name="Image 3"/>
+                    <pic:cNvPr id="1088186244" name="Image 18"/>
                     <pic:cNvPicPr>
                       <a:picLocks noChangeAspect="1" noChangeArrowheads="1"/>
                     </pic:cNvPicPr>
                   </pic:nvPicPr>
                   <pic:blipFill>
-                    <a:blip r:embed="rId18">
+                    <a:blip r:embed="rId26">
                       <a:extLst>
                         <a:ext uri="{28A0092B-C50C-407E-A947-70E740481C1C}">
                           <a14:useLocalDpi xmlns:a14="http://schemas.microsoft.com/office/drawing/2010/main" val="0"/>
                         </a:ext>
                       </a:extLst>
                     </a:blip>
-                    <a:srcRect l="-604" t="10902" r="58298" b="-140"/>
+                    <a:srcRect/>
                     <a:stretch>
                       <a:fillRect/>
                     </a:stretch>
@@ -2790,22 +3339,19 @@
                   <pic:spPr bwMode="auto">
                     <a:xfrm>
                       <a:off x="0" y="0"/>
-                      <a:ext cx="2588895" cy="3374390"/>
+                      <a:ext cx="2035810" cy="612140"/>
                     </a:xfrm>
                     <a:prstGeom prst="rect">
                       <a:avLst/>
                     </a:prstGeom>
                     <a:noFill/>
+                    <a:ln>
+                      <a:noFill/>
+                    </a:ln>
                   </pic:spPr>
                 </pic:pic>
               </a:graphicData>
             </a:graphic>
-            <wp14:sizeRelH relativeFrom="page">
-              <wp14:pctWidth>0</wp14:pctWidth>
-            </wp14:sizeRelH>
-            <wp14:sizeRelV relativeFrom="margin">
-              <wp14:pctHeight>0</wp14:pctHeight>
-            </wp14:sizeRelV>
           </wp:anchor>
         </w:drawing>
       </w:r>
@@ -2814,9 +3360,274 @@
           <w:noProof/>
         </w:rPr>
         <w:drawing>
-          <wp:inline distT="0" distB="0" distL="0" distR="0" wp14:anchorId="040DFEBF" wp14:editId="7E95B373">
-            <wp:extent cx="2470785" cy="2982595"/>
-            <wp:effectExtent l="0" t="0" r="5715" b="8255"/>
+          <wp:anchor distT="0" distB="0" distL="114300" distR="114300" simplePos="0" relativeHeight="251693056" behindDoc="0" locked="0" layoutInCell="1" allowOverlap="1" wp14:anchorId="3C2B66D2" wp14:editId="5FDA7F91">
+            <wp:simplePos x="0" y="0"/>
+            <wp:positionH relativeFrom="column">
+              <wp:posOffset>129181</wp:posOffset>
+            </wp:positionH>
+            <wp:positionV relativeFrom="paragraph">
+              <wp:posOffset>1288553</wp:posOffset>
+            </wp:positionV>
+            <wp:extent cx="2035810" cy="612140"/>
+            <wp:effectExtent l="0" t="0" r="2540" b="0"/>
+            <wp:wrapTopAndBottom/>
+            <wp:docPr id="332489386" name="Image 17"/>
+            <wp:cNvGraphicFramePr>
+              <a:graphicFrameLocks xmlns:a="http://schemas.openxmlformats.org/drawingml/2006/main" noChangeAspect="1"/>
+            </wp:cNvGraphicFramePr>
+            <a:graphic xmlns:a="http://schemas.openxmlformats.org/drawingml/2006/main">
+              <a:graphicData uri="http://schemas.openxmlformats.org/drawingml/2006/picture">
+                <pic:pic xmlns:pic="http://schemas.openxmlformats.org/drawingml/2006/picture">
+                  <pic:nvPicPr>
+                    <pic:cNvPr id="0" name="Picture 2"/>
+                    <pic:cNvPicPr>
+                      <a:picLocks noChangeAspect="1" noChangeArrowheads="1"/>
+                    </pic:cNvPicPr>
+                  </pic:nvPicPr>
+                  <pic:blipFill>
+                    <a:blip r:embed="rId27">
+                      <a:extLst>
+                        <a:ext uri="{28A0092B-C50C-407E-A947-70E740481C1C}">
+                          <a14:useLocalDpi xmlns:a14="http://schemas.microsoft.com/office/drawing/2010/main" val="0"/>
+                        </a:ext>
+                      </a:extLst>
+                    </a:blip>
+                    <a:srcRect/>
+                    <a:stretch>
+                      <a:fillRect/>
+                    </a:stretch>
+                  </pic:blipFill>
+                  <pic:spPr bwMode="auto">
+                    <a:xfrm>
+                      <a:off x="0" y="0"/>
+                      <a:ext cx="2035810" cy="612140"/>
+                    </a:xfrm>
+                    <a:prstGeom prst="rect">
+                      <a:avLst/>
+                    </a:prstGeom>
+                    <a:noFill/>
+                    <a:ln>
+                      <a:noFill/>
+                    </a:ln>
+                  </pic:spPr>
+                </pic:pic>
+              </a:graphicData>
+            </a:graphic>
+          </wp:anchor>
+        </w:drawing>
+      </w:r>
+      <w:r>
+        <w:rPr>
+          <w:noProof/>
+        </w:rPr>
+        <w:drawing>
+          <wp:anchor distT="0" distB="0" distL="114300" distR="114300" simplePos="0" relativeHeight="251692032" behindDoc="0" locked="0" layoutInCell="1" allowOverlap="1" wp14:anchorId="68145496" wp14:editId="541519FC">
+            <wp:simplePos x="0" y="0"/>
+            <wp:positionH relativeFrom="column">
+              <wp:posOffset>185392</wp:posOffset>
+            </wp:positionH>
+            <wp:positionV relativeFrom="paragraph">
+              <wp:posOffset>254691</wp:posOffset>
+            </wp:positionV>
+            <wp:extent cx="2003425" cy="556895"/>
+            <wp:effectExtent l="0" t="0" r="0" b="0"/>
+            <wp:wrapTopAndBottom/>
+            <wp:docPr id="1455805259" name="Image 16" descr="The image displays a hierarchical compilation structure for logic cells, with specific configurations for various instructions such as ALU, ADD, and ADD3, detailing their bit sizes and nesting.&#10;&#10;Le contenu généré par l’IA peut être incorrect."/>
+            <wp:cNvGraphicFramePr>
+              <a:graphicFrameLocks xmlns:a="http://schemas.openxmlformats.org/drawingml/2006/main" noChangeAspect="1"/>
+            </wp:cNvGraphicFramePr>
+            <a:graphic xmlns:a="http://schemas.openxmlformats.org/drawingml/2006/main">
+              <a:graphicData uri="http://schemas.openxmlformats.org/drawingml/2006/picture">
+                <pic:pic xmlns:pic="http://schemas.openxmlformats.org/drawingml/2006/picture">
+                  <pic:nvPicPr>
+                    <pic:cNvPr id="1455805259" name="Image 16" descr="The image displays a hierarchical compilation structure for logic cells, with specific configurations for various instructions such as ALU, ADD, and ADD3, detailing their bit sizes and nesting.&#10;&#10;Le contenu généré par l’IA peut être incorrect."/>
+                    <pic:cNvPicPr>
+                      <a:picLocks noChangeAspect="1" noChangeArrowheads="1"/>
+                    </pic:cNvPicPr>
+                  </pic:nvPicPr>
+                  <pic:blipFill>
+                    <a:blip r:embed="rId28">
+                      <a:extLst>
+                        <a:ext uri="{28A0092B-C50C-407E-A947-70E740481C1C}">
+                          <a14:useLocalDpi xmlns:a14="http://schemas.microsoft.com/office/drawing/2010/main" val="0"/>
+                        </a:ext>
+                      </a:extLst>
+                    </a:blip>
+                    <a:srcRect/>
+                    <a:stretch>
+                      <a:fillRect/>
+                    </a:stretch>
+                  </pic:blipFill>
+                  <pic:spPr bwMode="auto">
+                    <a:xfrm>
+                      <a:off x="0" y="0"/>
+                      <a:ext cx="2003425" cy="556895"/>
+                    </a:xfrm>
+                    <a:prstGeom prst="rect">
+                      <a:avLst/>
+                    </a:prstGeom>
+                    <a:noFill/>
+                    <a:ln>
+                      <a:noFill/>
+                    </a:ln>
+                  </pic:spPr>
+                </pic:pic>
+              </a:graphicData>
+            </a:graphic>
+          </wp:anchor>
+        </w:drawing>
+      </w:r>
+      <w:r>
+        <w:t>N = 4 bits -&gt; 28 cellules logi</w:t>
+      </w:r>
+      <w:r>
+        <w:t>q</w:t>
+      </w:r>
+      <w:r>
+        <w:t>ues</w:t>
+      </w:r>
+    </w:p>
+    <w:p/>
+    <w:p>
+      <w:r>
+        <w:t>N = 8 bits</w:t>
+      </w:r>
+      <w:r>
+        <w:t xml:space="preserve"> </w:t>
+      </w:r>
+      <w:r>
+        <w:t xml:space="preserve">-&gt; 52 </w:t>
+      </w:r>
+      <w:r>
+        <w:t>cellules logiques</w:t>
+      </w:r>
+    </w:p>
+    <w:p/>
+    <w:p>
+      <w:r>
+        <w:t>N = 12 bits</w:t>
+      </w:r>
+      <w:r>
+        <w:t xml:space="preserve"> </w:t>
+      </w:r>
+      <w:r>
+        <w:t xml:space="preserve">-&gt; 76 </w:t>
+      </w:r>
+      <w:r>
+        <w:t>cellules logiques</w:t>
+      </w:r>
+      <w:r>
+        <w:t xml:space="preserve"> </w:t>
+      </w:r>
+      <w:r>
+        <w:br w:type="page"/>
+      </w:r>
+    </w:p>
+    <w:p>
+      <w:pPr>
+        <w:tabs>
+          <w:tab w:val="left" w:pos="1190"/>
+        </w:tabs>
+      </w:pPr>
+    </w:p>
+    <w:p>
+      <w:pPr>
+        <w:tabs>
+          <w:tab w:val="left" w:pos="1190"/>
+        </w:tabs>
+      </w:pPr>
+    </w:p>
+    <w:p>
+      <w:pPr>
+        <w:rPr>
+          <w:rFonts w:cs="Arial"/>
+          <w:b/>
+          <w:bCs/>
+        </w:rPr>
+      </w:pPr>
+      <w:r>
+        <w:rPr>
+          <w:rFonts w:cs="Arial"/>
+          <w:b/>
+          <w:bCs/>
+        </w:rPr>
+        <w:t>Résultat</w:t>
+      </w:r>
+      <w:r>
+        <w:rPr>
+          <w:rFonts w:cs="Arial"/>
+          <w:b/>
+          <w:bCs/>
+        </w:rPr>
+        <w:t>s</w:t>
+      </w:r>
+      <w:r>
+        <w:rPr>
+          <w:rFonts w:cs="Arial"/>
+          <w:b/>
+          <w:bCs/>
+        </w:rPr>
+        <w:t xml:space="preserve"> test </w:t>
+      </w:r>
+      <w:r>
+        <w:rPr>
+          <w:rFonts w:cs="Arial"/>
+          <w:b/>
+          <w:bCs/>
+        </w:rPr>
+        <w:t>Bench</w:t>
+      </w:r>
+      <w:r>
+        <w:rPr>
+          <w:rFonts w:cs="Arial"/>
+          <w:b/>
+          <w:bCs/>
+        </w:rPr>
+        <w:t xml:space="preserve"> </w:t>
+      </w:r>
+    </w:p>
+    <w:p>
+      <w:pPr>
+        <w:tabs>
+          <w:tab w:val="left" w:pos="1190"/>
+        </w:tabs>
+      </w:pPr>
+    </w:p>
+    <w:p>
+      <w:pPr>
+        <w:tabs>
+          <w:tab w:val="left" w:pos="1190"/>
+        </w:tabs>
+      </w:pPr>
+      <w:r>
+        <w:tab/>
+      </w:r>
+    </w:p>
+    <w:p>
+      <w:pPr>
+        <w:tabs>
+          <w:tab w:val="left" w:pos="1190"/>
+        </w:tabs>
+        <w:rPr>
+          <w:noProof/>
+        </w:rPr>
+      </w:pPr>
+      <w:r>
+        <w:rPr>
+          <w:noProof/>
+        </w:rPr>
+        <w:drawing>
+          <wp:anchor distT="0" distB="0" distL="114300" distR="114300" simplePos="0" relativeHeight="251664384" behindDoc="0" locked="0" layoutInCell="1" allowOverlap="1" wp14:anchorId="040DFEBF" wp14:editId="3CF88ECA">
+            <wp:simplePos x="0" y="0"/>
+            <wp:positionH relativeFrom="margin">
+              <wp:align>left</wp:align>
+            </wp:positionH>
+            <wp:positionV relativeFrom="paragraph">
+              <wp:posOffset>12589</wp:posOffset>
+            </wp:positionV>
+            <wp:extent cx="2924570" cy="3530379"/>
+            <wp:effectExtent l="0" t="0" r="9525" b="0"/>
+            <wp:wrapSquare wrapText="bothSides"/>
             <wp:docPr id="144664210" name="Image 9"/>
             <wp:cNvGraphicFramePr>
               <a:graphicFrameLocks xmlns:a="http://schemas.openxmlformats.org/drawingml/2006/main" noChangeAspect="1"/>
@@ -2831,7 +3642,7 @@
                     </pic:cNvPicPr>
                   </pic:nvPicPr>
                   <pic:blipFill>
-                    <a:blip r:embed="rId19">
+                    <a:blip r:embed="rId29">
                       <a:extLst>
                         <a:ext uri="{28A0092B-C50C-407E-A947-70E740481C1C}">
                           <a14:useLocalDpi xmlns:a14="http://schemas.microsoft.com/office/drawing/2010/main" val="0"/>
@@ -2846,7 +3657,7 @@
                   <pic:spPr bwMode="auto">
                     <a:xfrm>
                       <a:off x="0" y="0"/>
-                      <a:ext cx="2470785" cy="2982595"/>
+                      <a:ext cx="2924570" cy="3530379"/>
                     </a:xfrm>
                     <a:prstGeom prst="rect">
                       <a:avLst/>
@@ -2859,31 +3670,715 @@
                 </pic:pic>
               </a:graphicData>
             </a:graphic>
-          </wp:inline>
+          </wp:anchor>
         </w:drawing>
       </w:r>
-    </w:p>
-    <w:p>
-      <w:pPr>
-        <w:rPr>
-          <w:rFonts w:cs="Arial"/>
-        </w:rPr>
-      </w:pPr>
-    </w:p>
-    <w:p>
-      <w:pPr>
-        <w:rPr>
-          <w:rFonts w:cs="Arial"/>
+      <w:r>
+        <w:rPr>
+          <w:noProof/>
+        </w:rPr>
+        <w:t>Le testbench permet de valider le bon fonctionnement de l’ALU en appliquant différentes combinaisons de valeurs aux entrées na_i, nb_i et opcode_i.</w:t>
+      </w:r>
+    </w:p>
+    <w:p>
+      <w:pPr>
+        <w:tabs>
+          <w:tab w:val="left" w:pos="1190"/>
+        </w:tabs>
+        <w:rPr>
+          <w:noProof/>
+        </w:rPr>
+      </w:pPr>
+    </w:p>
+    <w:p>
+      <w:pPr>
+        <w:tabs>
+          <w:tab w:val="left" w:pos="1190"/>
+        </w:tabs>
+        <w:rPr>
+          <w:noProof/>
+        </w:rPr>
+      </w:pPr>
+      <w:r>
+        <w:rPr>
+          <w:noProof/>
+        </w:rPr>
+        <w:t>L’ensemble des opérations définies par l’ALU a été testé :</w:t>
+      </w:r>
+    </w:p>
+    <w:p>
+      <w:pPr>
+        <w:tabs>
+          <w:tab w:val="left" w:pos="1190"/>
+        </w:tabs>
+        <w:rPr>
+          <w:noProof/>
+        </w:rPr>
+      </w:pPr>
+    </w:p>
+    <w:p>
+      <w:pPr>
+        <w:pStyle w:val="Paragraphedeliste"/>
+        <w:numPr>
+          <w:ilvl w:val="0"/>
+          <w:numId w:val="46"/>
+        </w:numPr>
+        <w:tabs>
+          <w:tab w:val="left" w:pos="1190"/>
+        </w:tabs>
+        <w:rPr>
+          <w:noProof/>
+        </w:rPr>
+      </w:pPr>
+      <w:r>
+        <w:rPr>
+          <w:noProof/>
+        </w:rPr>
+        <w:t>addition</w:t>
+      </w:r>
+    </w:p>
+    <w:p>
+      <w:pPr>
+        <w:pStyle w:val="Paragraphedeliste"/>
+        <w:numPr>
+          <w:ilvl w:val="0"/>
+          <w:numId w:val="46"/>
+        </w:numPr>
+        <w:tabs>
+          <w:tab w:val="left" w:pos="1190"/>
+        </w:tabs>
+        <w:rPr>
+          <w:noProof/>
+        </w:rPr>
+      </w:pPr>
+      <w:r>
+        <w:rPr>
+          <w:noProof/>
+        </w:rPr>
+        <w:t>multiplication par 2</w:t>
+      </w:r>
+    </w:p>
+    <w:p>
+      <w:pPr>
+        <w:pStyle w:val="Paragraphedeliste"/>
+        <w:numPr>
+          <w:ilvl w:val="0"/>
+          <w:numId w:val="46"/>
+        </w:numPr>
+        <w:tabs>
+          <w:tab w:val="left" w:pos="1190"/>
+        </w:tabs>
+        <w:rPr>
+          <w:noProof/>
+        </w:rPr>
+      </w:pPr>
+      <w:r>
+        <w:rPr>
+          <w:noProof/>
+        </w:rPr>
+        <w:t>opérations logiques (AND, OR)</w:t>
+      </w:r>
+    </w:p>
+    <w:p>
+      <w:pPr>
+        <w:pStyle w:val="Paragraphedeliste"/>
+        <w:numPr>
+          <w:ilvl w:val="0"/>
+          <w:numId w:val="46"/>
+        </w:numPr>
+        <w:tabs>
+          <w:tab w:val="left" w:pos="1190"/>
+        </w:tabs>
+        <w:rPr>
+          <w:noProof/>
+        </w:rPr>
+      </w:pPr>
+      <w:r>
+        <w:rPr>
+          <w:noProof/>
+        </w:rPr>
+        <w:t>incrémentation et décrémentation</w:t>
+      </w:r>
+    </w:p>
+    <w:p>
+      <w:pPr>
+        <w:pStyle w:val="Paragraphedeliste"/>
+        <w:numPr>
+          <w:ilvl w:val="0"/>
+          <w:numId w:val="46"/>
+        </w:numPr>
+        <w:tabs>
+          <w:tab w:val="left" w:pos="1190"/>
+        </w:tabs>
+        <w:rPr>
+          <w:noProof/>
+        </w:rPr>
+      </w:pPr>
+      <w:r>
+        <w:rPr>
+          <w:noProof/>
+        </w:rPr>
+        <w:t>soustractions (A – B et B – A)</w:t>
+      </w:r>
+    </w:p>
+    <w:p>
+      <w:pPr>
+        <w:pStyle w:val="Paragraphedeliste"/>
+        <w:tabs>
+          <w:tab w:val="left" w:pos="1190"/>
+        </w:tabs>
+        <w:rPr>
+          <w:noProof/>
+        </w:rPr>
+      </w:pPr>
+    </w:p>
+    <w:p>
+      <w:pPr>
+        <w:pStyle w:val="Paragraphedeliste"/>
+        <w:tabs>
+          <w:tab w:val="left" w:pos="1190"/>
+        </w:tabs>
+        <w:rPr>
+          <w:noProof/>
+        </w:rPr>
+      </w:pPr>
+    </w:p>
+    <w:p>
+      <w:pPr>
+        <w:pStyle w:val="Paragraphedeliste"/>
+        <w:tabs>
+          <w:tab w:val="left" w:pos="1190"/>
+        </w:tabs>
+        <w:rPr>
+          <w:noProof/>
+        </w:rPr>
+      </w:pPr>
+    </w:p>
+    <w:p>
+      <w:pPr>
+        <w:pStyle w:val="Paragraphedeliste"/>
+        <w:tabs>
+          <w:tab w:val="left" w:pos="1190"/>
+        </w:tabs>
+        <w:rPr>
+          <w:noProof/>
+        </w:rPr>
+      </w:pPr>
+    </w:p>
+    <w:p>
+      <w:pPr>
+        <w:pStyle w:val="Paragraphedeliste"/>
+        <w:tabs>
+          <w:tab w:val="left" w:pos="1190"/>
+        </w:tabs>
+        <w:rPr>
+          <w:noProof/>
+        </w:rPr>
+      </w:pPr>
+    </w:p>
+    <w:p>
+      <w:pPr>
+        <w:pStyle w:val="Paragraphedeliste"/>
+        <w:tabs>
+          <w:tab w:val="left" w:pos="1190"/>
+        </w:tabs>
+        <w:rPr>
+          <w:noProof/>
+        </w:rPr>
+      </w:pPr>
+    </w:p>
+    <w:p>
+      <w:pPr>
+        <w:pStyle w:val="Paragraphedeliste"/>
+        <w:tabs>
+          <w:tab w:val="left" w:pos="1190"/>
+        </w:tabs>
+        <w:rPr>
+          <w:noProof/>
+        </w:rPr>
+      </w:pPr>
+    </w:p>
+    <w:p>
+      <w:pPr>
+        <w:pStyle w:val="Paragraphedeliste"/>
+        <w:tabs>
+          <w:tab w:val="left" w:pos="1190"/>
+        </w:tabs>
+        <w:rPr>
+          <w:noProof/>
+        </w:rPr>
+      </w:pPr>
+    </w:p>
+    <w:p>
+      <w:pPr>
+        <w:tabs>
+          <w:tab w:val="left" w:pos="1190"/>
+        </w:tabs>
+        <w:rPr>
+          <w:noProof/>
+        </w:rPr>
+      </w:pPr>
+      <w:r>
+        <w:rPr>
+          <w:noProof/>
+        </w:rPr>
+        <w:t>Des cas particuliers ont également été vérifiés afin de garantir la robustesse du circuit :</w:t>
+      </w:r>
+    </w:p>
+    <w:p>
+      <w:pPr>
+        <w:tabs>
+          <w:tab w:val="left" w:pos="1190"/>
+        </w:tabs>
+        <w:rPr>
+          <w:noProof/>
+        </w:rPr>
+      </w:pPr>
+    </w:p>
+    <w:p>
+      <w:pPr>
+        <w:pStyle w:val="Paragraphedeliste"/>
+        <w:numPr>
+          <w:ilvl w:val="0"/>
+          <w:numId w:val="48"/>
+        </w:numPr>
+        <w:tabs>
+          <w:tab w:val="left" w:pos="1190"/>
+        </w:tabs>
+        <w:ind w:left="709" w:hanging="425"/>
+        <w:rPr>
+          <w:noProof/>
+        </w:rPr>
+      </w:pPr>
+      <w:r>
+        <w:rPr>
+          <w:noProof/>
+        </w:rPr>
+        <w:t>détection d’un résultat nul (z_o)</w:t>
+      </w:r>
+    </w:p>
+    <w:p>
+      <w:pPr>
+        <w:pStyle w:val="Paragraphedeliste"/>
+        <w:numPr>
+          <w:ilvl w:val="0"/>
+          <w:numId w:val="47"/>
+        </w:numPr>
+        <w:ind w:hanging="436"/>
+        <w:rPr>
+          <w:noProof/>
+        </w:rPr>
+      </w:pPr>
+      <w:r>
+        <w:rPr>
+          <w:noProof/>
+        </w:rPr>
+        <w:t>dépassement de capacité pour nombres signés (dep_sgn_o)</w:t>
+      </w:r>
+    </w:p>
+    <w:p>
+      <w:pPr>
+        <w:pStyle w:val="Paragraphedeliste"/>
+        <w:numPr>
+          <w:ilvl w:val="0"/>
+          <w:numId w:val="47"/>
+        </w:numPr>
+        <w:tabs>
+          <w:tab w:val="left" w:pos="1190"/>
+        </w:tabs>
+        <w:ind w:hanging="436"/>
+        <w:rPr>
+          <w:noProof/>
+        </w:rPr>
+      </w:pPr>
+      <w:r>
+        <w:rPr>
+          <w:noProof/>
+        </w:rPr>
+        <w:t>dépassement pour nombres non signés (dep_nsgn_o)</w:t>
+      </w:r>
+    </w:p>
+    <w:p>
+      <w:pPr>
+        <w:pStyle w:val="Paragraphedeliste"/>
+        <w:tabs>
+          <w:tab w:val="left" w:pos="1190"/>
+        </w:tabs>
+        <w:rPr>
+          <w:noProof/>
+        </w:rPr>
+      </w:pPr>
+    </w:p>
+    <w:p>
+      <w:pPr>
+        <w:tabs>
+          <w:tab w:val="left" w:pos="1190"/>
+        </w:tabs>
+        <w:rPr>
+          <w:noProof/>
+        </w:rPr>
+      </w:pPr>
+      <w:r>
+        <w:rPr>
+          <w:noProof/>
+        </w:rPr>
+        <w:t>Les résultats observés en simulation correspondent aux valeurs attendues pour chaque opération.</w:t>
+      </w:r>
+    </w:p>
+    <w:p>
+      <w:pPr>
+        <w:rPr>
+          <w:noProof/>
+        </w:rPr>
+      </w:pPr>
+    </w:p>
+    <w:p>
+      <w:pPr>
+        <w:rPr>
+          <w:noProof/>
+        </w:rPr>
+      </w:pPr>
+      <w:r>
+        <w:rPr>
+          <w:noProof/>
+        </w:rPr>
+        <w:t>Les signaux de sortie réagissent correctement en fonction des entrées, ce qui valide le bon fonctionnement de l’ALU.</w:t>
+      </w:r>
+    </w:p>
+    <w:p>
+      <w:pPr>
+        <w:tabs>
+          <w:tab w:val="left" w:pos="1265"/>
+        </w:tabs>
+        <w:rPr>
+          <w:noProof/>
+        </w:rPr>
+      </w:pPr>
+    </w:p>
+    <w:p>
+      <w:pPr>
+        <w:tabs>
+          <w:tab w:val="left" w:pos="1265"/>
+        </w:tabs>
+        <w:rPr>
+          <w:noProof/>
+        </w:rPr>
+      </w:pPr>
+    </w:p>
+    <w:p>
+      <w:pPr>
+        <w:tabs>
+          <w:tab w:val="left" w:pos="1265"/>
+        </w:tabs>
+        <w:rPr>
+          <w:b/>
+          <w:bCs/>
+          <w:noProof/>
           <w:lang w:val="en-US"/>
         </w:rPr>
       </w:pPr>
+      <w:r>
+        <w:rPr>
+          <w:rFonts w:cs="Arial"/>
+          <w:b/>
+          <w:bCs/>
+          <w:lang w:val="en-US"/>
+        </w:rPr>
+        <w:t>Run -all :</w:t>
+      </w:r>
+      <w:r>
+        <w:rPr>
+          <w:rFonts w:cs="Arial"/>
+          <w:b/>
+          <w:bCs/>
+          <w:lang w:val="en-US"/>
+        </w:rPr>
+        <w:tab/>
+      </w:r>
+      <w:r>
+        <w:rPr>
+          <w:rFonts w:cs="Arial"/>
+          <w:b/>
+          <w:bCs/>
+          <w:lang w:val="en-US"/>
+        </w:rPr>
+        <w:tab/>
+      </w:r>
+      <w:r>
+        <w:rPr>
+          <w:rFonts w:cs="Arial"/>
+          <w:b/>
+          <w:bCs/>
+          <w:lang w:val="en-US"/>
+        </w:rPr>
+        <w:tab/>
+      </w:r>
+      <w:r>
+        <w:rPr>
+          <w:rFonts w:cs="Arial"/>
+          <w:b/>
+          <w:bCs/>
+          <w:lang w:val="en-US"/>
+        </w:rPr>
+        <w:tab/>
+      </w:r>
+      <w:r>
+        <w:rPr>
+          <w:rFonts w:cs="Arial"/>
+          <w:b/>
+          <w:bCs/>
+          <w:lang w:val="en-US"/>
+        </w:rPr>
+        <w:tab/>
+      </w:r>
+      <w:r>
+        <w:rPr>
+          <w:rFonts w:cs="Arial"/>
+          <w:b/>
+          <w:bCs/>
+          <w:lang w:val="en-US"/>
+        </w:rPr>
+        <w:tab/>
+      </w:r>
+      <w:r>
+        <w:rPr>
+          <w:rFonts w:cs="Arial"/>
+          <w:b/>
+          <w:bCs/>
+          <w:lang w:val="en-US"/>
+        </w:rPr>
+        <w:tab/>
+      </w:r>
+      <w:r>
+        <w:rPr>
+          <w:rFonts w:cs="Arial"/>
+          <w:b/>
+          <w:bCs/>
+          <w:lang w:val="en-US"/>
+        </w:rPr>
+        <w:t xml:space="preserve">        </w:t>
+      </w:r>
+      <w:r>
+        <w:rPr>
+          <w:rFonts w:cs="Arial"/>
+          <w:b/>
+          <w:bCs/>
+          <w:lang w:val="en-US"/>
+        </w:rPr>
+        <w:t>run_alu_top_tb.tc</w:t>
+      </w:r>
+      <w:r>
+        <w:rPr>
+          <w:b/>
+          <w:bCs/>
+          <w:noProof/>
+          <w:lang w:val="en-US"/>
+        </w:rPr>
+        <w:br w:type="textWrapping" w:clear="all"/>
+      </w:r>
+    </w:p>
+    <w:p>
+      <w:pPr>
+        <w:rPr>
+          <w:rFonts w:cs="Arial"/>
+        </w:rPr>
+      </w:pPr>
+      <w:r>
+        <w:rPr>
+          <w:noProof/>
+        </w:rPr>
+        <w:drawing>
+          <wp:anchor distT="0" distB="0" distL="114300" distR="114300" simplePos="0" relativeHeight="251705344" behindDoc="0" locked="0" layoutInCell="1" allowOverlap="1" wp14:anchorId="0C684FB3" wp14:editId="37405978">
+            <wp:simplePos x="0" y="0"/>
+            <wp:positionH relativeFrom="margin">
+              <wp:posOffset>3501832</wp:posOffset>
+            </wp:positionH>
+            <wp:positionV relativeFrom="paragraph">
+              <wp:posOffset>11734</wp:posOffset>
+            </wp:positionV>
+            <wp:extent cx="2441050" cy="763270"/>
+            <wp:effectExtent l="0" t="0" r="0" b="0"/>
+            <wp:wrapNone/>
+            <wp:docPr id="2136549883" name="Image 10" descr="The image shows a Tcl script with various modifications, wave signal additions, and simulation settings for a digital design project.&#10;&#10;Le contenu généré par l’IA peut être incorrect."/>
+            <wp:cNvGraphicFramePr>
+              <a:graphicFrameLocks xmlns:a="http://schemas.openxmlformats.org/drawingml/2006/main" noChangeAspect="1"/>
+            </wp:cNvGraphicFramePr>
+            <a:graphic xmlns:a="http://schemas.openxmlformats.org/drawingml/2006/main">
+              <a:graphicData uri="http://schemas.openxmlformats.org/drawingml/2006/picture">
+                <pic:pic xmlns:pic="http://schemas.openxmlformats.org/drawingml/2006/picture">
+                  <pic:nvPicPr>
+                    <pic:cNvPr id="2136549883" name="Image 10" descr="The image shows a Tcl script with various modifications, wave signal additions, and simulation settings for a digital design project.&#10;&#10;Le contenu généré par l’IA peut être incorrect."/>
+                    <pic:cNvPicPr>
+                      <a:picLocks noChangeAspect="1" noChangeArrowheads="1"/>
+                    </pic:cNvPicPr>
+                  </pic:nvPicPr>
+                  <pic:blipFill rotWithShape="1">
+                    <a:blip r:embed="rId30">
+                      <a:extLst>
+                        <a:ext uri="{28A0092B-C50C-407E-A947-70E740481C1C}">
+                          <a14:useLocalDpi xmlns:a14="http://schemas.microsoft.com/office/drawing/2010/main" val="0"/>
+                        </a:ext>
+                      </a:extLst>
+                    </a:blip>
+                    <a:srcRect l="-604" t="10902" r="69600" b="73408"/>
+                    <a:stretch>
+                      <a:fillRect/>
+                    </a:stretch>
+                  </pic:blipFill>
+                  <pic:spPr bwMode="auto">
+                    <a:xfrm>
+                      <a:off x="0" y="0"/>
+                      <a:ext cx="2441050" cy="763270"/>
+                    </a:xfrm>
+                    <a:prstGeom prst="rect">
+                      <a:avLst/>
+                    </a:prstGeom>
+                    <a:noFill/>
+                    <a:ln>
+                      <a:noFill/>
+                    </a:ln>
+                    <a:extLst>
+                      <a:ext uri="{53640926-AAD7-44D8-BBD7-CCE9431645EC}">
+                        <a14:shadowObscured xmlns:a14="http://schemas.microsoft.com/office/drawing/2010/main"/>
+                      </a:ext>
+                    </a:extLst>
+                  </pic:spPr>
+                </pic:pic>
+              </a:graphicData>
+            </a:graphic>
+            <wp14:sizeRelH relativeFrom="page">
+              <wp14:pctWidth>0</wp14:pctWidth>
+            </wp14:sizeRelH>
+            <wp14:sizeRelV relativeFrom="margin">
+              <wp14:pctHeight>0</wp14:pctHeight>
+            </wp14:sizeRelV>
+          </wp:anchor>
+        </w:drawing>
+      </w:r>
+      <w:r>
+        <w:rPr>
+          <w:rFonts w:cs="Arial"/>
+        </w:rPr>
+        <w:t xml:space="preserve">Contrairement aux </w:t>
+      </w:r>
+      <w:r>
+        <w:rPr>
+          <w:rFonts w:cs="Arial"/>
+        </w:rPr>
+        <w:t>précédents</w:t>
+      </w:r>
+      <w:r>
+        <w:rPr>
+          <w:rFonts w:cs="Arial"/>
+        </w:rPr>
+        <w:t xml:space="preserve"> laboratoires,</w:t>
+      </w:r>
+    </w:p>
+    <w:p>
+      <w:pPr>
+        <w:rPr>
+          <w:rFonts w:cs="Arial"/>
+        </w:rPr>
+      </w:pPr>
+      <w:r>
+        <w:rPr>
+          <w:rFonts w:cs="Arial"/>
+        </w:rPr>
+        <w:t>il n’y a pas besoin d’effectuer manuellement</w:t>
+      </w:r>
+    </w:p>
+    <w:p>
+      <w:pPr>
+        <w:rPr>
+          <w:rFonts w:cs="Arial"/>
+        </w:rPr>
+      </w:pPr>
+      <w:r>
+        <w:rPr>
+          <w:rFonts w:cs="Arial"/>
+          <w:noProof/>
+        </w:rPr>
+        <mc:AlternateContent>
+          <mc:Choice Requires="wpi">
+            <w:drawing>
+              <wp:anchor distT="0" distB="0" distL="114300" distR="114300" simplePos="0" relativeHeight="251707392" behindDoc="0" locked="0" layoutInCell="1" allowOverlap="1" wp14:anchorId="08695ADD" wp14:editId="30380E1D">
+                <wp:simplePos x="0" y="0"/>
+                <wp:positionH relativeFrom="column">
+                  <wp:posOffset>263444</wp:posOffset>
+                </wp:positionH>
+                <wp:positionV relativeFrom="paragraph">
+                  <wp:posOffset>158907</wp:posOffset>
+                </wp:positionV>
+                <wp:extent cx="494280" cy="24480"/>
+                <wp:effectExtent l="38100" t="38100" r="39370" b="52070"/>
+                <wp:wrapNone/>
+                <wp:docPr id="1816566889" name="Encre 15"/>
+                <wp:cNvGraphicFramePr/>
+                <a:graphic xmlns:a="http://schemas.openxmlformats.org/drawingml/2006/main">
+                  <a:graphicData uri="http://schemas.microsoft.com/office/word/2010/wordprocessingInk">
+                    <w14:contentPart bwMode="auto" r:id="rId31">
+                      <w14:nvContentPartPr>
+                        <w14:cNvContentPartPr/>
+                      </w14:nvContentPartPr>
+                      <w14:xfrm>
+                        <a:off x="0" y="0"/>
+                        <a:ext cx="494280" cy="24480"/>
+                      </w14:xfrm>
+                    </w14:contentPart>
+                  </a:graphicData>
+                </a:graphic>
+              </wp:anchor>
+            </w:drawing>
+          </mc:Choice>
+          <mc:Fallback>
+            <w:pict>
+              <v:shapetype w14:anchorId="673E5472" id="_x0000_t75" coordsize="21600,21600" o:spt="75" o:preferrelative="t" path="m@4@5l@4@11@9@11@9@5xe" filled="f" stroked="f">
+                <v:stroke joinstyle="miter"/>
+                <v:formulas>
+                  <v:f eqn="if lineDrawn pixelLineWidth 0"/>
+                  <v:f eqn="sum @0 1 0"/>
+                  <v:f eqn="sum 0 0 @1"/>
+                  <v:f eqn="prod @2 1 2"/>
+                  <v:f eqn="prod @3 21600 pixelWidth"/>
+                  <v:f eqn="prod @3 21600 pixelHeight"/>
+                  <v:f eqn="sum @0 0 1"/>
+                  <v:f eqn="prod @6 1 2"/>
+                  <v:f eqn="prod @7 21600 pixelWidth"/>
+                  <v:f eqn="sum @8 21600 0"/>
+                  <v:f eqn="prod @7 21600 pixelHeight"/>
+                  <v:f eqn="sum @10 21600 0"/>
+                </v:formulas>
+                <v:path o:extrusionok="f" gradientshapeok="t" o:connecttype="rect"/>
+                <o:lock v:ext="edit" aspectratio="t"/>
+              </v:shapetype>
+              <v:shape id="Encre 15" o:spid="_x0000_s1026" type="#_x0000_t75" style="position:absolute;margin-left:20.25pt;margin-top:12pt;width:39.9pt;height:2.95pt;z-index:251707392;visibility:visible;mso-wrap-style:square;mso-wrap-distance-left:9pt;mso-wrap-distance-top:0;mso-wrap-distance-right:9pt;mso-wrap-distance-bottom:0;mso-position-horizontal:absolute;mso-position-horizontal-relative:text;mso-position-vertical:absolute;mso-position-vertical-relative:text" o:gfxdata="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">
+                <v:imagedata r:id="rId32" o:title=""/>
+              </v:shape>
+            </w:pict>
+          </mc:Fallback>
+        </mc:AlternateContent>
+      </w:r>
+      <w:r>
+        <w:rPr>
+          <w:rFonts w:cs="Arial"/>
+        </w:rPr>
+        <w:t xml:space="preserve">le « run -all » car il est déjà écrit dans le fichier </w:t>
+      </w:r>
+    </w:p>
+    <w:p>
+      <w:pPr>
+        <w:rPr>
+          <w:rFonts w:cs="Arial"/>
+          <w:lang w:val="en-US"/>
+        </w:rPr>
+      </w:pPr>
       <w:proofErr w:type="spellStart"/>
       <w:r>
         <w:rPr>
           <w:rFonts w:cs="Arial"/>
           <w:lang w:val="en-US"/>
         </w:rPr>
-        <w:t>Résultata</w:t>
+        <w:t>run_alu_top_tb.tcl</w:t>
       </w:r>
       <w:proofErr w:type="spellEnd"/>
       <w:r>
@@ -2891,16 +4386,209 @@
           <w:rFonts w:cs="Arial"/>
           <w:lang w:val="en-US"/>
         </w:rPr>
-        <w:t xml:space="preserve"> test bench </w:t>
-      </w:r>
-    </w:p>
-    <w:p>
-      <w:pPr>
+        <w:t>.</w:t>
+      </w:r>
+      <w:r>
         <w:rPr>
           <w:rFonts w:cs="Arial"/>
           <w:lang w:val="en-US"/>
         </w:rPr>
-      </w:pPr>
+        <w:t> </w:t>
+      </w:r>
+    </w:p>
+    <w:p>
+      <w:pPr>
+        <w:rPr>
+          <w:rFonts w:cs="Arial"/>
+        </w:rPr>
+      </w:pPr>
+      <w:r>
+        <w:rPr>
+          <w:noProof/>
+        </w:rPr>
+        <mc:AlternateContent>
+          <mc:Choice Requires="wps">
+            <w:drawing>
+              <wp:anchor distT="0" distB="0" distL="114300" distR="114300" simplePos="0" relativeHeight="251703296" behindDoc="0" locked="0" layoutInCell="1" allowOverlap="1" wp14:anchorId="4B9CE0CB" wp14:editId="10A56125">
+                <wp:simplePos x="0" y="0"/>
+                <wp:positionH relativeFrom="column">
+                  <wp:posOffset>3556756</wp:posOffset>
+                </wp:positionH>
+                <wp:positionV relativeFrom="paragraph">
+                  <wp:posOffset>6173</wp:posOffset>
+                </wp:positionV>
+                <wp:extent cx="2372810" cy="312348"/>
+                <wp:effectExtent l="0" t="0" r="8890" b="0"/>
+                <wp:wrapNone/>
+                <wp:docPr id="1497112950" name="Zone de texte 12"/>
+                <wp:cNvGraphicFramePr/>
+                <a:graphic xmlns:a="http://schemas.openxmlformats.org/drawingml/2006/main">
+                  <a:graphicData uri="http://schemas.microsoft.com/office/word/2010/wordprocessingShape">
+                    <wps:wsp>
+                      <wps:cNvSpPr txBox="1"/>
+                      <wps:spPr>
+                        <a:xfrm>
+                          <a:off x="0" y="0"/>
+                          <a:ext cx="2372810" cy="312348"/>
+                        </a:xfrm>
+                        <a:prstGeom prst="rect">
+                          <a:avLst/>
+                        </a:prstGeom>
+                        <a:solidFill>
+                          <a:schemeClr val="tx1">
+                            <a:lumMod val="95000"/>
+                            <a:lumOff val="5000"/>
+                          </a:schemeClr>
+                        </a:solidFill>
+                        <a:ln w="6350">
+                          <a:noFill/>
+                        </a:ln>
+                      </wps:spPr>
+                      <wps:txbx>
+                        <w:txbxContent>
+                          <w:p>
+                            <w:pPr>
+                              <w:ind w:left="720" w:firstLine="720"/>
+                            </w:pPr>
+                            <w:r>
+                              <w:t>…</w:t>
+                            </w:r>
+                          </w:p>
+                        </w:txbxContent>
+                      </wps:txbx>
+                      <wps:bodyPr rot="0" spcFirstLastPara="0" vertOverflow="overflow" horzOverflow="overflow" vert="horz" wrap="square" lIns="91440" tIns="45720" rIns="91440" bIns="45720" numCol="1" spcCol="0" rtlCol="0" fromWordArt="0" anchor="t" anchorCtr="0" forceAA="0" compatLnSpc="1">
+                        <a:prstTxWarp prst="textNoShape">
+                          <a:avLst/>
+                        </a:prstTxWarp>
+                        <a:noAutofit/>
+                      </wps:bodyPr>
+                    </wps:wsp>
+                  </a:graphicData>
+                </a:graphic>
+                <wp14:sizeRelH relativeFrom="margin">
+                  <wp14:pctWidth>0</wp14:pctWidth>
+                </wp14:sizeRelH>
+                <wp14:sizeRelV relativeFrom="margin">
+                  <wp14:pctHeight>0</wp14:pctHeight>
+                </wp14:sizeRelV>
+              </wp:anchor>
+            </w:drawing>
+          </mc:Choice>
+          <mc:Fallback>
+            <w:pict>
+              <v:shapetype w14:anchorId="4B9CE0CB" id="_x0000_t202" coordsize="21600,21600" o:spt="202" path="m,l,21600r21600,l21600,xe">
+                <v:stroke joinstyle="miter"/>
+                <v:path gradientshapeok="t" o:connecttype="rect"/>
+              </v:shapetype>
+              <v:shape id="Zone de texte 12" o:spid="_x0000_s1026" type="#_x0000_t202" style="position:absolute;margin-left:280.05pt;margin-top:.5pt;width:186.85pt;height:24.6pt;z-index:251703296;visibility:visible;mso-wrap-style:square;mso-width-percent:0;mso-height-percent:0;mso-wrap-distance-left:9pt;mso-wrap-distance-top:0;mso-wrap-distance-right:9pt;mso-wrap-distance-bottom:0;mso-position-horizontal:absolute;mso-position-horizontal-relative:text;mso-position-vertical:absolute;mso-position-vertical-relative:text;mso-width-percent:0;mso-height-percent:0;mso-width-relative:margin;mso-height-relative:margin;v-text-anchor:top" o:gfxdata="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" fillcolor="#0d0d0d [3069]" stroked="f" strokeweight=".5pt">
+                <v:textbox>
+                  <w:txbxContent>
+                    <w:p>
+                      <w:pPr>
+                        <w:ind w:left="720" w:firstLine="720"/>
+                      </w:pPr>
+                      <w:r>
+                        <w:t>…</w:t>
+                      </w:r>
+                    </w:p>
+                  </w:txbxContent>
+                </v:textbox>
+              </v:shape>
+            </w:pict>
+          </mc:Fallback>
+        </mc:AlternateContent>
+      </w:r>
+      <w:r>
+        <w:rPr>
+          <w:rFonts w:cs="Arial"/>
+        </w:rPr>
+        <w:t>On peut le vo</w:t>
+      </w:r>
+      <w:r>
+        <w:rPr>
+          <w:rFonts w:cs="Arial"/>
+        </w:rPr>
+        <w:t>ir en dernière ligne.</w:t>
+      </w:r>
+    </w:p>
+    <w:p>
+      <w:pPr>
+        <w:rPr>
+          <w:rFonts w:cs="Arial"/>
+        </w:rPr>
+      </w:pPr>
+      <w:r>
+        <w:rPr>
+          <w:noProof/>
+        </w:rPr>
+        <w:drawing>
+          <wp:anchor distT="0" distB="0" distL="114300" distR="114300" simplePos="0" relativeHeight="251704320" behindDoc="0" locked="0" layoutInCell="1" allowOverlap="1" wp14:anchorId="2E6F6F4F" wp14:editId="3089422A">
+            <wp:simplePos x="0" y="0"/>
+            <wp:positionH relativeFrom="margin">
+              <wp:posOffset>3501028</wp:posOffset>
+            </wp:positionH>
+            <wp:positionV relativeFrom="paragraph">
+              <wp:posOffset>83965</wp:posOffset>
+            </wp:positionV>
+            <wp:extent cx="2449002" cy="436880"/>
+            <wp:effectExtent l="0" t="0" r="8890" b="1270"/>
+            <wp:wrapNone/>
+            <wp:docPr id="425461912" name="Image 10"/>
+            <wp:cNvGraphicFramePr>
+              <a:graphicFrameLocks xmlns:a="http://schemas.openxmlformats.org/drawingml/2006/main" noChangeAspect="1"/>
+            </wp:cNvGraphicFramePr>
+            <a:graphic xmlns:a="http://schemas.openxmlformats.org/drawingml/2006/main">
+              <a:graphicData uri="http://schemas.openxmlformats.org/drawingml/2006/picture">
+                <pic:pic xmlns:pic="http://schemas.openxmlformats.org/drawingml/2006/picture">
+                  <pic:nvPicPr>
+                    <pic:cNvPr id="0" name="Image 3"/>
+                    <pic:cNvPicPr>
+                      <a:picLocks noChangeAspect="1" noChangeArrowheads="1"/>
+                    </pic:cNvPicPr>
+                  </pic:nvPicPr>
+                  <pic:blipFill rotWithShape="1">
+                    <a:blip r:embed="rId30">
+                      <a:extLst>
+                        <a:ext uri="{28A0092B-C50C-407E-A947-70E740481C1C}">
+                          <a14:useLocalDpi xmlns:a14="http://schemas.microsoft.com/office/drawing/2010/main" val="0"/>
+                        </a:ext>
+                      </a:extLst>
+                    </a:blip>
+                    <a:srcRect l="-605" t="91149" r="69493" b="-143"/>
+                    <a:stretch>
+                      <a:fillRect/>
+                    </a:stretch>
+                  </pic:blipFill>
+                  <pic:spPr bwMode="auto">
+                    <a:xfrm>
+                      <a:off x="0" y="0"/>
+                      <a:ext cx="2449002" cy="436880"/>
+                    </a:xfrm>
+                    <a:prstGeom prst="rect">
+                      <a:avLst/>
+                    </a:prstGeom>
+                    <a:noFill/>
+                    <a:ln>
+                      <a:noFill/>
+                    </a:ln>
+                    <a:extLst>
+                      <a:ext uri="{53640926-AAD7-44D8-BBD7-CCE9431645EC}">
+                        <a14:shadowObscured xmlns:a14="http://schemas.microsoft.com/office/drawing/2010/main"/>
+                      </a:ext>
+                    </a:extLst>
+                  </pic:spPr>
+                </pic:pic>
+              </a:graphicData>
+            </a:graphic>
+            <wp14:sizeRelH relativeFrom="page">
+              <wp14:pctWidth>0</wp14:pctWidth>
+            </wp14:sizeRelH>
+            <wp14:sizeRelV relativeFrom="margin">
+              <wp14:pctHeight>0</wp14:pctHeight>
+            </wp14:sizeRelV>
+          </wp:anchor>
+        </w:drawing>
+      </w:r>
     </w:p>
     <w:p>
       <w:pPr>
@@ -2909,40 +4597,4124 @@
         </w:tabs>
         <w:jc w:val="center"/>
         <w:rPr>
-          <w:rFonts w:cs="Arial"/>
+          <w:noProof/>
+        </w:rPr>
+      </w:pPr>
+    </w:p>
+    <w:p>
+      <w:pPr>
+        <w:tabs>
+          <w:tab w:val="center" w:pos="4819"/>
+        </w:tabs>
+        <w:jc w:val="center"/>
+        <w:rPr>
+          <w:rFonts w:cs="Arial"/>
+        </w:rPr>
+      </w:pPr>
+      <w:r>
+        <w:rPr>
+          <w:rFonts w:cs="Arial"/>
+          <w:noProof/>
+        </w:rPr>
+        <mc:AlternateContent>
+          <mc:Choice Requires="wpi">
+            <w:drawing>
+              <wp:anchor distT="0" distB="0" distL="114300" distR="114300" simplePos="0" relativeHeight="251709440" behindDoc="0" locked="0" layoutInCell="1" allowOverlap="1" wp14:anchorId="1DFE9E1A" wp14:editId="435D29D8">
+                <wp:simplePos x="0" y="0"/>
+                <wp:positionH relativeFrom="column">
+                  <wp:posOffset>3568244</wp:posOffset>
+                </wp:positionH>
+                <wp:positionV relativeFrom="paragraph">
+                  <wp:posOffset>180447</wp:posOffset>
+                </wp:positionV>
+                <wp:extent cx="295200" cy="6480"/>
+                <wp:effectExtent l="38100" t="38100" r="48260" b="50800"/>
+                <wp:wrapNone/>
+                <wp:docPr id="1529885545" name="Encre 17"/>
+                <wp:cNvGraphicFramePr/>
+                <a:graphic xmlns:a="http://schemas.openxmlformats.org/drawingml/2006/main">
+                  <a:graphicData uri="http://schemas.microsoft.com/office/word/2010/wordprocessingInk">
+                    <w14:contentPart bwMode="auto" r:id="rId33">
+                      <w14:nvContentPartPr>
+                        <w14:cNvContentPartPr/>
+                      </w14:nvContentPartPr>
+                      <w14:xfrm>
+                        <a:off x="0" y="0"/>
+                        <a:ext cx="295200" cy="6480"/>
+                      </w14:xfrm>
+                    </w14:contentPart>
+                  </a:graphicData>
+                </a:graphic>
+              </wp:anchor>
+            </w:drawing>
+          </mc:Choice>
+          <mc:Fallback>
+            <w:pict>
+              <v:shape w14:anchorId="0DCE6A81" id="Encre 17" o:spid="_x0000_s1026" type="#_x0000_t75" style="position:absolute;margin-left:280.45pt;margin-top:13.7pt;width:24.25pt;height:1.45pt;z-index:251709440;visibility:visible;mso-wrap-style:square;mso-wrap-distance-left:9pt;mso-wrap-distance-top:0;mso-wrap-distance-right:9pt;mso-wrap-distance-bottom:0;mso-position-horizontal:absolute;mso-position-horizontal-relative:text;mso-position-vertical:absolute;mso-position-vertical-relative:text" o:gfxdata="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">
+                <v:imagedata r:id="rId34" o:title=""/>
+              </v:shape>
+            </w:pict>
+          </mc:Fallback>
+        </mc:AlternateContent>
+      </w:r>
+      <w:r>
+        <w:rPr>
+          <w:rFonts w:cs="Arial"/>
+          <w:noProof/>
+        </w:rPr>
+        <mc:AlternateContent>
+          <mc:Choice Requires="wps">
+            <w:drawing>
+              <wp:anchor distT="0" distB="0" distL="114300" distR="114300" simplePos="0" relativeHeight="251706368" behindDoc="0" locked="0" layoutInCell="1" allowOverlap="1" wp14:anchorId="1C234446" wp14:editId="043C2574">
+                <wp:simplePos x="0" y="0"/>
+                <wp:positionH relativeFrom="column">
+                  <wp:posOffset>3892421</wp:posOffset>
+                </wp:positionH>
+                <wp:positionV relativeFrom="paragraph">
+                  <wp:posOffset>7041</wp:posOffset>
+                </wp:positionV>
+                <wp:extent cx="2047401" cy="156258"/>
+                <wp:effectExtent l="0" t="0" r="0" b="0"/>
+                <wp:wrapNone/>
+                <wp:docPr id="2146395595" name="Rectangle 14"/>
+                <wp:cNvGraphicFramePr/>
+                <a:graphic xmlns:a="http://schemas.openxmlformats.org/drawingml/2006/main">
+                  <a:graphicData uri="http://schemas.microsoft.com/office/word/2010/wordprocessingShape">
+                    <wps:wsp>
+                      <wps:cNvSpPr/>
+                      <wps:spPr>
+                        <a:xfrm>
+                          <a:off x="0" y="0"/>
+                          <a:ext cx="2047401" cy="156258"/>
+                        </a:xfrm>
+                        <a:prstGeom prst="rect">
+                          <a:avLst/>
+                        </a:prstGeom>
+                        <a:solidFill>
+                          <a:schemeClr val="tx1">
+                            <a:lumMod val="95000"/>
+                            <a:lumOff val="5000"/>
+                          </a:schemeClr>
+                        </a:solidFill>
+                        <a:ln>
+                          <a:noFill/>
+                        </a:ln>
+                      </wps:spPr>
+                      <wps:style>
+                        <a:lnRef idx="2">
+                          <a:schemeClr val="accent1">
+                            <a:shade val="15000"/>
+                          </a:schemeClr>
+                        </a:lnRef>
+                        <a:fillRef idx="1">
+                          <a:schemeClr val="accent1"/>
+                        </a:fillRef>
+                        <a:effectRef idx="0">
+                          <a:schemeClr val="accent1"/>
+                        </a:effectRef>
+                        <a:fontRef idx="minor">
+                          <a:schemeClr val="lt1"/>
+                        </a:fontRef>
+                      </wps:style>
+                      <wps:bodyPr rot="0" spcFirstLastPara="0" vertOverflow="overflow" horzOverflow="overflow" vert="horz" wrap="square" lIns="91440" tIns="45720" rIns="91440" bIns="45720" numCol="1" spcCol="0" rtlCol="0" fromWordArt="0" anchor="ctr" anchorCtr="0" forceAA="0" compatLnSpc="1">
+                        <a:prstTxWarp prst="textNoShape">
+                          <a:avLst/>
+                        </a:prstTxWarp>
+                        <a:noAutofit/>
+                      </wps:bodyPr>
+                    </wps:wsp>
+                  </a:graphicData>
+                </a:graphic>
+              </wp:anchor>
+            </w:drawing>
+          </mc:Choice>
+          <mc:Fallback>
+            <w:pict>
+              <v:rect w14:anchorId="24732661" id="Rectangle 14" o:spid="_x0000_s1026" style="position:absolute;margin-left:306.5pt;margin-top:.55pt;width:161.2pt;height:12.3pt;z-index:251706368;visibility:visible;mso-wrap-style:square;mso-wrap-distance-left:9pt;mso-wrap-distance-top:0;mso-wrap-distance-right:9pt;mso-wrap-distance-bottom:0;mso-position-horizontal:absolute;mso-position-horizontal-relative:text;mso-position-vertical:absolute;mso-position-vertical-relative:text;v-text-anchor:middle" o:gfxdata="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" fillcolor="#0d0d0d [3069]" stroked="f" strokeweight="1pt"/>
+            </w:pict>
+          </mc:Fallback>
+        </mc:AlternateContent>
+      </w:r>
+      <w:r>
+        <w:rPr>
+          <w:rFonts w:cs="Arial"/>
+        </w:rPr>
+        <w:tab/>
+      </w:r>
+    </w:p>
+    <w:p>
+      <w:pPr>
+        <w:rPr>
+          <w:b/>
+          <w:bCs/>
+        </w:rPr>
+      </w:pPr>
+      <w:r>
+        <w:br w:type="page"/>
+      </w:r>
+      <w:r>
+        <w:rPr>
+          <w:b/>
+          <w:bCs/>
+          <w:noProof/>
+        </w:rPr>
+        <w:lastRenderedPageBreak/>
+        <mc:AlternateContent>
+          <mc:Choice Requires="wps">
+            <w:drawing>
+              <wp:anchor distT="0" distB="0" distL="114300" distR="114300" simplePos="0" relativeHeight="251670528" behindDoc="0" locked="0" layoutInCell="1" allowOverlap="1" wp14:anchorId="618AA311" wp14:editId="3E410C28">
+                <wp:simplePos x="0" y="0"/>
+                <wp:positionH relativeFrom="margin">
+                  <wp:align>center</wp:align>
+                </wp:positionH>
+                <wp:positionV relativeFrom="paragraph">
+                  <wp:posOffset>360598</wp:posOffset>
+                </wp:positionV>
+                <wp:extent cx="1781092" cy="723568"/>
+                <wp:effectExtent l="0" t="0" r="10160" b="19685"/>
+                <wp:wrapNone/>
+                <wp:docPr id="1755698858" name="Zone de texte 15"/>
+                <wp:cNvGraphicFramePr/>
+                <a:graphic xmlns:a="http://schemas.openxmlformats.org/drawingml/2006/main">
+                  <a:graphicData uri="http://schemas.microsoft.com/office/word/2010/wordprocessingShape">
+                    <wps:wsp>
+                      <wps:cNvSpPr txBox="1"/>
+                      <wps:spPr>
+                        <a:xfrm>
+                          <a:off x="0" y="0"/>
+                          <a:ext cx="1781092" cy="723568"/>
+                        </a:xfrm>
+                        <a:prstGeom prst="rect">
+                          <a:avLst/>
+                        </a:prstGeom>
+                        <a:noFill/>
+                        <a:ln w="6350">
+                          <a:solidFill>
+                            <a:schemeClr val="tx1"/>
+                          </a:solidFill>
+                        </a:ln>
+                      </wps:spPr>
+                      <wps:txbx>
+                        <w:txbxContent>
+                          <w:p>
+                            <w:pPr>
+                              <w:rPr>
+                                <w:lang w:val="nl-NL"/>
+                              </w:rPr>
+                            </w:pPr>
+                            <w:r>
+                              <w:rPr>
+                                <w:lang w:val="nl-NL"/>
+                              </w:rPr>
+                              <w:t xml:space="preserve">op2_s &lt;= </w:t>
+                            </w:r>
+                            <w:proofErr w:type="spellStart"/>
+                            <w:r>
+                              <w:rPr>
+                                <w:lang w:val="nl-NL"/>
+                              </w:rPr>
+                              <w:t>opcode_i</w:t>
+                            </w:r>
+                            <w:proofErr w:type="spellEnd"/>
+                            <w:r>
+                              <w:rPr>
+                                <w:lang w:val="nl-NL"/>
+                              </w:rPr>
+                              <w:t>(2);</w:t>
+                            </w:r>
+                          </w:p>
+                          <w:p>
+                            <w:pPr>
+                              <w:rPr>
+                                <w:lang w:val="nl-NL"/>
+                              </w:rPr>
+                            </w:pPr>
+                            <w:r>
+                              <w:rPr>
+                                <w:lang w:val="nl-NL"/>
+                              </w:rPr>
+                              <w:t xml:space="preserve">op1_s &lt;= </w:t>
+                            </w:r>
+                            <w:proofErr w:type="spellStart"/>
+                            <w:r>
+                              <w:rPr>
+                                <w:lang w:val="nl-NL"/>
+                              </w:rPr>
+                              <w:t>opcode_i</w:t>
+                            </w:r>
+                            <w:proofErr w:type="spellEnd"/>
+                            <w:r>
+                              <w:rPr>
+                                <w:lang w:val="nl-NL"/>
+                              </w:rPr>
+                              <w:t>(1);</w:t>
+                            </w:r>
+                          </w:p>
+                          <w:p>
+                            <w:r>
+                              <w:rPr>
+                                <w:lang w:val="en-US"/>
+                              </w:rPr>
+                              <w:t xml:space="preserve">op0_s &lt;= </w:t>
+                            </w:r>
+                            <w:proofErr w:type="spellStart"/>
+                            <w:r>
+                              <w:rPr>
+                                <w:lang w:val="en-US"/>
+                              </w:rPr>
+                              <w:t>opcode_i</w:t>
+                            </w:r>
+                            <w:proofErr w:type="spellEnd"/>
+                            <w:r>
+                              <w:rPr>
+                                <w:lang w:val="en-US"/>
+                              </w:rPr>
+                              <w:t>(0);</w:t>
+                            </w:r>
+                          </w:p>
+                        </w:txbxContent>
+                      </wps:txbx>
+                      <wps:bodyPr rot="0" spcFirstLastPara="0" vertOverflow="overflow" horzOverflow="overflow" vert="horz" wrap="square" lIns="91440" tIns="45720" rIns="91440" bIns="45720" numCol="1" spcCol="0" rtlCol="0" fromWordArt="0" anchor="t" anchorCtr="0" forceAA="0" compatLnSpc="1">
+                        <a:prstTxWarp prst="textNoShape">
+                          <a:avLst/>
+                        </a:prstTxWarp>
+                        <a:noAutofit/>
+                      </wps:bodyPr>
+                    </wps:wsp>
+                  </a:graphicData>
+                </a:graphic>
+                <wp14:sizeRelH relativeFrom="margin">
+                  <wp14:pctWidth>0</wp14:pctWidth>
+                </wp14:sizeRelH>
+                <wp14:sizeRelV relativeFrom="margin">
+                  <wp14:pctHeight>0</wp14:pctHeight>
+                </wp14:sizeRelV>
+              </wp:anchor>
+            </w:drawing>
+          </mc:Choice>
+          <mc:Fallback>
+            <w:pict>
+              <v:shape w14:anchorId="618AA311" id="Zone de texte 15" o:spid="_x0000_s1027" type="#_x0000_t202" style="position:absolute;margin-left:0;margin-top:28.4pt;width:140.25pt;height:56.95pt;z-index:251670528;visibility:visible;mso-wrap-style:square;mso-width-percent:0;mso-height-percent:0;mso-wrap-distance-left:9pt;mso-wrap-distance-top:0;mso-wrap-distance-right:9pt;mso-wrap-distance-bottom:0;mso-position-horizontal:center;mso-position-horizontal-relative:margin;mso-position-vertical:absolute;mso-position-vertical-relative:text;mso-width-percent:0;mso-height-percent:0;mso-width-relative:margin;mso-height-relative:margin;v-text-anchor:top" o:gfxdata="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" filled="f" strokecolor="black [3213]" strokeweight=".5pt">
+                <v:textbox>
+                  <w:txbxContent>
+                    <w:p>
+                      <w:pPr>
+                        <w:rPr>
+                          <w:lang w:val="nl-NL"/>
+                        </w:rPr>
+                      </w:pPr>
+                      <w:r>
+                        <w:rPr>
+                          <w:lang w:val="nl-NL"/>
+                        </w:rPr>
+                        <w:t xml:space="preserve">op2_s &lt;= </w:t>
+                      </w:r>
+                      <w:proofErr w:type="spellStart"/>
+                      <w:r>
+                        <w:rPr>
+                          <w:lang w:val="nl-NL"/>
+                        </w:rPr>
+                        <w:t>opcode_i</w:t>
+                      </w:r>
+                      <w:proofErr w:type="spellEnd"/>
+                      <w:r>
+                        <w:rPr>
+                          <w:lang w:val="nl-NL"/>
+                        </w:rPr>
+                        <w:t>(2);</w:t>
+                      </w:r>
+                    </w:p>
+                    <w:p>
+                      <w:pPr>
+                        <w:rPr>
+                          <w:lang w:val="nl-NL"/>
+                        </w:rPr>
+                      </w:pPr>
+                      <w:r>
+                        <w:rPr>
+                          <w:lang w:val="nl-NL"/>
+                        </w:rPr>
+                        <w:t xml:space="preserve">op1_s &lt;= </w:t>
+                      </w:r>
+                      <w:proofErr w:type="spellStart"/>
+                      <w:r>
+                        <w:rPr>
+                          <w:lang w:val="nl-NL"/>
+                        </w:rPr>
+                        <w:t>opcode_i</w:t>
+                      </w:r>
+                      <w:proofErr w:type="spellEnd"/>
+                      <w:r>
+                        <w:rPr>
+                          <w:lang w:val="nl-NL"/>
+                        </w:rPr>
+                        <w:t>(1);</w:t>
+                      </w:r>
+                    </w:p>
+                    <w:p>
+                      <w:r>
+                        <w:rPr>
+                          <w:lang w:val="en-US"/>
+                        </w:rPr>
+                        <w:t xml:space="preserve">op0_s &lt;= </w:t>
+                      </w:r>
+                      <w:proofErr w:type="spellStart"/>
+                      <w:r>
+                        <w:rPr>
+                          <w:lang w:val="en-US"/>
+                        </w:rPr>
+                        <w:t>opcode_i</w:t>
+                      </w:r>
+                      <w:proofErr w:type="spellEnd"/>
+                      <w:r>
+                        <w:rPr>
+                          <w:lang w:val="en-US"/>
+                        </w:rPr>
+                        <w:t>(0);</w:t>
+                      </w:r>
+                    </w:p>
+                  </w:txbxContent>
+                </v:textbox>
+                <w10:wrap anchorx="margin"/>
+              </v:shape>
+            </w:pict>
+          </mc:Fallback>
+        </mc:AlternateContent>
+      </w:r>
+      <w:r>
+        <w:rPr>
+          <w:b/>
+          <w:bCs/>
+        </w:rPr>
+        <w:t>Explications</w:t>
+      </w:r>
+      <w:r>
+        <w:rPr>
+          <w:b/>
+          <w:bCs/>
+        </w:rPr>
+        <w:t xml:space="preserve"> parties principales</w:t>
+      </w:r>
+      <w:r>
+        <w:rPr>
+          <w:b/>
+          <w:bCs/>
+        </w:rPr>
+        <w:t xml:space="preserve"> </w:t>
+      </w:r>
+      <w:r>
+        <w:rPr>
+          <w:b/>
+          <w:bCs/>
+        </w:rPr>
+        <w:t>du</w:t>
+      </w:r>
+      <w:r>
+        <w:rPr>
+          <w:b/>
+          <w:bCs/>
+        </w:rPr>
+        <w:t xml:space="preserve"> code </w:t>
+      </w:r>
+      <w:proofErr w:type="spellStart"/>
+      <w:r>
+        <w:rPr>
+          <w:b/>
+          <w:bCs/>
+        </w:rPr>
+        <w:t>alu_nbits.vhdl</w:t>
+      </w:r>
+      <w:proofErr w:type="spellEnd"/>
+      <w:r>
+        <w:rPr>
+          <w:b/>
+          <w:bCs/>
+        </w:rPr>
+        <w:t> :</w:t>
+      </w:r>
+    </w:p>
+    <w:p>
+      <w:pPr>
+        <w:rPr>
+          <w:b/>
+          <w:bCs/>
+        </w:rPr>
+      </w:pPr>
+    </w:p>
+    <w:p>
+      <w:pPr>
+        <w:rPr>
+          <w:b/>
+          <w:bCs/>
+        </w:rPr>
+      </w:pPr>
+    </w:p>
+    <w:p>
+      <w:pPr>
+        <w:rPr>
+          <w:b/>
+          <w:bCs/>
+        </w:rPr>
+      </w:pPr>
+    </w:p>
+    <w:p>
+      <w:pPr>
+        <w:rPr>
+          <w:b/>
+          <w:bCs/>
+        </w:rPr>
+      </w:pPr>
+    </w:p>
+    <w:p>
+      <w:pPr>
+        <w:rPr>
+          <w:b/>
+          <w:bCs/>
+        </w:rPr>
+      </w:pPr>
+    </w:p>
+    <w:p>
+      <w:pPr>
+        <w:rPr>
+          <w:b/>
+          <w:bCs/>
+        </w:rPr>
+      </w:pPr>
+    </w:p>
+    <w:p>
+      <w:pPr>
+        <w:rPr>
+          <w:b/>
+          <w:bCs/>
+        </w:rPr>
+      </w:pPr>
+    </w:p>
+    <w:p>
+      <w:r>
+        <w:t xml:space="preserve">Le signal </w:t>
+      </w:r>
+      <w:proofErr w:type="spellStart"/>
+      <w:r>
+        <w:t>opcode_i</w:t>
+      </w:r>
+      <w:proofErr w:type="spellEnd"/>
+      <w:r>
+        <w:t xml:space="preserve"> est décomposé en trois bits (op2_s, op1_s, op0_s) afin de simplifier la logique de contrôle.</w:t>
+      </w:r>
+    </w:p>
+    <w:p/>
+    <w:p>
+      <w:r>
+        <w:t>Cette séparation permet d’implémenter plus facilement les conditions logiques utilisées pour générer les opérandes et les signaux de contrôle.</w:t>
+      </w:r>
+    </w:p>
+    <w:p/>
+    <w:p>
+      <w:r>
+        <w:rPr>
+          <w:b/>
+          <w:bCs/>
+          <w:noProof/>
+        </w:rPr>
+        <mc:AlternateContent>
+          <mc:Choice Requires="wps">
+            <w:drawing>
+              <wp:anchor distT="0" distB="0" distL="114300" distR="114300" simplePos="0" relativeHeight="251672576" behindDoc="0" locked="0" layoutInCell="1" allowOverlap="1" wp14:anchorId="45DFBC69" wp14:editId="55BC2388">
+                <wp:simplePos x="0" y="0"/>
+                <wp:positionH relativeFrom="margin">
+                  <wp:posOffset>1029197</wp:posOffset>
+                </wp:positionH>
+                <wp:positionV relativeFrom="paragraph">
+                  <wp:posOffset>6737</wp:posOffset>
+                </wp:positionV>
+                <wp:extent cx="4420925" cy="469126"/>
+                <wp:effectExtent l="0" t="0" r="17780" b="26670"/>
+                <wp:wrapNone/>
+                <wp:docPr id="1427739625" name="Zone de texte 15"/>
+                <wp:cNvGraphicFramePr/>
+                <a:graphic xmlns:a="http://schemas.openxmlformats.org/drawingml/2006/main">
+                  <a:graphicData uri="http://schemas.microsoft.com/office/word/2010/wordprocessingShape">
+                    <wps:wsp>
+                      <wps:cNvSpPr txBox="1"/>
+                      <wps:spPr>
+                        <a:xfrm>
+                          <a:off x="0" y="0"/>
+                          <a:ext cx="4420925" cy="469126"/>
+                        </a:xfrm>
+                        <a:prstGeom prst="rect">
+                          <a:avLst/>
+                        </a:prstGeom>
+                        <a:noFill/>
+                        <a:ln w="6350">
+                          <a:solidFill>
+                            <a:schemeClr val="tx1"/>
+                          </a:solidFill>
+                        </a:ln>
+                      </wps:spPr>
+                      <wps:txbx>
+                        <w:txbxContent>
+                          <w:p>
+                            <w:pPr>
+                              <w:rPr>
+                                <w:lang w:val="nl-NL"/>
+                              </w:rPr>
+                            </w:pPr>
+                            <w:r>
+                              <w:rPr>
+                                <w:lang w:val="nl-NL"/>
+                              </w:rPr>
+                              <w:t xml:space="preserve">op1_nand_not_op0_s &lt;= op1_s </w:t>
+                            </w:r>
+                            <w:proofErr w:type="spellStart"/>
+                            <w:r>
+                              <w:rPr>
+                                <w:lang w:val="nl-NL"/>
+                              </w:rPr>
+                              <w:t>nand</w:t>
+                            </w:r>
+                            <w:proofErr w:type="spellEnd"/>
+                            <w:r>
+                              <w:rPr>
+                                <w:lang w:val="nl-NL"/>
+                              </w:rPr>
+                              <w:t xml:space="preserve"> </w:t>
+                            </w:r>
+                            <w:proofErr w:type="spellStart"/>
+                            <w:r>
+                              <w:rPr>
+                                <w:lang w:val="nl-NL"/>
+                              </w:rPr>
+                              <w:t>not</w:t>
+                            </w:r>
+                            <w:proofErr w:type="spellEnd"/>
+                            <w:r>
+                              <w:rPr>
+                                <w:lang w:val="nl-NL"/>
+                              </w:rPr>
+                              <w:t>(op0_s);</w:t>
+                            </w:r>
+                          </w:p>
+                          <w:p>
+                            <w:r>
+                              <w:rPr>
+                                <w:lang w:val="nl-NL"/>
+                              </w:rPr>
+                              <w:t xml:space="preserve">val1_s &lt;= </w:t>
+                            </w:r>
+                            <w:proofErr w:type="spellStart"/>
+                            <w:r>
+                              <w:rPr>
+                                <w:lang w:val="nl-NL"/>
+                              </w:rPr>
+                              <w:t>na_i</w:t>
+                            </w:r>
+                            <w:proofErr w:type="spellEnd"/>
+                            <w:r>
+                              <w:rPr>
+                                <w:lang w:val="nl-NL"/>
+                              </w:rPr>
+                              <w:t xml:space="preserve"> </w:t>
+                            </w:r>
+                            <w:proofErr w:type="spellStart"/>
+                            <w:r>
+                              <w:rPr>
+                                <w:lang w:val="nl-NL"/>
+                              </w:rPr>
+                              <w:t>and</w:t>
+                            </w:r>
+                            <w:proofErr w:type="spellEnd"/>
+                            <w:r>
+                              <w:rPr>
+                                <w:lang w:val="nl-NL"/>
+                              </w:rPr>
+                              <w:t xml:space="preserve"> (val1_s'range =&gt; op1_nand_not_op0_s);</w:t>
+                            </w:r>
+                          </w:p>
+                        </w:txbxContent>
+                      </wps:txbx>
+                      <wps:bodyPr rot="0" spcFirstLastPara="0" vertOverflow="overflow" horzOverflow="overflow" vert="horz" wrap="square" lIns="91440" tIns="45720" rIns="91440" bIns="45720" numCol="1" spcCol="0" rtlCol="0" fromWordArt="0" anchor="t" anchorCtr="0" forceAA="0" compatLnSpc="1">
+                        <a:prstTxWarp prst="textNoShape">
+                          <a:avLst/>
+                        </a:prstTxWarp>
+                        <a:noAutofit/>
+                      </wps:bodyPr>
+                    </wps:wsp>
+                  </a:graphicData>
+                </a:graphic>
+                <wp14:sizeRelH relativeFrom="margin">
+                  <wp14:pctWidth>0</wp14:pctWidth>
+                </wp14:sizeRelH>
+                <wp14:sizeRelV relativeFrom="margin">
+                  <wp14:pctHeight>0</wp14:pctHeight>
+                </wp14:sizeRelV>
+              </wp:anchor>
+            </w:drawing>
+          </mc:Choice>
+          <mc:Fallback>
+            <w:pict>
+              <v:shape w14:anchorId="45DFBC69" id="_x0000_s1028" type="#_x0000_t202" style="position:absolute;margin-left:81.05pt;margin-top:.55pt;width:348.1pt;height:36.95pt;z-index:251672576;visibility:visible;mso-wrap-style:square;mso-width-percent:0;mso-height-percent:0;mso-wrap-distance-left:9pt;mso-wrap-distance-top:0;mso-wrap-distance-right:9pt;mso-wrap-distance-bottom:0;mso-position-horizontal:absolute;mso-position-horizontal-relative:margin;mso-position-vertical:absolute;mso-position-vertical-relative:text;mso-width-percent:0;mso-height-percent:0;mso-width-relative:margin;mso-height-relative:margin;v-text-anchor:top" o:gfxdata="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" filled="f" strokecolor="black [3213]" strokeweight=".5pt">
+                <v:textbox>
+                  <w:txbxContent>
+                    <w:p>
+                      <w:pPr>
+                        <w:rPr>
+                          <w:lang w:val="nl-NL"/>
+                        </w:rPr>
+                      </w:pPr>
+                      <w:r>
+                        <w:rPr>
+                          <w:lang w:val="nl-NL"/>
+                        </w:rPr>
+                        <w:t xml:space="preserve">op1_nand_not_op0_s &lt;= op1_s </w:t>
+                      </w:r>
+                      <w:proofErr w:type="spellStart"/>
+                      <w:r>
+                        <w:rPr>
+                          <w:lang w:val="nl-NL"/>
+                        </w:rPr>
+                        <w:t>nand</w:t>
+                      </w:r>
+                      <w:proofErr w:type="spellEnd"/>
+                      <w:r>
+                        <w:rPr>
+                          <w:lang w:val="nl-NL"/>
+                        </w:rPr>
+                        <w:t xml:space="preserve"> </w:t>
+                      </w:r>
+                      <w:proofErr w:type="spellStart"/>
+                      <w:r>
+                        <w:rPr>
+                          <w:lang w:val="nl-NL"/>
+                        </w:rPr>
+                        <w:t>not</w:t>
+                      </w:r>
+                      <w:proofErr w:type="spellEnd"/>
+                      <w:r>
+                        <w:rPr>
+                          <w:lang w:val="nl-NL"/>
+                        </w:rPr>
+                        <w:t>(op0_s);</w:t>
+                      </w:r>
+                    </w:p>
+                    <w:p>
+                      <w:r>
+                        <w:rPr>
+                          <w:lang w:val="nl-NL"/>
+                        </w:rPr>
+                        <w:t xml:space="preserve">val1_s &lt;= </w:t>
+                      </w:r>
+                      <w:proofErr w:type="spellStart"/>
+                      <w:r>
+                        <w:rPr>
+                          <w:lang w:val="nl-NL"/>
+                        </w:rPr>
+                        <w:t>na_i</w:t>
+                      </w:r>
+                      <w:proofErr w:type="spellEnd"/>
+                      <w:r>
+                        <w:rPr>
+                          <w:lang w:val="nl-NL"/>
+                        </w:rPr>
+                        <w:t xml:space="preserve"> </w:t>
+                      </w:r>
+                      <w:proofErr w:type="spellStart"/>
+                      <w:r>
+                        <w:rPr>
+                          <w:lang w:val="nl-NL"/>
+                        </w:rPr>
+                        <w:t>and</w:t>
+                      </w:r>
+                      <w:proofErr w:type="spellEnd"/>
+                      <w:r>
+                        <w:rPr>
+                          <w:lang w:val="nl-NL"/>
+                        </w:rPr>
+                        <w:t xml:space="preserve"> (val1_s'range =&gt; op1_nand_not_op0_s);</w:t>
+                      </w:r>
+                    </w:p>
+                  </w:txbxContent>
+                </v:textbox>
+                <w10:wrap anchorx="margin"/>
+              </v:shape>
+            </w:pict>
+          </mc:Fallback>
+        </mc:AlternateContent>
+      </w:r>
+    </w:p>
+    <w:p/>
+    <w:p/>
+    <w:p/>
+    <w:p>
+      <w:r>
+        <w:t xml:space="preserve">Le premier opérande (val1_s) est dérivé de </w:t>
+      </w:r>
+      <w:proofErr w:type="spellStart"/>
+      <w:r>
+        <w:t>na_i</w:t>
+      </w:r>
+      <w:proofErr w:type="spellEnd"/>
+      <w:r>
+        <w:t>.</w:t>
+      </w:r>
+    </w:p>
+    <w:p/>
+    <w:p>
+      <w:r>
+        <w:t>Le signal op1_nand_not_op0_s permet de contrôler si cet opérande doit être actif ou forcé à zéro.</w:t>
+      </w:r>
+    </w:p>
+    <w:p/>
+    <w:p>
+      <w:r>
+        <w:t>Cette logique permet notamment de</w:t>
+      </w:r>
+      <w:r>
+        <w:t> « </w:t>
+      </w:r>
+      <w:r>
+        <w:t>désactiver</w:t>
+      </w:r>
+      <w:r>
+        <w:t> »</w:t>
+      </w:r>
+      <w:r>
+        <w:t xml:space="preserve"> </w:t>
+      </w:r>
+      <w:r>
+        <w:t xml:space="preserve">la fonction de </w:t>
+      </w:r>
+      <w:r>
+        <w:t>l’additionneur lors des opérations logiques, où le calcul est réalisé autrement.</w:t>
+      </w:r>
+      <w:r>
+        <w:t xml:space="preserve"> (L’additionneur devient comme un fil</w:t>
+      </w:r>
+      <w:r>
+        <w:t xml:space="preserve"> en fessant + 0</w:t>
+      </w:r>
+      <w:r>
+        <w:t>)</w:t>
+      </w:r>
+      <w:r>
+        <w:t>.</w:t>
+      </w:r>
+    </w:p>
+    <w:p>
+      <w:pPr>
+        <w:rPr>
+          <w:b/>
+          <w:bCs/>
+        </w:rPr>
+      </w:pPr>
+    </w:p>
+    <w:p>
+      <w:pPr>
+        <w:rPr>
+          <w:b/>
+          <w:bCs/>
+        </w:rPr>
+      </w:pPr>
+      <w:r>
+        <w:rPr>
+          <w:b/>
+          <w:bCs/>
+          <w:noProof/>
+        </w:rPr>
+        <mc:AlternateContent>
+          <mc:Choice Requires="wps">
+            <w:drawing>
+              <wp:anchor distT="0" distB="0" distL="114300" distR="114300" simplePos="0" relativeHeight="251674624" behindDoc="0" locked="0" layoutInCell="1" allowOverlap="1" wp14:anchorId="386840EE" wp14:editId="32035BB6">
+                <wp:simplePos x="0" y="0"/>
+                <wp:positionH relativeFrom="margin">
+                  <wp:posOffset>1429136</wp:posOffset>
+                </wp:positionH>
+                <wp:positionV relativeFrom="paragraph">
+                  <wp:posOffset>10795</wp:posOffset>
+                </wp:positionV>
+                <wp:extent cx="3252083" cy="485029"/>
+                <wp:effectExtent l="0" t="0" r="24765" b="10795"/>
+                <wp:wrapNone/>
+                <wp:docPr id="1451981199" name="Zone de texte 15"/>
+                <wp:cNvGraphicFramePr/>
+                <a:graphic xmlns:a="http://schemas.openxmlformats.org/drawingml/2006/main">
+                  <a:graphicData uri="http://schemas.microsoft.com/office/word/2010/wordprocessingShape">
+                    <wps:wsp>
+                      <wps:cNvSpPr txBox="1"/>
+                      <wps:spPr>
+                        <a:xfrm>
+                          <a:off x="0" y="0"/>
+                          <a:ext cx="3252083" cy="485029"/>
+                        </a:xfrm>
+                        <a:prstGeom prst="rect">
+                          <a:avLst/>
+                        </a:prstGeom>
+                        <a:noFill/>
+                        <a:ln w="6350">
+                          <a:solidFill>
+                            <a:schemeClr val="tx1"/>
+                          </a:solidFill>
+                        </a:ln>
+                      </wps:spPr>
+                      <wps:txbx>
+                        <w:txbxContent>
+                          <w:p>
+                            <w:pPr>
+                              <w:rPr>
+                                <w:lang w:val="nl-NL"/>
+                              </w:rPr>
+                            </w:pPr>
+                            <w:r>
+                              <w:rPr>
+                                <w:lang w:val="nl-NL"/>
+                              </w:rPr>
+                              <w:t>op2_Nbits_s &lt;= (val2_s'range =&gt; op2_s);</w:t>
+                            </w:r>
+                          </w:p>
+                          <w:p>
+                            <w:pPr>
+                              <w:rPr>
+                                <w:lang w:val="nl-NL"/>
+                              </w:rPr>
+                            </w:pPr>
+                            <w:r>
+                              <w:rPr>
+                                <w:lang w:val="nl-NL"/>
+                              </w:rPr>
+                              <w:t xml:space="preserve">nb_xor_op2Nbits_s &lt;= </w:t>
+                            </w:r>
+                            <w:proofErr w:type="spellStart"/>
+                            <w:r>
+                              <w:rPr>
+                                <w:lang w:val="nl-NL"/>
+                              </w:rPr>
+                              <w:t>nb_i</w:t>
+                            </w:r>
+                            <w:proofErr w:type="spellEnd"/>
+                            <w:r>
+                              <w:rPr>
+                                <w:lang w:val="nl-NL"/>
+                              </w:rPr>
+                              <w:t xml:space="preserve"> </w:t>
+                            </w:r>
+                            <w:proofErr w:type="spellStart"/>
+                            <w:r>
+                              <w:rPr>
+                                <w:lang w:val="nl-NL"/>
+                              </w:rPr>
+                              <w:t>xor</w:t>
+                            </w:r>
+                            <w:proofErr w:type="spellEnd"/>
+                            <w:r>
+                              <w:rPr>
+                                <w:lang w:val="nl-NL"/>
+                              </w:rPr>
+                              <w:t xml:space="preserve"> op2_Nbits_s;</w:t>
+                            </w:r>
+                          </w:p>
+                          <w:p>
+                            <w:pPr>
+                              <w:rPr>
+                                <w:lang w:val="nl-NL"/>
+                              </w:rPr>
+                            </w:pPr>
+                          </w:p>
+                        </w:txbxContent>
+                      </wps:txbx>
+                      <wps:bodyPr rot="0" spcFirstLastPara="0" vertOverflow="overflow" horzOverflow="overflow" vert="horz" wrap="square" lIns="91440" tIns="45720" rIns="91440" bIns="45720" numCol="1" spcCol="0" rtlCol="0" fromWordArt="0" anchor="t" anchorCtr="0" forceAA="0" compatLnSpc="1">
+                        <a:prstTxWarp prst="textNoShape">
+                          <a:avLst/>
+                        </a:prstTxWarp>
+                        <a:noAutofit/>
+                      </wps:bodyPr>
+                    </wps:wsp>
+                  </a:graphicData>
+                </a:graphic>
+                <wp14:sizeRelH relativeFrom="margin">
+                  <wp14:pctWidth>0</wp14:pctWidth>
+                </wp14:sizeRelH>
+                <wp14:sizeRelV relativeFrom="margin">
+                  <wp14:pctHeight>0</wp14:pctHeight>
+                </wp14:sizeRelV>
+              </wp:anchor>
+            </w:drawing>
+          </mc:Choice>
+          <mc:Fallback>
+            <w:pict>
+              <v:shape w14:anchorId="386840EE" id="_x0000_s1029" type="#_x0000_t202" style="position:absolute;margin-left:112.55pt;margin-top:.85pt;width:256.05pt;height:38.2pt;z-index:251674624;visibility:visible;mso-wrap-style:square;mso-width-percent:0;mso-height-percent:0;mso-wrap-distance-left:9pt;mso-wrap-distance-top:0;mso-wrap-distance-right:9pt;mso-wrap-distance-bottom:0;mso-position-horizontal:absolute;mso-position-horizontal-relative:margin;mso-position-vertical:absolute;mso-position-vertical-relative:text;mso-width-percent:0;mso-height-percent:0;mso-width-relative:margin;mso-height-relative:margin;v-text-anchor:top" o:gfxdata="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" filled="f" strokecolor="black [3213]" strokeweight=".5pt">
+                <v:textbox>
+                  <w:txbxContent>
+                    <w:p>
+                      <w:pPr>
+                        <w:rPr>
+                          <w:lang w:val="nl-NL"/>
+                        </w:rPr>
+                      </w:pPr>
+                      <w:r>
+                        <w:rPr>
+                          <w:lang w:val="nl-NL"/>
+                        </w:rPr>
+                        <w:t>op2_Nbits_s &lt;= (val2_s'range =&gt; op2_s);</w:t>
+                      </w:r>
+                    </w:p>
+                    <w:p>
+                      <w:pPr>
+                        <w:rPr>
+                          <w:lang w:val="nl-NL"/>
+                        </w:rPr>
+                      </w:pPr>
+                      <w:r>
+                        <w:rPr>
+                          <w:lang w:val="nl-NL"/>
+                        </w:rPr>
+                        <w:t xml:space="preserve">nb_xor_op2Nbits_s &lt;= </w:t>
+                      </w:r>
+                      <w:proofErr w:type="spellStart"/>
+                      <w:r>
+                        <w:rPr>
+                          <w:lang w:val="nl-NL"/>
+                        </w:rPr>
+                        <w:t>nb_i</w:t>
+                      </w:r>
+                      <w:proofErr w:type="spellEnd"/>
+                      <w:r>
+                        <w:rPr>
+                          <w:lang w:val="nl-NL"/>
+                        </w:rPr>
+                        <w:t xml:space="preserve"> </w:t>
+                      </w:r>
+                      <w:proofErr w:type="spellStart"/>
+                      <w:r>
+                        <w:rPr>
+                          <w:lang w:val="nl-NL"/>
+                        </w:rPr>
+                        <w:t>xor</w:t>
+                      </w:r>
+                      <w:proofErr w:type="spellEnd"/>
+                      <w:r>
+                        <w:rPr>
+                          <w:lang w:val="nl-NL"/>
+                        </w:rPr>
+                        <w:t xml:space="preserve"> op2_Nbits_s;</w:t>
+                      </w:r>
+                    </w:p>
+                    <w:p>
+                      <w:pPr>
+                        <w:rPr>
+                          <w:lang w:val="nl-NL"/>
+                        </w:rPr>
+                      </w:pPr>
+                    </w:p>
+                  </w:txbxContent>
+                </v:textbox>
+                <w10:wrap anchorx="margin"/>
+              </v:shape>
+            </w:pict>
+          </mc:Fallback>
+        </mc:AlternateContent>
+      </w:r>
+    </w:p>
+    <w:p>
+      <w:pPr>
+        <w:rPr>
+          <w:b/>
+          <w:bCs/>
+        </w:rPr>
+      </w:pPr>
+    </w:p>
+    <w:p>
+      <w:pPr>
+        <w:rPr>
+          <w:b/>
+          <w:bCs/>
+        </w:rPr>
+      </w:pPr>
+    </w:p>
+    <w:p/>
+    <w:p>
+      <w:r>
+        <w:t>Le bit op2_s est étendu sur N bits afin de pouvoir être utilisé dans des opérations vectorielles.</w:t>
+      </w:r>
+    </w:p>
+    <w:p/>
+    <w:p>
+      <w:r>
+        <w:t xml:space="preserve">Le XOR avec </w:t>
+      </w:r>
+      <w:proofErr w:type="spellStart"/>
+      <w:r>
+        <w:t>nb_i</w:t>
+      </w:r>
+      <w:proofErr w:type="spellEnd"/>
+      <w:r>
+        <w:t xml:space="preserve"> permet d’inverser conditionnellement les bits de </w:t>
+      </w:r>
+      <w:proofErr w:type="spellStart"/>
+      <w:r>
+        <w:t>nb_i</w:t>
+      </w:r>
+      <w:proofErr w:type="spellEnd"/>
+      <w:r>
+        <w:t>.</w:t>
+      </w:r>
+    </w:p>
+    <w:p/>
+    <w:p>
+      <w:r>
+        <w:t>Cette technique est utilisée pour implémenter le complément à deux dans les opérations de soustraction</w:t>
+      </w:r>
+      <w:r>
+        <w:t xml:space="preserve"> ou pour transformer le and en or</w:t>
+      </w:r>
+      <w:r>
+        <w:t>.</w:t>
+      </w:r>
+    </w:p>
+    <w:p>
+      <w:r>
+        <w:br w:type="page"/>
+      </w:r>
+    </w:p>
+    <w:p>
+      <w:r>
+        <w:rPr>
+          <w:b/>
+          <w:bCs/>
+          <w:noProof/>
+        </w:rPr>
+        <w:lastRenderedPageBreak/>
+        <mc:AlternateContent>
+          <mc:Choice Requires="wps">
+            <w:drawing>
+              <wp:anchor distT="0" distB="0" distL="114300" distR="114300" simplePos="0" relativeHeight="251680768" behindDoc="0" locked="0" layoutInCell="1" allowOverlap="1" wp14:anchorId="63AACF7C" wp14:editId="6B3439C4">
+                <wp:simplePos x="0" y="0"/>
+                <wp:positionH relativeFrom="margin">
+                  <wp:align>center</wp:align>
+                </wp:positionH>
+                <wp:positionV relativeFrom="paragraph">
+                  <wp:posOffset>6507480</wp:posOffset>
+                </wp:positionV>
+                <wp:extent cx="3180522" cy="381663"/>
+                <wp:effectExtent l="0" t="0" r="20320" b="18415"/>
+                <wp:wrapNone/>
+                <wp:docPr id="1529732828" name="Zone de texte 15"/>
+                <wp:cNvGraphicFramePr/>
+                <a:graphic xmlns:a="http://schemas.openxmlformats.org/drawingml/2006/main">
+                  <a:graphicData uri="http://schemas.microsoft.com/office/word/2010/wordprocessingShape">
+                    <wps:wsp>
+                      <wps:cNvSpPr txBox="1"/>
+                      <wps:spPr>
+                        <a:xfrm>
+                          <a:off x="0" y="0"/>
+                          <a:ext cx="3180522" cy="381663"/>
+                        </a:xfrm>
+                        <a:prstGeom prst="rect">
+                          <a:avLst/>
+                        </a:prstGeom>
+                        <a:noFill/>
+                        <a:ln w="6350">
+                          <a:solidFill>
+                            <a:schemeClr val="tx1"/>
+                          </a:solidFill>
+                        </a:ln>
+                      </wps:spPr>
+                      <wps:txbx>
+                        <w:txbxContent>
+                          <w:p>
+                            <w:pPr>
+                              <w:rPr>
+                                <w:lang w:val="nl-NL"/>
+                              </w:rPr>
+                            </w:pPr>
+                            <w:proofErr w:type="spellStart"/>
+                            <w:r>
+                              <w:rPr>
+                                <w:lang w:val="nl-NL"/>
+                              </w:rPr>
+                              <w:t>cin_s</w:t>
+                            </w:r>
+                            <w:proofErr w:type="spellEnd"/>
+                            <w:r>
+                              <w:rPr>
+                                <w:lang w:val="nl-NL"/>
+                              </w:rPr>
+                              <w:t xml:space="preserve"> &lt;= (op1_s </w:t>
+                            </w:r>
+                            <w:proofErr w:type="spellStart"/>
+                            <w:r>
+                              <w:rPr>
+                                <w:lang w:val="nl-NL"/>
+                              </w:rPr>
+                              <w:t>xnor</w:t>
+                            </w:r>
+                            <w:proofErr w:type="spellEnd"/>
+                            <w:r>
+                              <w:rPr>
+                                <w:lang w:val="nl-NL"/>
+                              </w:rPr>
+                              <w:t xml:space="preserve"> op0_s) </w:t>
+                            </w:r>
+                            <w:proofErr w:type="spellStart"/>
+                            <w:r>
+                              <w:rPr>
+                                <w:lang w:val="nl-NL"/>
+                              </w:rPr>
+                              <w:t>and</w:t>
+                            </w:r>
+                            <w:proofErr w:type="spellEnd"/>
+                            <w:r>
+                              <w:rPr>
+                                <w:lang w:val="nl-NL"/>
+                              </w:rPr>
+                              <w:t xml:space="preserve"> op2_s;</w:t>
+                            </w:r>
+                          </w:p>
+                        </w:txbxContent>
+                      </wps:txbx>
+                      <wps:bodyPr rot="0" spcFirstLastPara="0" vertOverflow="overflow" horzOverflow="overflow" vert="horz" wrap="square" lIns="91440" tIns="45720" rIns="91440" bIns="45720" numCol="1" spcCol="0" rtlCol="0" fromWordArt="0" anchor="t" anchorCtr="0" forceAA="0" compatLnSpc="1">
+                        <a:prstTxWarp prst="textNoShape">
+                          <a:avLst/>
+                        </a:prstTxWarp>
+                        <a:noAutofit/>
+                      </wps:bodyPr>
+                    </wps:wsp>
+                  </a:graphicData>
+                </a:graphic>
+                <wp14:sizeRelH relativeFrom="margin">
+                  <wp14:pctWidth>0</wp14:pctWidth>
+                </wp14:sizeRelH>
+                <wp14:sizeRelV relativeFrom="margin">
+                  <wp14:pctHeight>0</wp14:pctHeight>
+                </wp14:sizeRelV>
+              </wp:anchor>
+            </w:drawing>
+          </mc:Choice>
+          <mc:Fallback>
+            <w:pict>
+              <v:shape w14:anchorId="63AACF7C" id="_x0000_s1030" type="#_x0000_t202" style="position:absolute;margin-left:0;margin-top:512.4pt;width:250.45pt;height:30.05pt;z-index:251680768;visibility:visible;mso-wrap-style:square;mso-width-percent:0;mso-height-percent:0;mso-wrap-distance-left:9pt;mso-wrap-distance-top:0;mso-wrap-distance-right:9pt;mso-wrap-distance-bottom:0;mso-position-horizontal:center;mso-position-horizontal-relative:margin;mso-position-vertical:absolute;mso-position-vertical-relative:text;mso-width-percent:0;mso-height-percent:0;mso-width-relative:margin;mso-height-relative:margin;v-text-anchor:top" o:gfxdata="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" filled="f" strokecolor="black [3213]" strokeweight=".5pt">
+                <v:textbox>
+                  <w:txbxContent>
+                    <w:p>
+                      <w:pPr>
+                        <w:rPr>
+                          <w:lang w:val="nl-NL"/>
+                        </w:rPr>
+                      </w:pPr>
+                      <w:proofErr w:type="spellStart"/>
+                      <w:r>
+                        <w:rPr>
+                          <w:lang w:val="nl-NL"/>
+                        </w:rPr>
+                        <w:t>cin_s</w:t>
+                      </w:r>
+                      <w:proofErr w:type="spellEnd"/>
+                      <w:r>
+                        <w:rPr>
+                          <w:lang w:val="nl-NL"/>
+                        </w:rPr>
+                        <w:t xml:space="preserve"> &lt;= (op1_s </w:t>
+                      </w:r>
+                      <w:proofErr w:type="spellStart"/>
+                      <w:r>
+                        <w:rPr>
+                          <w:lang w:val="nl-NL"/>
+                        </w:rPr>
+                        <w:t>xnor</w:t>
+                      </w:r>
+                      <w:proofErr w:type="spellEnd"/>
+                      <w:r>
+                        <w:rPr>
+                          <w:lang w:val="nl-NL"/>
+                        </w:rPr>
+                        <w:t xml:space="preserve"> op0_s) </w:t>
+                      </w:r>
+                      <w:proofErr w:type="spellStart"/>
+                      <w:r>
+                        <w:rPr>
+                          <w:lang w:val="nl-NL"/>
+                        </w:rPr>
+                        <w:t>and</w:t>
+                      </w:r>
+                      <w:proofErr w:type="spellEnd"/>
+                      <w:r>
+                        <w:rPr>
+                          <w:lang w:val="nl-NL"/>
+                        </w:rPr>
+                        <w:t xml:space="preserve"> op2_s;</w:t>
+                      </w:r>
+                    </w:p>
+                  </w:txbxContent>
+                </v:textbox>
+                <w10:wrap anchorx="margin"/>
+              </v:shape>
+            </w:pict>
+          </mc:Fallback>
+        </mc:AlternateContent>
+      </w:r>
+      <w:r>
+        <w:rPr>
+          <w:b/>
+          <w:bCs/>
+          <w:noProof/>
+        </w:rPr>
+        <mc:AlternateContent>
+          <mc:Choice Requires="wps">
+            <w:drawing>
+              <wp:anchor distT="0" distB="0" distL="114300" distR="114300" simplePos="0" relativeHeight="251678720" behindDoc="0" locked="0" layoutInCell="1" allowOverlap="1" wp14:anchorId="13880747" wp14:editId="6FF1BBCF">
+                <wp:simplePos x="0" y="0"/>
+                <wp:positionH relativeFrom="margin">
+                  <wp:align>left</wp:align>
+                </wp:positionH>
+                <wp:positionV relativeFrom="paragraph">
+                  <wp:posOffset>2674537</wp:posOffset>
+                </wp:positionV>
+                <wp:extent cx="6535807" cy="1224501"/>
+                <wp:effectExtent l="0" t="0" r="17780" b="13970"/>
+                <wp:wrapNone/>
+                <wp:docPr id="116811235" name="Zone de texte 15"/>
+                <wp:cNvGraphicFramePr/>
+                <a:graphic xmlns:a="http://schemas.openxmlformats.org/drawingml/2006/main">
+                  <a:graphicData uri="http://schemas.microsoft.com/office/word/2010/wordprocessingShape">
+                    <wps:wsp>
+                      <wps:cNvSpPr txBox="1"/>
+                      <wps:spPr>
+                        <a:xfrm>
+                          <a:off x="0" y="0"/>
+                          <a:ext cx="6535807" cy="1224501"/>
+                        </a:xfrm>
+                        <a:prstGeom prst="rect">
+                          <a:avLst/>
+                        </a:prstGeom>
+                        <a:noFill/>
+                        <a:ln w="6350">
+                          <a:solidFill>
+                            <a:schemeClr val="tx1"/>
+                          </a:solidFill>
+                        </a:ln>
+                      </wps:spPr>
+                      <wps:txbx>
+                        <w:txbxContent>
+                          <w:p>
+                            <w:pPr>
+                              <w:rPr>
+                                <w:lang w:val="en-US"/>
+                              </w:rPr>
+                            </w:pPr>
+                            <w:r>
+                              <w:rPr>
+                                <w:lang w:val="en-US"/>
+                              </w:rPr>
+                              <w:t xml:space="preserve">with </w:t>
+                            </w:r>
+                            <w:proofErr w:type="spellStart"/>
+                            <w:r>
+                              <w:rPr>
+                                <w:lang w:val="en-US"/>
+                              </w:rPr>
+                              <w:t>opcode_i</w:t>
+                            </w:r>
+                            <w:proofErr w:type="spellEnd"/>
+                            <w:r>
+                              <w:rPr>
+                                <w:lang w:val="en-US"/>
+                              </w:rPr>
+                              <w:t xml:space="preserve">(1 </w:t>
+                            </w:r>
+                            <w:proofErr w:type="spellStart"/>
+                            <w:r>
+                              <w:rPr>
+                                <w:lang w:val="en-US"/>
+                              </w:rPr>
+                              <w:t>downto</w:t>
+                            </w:r>
+                            <w:proofErr w:type="spellEnd"/>
+                            <w:r>
+                              <w:rPr>
+                                <w:lang w:val="en-US"/>
+                              </w:rPr>
+                              <w:t xml:space="preserve"> 0) select</w:t>
+                            </w:r>
+                          </w:p>
+                          <w:p>
+                            <w:pPr>
+                              <w:rPr>
+                                <w:lang w:val="en-US"/>
+                              </w:rPr>
+                            </w:pPr>
+                            <w:r>
+                              <w:rPr>
+                                <w:lang w:val="en-US"/>
+                              </w:rPr>
+                              <w:t xml:space="preserve"> val2_s &lt;= nb_xor_op2Nbits_s </w:t>
+                            </w:r>
+                            <w:r>
+                              <w:rPr>
+                                <w:lang w:val="en-US"/>
+                              </w:rPr>
+                              <w:tab/>
+                            </w:r>
+                            <w:r>
+                              <w:rPr>
+                                <w:lang w:val="en-US"/>
+                              </w:rPr>
+                              <w:tab/>
+                            </w:r>
+                            <w:r>
+                              <w:rPr>
+                                <w:lang w:val="en-US"/>
+                              </w:rPr>
+                              <w:tab/>
+                            </w:r>
+                            <w:r>
+                              <w:rPr>
+                                <w:lang w:val="en-US"/>
+                              </w:rPr>
+                              <w:tab/>
+                            </w:r>
+                            <w:r>
+                              <w:rPr>
+                                <w:lang w:val="en-US"/>
+                              </w:rPr>
+                              <w:tab/>
+                            </w:r>
+                            <w:r>
+                              <w:rPr>
+                                <w:lang w:val="en-US"/>
+                              </w:rPr>
+                              <w:tab/>
+                              <w:t xml:space="preserve">        </w:t>
+                            </w:r>
+                            <w:r>
+                              <w:rPr>
+                                <w:lang w:val="en-US"/>
+                              </w:rPr>
+                              <w:t>when "00",</w:t>
+                            </w:r>
+                          </w:p>
+                          <w:p>
+                            <w:pPr>
+                              <w:rPr>
+                                <w:lang w:val="en-US"/>
+                              </w:rPr>
+                            </w:pPr>
+                            <w:r>
+                              <w:rPr>
+                                <w:lang w:val="en-US"/>
+                              </w:rPr>
+                              <w:t xml:space="preserve">           </w:t>
+                            </w:r>
+                            <w:proofErr w:type="spellStart"/>
+                            <w:r>
+                              <w:rPr>
+                                <w:lang w:val="en-US"/>
+                              </w:rPr>
+                              <w:t>mux_mult_ou_soustr_s</w:t>
+                            </w:r>
+                            <w:proofErr w:type="spellEnd"/>
+                            <w:r>
+                              <w:rPr>
+                                <w:lang w:val="en-US"/>
+                              </w:rPr>
+                              <w:tab/>
+                            </w:r>
+                            <w:r>
+                              <w:rPr>
+                                <w:lang w:val="en-US"/>
+                              </w:rPr>
+                              <w:tab/>
+                            </w:r>
+                            <w:r>
+                              <w:rPr>
+                                <w:lang w:val="en-US"/>
+                              </w:rPr>
+                              <w:tab/>
+                            </w:r>
+                            <w:r>
+                              <w:rPr>
+                                <w:lang w:val="en-US"/>
+                              </w:rPr>
+                              <w:tab/>
+                            </w:r>
+                            <w:r>
+                              <w:rPr>
+                                <w:lang w:val="en-US"/>
+                              </w:rPr>
+                              <w:tab/>
+                            </w:r>
+                            <w:r>
+                              <w:rPr>
+                                <w:lang w:val="en-US"/>
+                              </w:rPr>
+                              <w:tab/>
+                              <w:t xml:space="preserve">       </w:t>
+                            </w:r>
+                            <w:r>
+                              <w:rPr>
+                                <w:lang w:val="en-US"/>
+                              </w:rPr>
+                              <w:t xml:space="preserve"> when "01",</w:t>
+                            </w:r>
+                          </w:p>
+                          <w:p>
+                            <w:pPr>
+                              <w:rPr>
+                                <w:lang w:val="en-US"/>
+                              </w:rPr>
+                            </w:pPr>
+                            <w:r>
+                              <w:rPr>
+                                <w:lang w:val="en-US"/>
+                              </w:rPr>
+                              <w:t xml:space="preserve">           ((</w:t>
+                            </w:r>
+                            <w:proofErr w:type="spellStart"/>
+                            <w:r>
+                              <w:rPr>
+                                <w:lang w:val="en-US"/>
+                              </w:rPr>
+                              <w:t>na_i</w:t>
+                            </w:r>
+                            <w:proofErr w:type="spellEnd"/>
+                            <w:r>
+                              <w:rPr>
+                                <w:lang w:val="en-US"/>
+                              </w:rPr>
+                              <w:t xml:space="preserve"> </w:t>
+                            </w:r>
+                            <w:proofErr w:type="spellStart"/>
+                            <w:r>
+                              <w:rPr>
+                                <w:lang w:val="en-US"/>
+                              </w:rPr>
+                              <w:t>xor</w:t>
+                            </w:r>
+                            <w:proofErr w:type="spellEnd"/>
+                            <w:r>
+                              <w:rPr>
+                                <w:lang w:val="en-US"/>
+                              </w:rPr>
+                              <w:t xml:space="preserve"> op2_Nbits_s) and nb_xor_op2Nbits_s) </w:t>
+                            </w:r>
+                            <w:proofErr w:type="spellStart"/>
+                            <w:r>
+                              <w:rPr>
+                                <w:lang w:val="en-US"/>
+                              </w:rPr>
+                              <w:t>xor</w:t>
+                            </w:r>
+                            <w:proofErr w:type="spellEnd"/>
+                            <w:r>
+                              <w:rPr>
+                                <w:lang w:val="en-US"/>
+                              </w:rPr>
+                              <w:t xml:space="preserve"> op2_Nbits_s when "10",</w:t>
+                            </w:r>
+                          </w:p>
+                          <w:p>
+                            <w:pPr>
+                              <w:rPr>
+                                <w:lang w:val="en-US"/>
+                              </w:rPr>
+                            </w:pPr>
+                            <w:r>
+                              <w:rPr>
+                                <w:lang w:val="en-US"/>
+                              </w:rPr>
+                              <w:t xml:space="preserve">           </w:t>
+                            </w:r>
+                            <w:proofErr w:type="spellStart"/>
+                            <w:r>
+                              <w:rPr>
+                                <w:lang w:val="en-US"/>
+                              </w:rPr>
+                              <w:t>std_logic_vector</w:t>
+                            </w:r>
+                            <w:proofErr w:type="spellEnd"/>
+                            <w:r>
+                              <w:rPr>
+                                <w:lang w:val="en-US"/>
+                              </w:rPr>
+                              <w:t>(</w:t>
+                            </w:r>
+                            <w:proofErr w:type="spellStart"/>
+                            <w:r>
+                              <w:rPr>
+                                <w:lang w:val="en-US"/>
+                              </w:rPr>
+                              <w:t>to_unsigned</w:t>
+                            </w:r>
+                            <w:proofErr w:type="spellEnd"/>
+                            <w:r>
+                              <w:rPr>
+                                <w:lang w:val="en-US"/>
+                              </w:rPr>
+                              <w:t xml:space="preserve">(1, N)) </w:t>
+                            </w:r>
+                            <w:proofErr w:type="spellStart"/>
+                            <w:r>
+                              <w:rPr>
+                                <w:lang w:val="en-US"/>
+                              </w:rPr>
+                              <w:t>xor</w:t>
+                            </w:r>
+                            <w:proofErr w:type="spellEnd"/>
+                            <w:r>
+                              <w:rPr>
+                                <w:lang w:val="en-US"/>
+                              </w:rPr>
+                              <w:t xml:space="preserve"> op2_Nbits_s</w:t>
+                            </w:r>
+                            <w:r>
+                              <w:rPr>
+                                <w:lang w:val="en-US"/>
+                              </w:rPr>
+                              <w:tab/>
+                            </w:r>
+                            <w:r>
+                              <w:rPr>
+                                <w:lang w:val="en-US"/>
+                              </w:rPr>
+                              <w:tab/>
+                              <w:t xml:space="preserve">        </w:t>
+                            </w:r>
+                            <w:r>
+                              <w:rPr>
+                                <w:lang w:val="en-US"/>
+                              </w:rPr>
+                              <w:t xml:space="preserve"> when "11",</w:t>
+                            </w:r>
+                          </w:p>
+                          <w:p>
+                            <w:r>
+                              <w:rPr>
+                                <w:lang w:val="en-US"/>
+                              </w:rPr>
+                              <w:t xml:space="preserve">           </w:t>
+                            </w:r>
+                            <w:r>
+                              <w:t>(</w:t>
+                            </w:r>
+                            <w:proofErr w:type="spellStart"/>
+                            <w:r>
+                              <w:t>others</w:t>
+                            </w:r>
+                            <w:proofErr w:type="spellEnd"/>
+                            <w:r>
+                              <w:t xml:space="preserve"> =&gt;'0')</w:t>
+                            </w:r>
+                            <w:r>
+                              <w:tab/>
+                            </w:r>
+                            <w:r>
+                              <w:tab/>
+                            </w:r>
+                            <w:r>
+                              <w:tab/>
+                            </w:r>
+                            <w:r>
+                              <w:tab/>
+                            </w:r>
+                            <w:r>
+                              <w:tab/>
+                            </w:r>
+                            <w:r>
+                              <w:tab/>
+                            </w:r>
+                            <w:r>
+                              <w:tab/>
+                            </w:r>
+                            <w:r>
+                              <w:tab/>
+                              <w:t xml:space="preserve">        </w:t>
+                            </w:r>
+                            <w:r>
+                              <w:t xml:space="preserve"> </w:t>
+                            </w:r>
+                            <w:proofErr w:type="spellStart"/>
+                            <w:r>
+                              <w:t>when</w:t>
+                            </w:r>
+                            <w:proofErr w:type="spellEnd"/>
+                            <w:r>
+                              <w:t xml:space="preserve"> </w:t>
+                            </w:r>
+                            <w:proofErr w:type="spellStart"/>
+                            <w:r>
+                              <w:t>others</w:t>
+                            </w:r>
+                            <w:proofErr w:type="spellEnd"/>
+                            <w:r>
+                              <w:t>;</w:t>
+                            </w:r>
+                          </w:p>
+                        </w:txbxContent>
+                      </wps:txbx>
+                      <wps:bodyPr rot="0" spcFirstLastPara="0" vertOverflow="overflow" horzOverflow="overflow" vert="horz" wrap="square" lIns="91440" tIns="45720" rIns="91440" bIns="45720" numCol="1" spcCol="0" rtlCol="0" fromWordArt="0" anchor="t" anchorCtr="0" forceAA="0" compatLnSpc="1">
+                        <a:prstTxWarp prst="textNoShape">
+                          <a:avLst/>
+                        </a:prstTxWarp>
+                        <a:noAutofit/>
+                      </wps:bodyPr>
+                    </wps:wsp>
+                  </a:graphicData>
+                </a:graphic>
+                <wp14:sizeRelH relativeFrom="margin">
+                  <wp14:pctWidth>0</wp14:pctWidth>
+                </wp14:sizeRelH>
+                <wp14:sizeRelV relativeFrom="margin">
+                  <wp14:pctHeight>0</wp14:pctHeight>
+                </wp14:sizeRelV>
+              </wp:anchor>
+            </w:drawing>
+          </mc:Choice>
+          <mc:Fallback>
+            <w:pict>
+              <v:shape w14:anchorId="13880747" id="_x0000_s1031" type="#_x0000_t202" style="position:absolute;margin-left:0;margin-top:210.6pt;width:514.65pt;height:96.4pt;z-index:251678720;visibility:visible;mso-wrap-style:square;mso-width-percent:0;mso-height-percent:0;mso-wrap-distance-left:9pt;mso-wrap-distance-top:0;mso-wrap-distance-right:9pt;mso-wrap-distance-bottom:0;mso-position-horizontal:left;mso-position-horizontal-relative:margin;mso-position-vertical:absolute;mso-position-vertical-relative:text;mso-width-percent:0;mso-height-percent:0;mso-width-relative:margin;mso-height-relative:margin;v-text-anchor:top" o:gfxdata="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" filled="f" strokecolor="black [3213]" strokeweight=".5pt">
+                <v:textbox>
+                  <w:txbxContent>
+                    <w:p>
+                      <w:pPr>
+                        <w:rPr>
+                          <w:lang w:val="en-US"/>
+                        </w:rPr>
+                      </w:pPr>
+                      <w:r>
+                        <w:rPr>
+                          <w:lang w:val="en-US"/>
+                        </w:rPr>
+                        <w:t xml:space="preserve">with </w:t>
+                      </w:r>
+                      <w:proofErr w:type="spellStart"/>
+                      <w:r>
+                        <w:rPr>
+                          <w:lang w:val="en-US"/>
+                        </w:rPr>
+                        <w:t>opcode_i</w:t>
+                      </w:r>
+                      <w:proofErr w:type="spellEnd"/>
+                      <w:r>
+                        <w:rPr>
+                          <w:lang w:val="en-US"/>
+                        </w:rPr>
+                        <w:t xml:space="preserve">(1 </w:t>
+                      </w:r>
+                      <w:proofErr w:type="spellStart"/>
+                      <w:r>
+                        <w:rPr>
+                          <w:lang w:val="en-US"/>
+                        </w:rPr>
+                        <w:t>downto</w:t>
+                      </w:r>
+                      <w:proofErr w:type="spellEnd"/>
+                      <w:r>
+                        <w:rPr>
+                          <w:lang w:val="en-US"/>
+                        </w:rPr>
+                        <w:t xml:space="preserve"> 0) select</w:t>
+                      </w:r>
+                    </w:p>
+                    <w:p>
+                      <w:pPr>
+                        <w:rPr>
+                          <w:lang w:val="en-US"/>
+                        </w:rPr>
+                      </w:pPr>
+                      <w:r>
+                        <w:rPr>
+                          <w:lang w:val="en-US"/>
+                        </w:rPr>
+                        <w:t xml:space="preserve"> val2_s &lt;= nb_xor_op2Nbits_s </w:t>
+                      </w:r>
+                      <w:r>
+                        <w:rPr>
+                          <w:lang w:val="en-US"/>
+                        </w:rPr>
+                        <w:tab/>
+                      </w:r>
+                      <w:r>
+                        <w:rPr>
+                          <w:lang w:val="en-US"/>
+                        </w:rPr>
+                        <w:tab/>
+                      </w:r>
+                      <w:r>
+                        <w:rPr>
+                          <w:lang w:val="en-US"/>
+                        </w:rPr>
+                        <w:tab/>
+                      </w:r>
+                      <w:r>
+                        <w:rPr>
+                          <w:lang w:val="en-US"/>
+                        </w:rPr>
+                        <w:tab/>
+                      </w:r>
+                      <w:r>
+                        <w:rPr>
+                          <w:lang w:val="en-US"/>
+                        </w:rPr>
+                        <w:tab/>
+                      </w:r>
+                      <w:r>
+                        <w:rPr>
+                          <w:lang w:val="en-US"/>
+                        </w:rPr>
+                        <w:tab/>
+                        <w:t xml:space="preserve">        </w:t>
+                      </w:r>
+                      <w:r>
+                        <w:rPr>
+                          <w:lang w:val="en-US"/>
+                        </w:rPr>
+                        <w:t>when "00",</w:t>
+                      </w:r>
+                    </w:p>
+                    <w:p>
+                      <w:pPr>
+                        <w:rPr>
+                          <w:lang w:val="en-US"/>
+                        </w:rPr>
+                      </w:pPr>
+                      <w:r>
+                        <w:rPr>
+                          <w:lang w:val="en-US"/>
+                        </w:rPr>
+                        <w:t xml:space="preserve">           </w:t>
+                      </w:r>
+                      <w:proofErr w:type="spellStart"/>
+                      <w:r>
+                        <w:rPr>
+                          <w:lang w:val="en-US"/>
+                        </w:rPr>
+                        <w:t>mux_mult_ou_soustr_s</w:t>
+                      </w:r>
+                      <w:proofErr w:type="spellEnd"/>
+                      <w:r>
+                        <w:rPr>
+                          <w:lang w:val="en-US"/>
+                        </w:rPr>
+                        <w:tab/>
+                      </w:r>
+                      <w:r>
+                        <w:rPr>
+                          <w:lang w:val="en-US"/>
+                        </w:rPr>
+                        <w:tab/>
+                      </w:r>
+                      <w:r>
+                        <w:rPr>
+                          <w:lang w:val="en-US"/>
+                        </w:rPr>
+                        <w:tab/>
+                      </w:r>
+                      <w:r>
+                        <w:rPr>
+                          <w:lang w:val="en-US"/>
+                        </w:rPr>
+                        <w:tab/>
+                      </w:r>
+                      <w:r>
+                        <w:rPr>
+                          <w:lang w:val="en-US"/>
+                        </w:rPr>
+                        <w:tab/>
+                      </w:r>
+                      <w:r>
+                        <w:rPr>
+                          <w:lang w:val="en-US"/>
+                        </w:rPr>
+                        <w:tab/>
+                        <w:t xml:space="preserve">       </w:t>
+                      </w:r>
+                      <w:r>
+                        <w:rPr>
+                          <w:lang w:val="en-US"/>
+                        </w:rPr>
+                        <w:t xml:space="preserve"> when "01",</w:t>
+                      </w:r>
+                    </w:p>
+                    <w:p>
+                      <w:pPr>
+                        <w:rPr>
+                          <w:lang w:val="en-US"/>
+                        </w:rPr>
+                      </w:pPr>
+                      <w:r>
+                        <w:rPr>
+                          <w:lang w:val="en-US"/>
+                        </w:rPr>
+                        <w:t xml:space="preserve">           ((</w:t>
+                      </w:r>
+                      <w:proofErr w:type="spellStart"/>
+                      <w:r>
+                        <w:rPr>
+                          <w:lang w:val="en-US"/>
+                        </w:rPr>
+                        <w:t>na_i</w:t>
+                      </w:r>
+                      <w:proofErr w:type="spellEnd"/>
+                      <w:r>
+                        <w:rPr>
+                          <w:lang w:val="en-US"/>
+                        </w:rPr>
+                        <w:t xml:space="preserve"> </w:t>
+                      </w:r>
+                      <w:proofErr w:type="spellStart"/>
+                      <w:r>
+                        <w:rPr>
+                          <w:lang w:val="en-US"/>
+                        </w:rPr>
+                        <w:t>xor</w:t>
+                      </w:r>
+                      <w:proofErr w:type="spellEnd"/>
+                      <w:r>
+                        <w:rPr>
+                          <w:lang w:val="en-US"/>
+                        </w:rPr>
+                        <w:t xml:space="preserve"> op2_Nbits_s) and nb_xor_op2Nbits_s) </w:t>
+                      </w:r>
+                      <w:proofErr w:type="spellStart"/>
+                      <w:r>
+                        <w:rPr>
+                          <w:lang w:val="en-US"/>
+                        </w:rPr>
+                        <w:t>xor</w:t>
+                      </w:r>
+                      <w:proofErr w:type="spellEnd"/>
+                      <w:r>
+                        <w:rPr>
+                          <w:lang w:val="en-US"/>
+                        </w:rPr>
+                        <w:t xml:space="preserve"> op2_Nbits_s when "10",</w:t>
+                      </w:r>
+                    </w:p>
+                    <w:p>
+                      <w:pPr>
+                        <w:rPr>
+                          <w:lang w:val="en-US"/>
+                        </w:rPr>
+                      </w:pPr>
+                      <w:r>
+                        <w:rPr>
+                          <w:lang w:val="en-US"/>
+                        </w:rPr>
+                        <w:t xml:space="preserve">           </w:t>
+                      </w:r>
+                      <w:proofErr w:type="spellStart"/>
+                      <w:r>
+                        <w:rPr>
+                          <w:lang w:val="en-US"/>
+                        </w:rPr>
+                        <w:t>std_logic_vector</w:t>
+                      </w:r>
+                      <w:proofErr w:type="spellEnd"/>
+                      <w:r>
+                        <w:rPr>
+                          <w:lang w:val="en-US"/>
+                        </w:rPr>
+                        <w:t>(</w:t>
+                      </w:r>
+                      <w:proofErr w:type="spellStart"/>
+                      <w:r>
+                        <w:rPr>
+                          <w:lang w:val="en-US"/>
+                        </w:rPr>
+                        <w:t>to_unsigned</w:t>
+                      </w:r>
+                      <w:proofErr w:type="spellEnd"/>
+                      <w:r>
+                        <w:rPr>
+                          <w:lang w:val="en-US"/>
+                        </w:rPr>
+                        <w:t xml:space="preserve">(1, N)) </w:t>
+                      </w:r>
+                      <w:proofErr w:type="spellStart"/>
+                      <w:r>
+                        <w:rPr>
+                          <w:lang w:val="en-US"/>
+                        </w:rPr>
+                        <w:t>xor</w:t>
+                      </w:r>
+                      <w:proofErr w:type="spellEnd"/>
+                      <w:r>
+                        <w:rPr>
+                          <w:lang w:val="en-US"/>
+                        </w:rPr>
+                        <w:t xml:space="preserve"> op2_Nbits_s</w:t>
+                      </w:r>
+                      <w:r>
+                        <w:rPr>
+                          <w:lang w:val="en-US"/>
+                        </w:rPr>
+                        <w:tab/>
+                      </w:r>
+                      <w:r>
+                        <w:rPr>
+                          <w:lang w:val="en-US"/>
+                        </w:rPr>
+                        <w:tab/>
+                        <w:t xml:space="preserve">        </w:t>
+                      </w:r>
+                      <w:r>
+                        <w:rPr>
+                          <w:lang w:val="en-US"/>
+                        </w:rPr>
+                        <w:t xml:space="preserve"> when "11",</w:t>
+                      </w:r>
+                    </w:p>
+                    <w:p>
+                      <w:r>
+                        <w:rPr>
+                          <w:lang w:val="en-US"/>
+                        </w:rPr>
+                        <w:t xml:space="preserve">           </w:t>
+                      </w:r>
+                      <w:r>
+                        <w:t>(</w:t>
+                      </w:r>
+                      <w:proofErr w:type="spellStart"/>
+                      <w:r>
+                        <w:t>others</w:t>
+                      </w:r>
+                      <w:proofErr w:type="spellEnd"/>
+                      <w:r>
+                        <w:t xml:space="preserve"> =&gt;'0')</w:t>
+                      </w:r>
+                      <w:r>
+                        <w:tab/>
+                      </w:r>
+                      <w:r>
+                        <w:tab/>
+                      </w:r>
+                      <w:r>
+                        <w:tab/>
+                      </w:r>
+                      <w:r>
+                        <w:tab/>
+                      </w:r>
+                      <w:r>
+                        <w:tab/>
+                      </w:r>
+                      <w:r>
+                        <w:tab/>
+                      </w:r>
+                      <w:r>
+                        <w:tab/>
+                      </w:r>
+                      <w:r>
+                        <w:tab/>
+                        <w:t xml:space="preserve">        </w:t>
+                      </w:r>
+                      <w:r>
+                        <w:t xml:space="preserve"> </w:t>
+                      </w:r>
+                      <w:proofErr w:type="spellStart"/>
+                      <w:r>
+                        <w:t>when</w:t>
+                      </w:r>
+                      <w:proofErr w:type="spellEnd"/>
+                      <w:r>
+                        <w:t xml:space="preserve"> </w:t>
+                      </w:r>
+                      <w:proofErr w:type="spellStart"/>
+                      <w:r>
+                        <w:t>others</w:t>
+                      </w:r>
+                      <w:proofErr w:type="spellEnd"/>
+                      <w:r>
+                        <w:t>;</w:t>
+                      </w:r>
+                    </w:p>
+                  </w:txbxContent>
+                </v:textbox>
+                <w10:wrap anchorx="margin"/>
+              </v:shape>
+            </w:pict>
+          </mc:Fallback>
+        </mc:AlternateContent>
+      </w:r>
+      <w:r>
+        <w:rPr>
+          <w:b/>
+          <w:bCs/>
+          <w:noProof/>
+        </w:rPr>
+        <mc:AlternateContent>
+          <mc:Choice Requires="wps">
+            <w:drawing>
+              <wp:anchor distT="0" distB="0" distL="114300" distR="114300" simplePos="0" relativeHeight="251676672" behindDoc="0" locked="0" layoutInCell="1" allowOverlap="1" wp14:anchorId="769022ED" wp14:editId="5EA87952">
+                <wp:simplePos x="0" y="0"/>
+                <wp:positionH relativeFrom="margin">
+                  <wp:posOffset>1029197</wp:posOffset>
+                </wp:positionH>
+                <wp:positionV relativeFrom="paragraph">
+                  <wp:posOffset>186303</wp:posOffset>
+                </wp:positionV>
+                <wp:extent cx="3990975" cy="850265"/>
+                <wp:effectExtent l="0" t="0" r="28575" b="26035"/>
+                <wp:wrapNone/>
+                <wp:docPr id="496437638" name="Zone de texte 15"/>
+                <wp:cNvGraphicFramePr/>
+                <a:graphic xmlns:a="http://schemas.openxmlformats.org/drawingml/2006/main">
+                  <a:graphicData uri="http://schemas.microsoft.com/office/word/2010/wordprocessingShape">
+                    <wps:wsp>
+                      <wps:cNvSpPr txBox="1"/>
+                      <wps:spPr>
+                        <a:xfrm>
+                          <a:off x="0" y="0"/>
+                          <a:ext cx="3990975" cy="850265"/>
+                        </a:xfrm>
+                        <a:prstGeom prst="rect">
+                          <a:avLst/>
+                        </a:prstGeom>
+                        <a:noFill/>
+                        <a:ln w="6350">
+                          <a:solidFill>
+                            <a:schemeClr val="tx1"/>
+                          </a:solidFill>
+                        </a:ln>
+                      </wps:spPr>
+                      <wps:txbx>
+                        <w:txbxContent>
+                          <w:p>
+                            <w:pPr>
+                              <w:rPr>
+                                <w:lang w:val="en-US"/>
+                              </w:rPr>
+                            </w:pPr>
+                            <w:r>
+                              <w:rPr>
+                                <w:lang w:val="en-US"/>
+                              </w:rPr>
+                              <w:t>with op2_s select</w:t>
+                            </w:r>
+                          </w:p>
+                          <w:p>
+                            <w:pPr>
+                              <w:rPr>
+                                <w:lang w:val="en-US"/>
+                              </w:rPr>
+                            </w:pPr>
+                            <w:r>
+                              <w:rPr>
+                                <w:lang w:val="en-US"/>
+                              </w:rPr>
+                              <w:t xml:space="preserve"> </w:t>
+                            </w:r>
+                            <w:proofErr w:type="spellStart"/>
+                            <w:r>
+                              <w:rPr>
+                                <w:lang w:val="en-US"/>
+                              </w:rPr>
+                              <w:t>mux_mult_ou_soustr_s</w:t>
+                            </w:r>
+                            <w:proofErr w:type="spellEnd"/>
+                            <w:r>
+                              <w:rPr>
+                                <w:lang w:val="en-US"/>
+                              </w:rPr>
+                              <w:t xml:space="preserve"> &lt;= </w:t>
+                            </w:r>
+                            <w:proofErr w:type="spellStart"/>
+                            <w:r>
+                              <w:rPr>
+                                <w:lang w:val="en-US"/>
+                              </w:rPr>
+                              <w:t>na_i</w:t>
+                            </w:r>
+                            <w:proofErr w:type="spellEnd"/>
+                            <w:r>
+                              <w:rPr>
+                                <w:lang w:val="en-US"/>
+                              </w:rPr>
+                              <w:t xml:space="preserve"> </w:t>
+                            </w:r>
+                            <w:r>
+                              <w:rPr>
+                                <w:lang w:val="en-US"/>
+                              </w:rPr>
+                              <w:tab/>
+                            </w:r>
+                            <w:r>
+                              <w:rPr>
+                                <w:lang w:val="en-US"/>
+                              </w:rPr>
+                              <w:tab/>
+                            </w:r>
+                            <w:r>
+                              <w:rPr>
+                                <w:lang w:val="en-US"/>
+                              </w:rPr>
+                              <w:t>when '0',</w:t>
+                            </w:r>
+                          </w:p>
+                          <w:p>
+                            <w:pPr>
+                              <w:rPr>
+                                <w:lang w:val="en-US"/>
+                              </w:rPr>
+                            </w:pPr>
+                            <w:r>
+                              <w:rPr>
+                                <w:lang w:val="en-US"/>
+                              </w:rPr>
+                              <w:t xml:space="preserve">                         nb_xor_op2Nbits_s</w:t>
+                            </w:r>
+                            <w:r>
+                              <w:rPr>
+                                <w:lang w:val="en-US"/>
+                              </w:rPr>
+                              <w:tab/>
+                            </w:r>
+                            <w:r>
+                              <w:rPr>
+                                <w:lang w:val="en-US"/>
+                              </w:rPr>
+                              <w:t>when '1',</w:t>
+                            </w:r>
+                          </w:p>
+                          <w:p>
+                            <w:pPr>
+                              <w:rPr>
+                                <w:lang w:val="en-US"/>
+                              </w:rPr>
+                            </w:pPr>
+                            <w:r>
+                              <w:rPr>
+                                <w:lang w:val="en-US"/>
+                              </w:rPr>
+                              <w:t xml:space="preserve">                         (others =&gt;'0') </w:t>
+                            </w:r>
+                            <w:r>
+                              <w:rPr>
+                                <w:lang w:val="en-US"/>
+                              </w:rPr>
+                              <w:tab/>
+                            </w:r>
+                            <w:r>
+                              <w:rPr>
+                                <w:lang w:val="en-US"/>
+                              </w:rPr>
+                              <w:tab/>
+                            </w:r>
+                            <w:r>
+                              <w:rPr>
+                                <w:lang w:val="en-US"/>
+                              </w:rPr>
+                              <w:t>when others;</w:t>
+                            </w:r>
+                          </w:p>
+                        </w:txbxContent>
+                      </wps:txbx>
+                      <wps:bodyPr rot="0" spcFirstLastPara="0" vertOverflow="overflow" horzOverflow="overflow" vert="horz" wrap="square" lIns="91440" tIns="45720" rIns="91440" bIns="45720" numCol="1" spcCol="0" rtlCol="0" fromWordArt="0" anchor="t" anchorCtr="0" forceAA="0" compatLnSpc="1">
+                        <a:prstTxWarp prst="textNoShape">
+                          <a:avLst/>
+                        </a:prstTxWarp>
+                        <a:noAutofit/>
+                      </wps:bodyPr>
+                    </wps:wsp>
+                  </a:graphicData>
+                </a:graphic>
+                <wp14:sizeRelH relativeFrom="margin">
+                  <wp14:pctWidth>0</wp14:pctWidth>
+                </wp14:sizeRelH>
+                <wp14:sizeRelV relativeFrom="margin">
+                  <wp14:pctHeight>0</wp14:pctHeight>
+                </wp14:sizeRelV>
+              </wp:anchor>
+            </w:drawing>
+          </mc:Choice>
+          <mc:Fallback>
+            <w:pict>
+              <v:shape w14:anchorId="769022ED" id="_x0000_s1032" type="#_x0000_t202" style="position:absolute;margin-left:81.05pt;margin-top:14.65pt;width:314.25pt;height:66.95pt;z-index:251676672;visibility:visible;mso-wrap-style:square;mso-width-percent:0;mso-height-percent:0;mso-wrap-distance-left:9pt;mso-wrap-distance-top:0;mso-wrap-distance-right:9pt;mso-wrap-distance-bottom:0;mso-position-horizontal:absolute;mso-position-horizontal-relative:margin;mso-position-vertical:absolute;mso-position-vertical-relative:text;mso-width-percent:0;mso-height-percent:0;mso-width-relative:margin;mso-height-relative:margin;v-text-anchor:top" o:gfxdata="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" filled="f" strokecolor="black [3213]" strokeweight=".5pt">
+                <v:textbox>
+                  <w:txbxContent>
+                    <w:p>
+                      <w:pPr>
+                        <w:rPr>
+                          <w:lang w:val="en-US"/>
+                        </w:rPr>
+                      </w:pPr>
+                      <w:r>
+                        <w:rPr>
+                          <w:lang w:val="en-US"/>
+                        </w:rPr>
+                        <w:t>with op2_s select</w:t>
+                      </w:r>
+                    </w:p>
+                    <w:p>
+                      <w:pPr>
+                        <w:rPr>
+                          <w:lang w:val="en-US"/>
+                        </w:rPr>
+                      </w:pPr>
+                      <w:r>
+                        <w:rPr>
+                          <w:lang w:val="en-US"/>
+                        </w:rPr>
+                        <w:t xml:space="preserve"> </w:t>
+                      </w:r>
+                      <w:proofErr w:type="spellStart"/>
+                      <w:r>
+                        <w:rPr>
+                          <w:lang w:val="en-US"/>
+                        </w:rPr>
+                        <w:t>mux_mult_ou_soustr_s</w:t>
+                      </w:r>
+                      <w:proofErr w:type="spellEnd"/>
+                      <w:r>
+                        <w:rPr>
+                          <w:lang w:val="en-US"/>
+                        </w:rPr>
+                        <w:t xml:space="preserve"> &lt;= </w:t>
+                      </w:r>
+                      <w:proofErr w:type="spellStart"/>
+                      <w:r>
+                        <w:rPr>
+                          <w:lang w:val="en-US"/>
+                        </w:rPr>
+                        <w:t>na_i</w:t>
+                      </w:r>
+                      <w:proofErr w:type="spellEnd"/>
+                      <w:r>
+                        <w:rPr>
+                          <w:lang w:val="en-US"/>
+                        </w:rPr>
+                        <w:t xml:space="preserve"> </w:t>
+                      </w:r>
+                      <w:r>
+                        <w:rPr>
+                          <w:lang w:val="en-US"/>
+                        </w:rPr>
+                        <w:tab/>
+                      </w:r>
+                      <w:r>
+                        <w:rPr>
+                          <w:lang w:val="en-US"/>
+                        </w:rPr>
+                        <w:tab/>
+                      </w:r>
+                      <w:r>
+                        <w:rPr>
+                          <w:lang w:val="en-US"/>
+                        </w:rPr>
+                        <w:t>when '0',</w:t>
+                      </w:r>
+                    </w:p>
+                    <w:p>
+                      <w:pPr>
+                        <w:rPr>
+                          <w:lang w:val="en-US"/>
+                        </w:rPr>
+                      </w:pPr>
+                      <w:r>
+                        <w:rPr>
+                          <w:lang w:val="en-US"/>
+                        </w:rPr>
+                        <w:t xml:space="preserve">                         nb_xor_op2Nbits_s</w:t>
+                      </w:r>
+                      <w:r>
+                        <w:rPr>
+                          <w:lang w:val="en-US"/>
+                        </w:rPr>
+                        <w:tab/>
+                      </w:r>
+                      <w:r>
+                        <w:rPr>
+                          <w:lang w:val="en-US"/>
+                        </w:rPr>
+                        <w:t>when '1',</w:t>
+                      </w:r>
+                    </w:p>
+                    <w:p>
+                      <w:pPr>
+                        <w:rPr>
+                          <w:lang w:val="en-US"/>
+                        </w:rPr>
+                      </w:pPr>
+                      <w:r>
+                        <w:rPr>
+                          <w:lang w:val="en-US"/>
+                        </w:rPr>
+                        <w:t xml:space="preserve">                         (others =&gt;'0') </w:t>
+                      </w:r>
+                      <w:r>
+                        <w:rPr>
+                          <w:lang w:val="en-US"/>
+                        </w:rPr>
+                        <w:tab/>
+                      </w:r>
+                      <w:r>
+                        <w:rPr>
+                          <w:lang w:val="en-US"/>
+                        </w:rPr>
+                        <w:tab/>
+                      </w:r>
+                      <w:r>
+                        <w:rPr>
+                          <w:lang w:val="en-US"/>
+                        </w:rPr>
+                        <w:t>when others;</w:t>
+                      </w:r>
+                    </w:p>
+                  </w:txbxContent>
+                </v:textbox>
+                <w10:wrap anchorx="margin"/>
+              </v:shape>
+            </w:pict>
+          </mc:Fallback>
+        </mc:AlternateContent>
+      </w:r>
+    </w:p>
+    <w:p/>
+    <w:p>
+      <w:pPr>
+        <w:rPr>
+          <w:b/>
+          <w:bCs/>
+        </w:rPr>
+      </w:pPr>
+    </w:p>
+    <w:p>
+      <w:pPr>
+        <w:rPr>
+          <w:b/>
+          <w:bCs/>
+        </w:rPr>
+      </w:pPr>
+    </w:p>
+    <w:p>
+      <w:pPr>
+        <w:rPr>
+          <w:b/>
+          <w:bCs/>
+        </w:rPr>
+      </w:pPr>
+    </w:p>
+    <w:p>
+      <w:pPr>
+        <w:rPr>
+          <w:b/>
+          <w:bCs/>
+        </w:rPr>
+      </w:pPr>
+    </w:p>
+    <w:p>
+      <w:pPr>
+        <w:rPr>
+          <w:b/>
+          <w:bCs/>
+        </w:rPr>
+      </w:pPr>
+    </w:p>
+    <w:p>
+      <w:pPr>
+        <w:rPr>
+          <w:b/>
+          <w:bCs/>
+        </w:rPr>
+      </w:pPr>
+    </w:p>
+    <w:p>
+      <w:r>
+        <w:t>Ce multiplexeur permet de sélectionner le second opérande en fonction de op2_s.</w:t>
+      </w:r>
+    </w:p>
+    <w:p/>
+    <w:p>
+      <w:r>
+        <w:t xml:space="preserve">Si op2_s = 0, on utilise </w:t>
+      </w:r>
+      <w:proofErr w:type="spellStart"/>
+      <w:r>
+        <w:t>na_i</w:t>
+      </w:r>
+      <w:proofErr w:type="spellEnd"/>
+      <w:r>
+        <w:t xml:space="preserve"> (cas de la multiplication par 2)</w:t>
+      </w:r>
+    </w:p>
+    <w:p>
+      <w:r>
+        <w:t xml:space="preserve">Si op2_s = 1, on utilise </w:t>
+      </w:r>
+      <w:proofErr w:type="spellStart"/>
+      <w:r>
+        <w:t>nb_i</w:t>
+      </w:r>
+      <w:proofErr w:type="spellEnd"/>
+      <w:r>
+        <w:t xml:space="preserve"> éventuellement inversé (cas des soustractions)</w:t>
+      </w:r>
+    </w:p>
+    <w:p/>
+    <w:p>
+      <w:r>
+        <w:t>Cela permet de mutualiser les ressources en utilisant un seul chemin de données.</w:t>
+      </w:r>
+    </w:p>
+    <w:p>
+      <w:pPr>
+        <w:rPr>
+          <w:b/>
+          <w:bCs/>
+        </w:rPr>
+      </w:pPr>
+    </w:p>
+    <w:p>
+      <w:pPr>
+        <w:rPr>
+          <w:b/>
+          <w:bCs/>
+        </w:rPr>
+      </w:pPr>
+    </w:p>
+    <w:p>
+      <w:pPr>
+        <w:rPr>
+          <w:b/>
+          <w:bCs/>
+        </w:rPr>
+      </w:pPr>
+    </w:p>
+    <w:p>
+      <w:pPr>
+        <w:rPr>
+          <w:b/>
+          <w:bCs/>
+        </w:rPr>
+      </w:pPr>
+    </w:p>
+    <w:p>
+      <w:pPr>
+        <w:rPr>
+          <w:b/>
+          <w:bCs/>
+        </w:rPr>
+      </w:pPr>
+    </w:p>
+    <w:p>
+      <w:pPr>
+        <w:rPr>
+          <w:b/>
+          <w:bCs/>
+        </w:rPr>
+      </w:pPr>
+    </w:p>
+    <w:p>
+      <w:pPr>
+        <w:rPr>
+          <w:b/>
+          <w:bCs/>
+        </w:rPr>
+      </w:pPr>
+    </w:p>
+    <w:p>
+      <w:pPr>
+        <w:rPr>
+          <w:b/>
+          <w:bCs/>
+        </w:rPr>
+      </w:pPr>
+    </w:p>
+    <w:p>
+      <w:pPr>
+        <w:rPr>
+          <w:b/>
+          <w:bCs/>
+        </w:rPr>
+      </w:pPr>
+    </w:p>
+    <w:p>
+      <w:pPr>
+        <w:rPr>
+          <w:b/>
+          <w:bCs/>
+        </w:rPr>
+      </w:pPr>
+    </w:p>
+    <w:p>
+      <w:pPr>
+        <w:rPr>
+          <w:b/>
+          <w:bCs/>
+        </w:rPr>
+      </w:pPr>
+    </w:p>
+    <w:p>
+      <w:r>
+        <w:t>Le second opérande (val2_s) est généré à l’aide d’un multiplexeur contrôlé par les deux bits de poids faible de l’opcode.</w:t>
+      </w:r>
+    </w:p>
+    <w:p/>
+    <w:p>
+      <w:r>
+        <w:t>Chaque cas correspond à une opération :</w:t>
+      </w:r>
+    </w:p>
+    <w:p/>
+    <w:p>
+      <w:r>
+        <w:t xml:space="preserve">"00" : utilisation de </w:t>
+      </w:r>
+      <w:proofErr w:type="spellStart"/>
+      <w:r>
+        <w:t>nb_i</w:t>
+      </w:r>
+      <w:proofErr w:type="spellEnd"/>
+      <w:r>
+        <w:t xml:space="preserve"> (ou son complément à deux)</w:t>
+      </w:r>
+    </w:p>
+    <w:p>
+      <w:r>
+        <w:t>"01" : multiplication ou soustraction selon op2_s</w:t>
+      </w:r>
+    </w:p>
+    <w:p>
+      <w:r>
+        <w:t>"10" : opérations logiques AND/OR via transformations booléennes</w:t>
+      </w:r>
+    </w:p>
+    <w:p>
+      <w:r>
+        <w:t>"11" : incrémentation ou décrémentation via ajout de ±1</w:t>
+      </w:r>
+    </w:p>
+    <w:p/>
+    <w:p>
+      <w:r>
+        <w:t>Cette approche permet d’implémenter toutes les opérations avec un seul additionneur.</w:t>
+      </w:r>
+    </w:p>
+    <w:p>
+      <w:pPr>
+        <w:rPr>
+          <w:b/>
+          <w:bCs/>
+        </w:rPr>
+      </w:pPr>
+    </w:p>
+    <w:p>
+      <w:pPr>
+        <w:rPr>
+          <w:b/>
+          <w:bCs/>
+        </w:rPr>
+      </w:pPr>
+    </w:p>
+    <w:p>
+      <w:pPr>
+        <w:rPr>
+          <w:b/>
+          <w:bCs/>
+        </w:rPr>
+      </w:pPr>
+    </w:p>
+    <w:p>
+      <w:pPr>
+        <w:rPr>
+          <w:b/>
+          <w:bCs/>
+        </w:rPr>
+      </w:pPr>
+    </w:p>
+    <w:p>
+      <w:pPr>
+        <w:rPr>
+          <w:b/>
+          <w:bCs/>
+        </w:rPr>
+      </w:pPr>
+    </w:p>
+    <w:p>
+      <w:r>
+        <w:t xml:space="preserve">Le signal </w:t>
+      </w:r>
+      <w:proofErr w:type="spellStart"/>
+      <w:r>
+        <w:t>cin_s</w:t>
+      </w:r>
+      <w:proofErr w:type="spellEnd"/>
+      <w:r>
+        <w:t xml:space="preserve"> permet d’ajouter 1 lors du calcul du complément à deux.</w:t>
+      </w:r>
+    </w:p>
+    <w:p/>
+    <w:p>
+      <w:r>
+        <w:t>Il est activé uniquement pour certaines opérations de soustraction, en fonction de l’opcode.</w:t>
+      </w:r>
+    </w:p>
+    <w:p/>
+    <w:p>
+      <w:r>
+        <w:t>Cette logique évite d’ajouter systématiquement une constante, optimisant ainsi le circuit.</w:t>
+      </w:r>
+    </w:p>
+    <w:p>
+      <w:r>
+        <w:br w:type="page"/>
+      </w:r>
+    </w:p>
+    <w:p>
+      <w:pPr>
+        <w:tabs>
+          <w:tab w:val="left" w:pos="6912"/>
+        </w:tabs>
+        <w:rPr>
+          <w:b/>
+          <w:bCs/>
+        </w:rPr>
+      </w:pPr>
+    </w:p>
+    <w:p>
+      <w:pPr>
+        <w:tabs>
+          <w:tab w:val="left" w:pos="6912"/>
+        </w:tabs>
+        <w:rPr>
+          <w:b/>
+          <w:bCs/>
+        </w:rPr>
+      </w:pPr>
+      <w:r>
+        <w:rPr>
+          <w:b/>
+          <w:bCs/>
+          <w:noProof/>
+        </w:rPr>
+        <mc:AlternateContent>
+          <mc:Choice Requires="wps">
+            <w:drawing>
+              <wp:anchor distT="0" distB="0" distL="114300" distR="114300" simplePos="0" relativeHeight="251688960" behindDoc="0" locked="0" layoutInCell="1" allowOverlap="1" wp14:anchorId="4D626678" wp14:editId="479DA23C">
+                <wp:simplePos x="0" y="0"/>
+                <wp:positionH relativeFrom="margin">
+                  <wp:align>center</wp:align>
+                </wp:positionH>
+                <wp:positionV relativeFrom="paragraph">
+                  <wp:posOffset>6697980</wp:posOffset>
+                </wp:positionV>
+                <wp:extent cx="4166484" cy="357809"/>
+                <wp:effectExtent l="0" t="0" r="24765" b="23495"/>
+                <wp:wrapNone/>
+                <wp:docPr id="717363397" name="Zone de texte 15"/>
+                <wp:cNvGraphicFramePr/>
+                <a:graphic xmlns:a="http://schemas.openxmlformats.org/drawingml/2006/main">
+                  <a:graphicData uri="http://schemas.microsoft.com/office/word/2010/wordprocessingShape">
+                    <wps:wsp>
+                      <wps:cNvSpPr txBox="1"/>
+                      <wps:spPr>
+                        <a:xfrm>
+                          <a:off x="0" y="0"/>
+                          <a:ext cx="4166484" cy="357809"/>
+                        </a:xfrm>
+                        <a:prstGeom prst="rect">
+                          <a:avLst/>
+                        </a:prstGeom>
+                        <a:noFill/>
+                        <a:ln w="6350">
+                          <a:solidFill>
+                            <a:schemeClr val="tx1"/>
+                          </a:solidFill>
+                        </a:ln>
+                      </wps:spPr>
+                      <wps:txbx>
+                        <w:txbxContent>
+                          <w:p>
+                            <w:pPr>
+                              <w:rPr>
+                                <w:lang w:val="en-US"/>
+                              </w:rPr>
+                            </w:pPr>
+                            <w:proofErr w:type="spellStart"/>
+                            <w:r>
+                              <w:rPr>
+                                <w:lang w:val="en-US"/>
+                              </w:rPr>
+                              <w:t>z_o</w:t>
+                            </w:r>
+                            <w:proofErr w:type="spellEnd"/>
+                            <w:r>
+                              <w:rPr>
+                                <w:lang w:val="en-US"/>
+                              </w:rPr>
+                              <w:t xml:space="preserve"> &lt;= '1' when (</w:t>
+                            </w:r>
+                            <w:proofErr w:type="spellStart"/>
+                            <w:r>
+                              <w:rPr>
+                                <w:lang w:val="en-US"/>
+                              </w:rPr>
+                              <w:t>result_s</w:t>
+                            </w:r>
+                            <w:proofErr w:type="spellEnd"/>
+                            <w:r>
+                              <w:rPr>
+                                <w:lang w:val="en-US"/>
+                              </w:rPr>
+                              <w:t xml:space="preserve"> = (</w:t>
+                            </w:r>
+                            <w:proofErr w:type="spellStart"/>
+                            <w:r>
+                              <w:rPr>
+                                <w:lang w:val="en-US"/>
+                              </w:rPr>
+                              <w:t>result_s'range</w:t>
+                            </w:r>
+                            <w:proofErr w:type="spellEnd"/>
+                            <w:r>
+                              <w:rPr>
+                                <w:lang w:val="en-US"/>
+                              </w:rPr>
+                              <w:t xml:space="preserve"> =&gt; '0')) else '0';</w:t>
+                            </w:r>
+                          </w:p>
+                        </w:txbxContent>
+                      </wps:txbx>
+                      <wps:bodyPr rot="0" spcFirstLastPara="0" vertOverflow="overflow" horzOverflow="overflow" vert="horz" wrap="square" lIns="91440" tIns="45720" rIns="91440" bIns="45720" numCol="1" spcCol="0" rtlCol="0" fromWordArt="0" anchor="t" anchorCtr="0" forceAA="0" compatLnSpc="1">
+                        <a:prstTxWarp prst="textNoShape">
+                          <a:avLst/>
+                        </a:prstTxWarp>
+                        <a:noAutofit/>
+                      </wps:bodyPr>
+                    </wps:wsp>
+                  </a:graphicData>
+                </a:graphic>
+                <wp14:sizeRelH relativeFrom="margin">
+                  <wp14:pctWidth>0</wp14:pctWidth>
+                </wp14:sizeRelH>
+                <wp14:sizeRelV relativeFrom="margin">
+                  <wp14:pctHeight>0</wp14:pctHeight>
+                </wp14:sizeRelV>
+              </wp:anchor>
+            </w:drawing>
+          </mc:Choice>
+          <mc:Fallback>
+            <w:pict>
+              <v:shape w14:anchorId="4D626678" id="_x0000_s1033" type="#_x0000_t202" style="position:absolute;margin-left:0;margin-top:527.4pt;width:328.05pt;height:28.15pt;z-index:251688960;visibility:visible;mso-wrap-style:square;mso-width-percent:0;mso-height-percent:0;mso-wrap-distance-left:9pt;mso-wrap-distance-top:0;mso-wrap-distance-right:9pt;mso-wrap-distance-bottom:0;mso-position-horizontal:center;mso-position-horizontal-relative:margin;mso-position-vertical:absolute;mso-position-vertical-relative:text;mso-width-percent:0;mso-height-percent:0;mso-width-relative:margin;mso-height-relative:margin;v-text-anchor:top" o:gfxdata="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" filled="f" strokecolor="black [3213]" strokeweight=".5pt">
+                <v:textbox>
+                  <w:txbxContent>
+                    <w:p>
+                      <w:pPr>
+                        <w:rPr>
+                          <w:lang w:val="en-US"/>
+                        </w:rPr>
+                      </w:pPr>
+                      <w:proofErr w:type="spellStart"/>
+                      <w:r>
+                        <w:rPr>
+                          <w:lang w:val="en-US"/>
+                        </w:rPr>
+                        <w:t>z_o</w:t>
+                      </w:r>
+                      <w:proofErr w:type="spellEnd"/>
+                      <w:r>
+                        <w:rPr>
+                          <w:lang w:val="en-US"/>
+                        </w:rPr>
+                        <w:t xml:space="preserve"> &lt;= '1' when (</w:t>
+                      </w:r>
+                      <w:proofErr w:type="spellStart"/>
+                      <w:r>
+                        <w:rPr>
+                          <w:lang w:val="en-US"/>
+                        </w:rPr>
+                        <w:t>result_s</w:t>
+                      </w:r>
+                      <w:proofErr w:type="spellEnd"/>
+                      <w:r>
+                        <w:rPr>
+                          <w:lang w:val="en-US"/>
+                        </w:rPr>
+                        <w:t xml:space="preserve"> = (</w:t>
+                      </w:r>
+                      <w:proofErr w:type="spellStart"/>
+                      <w:r>
+                        <w:rPr>
+                          <w:lang w:val="en-US"/>
+                        </w:rPr>
+                        <w:t>result_s'range</w:t>
+                      </w:r>
+                      <w:proofErr w:type="spellEnd"/>
+                      <w:r>
+                        <w:rPr>
+                          <w:lang w:val="en-US"/>
+                        </w:rPr>
+                        <w:t xml:space="preserve"> =&gt; '0')) else '0';</w:t>
+                      </w:r>
+                    </w:p>
+                  </w:txbxContent>
+                </v:textbox>
+                <w10:wrap anchorx="margin"/>
+              </v:shape>
+            </w:pict>
+          </mc:Fallback>
+        </mc:AlternateContent>
+      </w:r>
+      <w:r>
+        <w:rPr>
+          <w:b/>
+          <w:bCs/>
+          <w:noProof/>
+        </w:rPr>
+        <mc:AlternateContent>
+          <mc:Choice Requires="wps">
+            <w:drawing>
+              <wp:anchor distT="0" distB="0" distL="114300" distR="114300" simplePos="0" relativeHeight="251686912" behindDoc="0" locked="0" layoutInCell="1" allowOverlap="1" wp14:anchorId="113DBA88" wp14:editId="731B6D17">
+                <wp:simplePos x="0" y="0"/>
+                <wp:positionH relativeFrom="margin">
+                  <wp:align>center</wp:align>
+                </wp:positionH>
+                <wp:positionV relativeFrom="paragraph">
+                  <wp:posOffset>4574844</wp:posOffset>
+                </wp:positionV>
+                <wp:extent cx="5787969" cy="882594"/>
+                <wp:effectExtent l="0" t="0" r="22860" b="13335"/>
+                <wp:wrapNone/>
+                <wp:docPr id="1745664457" name="Zone de texte 15"/>
+                <wp:cNvGraphicFramePr/>
+                <a:graphic xmlns:a="http://schemas.openxmlformats.org/drawingml/2006/main">
+                  <a:graphicData uri="http://schemas.microsoft.com/office/word/2010/wordprocessingShape">
+                    <wps:wsp>
+                      <wps:cNvSpPr txBox="1"/>
+                      <wps:spPr>
+                        <a:xfrm>
+                          <a:off x="0" y="0"/>
+                          <a:ext cx="5787969" cy="882594"/>
+                        </a:xfrm>
+                        <a:prstGeom prst="rect">
+                          <a:avLst/>
+                        </a:prstGeom>
+                        <a:noFill/>
+                        <a:ln w="6350">
+                          <a:solidFill>
+                            <a:schemeClr val="tx1"/>
+                          </a:solidFill>
+                        </a:ln>
+                      </wps:spPr>
+                      <wps:txbx>
+                        <w:txbxContent>
+                          <w:p>
+                            <w:pPr>
+                              <w:rPr>
+                                <w:lang w:val="en-US"/>
+                              </w:rPr>
+                            </w:pPr>
+                            <w:r>
+                              <w:rPr>
+                                <w:lang w:val="en-US"/>
+                              </w:rPr>
+                              <w:t>op0_and_not_op1_and_op2_s &lt;= op0_s and not(op1_s) and op2_s;</w:t>
+                            </w:r>
+                          </w:p>
+                          <w:p>
+                            <w:pPr>
+                              <w:rPr>
+                                <w:lang w:val="en-US"/>
+                              </w:rPr>
+                            </w:pPr>
+                          </w:p>
+                          <w:p>
+                            <w:pPr>
+                              <w:rPr>
+                                <w:lang w:val="en-US"/>
+                              </w:rPr>
+                            </w:pPr>
+                            <w:proofErr w:type="spellStart"/>
+                            <w:r>
+                              <w:rPr>
+                                <w:lang w:val="en-US"/>
+                              </w:rPr>
+                              <w:t>result_s</w:t>
+                            </w:r>
+                            <w:proofErr w:type="spellEnd"/>
+                            <w:r>
+                              <w:rPr>
+                                <w:lang w:val="en-US"/>
+                              </w:rPr>
+                              <w:t xml:space="preserve"> &lt;= </w:t>
+                            </w:r>
+                            <w:proofErr w:type="spellStart"/>
+                            <w:r>
+                              <w:rPr>
+                                <w:lang w:val="en-US"/>
+                              </w:rPr>
+                              <w:t>res_add_s</w:t>
+                            </w:r>
+                            <w:proofErr w:type="spellEnd"/>
+                            <w:r>
+                              <w:rPr>
+                                <w:lang w:val="en-US"/>
+                              </w:rPr>
+                              <w:t xml:space="preserve"> </w:t>
+                            </w:r>
+                            <w:proofErr w:type="spellStart"/>
+                            <w:r>
+                              <w:rPr>
+                                <w:lang w:val="en-US"/>
+                              </w:rPr>
+                              <w:t>xor</w:t>
+                            </w:r>
+                            <w:proofErr w:type="spellEnd"/>
+                            <w:r>
+                              <w:rPr>
+                                <w:lang w:val="en-US"/>
+                              </w:rPr>
+                              <w:t xml:space="preserve"> (</w:t>
+                            </w:r>
+                            <w:proofErr w:type="spellStart"/>
+                            <w:r>
+                              <w:rPr>
+                                <w:lang w:val="en-US"/>
+                              </w:rPr>
+                              <w:t>res_add_s'range</w:t>
+                            </w:r>
+                            <w:proofErr w:type="spellEnd"/>
+                            <w:r>
+                              <w:rPr>
+                                <w:lang w:val="en-US"/>
+                              </w:rPr>
+                              <w:t xml:space="preserve"> =&gt; op0_and_not_op1_and_op2_s);</w:t>
+                            </w:r>
+                          </w:p>
+                        </w:txbxContent>
+                      </wps:txbx>
+                      <wps:bodyPr rot="0" spcFirstLastPara="0" vertOverflow="overflow" horzOverflow="overflow" vert="horz" wrap="square" lIns="91440" tIns="45720" rIns="91440" bIns="45720" numCol="1" spcCol="0" rtlCol="0" fromWordArt="0" anchor="t" anchorCtr="0" forceAA="0" compatLnSpc="1">
+                        <a:prstTxWarp prst="textNoShape">
+                          <a:avLst/>
+                        </a:prstTxWarp>
+                        <a:noAutofit/>
+                      </wps:bodyPr>
+                    </wps:wsp>
+                  </a:graphicData>
+                </a:graphic>
+                <wp14:sizeRelH relativeFrom="margin">
+                  <wp14:pctWidth>0</wp14:pctWidth>
+                </wp14:sizeRelH>
+                <wp14:sizeRelV relativeFrom="margin">
+                  <wp14:pctHeight>0</wp14:pctHeight>
+                </wp14:sizeRelV>
+              </wp:anchor>
+            </w:drawing>
+          </mc:Choice>
+          <mc:Fallback>
+            <w:pict>
+              <v:shape w14:anchorId="113DBA88" id="_x0000_s1034" type="#_x0000_t202" style="position:absolute;margin-left:0;margin-top:360.2pt;width:455.75pt;height:69.5pt;z-index:251686912;visibility:visible;mso-wrap-style:square;mso-width-percent:0;mso-height-percent:0;mso-wrap-distance-left:9pt;mso-wrap-distance-top:0;mso-wrap-distance-right:9pt;mso-wrap-distance-bottom:0;mso-position-horizontal:center;mso-position-horizontal-relative:margin;mso-position-vertical:absolute;mso-position-vertical-relative:text;mso-width-percent:0;mso-height-percent:0;mso-width-relative:margin;mso-height-relative:margin;v-text-anchor:top" o:gfxdata="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" filled="f" strokecolor="black [3213]" strokeweight=".5pt">
+                <v:textbox>
+                  <w:txbxContent>
+                    <w:p>
+                      <w:pPr>
+                        <w:rPr>
+                          <w:lang w:val="en-US"/>
+                        </w:rPr>
+                      </w:pPr>
+                      <w:r>
+                        <w:rPr>
+                          <w:lang w:val="en-US"/>
+                        </w:rPr>
+                        <w:t>op0_and_not_op1_and_op2_s &lt;= op0_s and not(op1_s) and op2_s;</w:t>
+                      </w:r>
+                    </w:p>
+                    <w:p>
+                      <w:pPr>
+                        <w:rPr>
+                          <w:lang w:val="en-US"/>
+                        </w:rPr>
+                      </w:pPr>
+                    </w:p>
+                    <w:p>
+                      <w:pPr>
+                        <w:rPr>
+                          <w:lang w:val="en-US"/>
+                        </w:rPr>
+                      </w:pPr>
+                      <w:proofErr w:type="spellStart"/>
+                      <w:r>
+                        <w:rPr>
+                          <w:lang w:val="en-US"/>
+                        </w:rPr>
+                        <w:t>result_s</w:t>
+                      </w:r>
+                      <w:proofErr w:type="spellEnd"/>
+                      <w:r>
+                        <w:rPr>
+                          <w:lang w:val="en-US"/>
+                        </w:rPr>
+                        <w:t xml:space="preserve"> &lt;= </w:t>
+                      </w:r>
+                      <w:proofErr w:type="spellStart"/>
+                      <w:r>
+                        <w:rPr>
+                          <w:lang w:val="en-US"/>
+                        </w:rPr>
+                        <w:t>res_add_s</w:t>
+                      </w:r>
+                      <w:proofErr w:type="spellEnd"/>
+                      <w:r>
+                        <w:rPr>
+                          <w:lang w:val="en-US"/>
+                        </w:rPr>
+                        <w:t xml:space="preserve"> </w:t>
+                      </w:r>
+                      <w:proofErr w:type="spellStart"/>
+                      <w:r>
+                        <w:rPr>
+                          <w:lang w:val="en-US"/>
+                        </w:rPr>
+                        <w:t>xor</w:t>
+                      </w:r>
+                      <w:proofErr w:type="spellEnd"/>
+                      <w:r>
+                        <w:rPr>
+                          <w:lang w:val="en-US"/>
+                        </w:rPr>
+                        <w:t xml:space="preserve"> (</w:t>
+                      </w:r>
+                      <w:proofErr w:type="spellStart"/>
+                      <w:r>
+                        <w:rPr>
+                          <w:lang w:val="en-US"/>
+                        </w:rPr>
+                        <w:t>res_add_s'range</w:t>
+                      </w:r>
+                      <w:proofErr w:type="spellEnd"/>
+                      <w:r>
+                        <w:rPr>
+                          <w:lang w:val="en-US"/>
+                        </w:rPr>
+                        <w:t xml:space="preserve"> =&gt; op0_and_not_op1_and_op2_s);</w:t>
+                      </w:r>
+                    </w:p>
+                  </w:txbxContent>
+                </v:textbox>
+                <w10:wrap anchorx="margin"/>
+              </v:shape>
+            </w:pict>
+          </mc:Fallback>
+        </mc:AlternateContent>
+      </w:r>
+      <w:r>
+        <w:rPr>
+          <w:b/>
+          <w:bCs/>
+          <w:noProof/>
+        </w:rPr>
+        <mc:AlternateContent>
+          <mc:Choice Requires="wps">
+            <w:drawing>
+              <wp:anchor distT="0" distB="0" distL="114300" distR="114300" simplePos="0" relativeHeight="251684864" behindDoc="0" locked="0" layoutInCell="1" allowOverlap="1" wp14:anchorId="483CBA32" wp14:editId="13BBFD54">
+                <wp:simplePos x="0" y="0"/>
+                <wp:positionH relativeFrom="margin">
+                  <wp:posOffset>933781</wp:posOffset>
+                </wp:positionH>
+                <wp:positionV relativeFrom="paragraph">
+                  <wp:posOffset>2086334</wp:posOffset>
+                </wp:positionV>
+                <wp:extent cx="4333461" cy="556591"/>
+                <wp:effectExtent l="0" t="0" r="10160" b="15240"/>
+                <wp:wrapNone/>
+                <wp:docPr id="1410204210" name="Zone de texte 15"/>
+                <wp:cNvGraphicFramePr/>
+                <a:graphic xmlns:a="http://schemas.openxmlformats.org/drawingml/2006/main">
+                  <a:graphicData uri="http://schemas.microsoft.com/office/word/2010/wordprocessingShape">
+                    <wps:wsp>
+                      <wps:cNvSpPr txBox="1"/>
+                      <wps:spPr>
+                        <a:xfrm>
+                          <a:off x="0" y="0"/>
+                          <a:ext cx="4333461" cy="556591"/>
+                        </a:xfrm>
+                        <a:prstGeom prst="rect">
+                          <a:avLst/>
+                        </a:prstGeom>
+                        <a:noFill/>
+                        <a:ln w="6350">
+                          <a:solidFill>
+                            <a:schemeClr val="tx1"/>
+                          </a:solidFill>
+                        </a:ln>
+                      </wps:spPr>
+                      <wps:txbx>
+                        <w:txbxContent>
+                          <w:p>
+                            <w:pPr>
+                              <w:rPr>
+                                <w:lang w:val="en-US"/>
+                              </w:rPr>
+                            </w:pPr>
+                            <w:proofErr w:type="spellStart"/>
+                            <w:r>
+                              <w:rPr>
+                                <w:lang w:val="en-US"/>
+                              </w:rPr>
+                              <w:t>dep_sgn_o</w:t>
+                            </w:r>
+                            <w:proofErr w:type="spellEnd"/>
+                            <w:r>
+                              <w:rPr>
+                                <w:lang w:val="en-US"/>
+                              </w:rPr>
+                              <w:t xml:space="preserve"> &lt;= </w:t>
+                            </w:r>
+                            <w:proofErr w:type="spellStart"/>
+                            <w:r>
+                              <w:rPr>
+                                <w:lang w:val="en-US"/>
+                              </w:rPr>
+                              <w:t>ovr_s</w:t>
+                            </w:r>
+                            <w:proofErr w:type="spellEnd"/>
+                            <w:r>
+                              <w:rPr>
+                                <w:lang w:val="en-US"/>
+                              </w:rPr>
+                              <w:t>;</w:t>
+                            </w:r>
+                          </w:p>
+                          <w:p>
+                            <w:pPr>
+                              <w:rPr>
+                                <w:lang w:val="en-US"/>
+                              </w:rPr>
+                            </w:pPr>
+                            <w:proofErr w:type="spellStart"/>
+                            <w:r>
+                              <w:rPr>
+                                <w:lang w:val="en-US"/>
+                              </w:rPr>
+                              <w:t>dep_nsgn_o</w:t>
+                            </w:r>
+                            <w:proofErr w:type="spellEnd"/>
+                            <w:r>
+                              <w:rPr>
+                                <w:lang w:val="en-US"/>
+                              </w:rPr>
+                              <w:t xml:space="preserve"> &lt;= </w:t>
+                            </w:r>
+                            <w:proofErr w:type="spellStart"/>
+                            <w:r>
+                              <w:rPr>
+                                <w:lang w:val="en-US"/>
+                              </w:rPr>
+                              <w:t>cout_s</w:t>
+                            </w:r>
+                            <w:proofErr w:type="spellEnd"/>
+                            <w:r>
+                              <w:rPr>
+                                <w:lang w:val="en-US"/>
+                              </w:rPr>
+                              <w:t xml:space="preserve"> </w:t>
+                            </w:r>
+                            <w:proofErr w:type="spellStart"/>
+                            <w:r>
+                              <w:rPr>
+                                <w:lang w:val="en-US"/>
+                              </w:rPr>
+                              <w:t>xor</w:t>
+                            </w:r>
+                            <w:proofErr w:type="spellEnd"/>
+                            <w:r>
+                              <w:rPr>
+                                <w:lang w:val="en-US"/>
+                              </w:rPr>
+                              <w:t xml:space="preserve"> (op2_s and (op1_s </w:t>
+                            </w:r>
+                            <w:proofErr w:type="spellStart"/>
+                            <w:r>
+                              <w:rPr>
+                                <w:lang w:val="en-US"/>
+                              </w:rPr>
+                              <w:t>xnor</w:t>
+                            </w:r>
+                            <w:proofErr w:type="spellEnd"/>
+                            <w:r>
+                              <w:rPr>
+                                <w:lang w:val="en-US"/>
+                              </w:rPr>
+                              <w:t xml:space="preserve"> op0_s));</w:t>
+                            </w:r>
+                          </w:p>
+                        </w:txbxContent>
+                      </wps:txbx>
+                      <wps:bodyPr rot="0" spcFirstLastPara="0" vertOverflow="overflow" horzOverflow="overflow" vert="horz" wrap="square" lIns="91440" tIns="45720" rIns="91440" bIns="45720" numCol="1" spcCol="0" rtlCol="0" fromWordArt="0" anchor="t" anchorCtr="0" forceAA="0" compatLnSpc="1">
+                        <a:prstTxWarp prst="textNoShape">
+                          <a:avLst/>
+                        </a:prstTxWarp>
+                        <a:noAutofit/>
+                      </wps:bodyPr>
+                    </wps:wsp>
+                  </a:graphicData>
+                </a:graphic>
+                <wp14:sizeRelH relativeFrom="margin">
+                  <wp14:pctWidth>0</wp14:pctWidth>
+                </wp14:sizeRelH>
+                <wp14:sizeRelV relativeFrom="margin">
+                  <wp14:pctHeight>0</wp14:pctHeight>
+                </wp14:sizeRelV>
+              </wp:anchor>
+            </w:drawing>
+          </mc:Choice>
+          <mc:Fallback>
+            <w:pict>
+              <v:shape w14:anchorId="483CBA32" id="_x0000_s1035" type="#_x0000_t202" style="position:absolute;margin-left:73.55pt;margin-top:164.3pt;width:341.2pt;height:43.85pt;z-index:251684864;visibility:visible;mso-wrap-style:square;mso-width-percent:0;mso-height-percent:0;mso-wrap-distance-left:9pt;mso-wrap-distance-top:0;mso-wrap-distance-right:9pt;mso-wrap-distance-bottom:0;mso-position-horizontal:absolute;mso-position-horizontal-relative:margin;mso-position-vertical:absolute;mso-position-vertical-relative:text;mso-width-percent:0;mso-height-percent:0;mso-width-relative:margin;mso-height-relative:margin;v-text-anchor:top" o:gfxdata="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" filled="f" strokecolor="black [3213]" strokeweight=".5pt">
+                <v:textbox>
+                  <w:txbxContent>
+                    <w:p>
+                      <w:pPr>
+                        <w:rPr>
+                          <w:lang w:val="en-US"/>
+                        </w:rPr>
+                      </w:pPr>
+                      <w:proofErr w:type="spellStart"/>
+                      <w:r>
+                        <w:rPr>
+                          <w:lang w:val="en-US"/>
+                        </w:rPr>
+                        <w:t>dep_sgn_o</w:t>
+                      </w:r>
+                      <w:proofErr w:type="spellEnd"/>
+                      <w:r>
+                        <w:rPr>
+                          <w:lang w:val="en-US"/>
+                        </w:rPr>
+                        <w:t xml:space="preserve"> &lt;= </w:t>
+                      </w:r>
+                      <w:proofErr w:type="spellStart"/>
+                      <w:r>
+                        <w:rPr>
+                          <w:lang w:val="en-US"/>
+                        </w:rPr>
+                        <w:t>ovr_s</w:t>
+                      </w:r>
+                      <w:proofErr w:type="spellEnd"/>
+                      <w:r>
+                        <w:rPr>
+                          <w:lang w:val="en-US"/>
+                        </w:rPr>
+                        <w:t>;</w:t>
+                      </w:r>
+                    </w:p>
+                    <w:p>
+                      <w:pPr>
+                        <w:rPr>
+                          <w:lang w:val="en-US"/>
+                        </w:rPr>
+                      </w:pPr>
+                      <w:proofErr w:type="spellStart"/>
+                      <w:r>
+                        <w:rPr>
+                          <w:lang w:val="en-US"/>
+                        </w:rPr>
+                        <w:t>dep_nsgn_o</w:t>
+                      </w:r>
+                      <w:proofErr w:type="spellEnd"/>
+                      <w:r>
+                        <w:rPr>
+                          <w:lang w:val="en-US"/>
+                        </w:rPr>
+                        <w:t xml:space="preserve"> &lt;= </w:t>
+                      </w:r>
+                      <w:proofErr w:type="spellStart"/>
+                      <w:r>
+                        <w:rPr>
+                          <w:lang w:val="en-US"/>
+                        </w:rPr>
+                        <w:t>cout_s</w:t>
+                      </w:r>
+                      <w:proofErr w:type="spellEnd"/>
+                      <w:r>
+                        <w:rPr>
+                          <w:lang w:val="en-US"/>
+                        </w:rPr>
+                        <w:t xml:space="preserve"> </w:t>
+                      </w:r>
+                      <w:proofErr w:type="spellStart"/>
+                      <w:r>
+                        <w:rPr>
+                          <w:lang w:val="en-US"/>
+                        </w:rPr>
+                        <w:t>xor</w:t>
+                      </w:r>
+                      <w:proofErr w:type="spellEnd"/>
+                      <w:r>
+                        <w:rPr>
+                          <w:lang w:val="en-US"/>
+                        </w:rPr>
+                        <w:t xml:space="preserve"> (op2_s and (op1_s </w:t>
+                      </w:r>
+                      <w:proofErr w:type="spellStart"/>
+                      <w:r>
+                        <w:rPr>
+                          <w:lang w:val="en-US"/>
+                        </w:rPr>
+                        <w:t>xnor</w:t>
+                      </w:r>
+                      <w:proofErr w:type="spellEnd"/>
+                      <w:r>
+                        <w:rPr>
+                          <w:lang w:val="en-US"/>
+                        </w:rPr>
+                        <w:t xml:space="preserve"> op0_s));</w:t>
+                      </w:r>
+                    </w:p>
+                  </w:txbxContent>
+                </v:textbox>
+                <w10:wrap anchorx="margin"/>
+              </v:shape>
+            </w:pict>
+          </mc:Fallback>
+        </mc:AlternateContent>
+      </w:r>
+      <w:r>
+        <w:rPr>
+          <w:b/>
+          <w:bCs/>
+          <w:noProof/>
+        </w:rPr>
+        <mc:AlternateContent>
+          <mc:Choice Requires="wps">
+            <w:drawing>
+              <wp:anchor distT="0" distB="0" distL="114300" distR="114300" simplePos="0" relativeHeight="251682816" behindDoc="0" locked="0" layoutInCell="1" allowOverlap="1" wp14:anchorId="15BD8787" wp14:editId="2DA194C7">
+                <wp:simplePos x="0" y="0"/>
+                <wp:positionH relativeFrom="margin">
+                  <wp:align>center</wp:align>
+                </wp:positionH>
+                <wp:positionV relativeFrom="paragraph">
+                  <wp:posOffset>-219075</wp:posOffset>
+                </wp:positionV>
+                <wp:extent cx="2305879" cy="381663"/>
+                <wp:effectExtent l="0" t="0" r="18415" b="18415"/>
+                <wp:wrapNone/>
+                <wp:docPr id="1473607080" name="Zone de texte 15"/>
+                <wp:cNvGraphicFramePr/>
+                <a:graphic xmlns:a="http://schemas.openxmlformats.org/drawingml/2006/main">
+                  <a:graphicData uri="http://schemas.microsoft.com/office/word/2010/wordprocessingShape">
+                    <wps:wsp>
+                      <wps:cNvSpPr txBox="1"/>
+                      <wps:spPr>
+                        <a:xfrm>
+                          <a:off x="0" y="0"/>
+                          <a:ext cx="2305879" cy="381663"/>
+                        </a:xfrm>
+                        <a:prstGeom prst="rect">
+                          <a:avLst/>
+                        </a:prstGeom>
+                        <a:noFill/>
+                        <a:ln w="6350">
+                          <a:solidFill>
+                            <a:schemeClr val="tx1"/>
+                          </a:solidFill>
+                        </a:ln>
+                      </wps:spPr>
+                      <wps:txbx>
+                        <w:txbxContent>
+                          <w:p>
+                            <w:pPr>
+                              <w:rPr>
+                                <w:lang w:val="en-US"/>
+                              </w:rPr>
+                            </w:pPr>
+                            <w:proofErr w:type="spellStart"/>
+                            <w:r>
+                              <w:rPr>
+                                <w:lang w:val="en-US"/>
+                              </w:rPr>
+                              <w:t>add_inst</w:t>
+                            </w:r>
+                            <w:proofErr w:type="spellEnd"/>
+                            <w:r>
+                              <w:rPr>
+                                <w:lang w:val="en-US"/>
+                              </w:rPr>
+                              <w:t xml:space="preserve"> : entity </w:t>
+                            </w:r>
+                            <w:proofErr w:type="spellStart"/>
+                            <w:r>
+                              <w:rPr>
+                                <w:lang w:val="en-US"/>
+                              </w:rPr>
+                              <w:t>work.addn_full</w:t>
+                            </w:r>
+                            <w:proofErr w:type="spellEnd"/>
+                          </w:p>
+                        </w:txbxContent>
+                      </wps:txbx>
+                      <wps:bodyPr rot="0" spcFirstLastPara="0" vertOverflow="overflow" horzOverflow="overflow" vert="horz" wrap="square" lIns="91440" tIns="45720" rIns="91440" bIns="45720" numCol="1" spcCol="0" rtlCol="0" fromWordArt="0" anchor="t" anchorCtr="0" forceAA="0" compatLnSpc="1">
+                        <a:prstTxWarp prst="textNoShape">
+                          <a:avLst/>
+                        </a:prstTxWarp>
+                        <a:noAutofit/>
+                      </wps:bodyPr>
+                    </wps:wsp>
+                  </a:graphicData>
+                </a:graphic>
+                <wp14:sizeRelH relativeFrom="margin">
+                  <wp14:pctWidth>0</wp14:pctWidth>
+                </wp14:sizeRelH>
+                <wp14:sizeRelV relativeFrom="margin">
+                  <wp14:pctHeight>0</wp14:pctHeight>
+                </wp14:sizeRelV>
+              </wp:anchor>
+            </w:drawing>
+          </mc:Choice>
+          <mc:Fallback>
+            <w:pict>
+              <v:shape w14:anchorId="15BD8787" id="_x0000_s1036" type="#_x0000_t202" style="position:absolute;margin-left:0;margin-top:-17.25pt;width:181.55pt;height:30.05pt;z-index:251682816;visibility:visible;mso-wrap-style:square;mso-width-percent:0;mso-height-percent:0;mso-wrap-distance-left:9pt;mso-wrap-distance-top:0;mso-wrap-distance-right:9pt;mso-wrap-distance-bottom:0;mso-position-horizontal:center;mso-position-horizontal-relative:margin;mso-position-vertical:absolute;mso-position-vertical-relative:text;mso-width-percent:0;mso-height-percent:0;mso-width-relative:margin;mso-height-relative:margin;v-text-anchor:top" o:gfxdata="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" filled="f" strokecolor="black [3213]" strokeweight=".5pt">
+                <v:textbox>
+                  <w:txbxContent>
+                    <w:p>
+                      <w:pPr>
+                        <w:rPr>
+                          <w:lang w:val="en-US"/>
+                        </w:rPr>
+                      </w:pPr>
+                      <w:proofErr w:type="spellStart"/>
+                      <w:r>
+                        <w:rPr>
+                          <w:lang w:val="en-US"/>
+                        </w:rPr>
+                        <w:t>add_inst</w:t>
+                      </w:r>
+                      <w:proofErr w:type="spellEnd"/>
+                      <w:r>
+                        <w:rPr>
+                          <w:lang w:val="en-US"/>
+                        </w:rPr>
+                        <w:t xml:space="preserve"> : entity </w:t>
+                      </w:r>
+                      <w:proofErr w:type="spellStart"/>
+                      <w:r>
+                        <w:rPr>
+                          <w:lang w:val="en-US"/>
+                        </w:rPr>
+                        <w:t>work.addn_full</w:t>
+                      </w:r>
+                      <w:proofErr w:type="spellEnd"/>
+                    </w:p>
+                  </w:txbxContent>
+                </v:textbox>
+                <w10:wrap anchorx="margin"/>
+              </v:shape>
+            </w:pict>
+          </mc:Fallback>
+        </mc:AlternateContent>
+      </w:r>
+    </w:p>
+    <w:p>
+      <w:pPr>
+        <w:tabs>
+          <w:tab w:val="left" w:pos="2016"/>
+        </w:tabs>
+      </w:pPr>
+    </w:p>
+    <w:p>
+      <w:pPr>
+        <w:tabs>
+          <w:tab w:val="left" w:pos="2016"/>
+        </w:tabs>
+      </w:pPr>
+      <w:r>
+        <w:t>L’additionneur est le composant central de l’ALU.</w:t>
+      </w:r>
+    </w:p>
+    <w:p>
+      <w:pPr>
+        <w:tabs>
+          <w:tab w:val="left" w:pos="2016"/>
+        </w:tabs>
+      </w:pPr>
+    </w:p>
+    <w:p>
+      <w:pPr>
+        <w:tabs>
+          <w:tab w:val="left" w:pos="2016"/>
+        </w:tabs>
+      </w:pPr>
+      <w:r>
+        <w:t>Il est utilisé pour réaliser :</w:t>
+      </w:r>
+    </w:p>
+    <w:p>
+      <w:pPr>
+        <w:tabs>
+          <w:tab w:val="left" w:pos="2016"/>
+        </w:tabs>
+      </w:pPr>
+    </w:p>
+    <w:p>
+      <w:pPr>
+        <w:pStyle w:val="Paragraphedeliste"/>
+        <w:numPr>
+          <w:ilvl w:val="0"/>
+          <w:numId w:val="42"/>
+        </w:numPr>
+        <w:tabs>
+          <w:tab w:val="left" w:pos="2016"/>
+        </w:tabs>
+        <w:rPr>
           <w:lang w:val="en-US"/>
         </w:rPr>
       </w:pPr>
       <w:r>
         <w:rPr>
-          <w:rFonts w:cs="Arial"/>
           <w:lang w:val="en-US"/>
         </w:rPr>
+        <w:t>les additions</w:t>
+      </w:r>
+    </w:p>
+    <w:p>
+      <w:pPr>
+        <w:pStyle w:val="Paragraphedeliste"/>
+        <w:numPr>
+          <w:ilvl w:val="0"/>
+          <w:numId w:val="42"/>
+        </w:numPr>
+        <w:tabs>
+          <w:tab w:val="left" w:pos="2016"/>
+        </w:tabs>
+      </w:pPr>
+      <w:r>
+        <w:t>les soustractions (via complément à deux)</w:t>
+      </w:r>
+    </w:p>
+    <w:p>
+      <w:pPr>
+        <w:pStyle w:val="Paragraphedeliste"/>
+        <w:numPr>
+          <w:ilvl w:val="0"/>
+          <w:numId w:val="42"/>
+        </w:numPr>
+        <w:tabs>
+          <w:tab w:val="left" w:pos="2016"/>
+        </w:tabs>
+        <w:rPr>
+          <w:lang w:val="en-US"/>
+        </w:rPr>
+      </w:pPr>
+      <w:r>
+        <w:rPr>
+          <w:lang w:val="en-US"/>
+        </w:rPr>
+        <w:t xml:space="preserve">les </w:t>
+      </w:r>
+      <w:proofErr w:type="spellStart"/>
+      <w:r>
+        <w:rPr>
+          <w:lang w:val="en-US"/>
+        </w:rPr>
+        <w:t>incrémentations</w:t>
+      </w:r>
+      <w:proofErr w:type="spellEnd"/>
+      <w:r>
+        <w:rPr>
+          <w:lang w:val="en-US"/>
+        </w:rPr>
+        <w:t xml:space="preserve"> et </w:t>
+      </w:r>
+      <w:proofErr w:type="spellStart"/>
+      <w:r>
+        <w:rPr>
+          <w:lang w:val="en-US"/>
+        </w:rPr>
+        <w:t>décrémentations</w:t>
+      </w:r>
+      <w:proofErr w:type="spellEnd"/>
+    </w:p>
+    <w:p>
+      <w:pPr>
+        <w:tabs>
+          <w:tab w:val="left" w:pos="2016"/>
+        </w:tabs>
+        <w:rPr>
+          <w:lang w:val="en-US"/>
+        </w:rPr>
+      </w:pPr>
+    </w:p>
+    <w:p>
+      <w:pPr>
+        <w:tabs>
+          <w:tab w:val="left" w:pos="2016"/>
+        </w:tabs>
+      </w:pPr>
+      <w:r>
+        <w:t>Cette réutilisation permet de minimiser le nombre de composants logiques.</w:t>
+      </w:r>
+    </w:p>
+    <w:p>
+      <w:pPr>
+        <w:tabs>
+          <w:tab w:val="left" w:pos="2016"/>
+        </w:tabs>
+      </w:pPr>
+    </w:p>
+    <w:p>
+      <w:pPr>
+        <w:tabs>
+          <w:tab w:val="left" w:pos="2016"/>
+        </w:tabs>
+      </w:pPr>
+    </w:p>
+    <w:p>
+      <w:pPr>
+        <w:tabs>
+          <w:tab w:val="left" w:pos="6912"/>
+        </w:tabs>
+      </w:pPr>
+    </w:p>
+    <w:p/>
+    <w:p>
+      <w:pPr>
+        <w:tabs>
+          <w:tab w:val="left" w:pos="6912"/>
+        </w:tabs>
+      </w:pPr>
+    </w:p>
+    <w:p>
+      <w:pPr>
+        <w:tabs>
+          <w:tab w:val="left" w:pos="1227"/>
+        </w:tabs>
+      </w:pPr>
+      <w:r>
+        <w:t>Deux types de dépassements sont gérés :</w:t>
+      </w:r>
+    </w:p>
+    <w:p>
+      <w:pPr>
+        <w:tabs>
+          <w:tab w:val="left" w:pos="1227"/>
+        </w:tabs>
+      </w:pPr>
+    </w:p>
+    <w:p>
+      <w:pPr>
+        <w:tabs>
+          <w:tab w:val="left" w:pos="1227"/>
+        </w:tabs>
+      </w:pPr>
+      <w:proofErr w:type="spellStart"/>
+      <w:r>
+        <w:t>dep_sgn_o</w:t>
+      </w:r>
+      <w:proofErr w:type="spellEnd"/>
+      <w:r>
+        <w:t xml:space="preserve"> : correspond au dépassement signé (</w:t>
+      </w:r>
+      <w:proofErr w:type="spellStart"/>
+      <w:r>
+        <w:t>overflow</w:t>
+      </w:r>
+      <w:proofErr w:type="spellEnd"/>
+      <w:r>
+        <w:t>), directement issu de l’additionneur</w:t>
+      </w:r>
+      <w:r>
+        <w:t>.</w:t>
+      </w:r>
+    </w:p>
+    <w:p>
+      <w:pPr>
+        <w:tabs>
+          <w:tab w:val="left" w:pos="1227"/>
+        </w:tabs>
+      </w:pPr>
+    </w:p>
+    <w:p>
+      <w:pPr>
+        <w:tabs>
+          <w:tab w:val="left" w:pos="1227"/>
+        </w:tabs>
+      </w:pPr>
+      <w:proofErr w:type="spellStart"/>
+      <w:r>
+        <w:t>dep_nsgn_o</w:t>
+      </w:r>
+      <w:proofErr w:type="spellEnd"/>
+      <w:r>
+        <w:t xml:space="preserve"> : correspond au dépassement non signé, basé sur la retenue (</w:t>
+      </w:r>
+      <w:proofErr w:type="spellStart"/>
+      <w:r>
+        <w:t>cout_s</w:t>
+      </w:r>
+      <w:proofErr w:type="spellEnd"/>
+      <w:r>
+        <w:t>)</w:t>
+      </w:r>
+      <w:r>
+        <w:t>.</w:t>
+      </w:r>
+    </w:p>
+    <w:p>
+      <w:pPr>
+        <w:tabs>
+          <w:tab w:val="left" w:pos="1227"/>
+        </w:tabs>
+      </w:pPr>
+    </w:p>
+    <w:p>
+      <w:pPr>
+        <w:tabs>
+          <w:tab w:val="left" w:pos="1227"/>
+        </w:tabs>
+      </w:pPr>
+      <w:r>
+        <w:t>Une correction est appliquée pour les opérations de soustraction afin de garantir un comportement correct.</w:t>
+      </w:r>
+    </w:p>
+    <w:p>
+      <w:pPr>
+        <w:tabs>
+          <w:tab w:val="left" w:pos="6912"/>
+        </w:tabs>
+      </w:pPr>
+    </w:p>
+    <w:p/>
+    <w:p/>
+    <w:p/>
+    <w:p/>
+    <w:p/>
+    <w:p>
+      <w:pPr>
+        <w:tabs>
+          <w:tab w:val="left" w:pos="6912"/>
+        </w:tabs>
+      </w:pPr>
+    </w:p>
+    <w:p>
+      <w:pPr>
+        <w:tabs>
+          <w:tab w:val="left" w:pos="977"/>
+        </w:tabs>
+      </w:pPr>
+      <w:r>
+        <w:t>Dans le cas de l’opération B - A, le résultat est obtenu en inversant le résultat de A - B.</w:t>
+      </w:r>
+    </w:p>
+    <w:p>
+      <w:pPr>
+        <w:tabs>
+          <w:tab w:val="left" w:pos="977"/>
+        </w:tabs>
+      </w:pPr>
+    </w:p>
+    <w:p>
+      <w:pPr>
+        <w:tabs>
+          <w:tab w:val="left" w:pos="977"/>
+        </w:tabs>
+      </w:pPr>
+      <w:r>
+        <w:t>Cette inversion est réalisée à l’aide d’un XOR conditionnel appliqué sur tous les bits.</w:t>
+      </w:r>
+    </w:p>
+    <w:p>
+      <w:pPr>
+        <w:tabs>
+          <w:tab w:val="left" w:pos="977"/>
+        </w:tabs>
+      </w:pPr>
+    </w:p>
+    <w:p>
+      <w:pPr>
+        <w:tabs>
+          <w:tab w:val="left" w:pos="977"/>
+        </w:tabs>
+      </w:pPr>
+      <w:r>
+        <w:t>Cette technique permet d’éviter un second passage dans l’additionneur.</w:t>
+      </w:r>
+    </w:p>
+    <w:p>
+      <w:pPr>
+        <w:tabs>
+          <w:tab w:val="left" w:pos="977"/>
+        </w:tabs>
+      </w:pPr>
+    </w:p>
+    <w:p>
+      <w:pPr>
+        <w:tabs>
+          <w:tab w:val="left" w:pos="6912"/>
+        </w:tabs>
+      </w:pPr>
+    </w:p>
+    <w:p/>
+    <w:p>
+      <w:pPr>
+        <w:tabs>
+          <w:tab w:val="left" w:pos="6912"/>
+        </w:tabs>
+      </w:pPr>
+    </w:p>
+    <w:p>
+      <w:pPr>
+        <w:tabs>
+          <w:tab w:val="left" w:pos="1390"/>
+        </w:tabs>
+      </w:pPr>
+      <w:r>
+        <w:t xml:space="preserve">Le signal </w:t>
+      </w:r>
+      <w:proofErr w:type="spellStart"/>
+      <w:r>
+        <w:t>z_o</w:t>
+      </w:r>
+      <w:proofErr w:type="spellEnd"/>
+      <w:r>
+        <w:t xml:space="preserve"> est activé lorsque le résultat est nul.</w:t>
+      </w:r>
+    </w:p>
+    <w:p>
+      <w:pPr>
+        <w:tabs>
+          <w:tab w:val="left" w:pos="1390"/>
+        </w:tabs>
+      </w:pPr>
+    </w:p>
+    <w:p>
+      <w:pPr>
+        <w:tabs>
+          <w:tab w:val="left" w:pos="1390"/>
+        </w:tabs>
+      </w:pPr>
+      <w:r>
+        <w:t>Cela permet d’identifier facilement certaines conditions, notamment dans des comparaisons.</w:t>
+      </w:r>
+    </w:p>
+    <w:p>
+      <w:r>
+        <w:br w:type="page"/>
+      </w:r>
+    </w:p>
+    <w:p>
+      <w:pPr>
+        <w:tabs>
+          <w:tab w:val="left" w:pos="1390"/>
+        </w:tabs>
+      </w:pPr>
+      <w:r>
+        <w:rPr>
+          <w:b/>
+          <w:bCs/>
+          <w:noProof/>
+        </w:rPr>
+        <w:lastRenderedPageBreak/>
+        <mc:AlternateContent>
+          <mc:Choice Requires="wps">
+            <w:drawing>
+              <wp:anchor distT="0" distB="0" distL="114300" distR="114300" simplePos="0" relativeHeight="251691008" behindDoc="0" locked="0" layoutInCell="1" allowOverlap="1" wp14:anchorId="23309704" wp14:editId="5ADB7770">
+                <wp:simplePos x="0" y="0"/>
+                <wp:positionH relativeFrom="margin">
+                  <wp:posOffset>2149779</wp:posOffset>
+                </wp:positionH>
+                <wp:positionV relativeFrom="paragraph">
+                  <wp:posOffset>11016</wp:posOffset>
+                </wp:positionV>
+                <wp:extent cx="1717482" cy="357809"/>
+                <wp:effectExtent l="0" t="0" r="16510" b="23495"/>
+                <wp:wrapNone/>
+                <wp:docPr id="1309262286" name="Zone de texte 15"/>
+                <wp:cNvGraphicFramePr/>
+                <a:graphic xmlns:a="http://schemas.openxmlformats.org/drawingml/2006/main">
+                  <a:graphicData uri="http://schemas.microsoft.com/office/word/2010/wordprocessingShape">
+                    <wps:wsp>
+                      <wps:cNvSpPr txBox="1"/>
+                      <wps:spPr>
+                        <a:xfrm>
+                          <a:off x="0" y="0"/>
+                          <a:ext cx="1717482" cy="357809"/>
+                        </a:xfrm>
+                        <a:prstGeom prst="rect">
+                          <a:avLst/>
+                        </a:prstGeom>
+                        <a:noFill/>
+                        <a:ln w="6350">
+                          <a:solidFill>
+                            <a:schemeClr val="tx1"/>
+                          </a:solidFill>
+                        </a:ln>
+                      </wps:spPr>
+                      <wps:txbx>
+                        <w:txbxContent>
+                          <w:p>
+                            <w:pPr>
+                              <w:rPr>
+                                <w:lang w:val="en-US"/>
+                              </w:rPr>
+                            </w:pPr>
+                            <w:proofErr w:type="spellStart"/>
+                            <w:r>
+                              <w:rPr>
+                                <w:lang w:val="en-US"/>
+                              </w:rPr>
+                              <w:t>result_o</w:t>
+                            </w:r>
+                            <w:proofErr w:type="spellEnd"/>
+                            <w:r>
+                              <w:rPr>
+                                <w:lang w:val="en-US"/>
+                              </w:rPr>
+                              <w:t xml:space="preserve"> &lt;= </w:t>
+                            </w:r>
+                            <w:proofErr w:type="spellStart"/>
+                            <w:r>
+                              <w:rPr>
+                                <w:lang w:val="en-US"/>
+                              </w:rPr>
+                              <w:t>result_s</w:t>
+                            </w:r>
+                            <w:proofErr w:type="spellEnd"/>
+                            <w:r>
+                              <w:rPr>
+                                <w:lang w:val="en-US"/>
+                              </w:rPr>
+                              <w:t>;</w:t>
+                            </w:r>
+                          </w:p>
+                        </w:txbxContent>
+                      </wps:txbx>
+                      <wps:bodyPr rot="0" spcFirstLastPara="0" vertOverflow="overflow" horzOverflow="overflow" vert="horz" wrap="square" lIns="91440" tIns="45720" rIns="91440" bIns="45720" numCol="1" spcCol="0" rtlCol="0" fromWordArt="0" anchor="t" anchorCtr="0" forceAA="0" compatLnSpc="1">
+                        <a:prstTxWarp prst="textNoShape">
+                          <a:avLst/>
+                        </a:prstTxWarp>
+                        <a:noAutofit/>
+                      </wps:bodyPr>
+                    </wps:wsp>
+                  </a:graphicData>
+                </a:graphic>
+                <wp14:sizeRelH relativeFrom="margin">
+                  <wp14:pctWidth>0</wp14:pctWidth>
+                </wp14:sizeRelH>
+                <wp14:sizeRelV relativeFrom="margin">
+                  <wp14:pctHeight>0</wp14:pctHeight>
+                </wp14:sizeRelV>
+              </wp:anchor>
+            </w:drawing>
+          </mc:Choice>
+          <mc:Fallback>
+            <w:pict>
+              <v:shape w14:anchorId="23309704" id="_x0000_s1037" type="#_x0000_t202" style="position:absolute;margin-left:169.25pt;margin-top:.85pt;width:135.25pt;height:28.15pt;z-index:251691008;visibility:visible;mso-wrap-style:square;mso-width-percent:0;mso-height-percent:0;mso-wrap-distance-left:9pt;mso-wrap-distance-top:0;mso-wrap-distance-right:9pt;mso-wrap-distance-bottom:0;mso-position-horizontal:absolute;mso-position-horizontal-relative:margin;mso-position-vertical:absolute;mso-position-vertical-relative:text;mso-width-percent:0;mso-height-percent:0;mso-width-relative:margin;mso-height-relative:margin;v-text-anchor:top" o:gfxdata="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" filled="f" strokecolor="black [3213]" strokeweight=".5pt">
+                <v:textbox>
+                  <w:txbxContent>
+                    <w:p>
+                      <w:pPr>
+                        <w:rPr>
+                          <w:lang w:val="en-US"/>
+                        </w:rPr>
+                      </w:pPr>
+                      <w:proofErr w:type="spellStart"/>
+                      <w:r>
+                        <w:rPr>
+                          <w:lang w:val="en-US"/>
+                        </w:rPr>
+                        <w:t>result_o</w:t>
+                      </w:r>
+                      <w:proofErr w:type="spellEnd"/>
+                      <w:r>
+                        <w:rPr>
+                          <w:lang w:val="en-US"/>
+                        </w:rPr>
+                        <w:t xml:space="preserve"> &lt;= </w:t>
+                      </w:r>
+                      <w:proofErr w:type="spellStart"/>
+                      <w:r>
+                        <w:rPr>
+                          <w:lang w:val="en-US"/>
+                        </w:rPr>
+                        <w:t>result_s</w:t>
+                      </w:r>
+                      <w:proofErr w:type="spellEnd"/>
+                      <w:r>
+                        <w:rPr>
+                          <w:lang w:val="en-US"/>
+                        </w:rPr>
+                        <w:t>;</w:t>
+                      </w:r>
+                    </w:p>
+                  </w:txbxContent>
+                </v:textbox>
+                <w10:wrap anchorx="margin"/>
+              </v:shape>
+            </w:pict>
+          </mc:Fallback>
+        </mc:AlternateContent>
+      </w:r>
+    </w:p>
+    <w:p>
+      <w:pPr>
+        <w:tabs>
+          <w:tab w:val="left" w:pos="6912"/>
+        </w:tabs>
+      </w:pPr>
+    </w:p>
+    <w:p/>
+    <w:p>
+      <w:pPr>
+        <w:tabs>
+          <w:tab w:val="left" w:pos="2404"/>
+        </w:tabs>
+      </w:pPr>
+      <w:r>
+        <w:t>Le résultat final est directement assigné à la sortie après traitement interne.</w:t>
+      </w:r>
+    </w:p>
+    <w:p>
+      <w:pPr>
+        <w:tabs>
+          <w:tab w:val="left" w:pos="2404"/>
+        </w:tabs>
+      </w:pPr>
+    </w:p>
+    <w:p>
+      <w:pPr>
+        <w:tabs>
+          <w:tab w:val="left" w:pos="2404"/>
+        </w:tabs>
+      </w:pPr>
+      <w:r>
+        <w:t>L’utilisation d’un signal intermédiaire (</w:t>
+      </w:r>
+      <w:proofErr w:type="spellStart"/>
+      <w:r>
+        <w:t>result_s</w:t>
+      </w:r>
+      <w:proofErr w:type="spellEnd"/>
+      <w:r>
+        <w:t>) permet de faciliter les traitements supplémentaires, comme la détection de zéro.</w:t>
+      </w:r>
+    </w:p>
+    <w:p>
+      <w:pPr>
+        <w:tabs>
+          <w:tab w:val="left" w:pos="6912"/>
+        </w:tabs>
+        <w:rPr>
+          <w:b/>
+          <w:bCs/>
+        </w:rPr>
+      </w:pPr>
+      <w:r>
+        <w:br w:type="page"/>
+      </w:r>
+      <w:r>
+        <w:rPr>
+          <w:b/>
+          <w:bCs/>
+        </w:rPr>
+        <w:lastRenderedPageBreak/>
         <w:tab/>
-        <w:t xml:space="preserve">Run -all dans </w:t>
-      </w:r>
-      <w:proofErr w:type="spellStart"/>
-      <w:r>
-        <w:rPr>
-          <w:rFonts w:cs="Arial"/>
-          <w:lang w:val="en-US"/>
-        </w:rPr>
-        <w:t>run_alu_top_tb.tcl</w:t>
-      </w:r>
-      <w:proofErr w:type="spellEnd"/>
+      </w:r>
     </w:p>
     <w:p>
       <w:pPr>
         <w:pStyle w:val="Titre1"/>
-      </w:pPr>
-      <w:r>
-        <w:rPr>
-          <w:lang w:val="en-US"/>
-        </w:rPr>
-        <w:br w:type="page"/>
-      </w:r>
-      <w:r>
-        <w:lastRenderedPageBreak/>
+        <w:numPr>
+          <w:ilvl w:val="0"/>
+          <w:numId w:val="0"/>
+        </w:numPr>
+      </w:pPr>
+      <w:r>
         <w:t>Conclusion</w:t>
       </w:r>
     </w:p>
@@ -2976,21 +8748,37 @@
         <w:rPr>
           <w:rFonts w:cs="Arial"/>
         </w:rPr>
-        <w:t xml:space="preserve">Les tests nous </w:t>
-      </w:r>
-      <w:proofErr w:type="spellStart"/>
-      <w:r>
-        <w:rPr>
-          <w:rFonts w:cs="Arial"/>
-        </w:rPr>
-        <w:t>on</w:t>
-      </w:r>
-      <w:proofErr w:type="spellEnd"/>
+        <w:t>Les tests</w:t>
+      </w:r>
+      <w:r>
+        <w:rPr>
+          <w:rFonts w:cs="Arial"/>
+        </w:rPr>
+        <w:t xml:space="preserve"> en simulation et sur carte</w:t>
+      </w:r>
+      <w:r>
+        <w:rPr>
+          <w:rFonts w:cs="Arial"/>
+        </w:rPr>
+        <w:t xml:space="preserve"> nous on</w:t>
+      </w:r>
+      <w:r>
+        <w:rPr>
+          <w:rFonts w:cs="Arial"/>
+        </w:rPr>
+        <w:t>t</w:t>
+      </w:r>
       <w:r>
         <w:rPr>
           <w:rFonts w:cs="Arial"/>
         </w:rPr>
         <w:t xml:space="preserve"> permis de valider le bon fonctionnement de notre ALU</w:t>
+      </w:r>
+      <w:r>
+        <w:rPr>
+          <w:rFonts w:cs="Arial"/>
+        </w:rPr>
+        <w:t>.</w:t>
       </w:r>
     </w:p>
     <w:p>
@@ -3307,9 +9095,9 @@
       </w:r>
     </w:p>
     <w:sectPr>
-      <w:headerReference w:type="default" r:id="rId20"/>
-      <w:footerReference w:type="default" r:id="rId21"/>
-      <w:headerReference w:type="first" r:id="rId22"/>
+      <w:headerReference w:type="default" r:id="rId35"/>
+      <w:footerReference w:type="default" r:id="rId36"/>
+      <w:headerReference w:type="first" r:id="rId37"/>
       <w:type w:val="continuous"/>
       <w:pgSz w:w="11906" w:h="16838" w:code="9"/>
       <w:pgMar w:top="1418" w:right="1134" w:bottom="1418" w:left="1134" w:header="709" w:footer="709" w:gutter="0"/>
@@ -3436,8 +9224,8 @@
       <w:tblLook w:val="01E0" w:firstRow="1" w:lastRow="1" w:firstColumn="1" w:lastColumn="1" w:noHBand="0" w:noVBand="0"/>
     </w:tblPr>
     <w:tblGrid>
-      <w:gridCol w:w="3718"/>
-      <w:gridCol w:w="5920"/>
+      <w:gridCol w:w="3722"/>
+      <w:gridCol w:w="5916"/>
     </w:tblGrid>
     <w:tr>
       <w:tc>
@@ -3461,7 +9249,7 @@
               <wp:inline distT="0" distB="0" distL="0" distR="0" wp14:anchorId="69A2C860" wp14:editId="24EDEBC2">
                 <wp:extent cx="1362075" cy="428625"/>
                 <wp:effectExtent l="0" t="0" r="0" b="0"/>
-                <wp:docPr id="1" name="Picture 1" descr="/Users/Yves/Desktop/Logo HEIG-VD_CMJN 9,6x20_4L.pdf"/>
+                <wp:docPr id="1068636438" name="Picture 1" descr="/Users/Yves/Desktop/Logo HEIG-VD_CMJN 9,6x20_4L.pdf"/>
                 <wp:cNvGraphicFramePr>
                   <a:graphicFrameLocks xmlns:a="http://schemas.openxmlformats.org/drawingml/2006/main" noChangeAspect="1"/>
                 </wp:cNvGraphicFramePr>
@@ -3527,7 +9315,7 @@
             <w:rPr>
               <w:rFonts w:cs="Arial"/>
             </w:rPr>
-            <w:t>Titre manipulation</w:t>
+            <w:t>Alu N bits</w:t>
           </w:r>
         </w:p>
         <w:p>
@@ -3545,7 +9333,19 @@
             <w:rPr>
               <w:rFonts w:cs="Arial"/>
             </w:rPr>
-            <w:t>Etudiant A/ Etudiant B</w:t>
+            <w:t xml:space="preserve">Nicolet </w:t>
+          </w:r>
+          <w:r>
+            <w:rPr>
+              <w:rFonts w:cs="Arial"/>
+            </w:rPr>
+            <w:t xml:space="preserve">/ </w:t>
+          </w:r>
+          <w:r>
+            <w:rPr>
+              <w:rFonts w:cs="Arial"/>
+            </w:rPr>
+            <w:t>Hurni</w:t>
           </w:r>
         </w:p>
       </w:tc>
@@ -3584,7 +9384,7 @@
           <wp:extent cx="1285240" cy="700405"/>
           <wp:effectExtent l="0" t="0" r="0" b="0"/>
           <wp:wrapNone/>
-          <wp:docPr id="3" name="Picture 2" descr="logo_petit_v5_1"/>
+          <wp:docPr id="1336181879" name="Picture 2" descr="logo_petit_v5_1"/>
           <wp:cNvGraphicFramePr>
             <a:graphicFrameLocks xmlns:a="http://schemas.openxmlformats.org/drawingml/2006/main" noChangeAspect="1"/>
           </wp:cNvGraphicFramePr>
@@ -3657,7 +9457,7 @@
           <wp:extent cx="2311400" cy="723900"/>
           <wp:effectExtent l="0" t="0" r="0" b="0"/>
           <wp:wrapNone/>
-          <wp:docPr id="2" name="Picture 1" descr="/Users/Yves/Desktop/Logo HEIG-VD_CMJN 9,6x20_4L.pdf"/>
+          <wp:docPr id="1829425688" name="Picture 1" descr="/Users/Yves/Desktop/Logo HEIG-VD_CMJN 9,6x20_4L.pdf"/>
           <wp:cNvGraphicFramePr>
             <a:graphicFrameLocks xmlns:a="http://schemas.openxmlformats.org/drawingml/2006/main" noChangeAspect="1"/>
           </wp:cNvGraphicFramePr>
@@ -4826,6 +10626,345 @@
     </w:lvl>
   </w:abstractNum>
   <w:abstractNum w:abstractNumId="17" w15:restartNumberingAfterBreak="0">
+    <w:nsid w:val="1A016029"/>
+    <w:multiLevelType w:val="hybridMultilevel"/>
+    <w:tmpl w:val="9C54E2A2"/>
+    <w:lvl w:ilvl="0" w:tplc="20000001">
+      <w:start w:val="1"/>
+      <w:numFmt w:val="bullet"/>
+      <w:lvlText w:val=""/>
+      <w:lvlJc w:val="left"/>
+      <w:pPr>
+        <w:ind w:left="1004" w:hanging="360"/>
+      </w:pPr>
+      <w:rPr>
+        <w:rFonts w:ascii="Symbol" w:hAnsi="Symbol" w:hint="default"/>
+      </w:rPr>
+    </w:lvl>
+    <w:lvl w:ilvl="1" w:tplc="20000003" w:tentative="1">
+      <w:start w:val="1"/>
+      <w:numFmt w:val="bullet"/>
+      <w:lvlText w:val="o"/>
+      <w:lvlJc w:val="left"/>
+      <w:pPr>
+        <w:ind w:left="1724" w:hanging="360"/>
+      </w:pPr>
+      <w:rPr>
+        <w:rFonts w:ascii="Courier New" w:hAnsi="Courier New" w:cs="Courier New" w:hint="default"/>
+      </w:rPr>
+    </w:lvl>
+    <w:lvl w:ilvl="2" w:tplc="20000005" w:tentative="1">
+      <w:start w:val="1"/>
+      <w:numFmt w:val="bullet"/>
+      <w:lvlText w:val=""/>
+      <w:lvlJc w:val="left"/>
+      <w:pPr>
+        <w:ind w:left="2444" w:hanging="360"/>
+      </w:pPr>
+      <w:rPr>
+        <w:rFonts w:ascii="Wingdings" w:hAnsi="Wingdings" w:hint="default"/>
+      </w:rPr>
+    </w:lvl>
+    <w:lvl w:ilvl="3" w:tplc="20000001" w:tentative="1">
+      <w:start w:val="1"/>
+      <w:numFmt w:val="bullet"/>
+      <w:lvlText w:val=""/>
+      <w:lvlJc w:val="left"/>
+      <w:pPr>
+        <w:ind w:left="3164" w:hanging="360"/>
+      </w:pPr>
+      <w:rPr>
+        <w:rFonts w:ascii="Symbol" w:hAnsi="Symbol" w:hint="default"/>
+      </w:rPr>
+    </w:lvl>
+    <w:lvl w:ilvl="4" w:tplc="20000003" w:tentative="1">
+      <w:start w:val="1"/>
+      <w:numFmt w:val="bullet"/>
+      <w:lvlText w:val="o"/>
+      <w:lvlJc w:val="left"/>
+      <w:pPr>
+        <w:ind w:left="3884" w:hanging="360"/>
+      </w:pPr>
+      <w:rPr>
+        <w:rFonts w:ascii="Courier New" w:hAnsi="Courier New" w:cs="Courier New" w:hint="default"/>
+      </w:rPr>
+    </w:lvl>
+    <w:lvl w:ilvl="5" w:tplc="20000005" w:tentative="1">
+      <w:start w:val="1"/>
+      <w:numFmt w:val="bullet"/>
+      <w:lvlText w:val=""/>
+      <w:lvlJc w:val="left"/>
+      <w:pPr>
+        <w:ind w:left="4604" w:hanging="360"/>
+      </w:pPr>
+      <w:rPr>
+        <w:rFonts w:ascii="Wingdings" w:hAnsi="Wingdings" w:hint="default"/>
+      </w:rPr>
+    </w:lvl>
+    <w:lvl w:ilvl="6" w:tplc="20000001" w:tentative="1">
+      <w:start w:val="1"/>
+      <w:numFmt w:val="bullet"/>
+      <w:lvlText w:val=""/>
+      <w:lvlJc w:val="left"/>
+      <w:pPr>
+        <w:ind w:left="5324" w:hanging="360"/>
+      </w:pPr>
+      <w:rPr>
+        <w:rFonts w:ascii="Symbol" w:hAnsi="Symbol" w:hint="default"/>
+      </w:rPr>
+    </w:lvl>
+    <w:lvl w:ilvl="7" w:tplc="20000003" w:tentative="1">
+      <w:start w:val="1"/>
+      <w:numFmt w:val="bullet"/>
+      <w:lvlText w:val="o"/>
+      <w:lvlJc w:val="left"/>
+      <w:pPr>
+        <w:ind w:left="6044" w:hanging="360"/>
+      </w:pPr>
+      <w:rPr>
+        <w:rFonts w:ascii="Courier New" w:hAnsi="Courier New" w:cs="Courier New" w:hint="default"/>
+      </w:rPr>
+    </w:lvl>
+    <w:lvl w:ilvl="8" w:tplc="20000005" w:tentative="1">
+      <w:start w:val="1"/>
+      <w:numFmt w:val="bullet"/>
+      <w:lvlText w:val=""/>
+      <w:lvlJc w:val="left"/>
+      <w:pPr>
+        <w:ind w:left="6764" w:hanging="360"/>
+      </w:pPr>
+      <w:rPr>
+        <w:rFonts w:ascii="Wingdings" w:hAnsi="Wingdings" w:hint="default"/>
+      </w:rPr>
+    </w:lvl>
+  </w:abstractNum>
+  <w:abstractNum w:abstractNumId="18" w15:restartNumberingAfterBreak="0">
+    <w:nsid w:val="1C230F75"/>
+    <w:multiLevelType w:val="hybridMultilevel"/>
+    <w:tmpl w:val="8146E8C2"/>
+    <w:lvl w:ilvl="0" w:tplc="20000001">
+      <w:start w:val="1"/>
+      <w:numFmt w:val="bullet"/>
+      <w:lvlText w:val=""/>
+      <w:lvlJc w:val="left"/>
+      <w:pPr>
+        <w:ind w:left="720" w:hanging="360"/>
+      </w:pPr>
+      <w:rPr>
+        <w:rFonts w:ascii="Symbol" w:hAnsi="Symbol" w:hint="default"/>
+      </w:rPr>
+    </w:lvl>
+    <w:lvl w:ilvl="1" w:tplc="20000003" w:tentative="1">
+      <w:start w:val="1"/>
+      <w:numFmt w:val="bullet"/>
+      <w:lvlText w:val="o"/>
+      <w:lvlJc w:val="left"/>
+      <w:pPr>
+        <w:ind w:left="1440" w:hanging="360"/>
+      </w:pPr>
+      <w:rPr>
+        <w:rFonts w:ascii="Courier New" w:hAnsi="Courier New" w:cs="Courier New" w:hint="default"/>
+      </w:rPr>
+    </w:lvl>
+    <w:lvl w:ilvl="2" w:tplc="20000005" w:tentative="1">
+      <w:start w:val="1"/>
+      <w:numFmt w:val="bullet"/>
+      <w:lvlText w:val=""/>
+      <w:lvlJc w:val="left"/>
+      <w:pPr>
+        <w:ind w:left="2160" w:hanging="360"/>
+      </w:pPr>
+      <w:rPr>
+        <w:rFonts w:ascii="Wingdings" w:hAnsi="Wingdings" w:hint="default"/>
+      </w:rPr>
+    </w:lvl>
+    <w:lvl w:ilvl="3" w:tplc="20000001" w:tentative="1">
+      <w:start w:val="1"/>
+      <w:numFmt w:val="bullet"/>
+      <w:lvlText w:val=""/>
+      <w:lvlJc w:val="left"/>
+      <w:pPr>
+        <w:ind w:left="2880" w:hanging="360"/>
+      </w:pPr>
+      <w:rPr>
+        <w:rFonts w:ascii="Symbol" w:hAnsi="Symbol" w:hint="default"/>
+      </w:rPr>
+    </w:lvl>
+    <w:lvl w:ilvl="4" w:tplc="20000003" w:tentative="1">
+      <w:start w:val="1"/>
+      <w:numFmt w:val="bullet"/>
+      <w:lvlText w:val="o"/>
+      <w:lvlJc w:val="left"/>
+      <w:pPr>
+        <w:ind w:left="3600" w:hanging="360"/>
+      </w:pPr>
+      <w:rPr>
+        <w:rFonts w:ascii="Courier New" w:hAnsi="Courier New" w:cs="Courier New" w:hint="default"/>
+      </w:rPr>
+    </w:lvl>
+    <w:lvl w:ilvl="5" w:tplc="20000005" w:tentative="1">
+      <w:start w:val="1"/>
+      <w:numFmt w:val="bullet"/>
+      <w:lvlText w:val=""/>
+      <w:lvlJc w:val="left"/>
+      <w:pPr>
+        <w:ind w:left="4320" w:hanging="360"/>
+      </w:pPr>
+      <w:rPr>
+        <w:rFonts w:ascii="Wingdings" w:hAnsi="Wingdings" w:hint="default"/>
+      </w:rPr>
+    </w:lvl>
+    <w:lvl w:ilvl="6" w:tplc="20000001" w:tentative="1">
+      <w:start w:val="1"/>
+      <w:numFmt w:val="bullet"/>
+      <w:lvlText w:val=""/>
+      <w:lvlJc w:val="left"/>
+      <w:pPr>
+        <w:ind w:left="5040" w:hanging="360"/>
+      </w:pPr>
+      <w:rPr>
+        <w:rFonts w:ascii="Symbol" w:hAnsi="Symbol" w:hint="default"/>
+      </w:rPr>
+    </w:lvl>
+    <w:lvl w:ilvl="7" w:tplc="20000003" w:tentative="1">
+      <w:start w:val="1"/>
+      <w:numFmt w:val="bullet"/>
+      <w:lvlText w:val="o"/>
+      <w:lvlJc w:val="left"/>
+      <w:pPr>
+        <w:ind w:left="5760" w:hanging="360"/>
+      </w:pPr>
+      <w:rPr>
+        <w:rFonts w:ascii="Courier New" w:hAnsi="Courier New" w:cs="Courier New" w:hint="default"/>
+      </w:rPr>
+    </w:lvl>
+    <w:lvl w:ilvl="8" w:tplc="20000005" w:tentative="1">
+      <w:start w:val="1"/>
+      <w:numFmt w:val="bullet"/>
+      <w:lvlText w:val=""/>
+      <w:lvlJc w:val="left"/>
+      <w:pPr>
+        <w:ind w:left="6480" w:hanging="360"/>
+      </w:pPr>
+      <w:rPr>
+        <w:rFonts w:ascii="Wingdings" w:hAnsi="Wingdings" w:hint="default"/>
+      </w:rPr>
+    </w:lvl>
+  </w:abstractNum>
+  <w:abstractNum w:abstractNumId="19" w15:restartNumberingAfterBreak="0">
+    <w:nsid w:val="1C3C5344"/>
+    <w:multiLevelType w:val="hybridMultilevel"/>
+    <w:tmpl w:val="367A5750"/>
+    <w:lvl w:ilvl="0" w:tplc="20000001">
+      <w:start w:val="1"/>
+      <w:numFmt w:val="bullet"/>
+      <w:lvlText w:val=""/>
+      <w:lvlJc w:val="left"/>
+      <w:pPr>
+        <w:ind w:left="720" w:hanging="360"/>
+      </w:pPr>
+      <w:rPr>
+        <w:rFonts w:ascii="Symbol" w:hAnsi="Symbol" w:hint="default"/>
+      </w:rPr>
+    </w:lvl>
+    <w:lvl w:ilvl="1" w:tplc="20000003" w:tentative="1">
+      <w:start w:val="1"/>
+      <w:numFmt w:val="bullet"/>
+      <w:lvlText w:val="o"/>
+      <w:lvlJc w:val="left"/>
+      <w:pPr>
+        <w:ind w:left="1440" w:hanging="360"/>
+      </w:pPr>
+      <w:rPr>
+        <w:rFonts w:ascii="Courier New" w:hAnsi="Courier New" w:cs="Courier New" w:hint="default"/>
+      </w:rPr>
+    </w:lvl>
+    <w:lvl w:ilvl="2" w:tplc="20000005" w:tentative="1">
+      <w:start w:val="1"/>
+      <w:numFmt w:val="bullet"/>
+      <w:lvlText w:val=""/>
+      <w:lvlJc w:val="left"/>
+      <w:pPr>
+        <w:ind w:left="2160" w:hanging="360"/>
+      </w:pPr>
+      <w:rPr>
+        <w:rFonts w:ascii="Wingdings" w:hAnsi="Wingdings" w:hint="default"/>
+      </w:rPr>
+    </w:lvl>
+    <w:lvl w:ilvl="3" w:tplc="20000001" w:tentative="1">
+      <w:start w:val="1"/>
+      <w:numFmt w:val="bullet"/>
+      <w:lvlText w:val=""/>
+      <w:lvlJc w:val="left"/>
+      <w:pPr>
+        <w:ind w:left="2880" w:hanging="360"/>
+      </w:pPr>
+      <w:rPr>
+        <w:rFonts w:ascii="Symbol" w:hAnsi="Symbol" w:hint="default"/>
+      </w:rPr>
+    </w:lvl>
+    <w:lvl w:ilvl="4" w:tplc="20000003" w:tentative="1">
+      <w:start w:val="1"/>
+      <w:numFmt w:val="bullet"/>
+      <w:lvlText w:val="o"/>
+      <w:lvlJc w:val="left"/>
+      <w:pPr>
+        <w:ind w:left="3600" w:hanging="360"/>
+      </w:pPr>
+      <w:rPr>
+        <w:rFonts w:ascii="Courier New" w:hAnsi="Courier New" w:cs="Courier New" w:hint="default"/>
+      </w:rPr>
+    </w:lvl>
+    <w:lvl w:ilvl="5" w:tplc="20000005" w:tentative="1">
+      <w:start w:val="1"/>
+      <w:numFmt w:val="bullet"/>
+      <w:lvlText w:val=""/>
+      <w:lvlJc w:val="left"/>
+      <w:pPr>
+        <w:ind w:left="4320" w:hanging="360"/>
+      </w:pPr>
+      <w:rPr>
+        <w:rFonts w:ascii="Wingdings" w:hAnsi="Wingdings" w:hint="default"/>
+      </w:rPr>
+    </w:lvl>
+    <w:lvl w:ilvl="6" w:tplc="20000001" w:tentative="1">
+      <w:start w:val="1"/>
+      <w:numFmt w:val="bullet"/>
+      <w:lvlText w:val=""/>
+      <w:lvlJc w:val="left"/>
+      <w:pPr>
+        <w:ind w:left="5040" w:hanging="360"/>
+      </w:pPr>
+      <w:rPr>
+        <w:rFonts w:ascii="Symbol" w:hAnsi="Symbol" w:hint="default"/>
+      </w:rPr>
+    </w:lvl>
+    <w:lvl w:ilvl="7" w:tplc="20000003" w:tentative="1">
+      <w:start w:val="1"/>
+      <w:numFmt w:val="bullet"/>
+      <w:lvlText w:val="o"/>
+      <w:lvlJc w:val="left"/>
+      <w:pPr>
+        <w:ind w:left="5760" w:hanging="360"/>
+      </w:pPr>
+      <w:rPr>
+        <w:rFonts w:ascii="Courier New" w:hAnsi="Courier New" w:cs="Courier New" w:hint="default"/>
+      </w:rPr>
+    </w:lvl>
+    <w:lvl w:ilvl="8" w:tplc="20000005" w:tentative="1">
+      <w:start w:val="1"/>
+      <w:numFmt w:val="bullet"/>
+      <w:lvlText w:val=""/>
+      <w:lvlJc w:val="left"/>
+      <w:pPr>
+        <w:ind w:left="6480" w:hanging="360"/>
+      </w:pPr>
+      <w:rPr>
+        <w:rFonts w:ascii="Wingdings" w:hAnsi="Wingdings" w:hint="default"/>
+      </w:rPr>
+    </w:lvl>
+  </w:abstractNum>
+  <w:abstractNum w:abstractNumId="20" w15:restartNumberingAfterBreak="0">
     <w:nsid w:val="24200A6D"/>
     <w:multiLevelType w:val="hybridMultilevel"/>
     <w:tmpl w:val="6DA6EAA2"/>
@@ -4965,7 +11104,345 @@
       </w:rPr>
     </w:lvl>
   </w:abstractNum>
-  <w:abstractNum w:abstractNumId="18" w15:restartNumberingAfterBreak="0">
+  <w:abstractNum w:abstractNumId="21" w15:restartNumberingAfterBreak="0">
+    <w:nsid w:val="26CF03D0"/>
+    <w:multiLevelType w:val="hybridMultilevel"/>
+    <w:tmpl w:val="D5B63548"/>
+    <w:lvl w:ilvl="0" w:tplc="20000001">
+      <w:start w:val="1"/>
+      <w:numFmt w:val="bullet"/>
+      <w:lvlText w:val=""/>
+      <w:lvlJc w:val="left"/>
+      <w:pPr>
+        <w:ind w:left="720" w:hanging="360"/>
+      </w:pPr>
+      <w:rPr>
+        <w:rFonts w:ascii="Symbol" w:hAnsi="Symbol" w:hint="default"/>
+      </w:rPr>
+    </w:lvl>
+    <w:lvl w:ilvl="1" w:tplc="20000003" w:tentative="1">
+      <w:start w:val="1"/>
+      <w:numFmt w:val="bullet"/>
+      <w:lvlText w:val="o"/>
+      <w:lvlJc w:val="left"/>
+      <w:pPr>
+        <w:ind w:left="1440" w:hanging="360"/>
+      </w:pPr>
+      <w:rPr>
+        <w:rFonts w:ascii="Courier New" w:hAnsi="Courier New" w:cs="Courier New" w:hint="default"/>
+      </w:rPr>
+    </w:lvl>
+    <w:lvl w:ilvl="2" w:tplc="20000005" w:tentative="1">
+      <w:start w:val="1"/>
+      <w:numFmt w:val="bullet"/>
+      <w:lvlText w:val=""/>
+      <w:lvlJc w:val="left"/>
+      <w:pPr>
+        <w:ind w:left="2160" w:hanging="360"/>
+      </w:pPr>
+      <w:rPr>
+        <w:rFonts w:ascii="Wingdings" w:hAnsi="Wingdings" w:hint="default"/>
+      </w:rPr>
+    </w:lvl>
+    <w:lvl w:ilvl="3" w:tplc="20000001" w:tentative="1">
+      <w:start w:val="1"/>
+      <w:numFmt w:val="bullet"/>
+      <w:lvlText w:val=""/>
+      <w:lvlJc w:val="left"/>
+      <w:pPr>
+        <w:ind w:left="2880" w:hanging="360"/>
+      </w:pPr>
+      <w:rPr>
+        <w:rFonts w:ascii="Symbol" w:hAnsi="Symbol" w:hint="default"/>
+      </w:rPr>
+    </w:lvl>
+    <w:lvl w:ilvl="4" w:tplc="20000003" w:tentative="1">
+      <w:start w:val="1"/>
+      <w:numFmt w:val="bullet"/>
+      <w:lvlText w:val="o"/>
+      <w:lvlJc w:val="left"/>
+      <w:pPr>
+        <w:ind w:left="3600" w:hanging="360"/>
+      </w:pPr>
+      <w:rPr>
+        <w:rFonts w:ascii="Courier New" w:hAnsi="Courier New" w:cs="Courier New" w:hint="default"/>
+      </w:rPr>
+    </w:lvl>
+    <w:lvl w:ilvl="5" w:tplc="20000005" w:tentative="1">
+      <w:start w:val="1"/>
+      <w:numFmt w:val="bullet"/>
+      <w:lvlText w:val=""/>
+      <w:lvlJc w:val="left"/>
+      <w:pPr>
+        <w:ind w:left="4320" w:hanging="360"/>
+      </w:pPr>
+      <w:rPr>
+        <w:rFonts w:ascii="Wingdings" w:hAnsi="Wingdings" w:hint="default"/>
+      </w:rPr>
+    </w:lvl>
+    <w:lvl w:ilvl="6" w:tplc="20000001" w:tentative="1">
+      <w:start w:val="1"/>
+      <w:numFmt w:val="bullet"/>
+      <w:lvlText w:val=""/>
+      <w:lvlJc w:val="left"/>
+      <w:pPr>
+        <w:ind w:left="5040" w:hanging="360"/>
+      </w:pPr>
+      <w:rPr>
+        <w:rFonts w:ascii="Symbol" w:hAnsi="Symbol" w:hint="default"/>
+      </w:rPr>
+    </w:lvl>
+    <w:lvl w:ilvl="7" w:tplc="20000003" w:tentative="1">
+      <w:start w:val="1"/>
+      <w:numFmt w:val="bullet"/>
+      <w:lvlText w:val="o"/>
+      <w:lvlJc w:val="left"/>
+      <w:pPr>
+        <w:ind w:left="5760" w:hanging="360"/>
+      </w:pPr>
+      <w:rPr>
+        <w:rFonts w:ascii="Courier New" w:hAnsi="Courier New" w:cs="Courier New" w:hint="default"/>
+      </w:rPr>
+    </w:lvl>
+    <w:lvl w:ilvl="8" w:tplc="20000005" w:tentative="1">
+      <w:start w:val="1"/>
+      <w:numFmt w:val="bullet"/>
+      <w:lvlText w:val=""/>
+      <w:lvlJc w:val="left"/>
+      <w:pPr>
+        <w:ind w:left="6480" w:hanging="360"/>
+      </w:pPr>
+      <w:rPr>
+        <w:rFonts w:ascii="Wingdings" w:hAnsi="Wingdings" w:hint="default"/>
+      </w:rPr>
+    </w:lvl>
+  </w:abstractNum>
+  <w:abstractNum w:abstractNumId="22" w15:restartNumberingAfterBreak="0">
+    <w:nsid w:val="2A28095E"/>
+    <w:multiLevelType w:val="hybridMultilevel"/>
+    <w:tmpl w:val="5718B626"/>
+    <w:lvl w:ilvl="0" w:tplc="8C260F32">
+      <w:numFmt w:val="bullet"/>
+      <w:lvlText w:val=""/>
+      <w:lvlJc w:val="left"/>
+      <w:pPr>
+        <w:ind w:left="720" w:hanging="360"/>
+      </w:pPr>
+      <w:rPr>
+        <w:rFonts w:ascii="Wingdings" w:eastAsia="Times New Roman" w:hAnsi="Wingdings" w:cs="Times New Roman" w:hint="default"/>
+      </w:rPr>
+    </w:lvl>
+    <w:lvl w:ilvl="1" w:tplc="20000003" w:tentative="1">
+      <w:start w:val="1"/>
+      <w:numFmt w:val="bullet"/>
+      <w:lvlText w:val="o"/>
+      <w:lvlJc w:val="left"/>
+      <w:pPr>
+        <w:ind w:left="1440" w:hanging="360"/>
+      </w:pPr>
+      <w:rPr>
+        <w:rFonts w:ascii="Courier New" w:hAnsi="Courier New" w:cs="Courier New" w:hint="default"/>
+      </w:rPr>
+    </w:lvl>
+    <w:lvl w:ilvl="2" w:tplc="20000005" w:tentative="1">
+      <w:start w:val="1"/>
+      <w:numFmt w:val="bullet"/>
+      <w:lvlText w:val=""/>
+      <w:lvlJc w:val="left"/>
+      <w:pPr>
+        <w:ind w:left="2160" w:hanging="360"/>
+      </w:pPr>
+      <w:rPr>
+        <w:rFonts w:ascii="Wingdings" w:hAnsi="Wingdings" w:hint="default"/>
+      </w:rPr>
+    </w:lvl>
+    <w:lvl w:ilvl="3" w:tplc="20000001" w:tentative="1">
+      <w:start w:val="1"/>
+      <w:numFmt w:val="bullet"/>
+      <w:lvlText w:val=""/>
+      <w:lvlJc w:val="left"/>
+      <w:pPr>
+        <w:ind w:left="2880" w:hanging="360"/>
+      </w:pPr>
+      <w:rPr>
+        <w:rFonts w:ascii="Symbol" w:hAnsi="Symbol" w:hint="default"/>
+      </w:rPr>
+    </w:lvl>
+    <w:lvl w:ilvl="4" w:tplc="20000003" w:tentative="1">
+      <w:start w:val="1"/>
+      <w:numFmt w:val="bullet"/>
+      <w:lvlText w:val="o"/>
+      <w:lvlJc w:val="left"/>
+      <w:pPr>
+        <w:ind w:left="3600" w:hanging="360"/>
+      </w:pPr>
+      <w:rPr>
+        <w:rFonts w:ascii="Courier New" w:hAnsi="Courier New" w:cs="Courier New" w:hint="default"/>
+      </w:rPr>
+    </w:lvl>
+    <w:lvl w:ilvl="5" w:tplc="20000005" w:tentative="1">
+      <w:start w:val="1"/>
+      <w:numFmt w:val="bullet"/>
+      <w:lvlText w:val=""/>
+      <w:lvlJc w:val="left"/>
+      <w:pPr>
+        <w:ind w:left="4320" w:hanging="360"/>
+      </w:pPr>
+      <w:rPr>
+        <w:rFonts w:ascii="Wingdings" w:hAnsi="Wingdings" w:hint="default"/>
+      </w:rPr>
+    </w:lvl>
+    <w:lvl w:ilvl="6" w:tplc="20000001" w:tentative="1">
+      <w:start w:val="1"/>
+      <w:numFmt w:val="bullet"/>
+      <w:lvlText w:val=""/>
+      <w:lvlJc w:val="left"/>
+      <w:pPr>
+        <w:ind w:left="5040" w:hanging="360"/>
+      </w:pPr>
+      <w:rPr>
+        <w:rFonts w:ascii="Symbol" w:hAnsi="Symbol" w:hint="default"/>
+      </w:rPr>
+    </w:lvl>
+    <w:lvl w:ilvl="7" w:tplc="20000003" w:tentative="1">
+      <w:start w:val="1"/>
+      <w:numFmt w:val="bullet"/>
+      <w:lvlText w:val="o"/>
+      <w:lvlJc w:val="left"/>
+      <w:pPr>
+        <w:ind w:left="5760" w:hanging="360"/>
+      </w:pPr>
+      <w:rPr>
+        <w:rFonts w:ascii="Courier New" w:hAnsi="Courier New" w:cs="Courier New" w:hint="default"/>
+      </w:rPr>
+    </w:lvl>
+    <w:lvl w:ilvl="8" w:tplc="20000005" w:tentative="1">
+      <w:start w:val="1"/>
+      <w:numFmt w:val="bullet"/>
+      <w:lvlText w:val=""/>
+      <w:lvlJc w:val="left"/>
+      <w:pPr>
+        <w:ind w:left="6480" w:hanging="360"/>
+      </w:pPr>
+      <w:rPr>
+        <w:rFonts w:ascii="Wingdings" w:hAnsi="Wingdings" w:hint="default"/>
+      </w:rPr>
+    </w:lvl>
+  </w:abstractNum>
+  <w:abstractNum w:abstractNumId="23" w15:restartNumberingAfterBreak="0">
+    <w:nsid w:val="2CE63279"/>
+    <w:multiLevelType w:val="hybridMultilevel"/>
+    <w:tmpl w:val="060C616E"/>
+    <w:lvl w:ilvl="0" w:tplc="20000001">
+      <w:start w:val="1"/>
+      <w:numFmt w:val="bullet"/>
+      <w:lvlText w:val=""/>
+      <w:lvlJc w:val="left"/>
+      <w:pPr>
+        <w:ind w:left="720" w:hanging="360"/>
+      </w:pPr>
+      <w:rPr>
+        <w:rFonts w:ascii="Symbol" w:hAnsi="Symbol" w:hint="default"/>
+      </w:rPr>
+    </w:lvl>
+    <w:lvl w:ilvl="1" w:tplc="20000003" w:tentative="1">
+      <w:start w:val="1"/>
+      <w:numFmt w:val="bullet"/>
+      <w:lvlText w:val="o"/>
+      <w:lvlJc w:val="left"/>
+      <w:pPr>
+        <w:ind w:left="1440" w:hanging="360"/>
+      </w:pPr>
+      <w:rPr>
+        <w:rFonts w:ascii="Courier New" w:hAnsi="Courier New" w:cs="Courier New" w:hint="default"/>
+      </w:rPr>
+    </w:lvl>
+    <w:lvl w:ilvl="2" w:tplc="20000005" w:tentative="1">
+      <w:start w:val="1"/>
+      <w:numFmt w:val="bullet"/>
+      <w:lvlText w:val=""/>
+      <w:lvlJc w:val="left"/>
+      <w:pPr>
+        <w:ind w:left="2160" w:hanging="360"/>
+      </w:pPr>
+      <w:rPr>
+        <w:rFonts w:ascii="Wingdings" w:hAnsi="Wingdings" w:hint="default"/>
+      </w:rPr>
+    </w:lvl>
+    <w:lvl w:ilvl="3" w:tplc="20000001" w:tentative="1">
+      <w:start w:val="1"/>
+      <w:numFmt w:val="bullet"/>
+      <w:lvlText w:val=""/>
+      <w:lvlJc w:val="left"/>
+      <w:pPr>
+        <w:ind w:left="2880" w:hanging="360"/>
+      </w:pPr>
+      <w:rPr>
+        <w:rFonts w:ascii="Symbol" w:hAnsi="Symbol" w:hint="default"/>
+      </w:rPr>
+    </w:lvl>
+    <w:lvl w:ilvl="4" w:tplc="20000003" w:tentative="1">
+      <w:start w:val="1"/>
+      <w:numFmt w:val="bullet"/>
+      <w:lvlText w:val="o"/>
+      <w:lvlJc w:val="left"/>
+      <w:pPr>
+        <w:ind w:left="3600" w:hanging="360"/>
+      </w:pPr>
+      <w:rPr>
+        <w:rFonts w:ascii="Courier New" w:hAnsi="Courier New" w:cs="Courier New" w:hint="default"/>
+      </w:rPr>
+    </w:lvl>
+    <w:lvl w:ilvl="5" w:tplc="20000005" w:tentative="1">
+      <w:start w:val="1"/>
+      <w:numFmt w:val="bullet"/>
+      <w:lvlText w:val=""/>
+      <w:lvlJc w:val="left"/>
+      <w:pPr>
+        <w:ind w:left="4320" w:hanging="360"/>
+      </w:pPr>
+      <w:rPr>
+        <w:rFonts w:ascii="Wingdings" w:hAnsi="Wingdings" w:hint="default"/>
+      </w:rPr>
+    </w:lvl>
+    <w:lvl w:ilvl="6" w:tplc="20000001" w:tentative="1">
+      <w:start w:val="1"/>
+      <w:numFmt w:val="bullet"/>
+      <w:lvlText w:val=""/>
+      <w:lvlJc w:val="left"/>
+      <w:pPr>
+        <w:ind w:left="5040" w:hanging="360"/>
+      </w:pPr>
+      <w:rPr>
+        <w:rFonts w:ascii="Symbol" w:hAnsi="Symbol" w:hint="default"/>
+      </w:rPr>
+    </w:lvl>
+    <w:lvl w:ilvl="7" w:tplc="20000003" w:tentative="1">
+      <w:start w:val="1"/>
+      <w:numFmt w:val="bullet"/>
+      <w:lvlText w:val="o"/>
+      <w:lvlJc w:val="left"/>
+      <w:pPr>
+        <w:ind w:left="5760" w:hanging="360"/>
+      </w:pPr>
+      <w:rPr>
+        <w:rFonts w:ascii="Courier New" w:hAnsi="Courier New" w:cs="Courier New" w:hint="default"/>
+      </w:rPr>
+    </w:lvl>
+    <w:lvl w:ilvl="8" w:tplc="20000005" w:tentative="1">
+      <w:start w:val="1"/>
+      <w:numFmt w:val="bullet"/>
+      <w:lvlText w:val=""/>
+      <w:lvlJc w:val="left"/>
+      <w:pPr>
+        <w:ind w:left="6480" w:hanging="360"/>
+      </w:pPr>
+      <w:rPr>
+        <w:rFonts w:ascii="Wingdings" w:hAnsi="Wingdings" w:hint="default"/>
+      </w:rPr>
+    </w:lvl>
+  </w:abstractNum>
+  <w:abstractNum w:abstractNumId="24" w15:restartNumberingAfterBreak="0">
     <w:nsid w:val="2E164A97"/>
     <w:multiLevelType w:val="hybridMultilevel"/>
     <w:tmpl w:val="D366AA28"/>
@@ -5105,7 +11582,7 @@
       </w:rPr>
     </w:lvl>
   </w:abstractNum>
-  <w:abstractNum w:abstractNumId="19" w15:restartNumberingAfterBreak="0">
+  <w:abstractNum w:abstractNumId="25" w15:restartNumberingAfterBreak="0">
     <w:nsid w:val="384D0E12"/>
     <w:multiLevelType w:val="hybridMultilevel"/>
     <w:tmpl w:val="41F851C4"/>
@@ -5193,7 +11670,7 @@
       </w:pPr>
     </w:lvl>
   </w:abstractNum>
-  <w:abstractNum w:abstractNumId="20" w15:restartNumberingAfterBreak="0">
+  <w:abstractNum w:abstractNumId="26" w15:restartNumberingAfterBreak="0">
     <w:nsid w:val="3C0B4344"/>
     <w:multiLevelType w:val="hybridMultilevel"/>
     <w:tmpl w:val="5B7C11C4"/>
@@ -5333,7 +11810,7 @@
       </w:rPr>
     </w:lvl>
   </w:abstractNum>
-  <w:abstractNum w:abstractNumId="21" w15:restartNumberingAfterBreak="0">
+  <w:abstractNum w:abstractNumId="27" w15:restartNumberingAfterBreak="0">
     <w:nsid w:val="3CF77DFA"/>
     <w:multiLevelType w:val="hybridMultilevel"/>
     <w:tmpl w:val="2F9824CC"/>
@@ -5472,7 +11949,7 @@
       </w:rPr>
     </w:lvl>
   </w:abstractNum>
-  <w:abstractNum w:abstractNumId="22" w15:restartNumberingAfterBreak="0">
+  <w:abstractNum w:abstractNumId="28" w15:restartNumberingAfterBreak="0">
     <w:nsid w:val="3E161A44"/>
     <w:multiLevelType w:val="hybridMultilevel"/>
     <w:tmpl w:val="CE38BF6A"/>
@@ -5585,7 +12062,7 @@
       </w:pPr>
     </w:lvl>
   </w:abstractNum>
-  <w:abstractNum w:abstractNumId="23" w15:restartNumberingAfterBreak="0">
+  <w:abstractNum w:abstractNumId="29" w15:restartNumberingAfterBreak="0">
     <w:nsid w:val="436947FF"/>
     <w:multiLevelType w:val="hybridMultilevel"/>
     <w:tmpl w:val="B026372E"/>
@@ -5725,7 +12202,7 @@
       </w:rPr>
     </w:lvl>
   </w:abstractNum>
-  <w:abstractNum w:abstractNumId="24" w15:restartNumberingAfterBreak="0">
+  <w:abstractNum w:abstractNumId="30" w15:restartNumberingAfterBreak="0">
     <w:nsid w:val="48D30564"/>
     <w:multiLevelType w:val="hybridMultilevel"/>
     <w:tmpl w:val="B4A4A3D2"/>
@@ -5865,7 +12342,7 @@
       </w:rPr>
     </w:lvl>
   </w:abstractNum>
-  <w:abstractNum w:abstractNumId="25" w15:restartNumberingAfterBreak="0">
+  <w:abstractNum w:abstractNumId="31" w15:restartNumberingAfterBreak="0">
     <w:nsid w:val="4D20186D"/>
     <w:multiLevelType w:val="hybridMultilevel"/>
     <w:tmpl w:val="754207EE"/>
@@ -6005,7 +12482,7 @@
       </w:rPr>
     </w:lvl>
   </w:abstractNum>
-  <w:abstractNum w:abstractNumId="26" w15:restartNumberingAfterBreak="0">
+  <w:abstractNum w:abstractNumId="32" w15:restartNumberingAfterBreak="0">
     <w:nsid w:val="4EFB3E2E"/>
     <w:multiLevelType w:val="hybridMultilevel"/>
     <w:tmpl w:val="4CB06DE8"/>
@@ -6118,7 +12595,7 @@
       </w:pPr>
     </w:lvl>
   </w:abstractNum>
-  <w:abstractNum w:abstractNumId="27" w15:restartNumberingAfterBreak="0">
+  <w:abstractNum w:abstractNumId="33" w15:restartNumberingAfterBreak="0">
     <w:nsid w:val="527D571A"/>
     <w:multiLevelType w:val="hybridMultilevel"/>
     <w:tmpl w:val="5456EBA2"/>
@@ -6258,7 +12735,7 @@
       </w:rPr>
     </w:lvl>
   </w:abstractNum>
-  <w:abstractNum w:abstractNumId="28" w15:restartNumberingAfterBreak="0">
+  <w:abstractNum w:abstractNumId="34" w15:restartNumberingAfterBreak="0">
     <w:nsid w:val="551D0DDD"/>
     <w:multiLevelType w:val="hybridMultilevel"/>
     <w:tmpl w:val="AC48DED6"/>
@@ -6397,7 +12874,232 @@
       </w:rPr>
     </w:lvl>
   </w:abstractNum>
-  <w:abstractNum w:abstractNumId="29" w15:restartNumberingAfterBreak="0">
+  <w:abstractNum w:abstractNumId="35" w15:restartNumberingAfterBreak="0">
+    <w:nsid w:val="578E3496"/>
+    <w:multiLevelType w:val="hybridMultilevel"/>
+    <w:tmpl w:val="2CF291A4"/>
+    <w:lvl w:ilvl="0" w:tplc="20000001">
+      <w:start w:val="1"/>
+      <w:numFmt w:val="bullet"/>
+      <w:lvlText w:val=""/>
+      <w:lvlJc w:val="left"/>
+      <w:pPr>
+        <w:ind w:left="720" w:hanging="360"/>
+      </w:pPr>
+      <w:rPr>
+        <w:rFonts w:ascii="Symbol" w:hAnsi="Symbol" w:hint="default"/>
+      </w:rPr>
+    </w:lvl>
+    <w:lvl w:ilvl="1" w:tplc="20000003" w:tentative="1">
+      <w:start w:val="1"/>
+      <w:numFmt w:val="bullet"/>
+      <w:lvlText w:val="o"/>
+      <w:lvlJc w:val="left"/>
+      <w:pPr>
+        <w:ind w:left="1440" w:hanging="360"/>
+      </w:pPr>
+      <w:rPr>
+        <w:rFonts w:ascii="Courier New" w:hAnsi="Courier New" w:cs="Courier New" w:hint="default"/>
+      </w:rPr>
+    </w:lvl>
+    <w:lvl w:ilvl="2" w:tplc="20000005" w:tentative="1">
+      <w:start w:val="1"/>
+      <w:numFmt w:val="bullet"/>
+      <w:lvlText w:val=""/>
+      <w:lvlJc w:val="left"/>
+      <w:pPr>
+        <w:ind w:left="2160" w:hanging="360"/>
+      </w:pPr>
+      <w:rPr>
+        <w:rFonts w:ascii="Wingdings" w:hAnsi="Wingdings" w:hint="default"/>
+      </w:rPr>
+    </w:lvl>
+    <w:lvl w:ilvl="3" w:tplc="20000001" w:tentative="1">
+      <w:start w:val="1"/>
+      <w:numFmt w:val="bullet"/>
+      <w:lvlText w:val=""/>
+      <w:lvlJc w:val="left"/>
+      <w:pPr>
+        <w:ind w:left="2880" w:hanging="360"/>
+      </w:pPr>
+      <w:rPr>
+        <w:rFonts w:ascii="Symbol" w:hAnsi="Symbol" w:hint="default"/>
+      </w:rPr>
+    </w:lvl>
+    <w:lvl w:ilvl="4" w:tplc="20000003" w:tentative="1">
+      <w:start w:val="1"/>
+      <w:numFmt w:val="bullet"/>
+      <w:lvlText w:val="o"/>
+      <w:lvlJc w:val="left"/>
+      <w:pPr>
+        <w:ind w:left="3600" w:hanging="360"/>
+      </w:pPr>
+      <w:rPr>
+        <w:rFonts w:ascii="Courier New" w:hAnsi="Courier New" w:cs="Courier New" w:hint="default"/>
+      </w:rPr>
+    </w:lvl>
+    <w:lvl w:ilvl="5" w:tplc="20000005" w:tentative="1">
+      <w:start w:val="1"/>
+      <w:numFmt w:val="bullet"/>
+      <w:lvlText w:val=""/>
+      <w:lvlJc w:val="left"/>
+      <w:pPr>
+        <w:ind w:left="4320" w:hanging="360"/>
+      </w:pPr>
+      <w:rPr>
+        <w:rFonts w:ascii="Wingdings" w:hAnsi="Wingdings" w:hint="default"/>
+      </w:rPr>
+    </w:lvl>
+    <w:lvl w:ilvl="6" w:tplc="20000001" w:tentative="1">
+      <w:start w:val="1"/>
+      <w:numFmt w:val="bullet"/>
+      <w:lvlText w:val=""/>
+      <w:lvlJc w:val="left"/>
+      <w:pPr>
+        <w:ind w:left="5040" w:hanging="360"/>
+      </w:pPr>
+      <w:rPr>
+        <w:rFonts w:ascii="Symbol" w:hAnsi="Symbol" w:hint="default"/>
+      </w:rPr>
+    </w:lvl>
+    <w:lvl w:ilvl="7" w:tplc="20000003" w:tentative="1">
+      <w:start w:val="1"/>
+      <w:numFmt w:val="bullet"/>
+      <w:lvlText w:val="o"/>
+      <w:lvlJc w:val="left"/>
+      <w:pPr>
+        <w:ind w:left="5760" w:hanging="360"/>
+      </w:pPr>
+      <w:rPr>
+        <w:rFonts w:ascii="Courier New" w:hAnsi="Courier New" w:cs="Courier New" w:hint="default"/>
+      </w:rPr>
+    </w:lvl>
+    <w:lvl w:ilvl="8" w:tplc="20000005" w:tentative="1">
+      <w:start w:val="1"/>
+      <w:numFmt w:val="bullet"/>
+      <w:lvlText w:val=""/>
+      <w:lvlJc w:val="left"/>
+      <w:pPr>
+        <w:ind w:left="6480" w:hanging="360"/>
+      </w:pPr>
+      <w:rPr>
+        <w:rFonts w:ascii="Wingdings" w:hAnsi="Wingdings" w:hint="default"/>
+      </w:rPr>
+    </w:lvl>
+  </w:abstractNum>
+  <w:abstractNum w:abstractNumId="36" w15:restartNumberingAfterBreak="0">
+    <w:nsid w:val="624A0D37"/>
+    <w:multiLevelType w:val="hybridMultilevel"/>
+    <w:tmpl w:val="8D5C80C6"/>
+    <w:lvl w:ilvl="0" w:tplc="1D1C2C36">
+      <w:numFmt w:val="bullet"/>
+      <w:lvlText w:val="-"/>
+      <w:lvlJc w:val="left"/>
+      <w:pPr>
+        <w:ind w:left="720" w:hanging="360"/>
+      </w:pPr>
+      <w:rPr>
+        <w:rFonts w:ascii="Times New Roman" w:eastAsia="Times New Roman" w:hAnsi="Times New Roman" w:cs="Times New Roman" w:hint="default"/>
+      </w:rPr>
+    </w:lvl>
+    <w:lvl w:ilvl="1" w:tplc="FFFFFFFF" w:tentative="1">
+      <w:start w:val="1"/>
+      <w:numFmt w:val="bullet"/>
+      <w:lvlText w:val="o"/>
+      <w:lvlJc w:val="left"/>
+      <w:pPr>
+        <w:ind w:left="1440" w:hanging="360"/>
+      </w:pPr>
+      <w:rPr>
+        <w:rFonts w:ascii="Courier New" w:hAnsi="Courier New" w:cs="Courier New" w:hint="default"/>
+      </w:rPr>
+    </w:lvl>
+    <w:lvl w:ilvl="2" w:tplc="FFFFFFFF" w:tentative="1">
+      <w:start w:val="1"/>
+      <w:numFmt w:val="bullet"/>
+      <w:lvlText w:val=""/>
+      <w:lvlJc w:val="left"/>
+      <w:pPr>
+        <w:ind w:left="2160" w:hanging="360"/>
+      </w:pPr>
+      <w:rPr>
+        <w:rFonts w:ascii="Wingdings" w:hAnsi="Wingdings" w:hint="default"/>
+      </w:rPr>
+    </w:lvl>
+    <w:lvl w:ilvl="3" w:tplc="FFFFFFFF" w:tentative="1">
+      <w:start w:val="1"/>
+      <w:numFmt w:val="bullet"/>
+      <w:lvlText w:val=""/>
+      <w:lvlJc w:val="left"/>
+      <w:pPr>
+        <w:ind w:left="2880" w:hanging="360"/>
+      </w:pPr>
+      <w:rPr>
+        <w:rFonts w:ascii="Symbol" w:hAnsi="Symbol" w:hint="default"/>
+      </w:rPr>
+    </w:lvl>
+    <w:lvl w:ilvl="4" w:tplc="FFFFFFFF" w:tentative="1">
+      <w:start w:val="1"/>
+      <w:numFmt w:val="bullet"/>
+      <w:lvlText w:val="o"/>
+      <w:lvlJc w:val="left"/>
+      <w:pPr>
+        <w:ind w:left="3600" w:hanging="360"/>
+      </w:pPr>
+      <w:rPr>
+        <w:rFonts w:ascii="Courier New" w:hAnsi="Courier New" w:cs="Courier New" w:hint="default"/>
+      </w:rPr>
+    </w:lvl>
+    <w:lvl w:ilvl="5" w:tplc="FFFFFFFF" w:tentative="1">
+      <w:start w:val="1"/>
+      <w:numFmt w:val="bullet"/>
+      <w:lvlText w:val=""/>
+      <w:lvlJc w:val="left"/>
+      <w:pPr>
+        <w:ind w:left="4320" w:hanging="360"/>
+      </w:pPr>
+      <w:rPr>
+        <w:rFonts w:ascii="Wingdings" w:hAnsi="Wingdings" w:hint="default"/>
+      </w:rPr>
+    </w:lvl>
+    <w:lvl w:ilvl="6" w:tplc="FFFFFFFF" w:tentative="1">
+      <w:start w:val="1"/>
+      <w:numFmt w:val="bullet"/>
+      <w:lvlText w:val=""/>
+      <w:lvlJc w:val="left"/>
+      <w:pPr>
+        <w:ind w:left="5040" w:hanging="360"/>
+      </w:pPr>
+      <w:rPr>
+        <w:rFonts w:ascii="Symbol" w:hAnsi="Symbol" w:hint="default"/>
+      </w:rPr>
+    </w:lvl>
+    <w:lvl w:ilvl="7" w:tplc="FFFFFFFF" w:tentative="1">
+      <w:start w:val="1"/>
+      <w:numFmt w:val="bullet"/>
+      <w:lvlText w:val="o"/>
+      <w:lvlJc w:val="left"/>
+      <w:pPr>
+        <w:ind w:left="5760" w:hanging="360"/>
+      </w:pPr>
+      <w:rPr>
+        <w:rFonts w:ascii="Courier New" w:hAnsi="Courier New" w:cs="Courier New" w:hint="default"/>
+      </w:rPr>
+    </w:lvl>
+    <w:lvl w:ilvl="8" w:tplc="FFFFFFFF" w:tentative="1">
+      <w:start w:val="1"/>
+      <w:numFmt w:val="bullet"/>
+      <w:lvlText w:val=""/>
+      <w:lvlJc w:val="left"/>
+      <w:pPr>
+        <w:ind w:left="6480" w:hanging="360"/>
+      </w:pPr>
+      <w:rPr>
+        <w:rFonts w:ascii="Wingdings" w:hAnsi="Wingdings" w:hint="default"/>
+      </w:rPr>
+    </w:lvl>
+  </w:abstractNum>
+  <w:abstractNum w:abstractNumId="37" w15:restartNumberingAfterBreak="0">
     <w:nsid w:val="63296E6D"/>
     <w:multiLevelType w:val="hybridMultilevel"/>
     <w:tmpl w:val="E8EC681E"/>
@@ -6513,7 +13215,7 @@
       </w:pPr>
     </w:lvl>
   </w:abstractNum>
-  <w:abstractNum w:abstractNumId="30" w15:restartNumberingAfterBreak="0">
+  <w:abstractNum w:abstractNumId="38" w15:restartNumberingAfterBreak="0">
     <w:nsid w:val="632B4783"/>
     <w:multiLevelType w:val="hybridMultilevel"/>
     <w:tmpl w:val="65BA2C40"/>
@@ -6625,7 +13327,120 @@
       </w:rPr>
     </w:lvl>
   </w:abstractNum>
-  <w:abstractNum w:abstractNumId="31" w15:restartNumberingAfterBreak="0">
+  <w:abstractNum w:abstractNumId="39" w15:restartNumberingAfterBreak="0">
+    <w:nsid w:val="6C03003E"/>
+    <w:multiLevelType w:val="hybridMultilevel"/>
+    <w:tmpl w:val="0696FAAE"/>
+    <w:lvl w:ilvl="0" w:tplc="20000001">
+      <w:start w:val="1"/>
+      <w:numFmt w:val="bullet"/>
+      <w:lvlText w:val=""/>
+      <w:lvlJc w:val="left"/>
+      <w:pPr>
+        <w:ind w:left="720" w:hanging="360"/>
+      </w:pPr>
+      <w:rPr>
+        <w:rFonts w:ascii="Symbol" w:hAnsi="Symbol" w:hint="default"/>
+      </w:rPr>
+    </w:lvl>
+    <w:lvl w:ilvl="1" w:tplc="20000003" w:tentative="1">
+      <w:start w:val="1"/>
+      <w:numFmt w:val="bullet"/>
+      <w:lvlText w:val="o"/>
+      <w:lvlJc w:val="left"/>
+      <w:pPr>
+        <w:ind w:left="1440" w:hanging="360"/>
+      </w:pPr>
+      <w:rPr>
+        <w:rFonts w:ascii="Courier New" w:hAnsi="Courier New" w:cs="Courier New" w:hint="default"/>
+      </w:rPr>
+    </w:lvl>
+    <w:lvl w:ilvl="2" w:tplc="20000005" w:tentative="1">
+      <w:start w:val="1"/>
+      <w:numFmt w:val="bullet"/>
+      <w:lvlText w:val=""/>
+      <w:lvlJc w:val="left"/>
+      <w:pPr>
+        <w:ind w:left="2160" w:hanging="360"/>
+      </w:pPr>
+      <w:rPr>
+        <w:rFonts w:ascii="Wingdings" w:hAnsi="Wingdings" w:hint="default"/>
+      </w:rPr>
+    </w:lvl>
+    <w:lvl w:ilvl="3" w:tplc="20000001" w:tentative="1">
+      <w:start w:val="1"/>
+      <w:numFmt w:val="bullet"/>
+      <w:lvlText w:val=""/>
+      <w:lvlJc w:val="left"/>
+      <w:pPr>
+        <w:ind w:left="2880" w:hanging="360"/>
+      </w:pPr>
+      <w:rPr>
+        <w:rFonts w:ascii="Symbol" w:hAnsi="Symbol" w:hint="default"/>
+      </w:rPr>
+    </w:lvl>
+    <w:lvl w:ilvl="4" w:tplc="20000003" w:tentative="1">
+      <w:start w:val="1"/>
+      <w:numFmt w:val="bullet"/>
+      <w:lvlText w:val="o"/>
+      <w:lvlJc w:val="left"/>
+      <w:pPr>
+        <w:ind w:left="3600" w:hanging="360"/>
+      </w:pPr>
+      <w:rPr>
+        <w:rFonts w:ascii="Courier New" w:hAnsi="Courier New" w:cs="Courier New" w:hint="default"/>
+      </w:rPr>
+    </w:lvl>
+    <w:lvl w:ilvl="5" w:tplc="20000005" w:tentative="1">
+      <w:start w:val="1"/>
+      <w:numFmt w:val="bullet"/>
+      <w:lvlText w:val=""/>
+      <w:lvlJc w:val="left"/>
+      <w:pPr>
+        <w:ind w:left="4320" w:hanging="360"/>
+      </w:pPr>
+      <w:rPr>
+        <w:rFonts w:ascii="Wingdings" w:hAnsi="Wingdings" w:hint="default"/>
+      </w:rPr>
+    </w:lvl>
+    <w:lvl w:ilvl="6" w:tplc="20000001" w:tentative="1">
+      <w:start w:val="1"/>
+      <w:numFmt w:val="bullet"/>
+      <w:lvlText w:val=""/>
+      <w:lvlJc w:val="left"/>
+      <w:pPr>
+        <w:ind w:left="5040" w:hanging="360"/>
+      </w:pPr>
+      <w:rPr>
+        <w:rFonts w:ascii="Symbol" w:hAnsi="Symbol" w:hint="default"/>
+      </w:rPr>
+    </w:lvl>
+    <w:lvl w:ilvl="7" w:tplc="20000003" w:tentative="1">
+      <w:start w:val="1"/>
+      <w:numFmt w:val="bullet"/>
+      <w:lvlText w:val="o"/>
+      <w:lvlJc w:val="left"/>
+      <w:pPr>
+        <w:ind w:left="5760" w:hanging="360"/>
+      </w:pPr>
+      <w:rPr>
+        <w:rFonts w:ascii="Courier New" w:hAnsi="Courier New" w:cs="Courier New" w:hint="default"/>
+      </w:rPr>
+    </w:lvl>
+    <w:lvl w:ilvl="8" w:tplc="20000005" w:tentative="1">
+      <w:start w:val="1"/>
+      <w:numFmt w:val="bullet"/>
+      <w:lvlText w:val=""/>
+      <w:lvlJc w:val="left"/>
+      <w:pPr>
+        <w:ind w:left="6480" w:hanging="360"/>
+      </w:pPr>
+      <w:rPr>
+        <w:rFonts w:ascii="Wingdings" w:hAnsi="Wingdings" w:hint="default"/>
+      </w:rPr>
+    </w:lvl>
+  </w:abstractNum>
+  <w:abstractNum w:abstractNumId="40" w15:restartNumberingAfterBreak="0">
     <w:nsid w:val="6E9B7A9C"/>
     <w:multiLevelType w:val="hybridMultilevel"/>
     <w:tmpl w:val="73D4EA40"/>
@@ -6764,7 +13579,7 @@
       </w:rPr>
     </w:lvl>
   </w:abstractNum>
-  <w:abstractNum w:abstractNumId="32" w15:restartNumberingAfterBreak="0">
+  <w:abstractNum w:abstractNumId="41" w15:restartNumberingAfterBreak="0">
     <w:nsid w:val="71650E3E"/>
     <w:multiLevelType w:val="hybridMultilevel"/>
     <w:tmpl w:val="2F1A4414"/>
@@ -6877,7 +13692,7 @@
       </w:pPr>
     </w:lvl>
   </w:abstractNum>
-  <w:abstractNum w:abstractNumId="33" w15:restartNumberingAfterBreak="0">
+  <w:abstractNum w:abstractNumId="42" w15:restartNumberingAfterBreak="0">
     <w:nsid w:val="72654CA3"/>
     <w:multiLevelType w:val="hybridMultilevel"/>
     <w:tmpl w:val="53320DDC"/>
@@ -6993,7 +13808,7 @@
       </w:pPr>
     </w:lvl>
   </w:abstractNum>
-  <w:abstractNum w:abstractNumId="34" w15:restartNumberingAfterBreak="0">
+  <w:abstractNum w:abstractNumId="43" w15:restartNumberingAfterBreak="0">
     <w:nsid w:val="731F32CE"/>
     <w:multiLevelType w:val="hybridMultilevel"/>
     <w:tmpl w:val="7C5EB428"/>
@@ -7133,7 +13948,7 @@
       </w:rPr>
     </w:lvl>
   </w:abstractNum>
-  <w:abstractNum w:abstractNumId="35" w15:restartNumberingAfterBreak="0">
+  <w:abstractNum w:abstractNumId="44" w15:restartNumberingAfterBreak="0">
     <w:nsid w:val="75354AA5"/>
     <w:multiLevelType w:val="hybridMultilevel"/>
     <w:tmpl w:val="9006C3C0"/>
@@ -7246,7 +14061,120 @@
       </w:pPr>
     </w:lvl>
   </w:abstractNum>
-  <w:abstractNum w:abstractNumId="36" w15:restartNumberingAfterBreak="0">
+  <w:abstractNum w:abstractNumId="45" w15:restartNumberingAfterBreak="0">
+    <w:nsid w:val="78176DEB"/>
+    <w:multiLevelType w:val="hybridMultilevel"/>
+    <w:tmpl w:val="2D20A90E"/>
+    <w:lvl w:ilvl="0" w:tplc="20000001">
+      <w:start w:val="1"/>
+      <w:numFmt w:val="bullet"/>
+      <w:lvlText w:val=""/>
+      <w:lvlJc w:val="left"/>
+      <w:pPr>
+        <w:ind w:left="720" w:hanging="360"/>
+      </w:pPr>
+      <w:rPr>
+        <w:rFonts w:ascii="Symbol" w:hAnsi="Symbol" w:hint="default"/>
+      </w:rPr>
+    </w:lvl>
+    <w:lvl w:ilvl="1" w:tplc="20000003" w:tentative="1">
+      <w:start w:val="1"/>
+      <w:numFmt w:val="bullet"/>
+      <w:lvlText w:val="o"/>
+      <w:lvlJc w:val="left"/>
+      <w:pPr>
+        <w:ind w:left="1440" w:hanging="360"/>
+      </w:pPr>
+      <w:rPr>
+        <w:rFonts w:ascii="Courier New" w:hAnsi="Courier New" w:cs="Courier New" w:hint="default"/>
+      </w:rPr>
+    </w:lvl>
+    <w:lvl w:ilvl="2" w:tplc="20000005" w:tentative="1">
+      <w:start w:val="1"/>
+      <w:numFmt w:val="bullet"/>
+      <w:lvlText w:val=""/>
+      <w:lvlJc w:val="left"/>
+      <w:pPr>
+        <w:ind w:left="2160" w:hanging="360"/>
+      </w:pPr>
+      <w:rPr>
+        <w:rFonts w:ascii="Wingdings" w:hAnsi="Wingdings" w:hint="default"/>
+      </w:rPr>
+    </w:lvl>
+    <w:lvl w:ilvl="3" w:tplc="20000001" w:tentative="1">
+      <w:start w:val="1"/>
+      <w:numFmt w:val="bullet"/>
+      <w:lvlText w:val=""/>
+      <w:lvlJc w:val="left"/>
+      <w:pPr>
+        <w:ind w:left="2880" w:hanging="360"/>
+      </w:pPr>
+      <w:rPr>
+        <w:rFonts w:ascii="Symbol" w:hAnsi="Symbol" w:hint="default"/>
+      </w:rPr>
+    </w:lvl>
+    <w:lvl w:ilvl="4" w:tplc="20000003" w:tentative="1">
+      <w:start w:val="1"/>
+      <w:numFmt w:val="bullet"/>
+      <w:lvlText w:val="o"/>
+      <w:lvlJc w:val="left"/>
+      <w:pPr>
+        <w:ind w:left="3600" w:hanging="360"/>
+      </w:pPr>
+      <w:rPr>
+        <w:rFonts w:ascii="Courier New" w:hAnsi="Courier New" w:cs="Courier New" w:hint="default"/>
+      </w:rPr>
+    </w:lvl>
+    <w:lvl w:ilvl="5" w:tplc="20000005" w:tentative="1">
+      <w:start w:val="1"/>
+      <w:numFmt w:val="bullet"/>
+      <w:lvlText w:val=""/>
+      <w:lvlJc w:val="left"/>
+      <w:pPr>
+        <w:ind w:left="4320" w:hanging="360"/>
+      </w:pPr>
+      <w:rPr>
+        <w:rFonts w:ascii="Wingdings" w:hAnsi="Wingdings" w:hint="default"/>
+      </w:rPr>
+    </w:lvl>
+    <w:lvl w:ilvl="6" w:tplc="20000001" w:tentative="1">
+      <w:start w:val="1"/>
+      <w:numFmt w:val="bullet"/>
+      <w:lvlText w:val=""/>
+      <w:lvlJc w:val="left"/>
+      <w:pPr>
+        <w:ind w:left="5040" w:hanging="360"/>
+      </w:pPr>
+      <w:rPr>
+        <w:rFonts w:ascii="Symbol" w:hAnsi="Symbol" w:hint="default"/>
+      </w:rPr>
+    </w:lvl>
+    <w:lvl w:ilvl="7" w:tplc="20000003" w:tentative="1">
+      <w:start w:val="1"/>
+      <w:numFmt w:val="bullet"/>
+      <w:lvlText w:val="o"/>
+      <w:lvlJc w:val="left"/>
+      <w:pPr>
+        <w:ind w:left="5760" w:hanging="360"/>
+      </w:pPr>
+      <w:rPr>
+        <w:rFonts w:ascii="Courier New" w:hAnsi="Courier New" w:cs="Courier New" w:hint="default"/>
+      </w:rPr>
+    </w:lvl>
+    <w:lvl w:ilvl="8" w:tplc="20000005" w:tentative="1">
+      <w:start w:val="1"/>
+      <w:numFmt w:val="bullet"/>
+      <w:lvlText w:val=""/>
+      <w:lvlJc w:val="left"/>
+      <w:pPr>
+        <w:ind w:left="6480" w:hanging="360"/>
+      </w:pPr>
+      <w:rPr>
+        <w:rFonts w:ascii="Wingdings" w:hAnsi="Wingdings" w:hint="default"/>
+      </w:rPr>
+    </w:lvl>
+  </w:abstractNum>
+  <w:abstractNum w:abstractNumId="46" w15:restartNumberingAfterBreak="0">
     <w:nsid w:val="7C7D232F"/>
     <w:multiLevelType w:val="hybridMultilevel"/>
     <w:tmpl w:val="A948B8B4"/>
@@ -7398,22 +14326,22 @@
     <w:abstractNumId w:val="4"/>
   </w:num>
   <w:num w:numId="13" w16cid:durableId="242301380">
+    <w:abstractNumId w:val="30"/>
+  </w:num>
+  <w:num w:numId="14" w16cid:durableId="1812290799">
+    <w:abstractNumId w:val="20"/>
+  </w:num>
+  <w:num w:numId="15" w16cid:durableId="487550151">
+    <w:abstractNumId w:val="26"/>
+  </w:num>
+  <w:num w:numId="16" w16cid:durableId="651715261">
     <w:abstractNumId w:val="24"/>
   </w:num>
-  <w:num w:numId="14" w16cid:durableId="1812290799">
-    <w:abstractNumId w:val="17"/>
-  </w:num>
-  <w:num w:numId="15" w16cid:durableId="487550151">
-    <w:abstractNumId w:val="20"/>
-  </w:num>
-  <w:num w:numId="16" w16cid:durableId="651715261">
-    <w:abstractNumId w:val="18"/>
-  </w:num>
   <w:num w:numId="17" w16cid:durableId="1692950856">
-    <w:abstractNumId w:val="35"/>
+    <w:abstractNumId w:val="44"/>
   </w:num>
   <w:num w:numId="18" w16cid:durableId="1344822869">
-    <w:abstractNumId w:val="33"/>
+    <w:abstractNumId w:val="42"/>
   </w:num>
   <w:num w:numId="19" w16cid:durableId="2037464318">
     <w:abstractNumId w:val="10"/>
@@ -7422,43 +14350,43 @@
     <w:abstractNumId w:val="14"/>
   </w:num>
   <w:num w:numId="21" w16cid:durableId="751507691">
-    <w:abstractNumId w:val="22"/>
+    <w:abstractNumId w:val="28"/>
   </w:num>
   <w:num w:numId="22" w16cid:durableId="2095734576">
-    <w:abstractNumId w:val="29"/>
+    <w:abstractNumId w:val="37"/>
   </w:num>
   <w:num w:numId="23" w16cid:durableId="1494177640">
+    <w:abstractNumId w:val="41"/>
+  </w:num>
+  <w:num w:numId="24" w16cid:durableId="1866362275">
     <w:abstractNumId w:val="32"/>
   </w:num>
-  <w:num w:numId="24" w16cid:durableId="1866362275">
-    <w:abstractNumId w:val="26"/>
-  </w:num>
   <w:num w:numId="25" w16cid:durableId="1825706037">
-    <w:abstractNumId w:val="25"/>
+    <w:abstractNumId w:val="31"/>
   </w:num>
   <w:num w:numId="26" w16cid:durableId="1240864411">
     <w:abstractNumId w:val="16"/>
   </w:num>
   <w:num w:numId="27" w16cid:durableId="236524990">
-    <w:abstractNumId w:val="34"/>
+    <w:abstractNumId w:val="43"/>
   </w:num>
   <w:num w:numId="28" w16cid:durableId="319190868">
     <w:abstractNumId w:val="12"/>
   </w:num>
   <w:num w:numId="29" w16cid:durableId="445927966">
-    <w:abstractNumId w:val="28"/>
+    <w:abstractNumId w:val="34"/>
   </w:num>
   <w:num w:numId="30" w16cid:durableId="1266041954">
-    <w:abstractNumId w:val="31"/>
+    <w:abstractNumId w:val="40"/>
   </w:num>
   <w:num w:numId="31" w16cid:durableId="757868963">
-    <w:abstractNumId w:val="23"/>
+    <w:abstractNumId w:val="29"/>
   </w:num>
   <w:num w:numId="32" w16cid:durableId="921529115">
-    <w:abstractNumId w:val="27"/>
+    <w:abstractNumId w:val="33"/>
   </w:num>
   <w:num w:numId="33" w16cid:durableId="1587612885">
-    <w:abstractNumId w:val="21"/>
+    <w:abstractNumId w:val="27"/>
   </w:num>
   <w:num w:numId="34" w16cid:durableId="546259520">
     <w:abstractNumId w:val="11"/>
@@ -7467,13 +14395,43 @@
     <w:abstractNumId w:val="13"/>
   </w:num>
   <w:num w:numId="36" w16cid:durableId="1705985608">
-    <w:abstractNumId w:val="30"/>
+    <w:abstractNumId w:val="38"/>
   </w:num>
   <w:num w:numId="37" w16cid:durableId="771315989">
+    <w:abstractNumId w:val="46"/>
+  </w:num>
+  <w:num w:numId="38" w16cid:durableId="659894031">
+    <w:abstractNumId w:val="25"/>
+  </w:num>
+  <w:num w:numId="39" w16cid:durableId="1033768346">
+    <w:abstractNumId w:val="45"/>
+  </w:num>
+  <w:num w:numId="40" w16cid:durableId="535974214">
+    <w:abstractNumId w:val="23"/>
+  </w:num>
+  <w:num w:numId="41" w16cid:durableId="1186014811">
+    <w:abstractNumId w:val="19"/>
+  </w:num>
+  <w:num w:numId="42" w16cid:durableId="1512332875">
+    <w:abstractNumId w:val="21"/>
+  </w:num>
+  <w:num w:numId="43" w16cid:durableId="1889149111">
+    <w:abstractNumId w:val="35"/>
+  </w:num>
+  <w:num w:numId="44" w16cid:durableId="527721390">
     <w:abstractNumId w:val="36"/>
   </w:num>
-  <w:num w:numId="38" w16cid:durableId="659894031">
-    <w:abstractNumId w:val="19"/>
+  <w:num w:numId="45" w16cid:durableId="111216898">
+    <w:abstractNumId w:val="22"/>
+  </w:num>
+  <w:num w:numId="46" w16cid:durableId="2073966238">
+    <w:abstractNumId w:val="18"/>
+  </w:num>
+  <w:num w:numId="47" w16cid:durableId="1057901398">
+    <w:abstractNumId w:val="39"/>
+  </w:num>
+  <w:num w:numId="48" w16cid:durableId="1943950261">
+    <w:abstractNumId w:val="17"/>
   </w:num>
 </w:numbering>
 </file>
@@ -7975,6 +14933,7 @@
   <w:style w:type="character" w:default="1" w:styleId="Policepardfaut">
     <w:name w:val="Default Paragraph Font"/>
     <w:uiPriority w:val="1"/>
+    <w:semiHidden/>
     <w:unhideWhenUsed/>
   </w:style>
   <w:style w:type="table" w:default="1" w:styleId="TableauNormal">
@@ -8270,6 +15229,177 @@
 </w:styles>
 </file>
 
+<file path=word/ink/ink1.xml><?xml version="1.0" encoding="utf-8"?>
+<inkml:ink xmlns:inkml="http://www.w3.org/2003/InkML">
+  <inkml:definitions>
+    <inkml:context xml:id="ctx0">
+      <inkml:inkSource xml:id="inkSrc0">
+        <inkml:traceFormat>
+          <inkml:channel name="X" type="integer" min="-2.14748E9" max="2.14748E9" units="cm"/>
+          <inkml:channel name="Y" type="integer" min="-2.14748E9" max="2.14748E9" units="cm"/>
+          <inkml:channel name="F" type="integer" max="32767" units="dev"/>
+        </inkml:traceFormat>
+        <inkml:channelProperties>
+          <inkml:channelProperty channel="X" name="resolution" value="1000" units="1/cm"/>
+          <inkml:channelProperty channel="Y" name="resolution" value="1000" units="1/cm"/>
+          <inkml:channelProperty channel="F" name="resolution" value="0" units="1/dev"/>
+        </inkml:channelProperties>
+      </inkml:inkSource>
+      <inkml:timestamp xml:id="ts0" timeString="2026-03-25T21:43:33.343"/>
+    </inkml:context>
+    <inkml:brush xml:id="br0">
+      <inkml:brushProperty name="width" value="0.1" units="cm"/>
+      <inkml:brushProperty name="height" value="0.1" units="cm"/>
+      <inkml:brushProperty name="color" value="#008C3A"/>
+    </inkml:brush>
+  </inkml:definitions>
+  <inkml:trace contextRef="#ctx0" brushRef="#br0">4428 4051 9830,'21'-11'0,"0"-2"0,-1-1 0,0 0 0,-1-2 0,-1 0 0,21-23 0,87-120 0,-110 137 0,321-523 0,-328 528 0,26-49 0,48-133 0,1-78 0,12-202 0,-92 452 0,26-92 0,-19 79 0,11-61 0,-14 3 0,-7-144 0,-3 121 0,1 95 0,-2-1 0,-1 1 0,-14-47 0,-4-28 0,7-30 0,-8-51 0,17 150 0,-2 1 0,0 0 0,-22-49 0,18 56 0,-1 1 0,-1 0 0,-1 1 0,-1 1 0,-1 0 0,-28-27 0,-130-98 0,121 104 0,-235-167 0,267 197 314,-1 0 0,-1 2-1,1 0 1,-1 2 0,-1 0-1,0 2 1,-35-5 0,-181-5 4812,224 15-4960,-570 0 8387,278 3-8524,214-3-29,15-1 0,-102 11 0,146-3 0,0 2 0,-39 15 0,-7 1 0,-426 68 0,400-74 0,-165 49 0,99-20 0,140-37 0,1 2 0,0 1 0,-55 32 0,15-8 0,9-13 0,21-10 0,40-12 0,-1 0 0,0 0 0,1 1 0,-1-1 0,1 1 0,-5 4 0,-12 10 0,-43 24 0,-132 76 0,158-98 0,-112 52 0,137-66 0,1 1 0,-20 12 0,-12 8 0,-36 12 0,-110 74 0,174-103 0,0-1 0,-25 10 0,20-11 0,15-5 0,-1-1 0,1 1 0,-1 1 0,1-1 0,0 1 0,0 0 0,0 0 0,0 0 0,-6 7 0,-39 41 0,44-46 0</inkml:trace>
+  <inkml:trace contextRef="#ctx0" brushRef="#br0" timeOffset="2062.61">1 968 9830,'107'26'4550,"97"27"-1727,-194-51-2563,-1 1 0,1 1 0,-1 0-1,0 0 1,0 1 0,-1 0-1,1 1 1,-1-1 0,0 2 0,-1-1-1,9 10 1,-16-15-215,1 0-1,-1-1 1,1 1-1,-1 0 1,1 0 0,-1 0-1,0 1 1,0-1-1,1 0 1,-1 0-1,0 0 1,0 0 0,0 0-1,0 0 1,0 0-1,0 0 1,-1 0-1,1 0 1,0 0 0,0 0-1,-1 0 1,1 0-1,-1 0 1,1 0-1,-1 0 1,1 0 0,-1 0-1,0 0 1,1 0-1,-1-1 1,0 1-1,0 0 1,1 0 0,-2 0-1,-6 6 243,0-1 1,-16 11-1,8-6 144,5-3-3,-1 0 1,0-1-1,-1 0 0,0-1 1,-26 9-1,12-7-271,0-1 0,-31 3 0,48-9-153,-1 1 0,1-1 1,-1-1-1,0 0 0,-15-2 1,23 1-58,1 1 1,-1-1 0,0 0 0,1 0-1,-1 0 1,1 0 0,0 0 0,-1 0 0,1-1-1,0 1 1,0-1 0,0 0 0,0 1-1,0-1 1,0 0 0,0 0 0,1 0-1,-1 0 1,1-1 0,-1 1 0,1 0 0,0-1-1,0 1 1,0-1 0,0 1 0,-1-6-1,-1-14-551,1-1 0,1 0 0,2-40 0,1 13-256,-2 38 814</inkml:trace>
+</inkml:ink>
+</file>
+
+<file path=word/ink/ink2.xml><?xml version="1.0" encoding="utf-8"?>
+<inkml:ink xmlns:inkml="http://www.w3.org/2003/InkML">
+  <inkml:definitions>
+    <inkml:context xml:id="ctx0">
+      <inkml:inkSource xml:id="inkSrc0">
+        <inkml:traceFormat>
+          <inkml:channel name="X" type="integer" min="-2.14748E9" max="2.14748E9" units="cm"/>
+          <inkml:channel name="Y" type="integer" min="-2.14748E9" max="2.14748E9" units="cm"/>
+          <inkml:channel name="F" type="integer" max="32767" units="dev"/>
+        </inkml:traceFormat>
+        <inkml:channelProperties>
+          <inkml:channelProperty channel="X" name="resolution" value="1000" units="1/cm"/>
+          <inkml:channelProperty channel="Y" name="resolution" value="1000" units="1/cm"/>
+          <inkml:channelProperty channel="F" name="resolution" value="0" units="1/dev"/>
+        </inkml:channelProperties>
+      </inkml:inkSource>
+      <inkml:timestamp xml:id="ts0" timeString="2026-03-25T18:40:56.235"/>
+    </inkml:context>
+    <inkml:brush xml:id="br0">
+      <inkml:brushProperty name="width" value="0.035" units="cm"/>
+      <inkml:brushProperty name="height" value="0.035" units="cm"/>
+      <inkml:brushProperty name="color" value="#E71224"/>
+    </inkml:brush>
+  </inkml:definitions>
+  <inkml:trace contextRef="#ctx0" brushRef="#br0">5 1 24575,'0'0'-8191</inkml:trace>
+  <inkml:trace contextRef="#ctx0" brushRef="#br0" timeOffset="2414.75">1 16 24575,'148'0'-1365</inkml:trace>
+</inkml:ink>
+</file>
+
+<file path=word/ink/ink3.xml><?xml version="1.0" encoding="utf-8"?>
+<inkml:ink xmlns:inkml="http://www.w3.org/2003/InkML">
+  <inkml:definitions>
+    <inkml:context xml:id="ctx0">
+      <inkml:inkSource xml:id="inkSrc0">
+        <inkml:traceFormat>
+          <inkml:channel name="X" type="integer" min="-2.14748E9" max="2.14748E9" units="cm"/>
+          <inkml:channel name="Y" type="integer" min="-2.14748E9" max="2.14748E9" units="cm"/>
+        </inkml:traceFormat>
+        <inkml:channelProperties>
+          <inkml:channelProperty channel="X" name="resolution" value="1000" units="1/cm"/>
+          <inkml:channelProperty channel="Y" name="resolution" value="1000" units="1/cm"/>
+        </inkml:channelProperties>
+      </inkml:inkSource>
+      <inkml:timestamp xml:id="ts0" timeString="2026-03-25T18:35:49.927"/>
+    </inkml:context>
+    <inkml:brush xml:id="br0">
+      <inkml:brushProperty name="width" value="0.1" units="cm"/>
+      <inkml:brushProperty name="height" value="0.2" units="cm"/>
+      <inkml:brushProperty name="color" value="#FFFC00"/>
+      <inkml:brushProperty name="tip" value="rectangle"/>
+      <inkml:brushProperty name="rasterOp" value="maskPen"/>
+      <inkml:brushProperty name="ignorePressure" value="1"/>
+    </inkml:brush>
+  </inkml:definitions>
+  <inkml:trace contextRef="#ctx0" brushRef="#br0">0 1,'11'1,"-1"0,0 1,13 3,3 1,-3-2,0 1,0 0,0 2,-1 1,0 1,23 12,-38-17,-3-1,0 0,0-1,0 1,0-1,0 0,1-1,-1 1,1-1,-1 0,1 0,-1 0,8 0,-1-1,-1 0,1-1,-1 0,1 0,-1-2,0 1,0-1,0 0,0-1,0 0,10-7,-1 1,0 1,1 1,0 1,0 1,0 1,1 0,0 2,21-2,9 1,40-2,-80 6,-4-1,1 1,0 0,-1 1,1-1,0 1,-1 1,1-1,-1 1,0 1,0-1,1 1,10 7,-12-6,0-1,0-1,-1 1,2-1,-1 0,0 0,0 0,10 0,56 1,-50-4,28 5,-7 4,-2 2,44 17,-51-15,1-1,-1-2,65 8,-87-16,-1-1,0 0,16-2,-23 2,-1-1,0 0,0 0,1 0,-1 0,0 0,0-1,0 1,0-1,-1 0,1 0,0 0,-1 0,1-1,2-3,0 0,1-2,0 1,0 0,11-9,-14 13,1 1,-1-1,1 1,0 0,0 1,0-1,0 1,0-1,0 1,7-1,50-4,0 2,95 7,-152-3,0 1,0-1,-1 1,1 0,0 0,0 1,-1-1,1 1,-1 0,6 3,12 7,-17-12,0 1,-1 0,1-1,0 0,0 0,0 0,-1 0,1-1,0 1,0-1,-1 0,1 0,-1-1,6-1,26-7,-6 9,0 2,0 0,40 9,-34-5,59 1,-75-7,0-1,27-6,-28 4,0 0,0 2,19 0,694 2,-703 3,1 0,-1 2,0 1,0 2,43 16,29 8,-75-27,1-2,-1 0,1-2,42-3,-6 0,-57 2,1-1,-1 0,1 0,0-1,-1 0,0 1,1-2,-1 1,0-1,0 0,5-4,30-13,-2 7,0 2,1 2,0 1,68-4,163 10,-142 4,-33-4,-30 0,105 10,-147-4,37 12,7 2,-41-15,-1-1,1-1,30-3,5 0,491 2,-407-12,837 13,-968-2,0 0,23-6,12-2,22 6,96 8,-42-1,513-3,-616-3,0 0,-1-1,25-7,-24 5,-1 0,1 2,26-1,137-4,99 4,-160 6,274-2,-381 1,0 0,28 8,-26-5,35 3,112 3,81 2,228-12,-333 11,838-11,-834-12,41-3,-136 9,82-6,-78 7,56 0,1181 5,-1099 16,-130-7,71-1,726-9,-844 1</inkml:trace>
+</inkml:ink>
+</file>
+
+<file path=word/ink/ink4.xml><?xml version="1.0" encoding="utf-8"?>
+<inkml:ink xmlns:inkml="http://www.w3.org/2003/InkML">
+  <inkml:definitions>
+    <inkml:context xml:id="ctx0">
+      <inkml:inkSource xml:id="inkSrc0">
+        <inkml:traceFormat>
+          <inkml:channel name="X" type="integer" min="-2.14748E9" max="2.14748E9" units="cm"/>
+          <inkml:channel name="Y" type="integer" min="-2.14748E9" max="2.14748E9" units="cm"/>
+          <inkml:channel name="F" type="integer" max="32767" units="dev"/>
+        </inkml:traceFormat>
+        <inkml:channelProperties>
+          <inkml:channelProperty channel="X" name="resolution" value="1000" units="1/cm"/>
+          <inkml:channelProperty channel="Y" name="resolution" value="1000" units="1/cm"/>
+          <inkml:channelProperty channel="F" name="resolution" value="0" units="1/dev"/>
+        </inkml:channelProperties>
+      </inkml:inkSource>
+      <inkml:timestamp xml:id="ts0" timeString="2026-03-25T18:40:25.665"/>
+    </inkml:context>
+    <inkml:brush xml:id="br0">
+      <inkml:brushProperty name="width" value="0.035" units="cm"/>
+      <inkml:brushProperty name="height" value="0.035" units="cm"/>
+      <inkml:brushProperty name="color" value="#E71224"/>
+    </inkml:brush>
+  </inkml:definitions>
+  <inkml:trace contextRef="#ctx0" brushRef="#br0">0 39 24575,'9'-1'0,"-1"0"0,0 0 0,0-1 0,10-3 0,21-5 0,168-1 0,-25 4 0,-165 7 113,0 1-1,31 5 0,-29-2-963,35 0 0,-45-4-5975</inkml:trace>
+</inkml:ink>
+</file>
+
+<file path=word/ink/ink5.xml><?xml version="1.0" encoding="utf-8"?>
+<inkml:ink xmlns:inkml="http://www.w3.org/2003/InkML">
+  <inkml:definitions>
+    <inkml:context xml:id="ctx0">
+      <inkml:inkSource xml:id="inkSrc0">
+        <inkml:traceFormat>
+          <inkml:channel name="X" type="integer" min="-2.14748E9" max="2.14748E9" units="cm"/>
+          <inkml:channel name="Y" type="integer" min="-2.14748E9" max="2.14748E9" units="cm"/>
+          <inkml:channel name="F" type="integer" max="32767" units="dev"/>
+        </inkml:traceFormat>
+        <inkml:channelProperties>
+          <inkml:channelProperty channel="X" name="resolution" value="1000" units="1/cm"/>
+          <inkml:channelProperty channel="Y" name="resolution" value="1000" units="1/cm"/>
+          <inkml:channelProperty channel="F" name="resolution" value="0" units="1/dev"/>
+        </inkml:channelProperties>
+      </inkml:inkSource>
+      <inkml:timestamp xml:id="ts0" timeString="2026-03-25T22:08:18.879"/>
+    </inkml:context>
+    <inkml:brush xml:id="br0">
+      <inkml:brushProperty name="width" value="0.035" units="cm"/>
+      <inkml:brushProperty name="height" value="0.035" units="cm"/>
+      <inkml:brushProperty name="color" value="#E71224"/>
+    </inkml:brush>
+  </inkml:definitions>
+  <inkml:trace contextRef="#ctx0" brushRef="#br0">1 68 24575,'30'-2'0,"32"-5"0,14-1 0,299-13 0,21 10 0,-240 1 0,-107 5 0,0 2 0,79 5 0,-124-1-124,0-1 0,-1 1 0,1 1 0,0-1 0,0 0 0,-1 1-1,1 0 1,-1 0 0,1 0 0,2 3 0,2 0-6702</inkml:trace>
+</inkml:ink>
+</file>
+
+<file path=word/ink/ink6.xml><?xml version="1.0" encoding="utf-8"?>
+<inkml:ink xmlns:inkml="http://www.w3.org/2003/InkML">
+  <inkml:definitions>
+    <inkml:context xml:id="ctx0">
+      <inkml:inkSource xml:id="inkSrc0">
+        <inkml:traceFormat>
+          <inkml:channel name="X" type="integer" min="-2.14748E9" max="2.14748E9" units="cm"/>
+          <inkml:channel name="Y" type="integer" min="-2.14748E9" max="2.14748E9" units="cm"/>
+          <inkml:channel name="F" type="integer" max="32767" units="dev"/>
+        </inkml:traceFormat>
+        <inkml:channelProperties>
+          <inkml:channelProperty channel="X" name="resolution" value="1000" units="1/cm"/>
+          <inkml:channelProperty channel="Y" name="resolution" value="1000" units="1/cm"/>
+          <inkml:channelProperty channel="F" name="resolution" value="0" units="1/dev"/>
+        </inkml:channelProperties>
+      </inkml:inkSource>
+      <inkml:timestamp xml:id="ts0" timeString="2026-03-25T22:08:22.863"/>
+    </inkml:context>
+    <inkml:brush xml:id="br0">
+      <inkml:brushProperty name="width" value="0.035" units="cm"/>
+      <inkml:brushProperty name="height" value="0.035" units="cm"/>
+      <inkml:brushProperty name="color" value="#E71224"/>
+    </inkml:brush>
+  </inkml:definitions>
+  <inkml:trace contextRef="#ctx0" brushRef="#br0">0 0 23181,'820'17'0</inkml:trace>
+</inkml:ink>
+</file>
+
 <file path=word/theme/theme1.xml><?xml version="1.0" encoding="utf-8"?>
 <a:theme xmlns:a="http://schemas.openxmlformats.org/drawingml/2006/main" name="Office Theme">
   <a:themeElements>
